--- a/项目文档/需求规格说明书.docx
+++ b/项目文档/需求规格说明书.docx
@@ -2565,23 +2565,7 @@
             <w:rFonts w:hint="eastAsia"/>
             <w:noProof/>
           </w:rPr>
-          <w:t>3.1.1接口</w:t>
-        </w:r>
-        <w:r>
-          <w:rPr>
-            <w:rStyle w:val="af3"/>
-            <w:rFonts w:hint="eastAsia"/>
-            <w:noProof/>
-          </w:rPr>
-          <w:t>描</w:t>
-        </w:r>
-        <w:r>
-          <w:rPr>
-            <w:rStyle w:val="af3"/>
-            <w:rFonts w:hint="eastAsia"/>
-            <w:noProof/>
-          </w:rPr>
-          <w:t>述</w:t>
+          <w:t>3.1.1接口描述</w:t>
         </w:r>
         <w:r>
           <w:rPr>
@@ -4474,7 +4458,7 @@
         <w:spacing w:before="100" w:beforeAutospacing="1" w:after="100" w:afterAutospacing="1" w:line="240" w:lineRule="auto"/>
         <w:ind w:firstLine="420"/>
         <w:rPr>
-          <w:rFonts w:ascii="宋体" w:eastAsia="宋体" w:hAnsi="宋体" w:cs="宋体"/>
+          <w:rFonts w:ascii="宋体" w:eastAsia="宋体" w:hAnsi="宋体" w:cs="宋体" w:hint="eastAsia"/>
           <w:kern w:val="0"/>
           <w:sz w:val="24"/>
           <w14:ligatures w14:val="none"/>
@@ -4496,7 +4480,7 @@
         <w:spacing w:before="100" w:beforeAutospacing="1" w:after="100" w:afterAutospacing="1" w:line="240" w:lineRule="auto"/>
         <w:ind w:firstLine="420"/>
         <w:rPr>
-          <w:rFonts w:ascii="宋体" w:eastAsia="宋体" w:hAnsi="宋体" w:cs="宋体"/>
+          <w:rFonts w:ascii="宋体" w:eastAsia="宋体" w:hAnsi="宋体" w:cs="宋体" w:hint="eastAsia"/>
           <w:kern w:val="0"/>
           <w:sz w:val="24"/>
           <w14:ligatures w14:val="none"/>
@@ -4518,7 +4502,7 @@
         <w:spacing w:before="100" w:beforeAutospacing="1" w:after="100" w:afterAutospacing="1" w:line="240" w:lineRule="auto"/>
         <w:ind w:firstLine="420"/>
         <w:rPr>
-          <w:rFonts w:ascii="宋体" w:eastAsia="宋体" w:hAnsi="宋体" w:cs="宋体"/>
+          <w:rFonts w:ascii="宋体" w:eastAsia="宋体" w:hAnsi="宋体" w:cs="宋体" w:hint="eastAsia"/>
           <w:kern w:val="0"/>
           <w:sz w:val="24"/>
           <w14:ligatures w14:val="none"/>
@@ -4593,7 +4577,7 @@
         </w:numPr>
         <w:spacing w:before="100" w:beforeAutospacing="1" w:after="100" w:afterAutospacing="1" w:line="240" w:lineRule="auto"/>
         <w:rPr>
-          <w:rFonts w:ascii="宋体" w:eastAsia="宋体" w:hAnsi="宋体" w:cs="宋体"/>
+          <w:rFonts w:ascii="宋体" w:eastAsia="宋体" w:hAnsi="宋体" w:cs="宋体" w:hint="eastAsia"/>
           <w:kern w:val="0"/>
           <w:sz w:val="24"/>
           <w14:ligatures w14:val="none"/>
@@ -4631,7 +4615,7 @@
         </w:numPr>
         <w:spacing w:before="100" w:beforeAutospacing="1" w:after="100" w:afterAutospacing="1" w:line="240" w:lineRule="auto"/>
         <w:rPr>
-          <w:rFonts w:ascii="宋体" w:eastAsia="宋体" w:hAnsi="宋体" w:cs="宋体"/>
+          <w:rFonts w:ascii="宋体" w:eastAsia="宋体" w:hAnsi="宋体" w:cs="宋体" w:hint="eastAsia"/>
           <w:kern w:val="0"/>
           <w:sz w:val="24"/>
           <w14:ligatures w14:val="none"/>
@@ -4667,7 +4651,7 @@
         </w:numPr>
         <w:spacing w:before="100" w:beforeAutospacing="1" w:after="100" w:afterAutospacing="1" w:line="240" w:lineRule="auto"/>
         <w:rPr>
-          <w:rFonts w:ascii="宋体" w:eastAsia="宋体" w:hAnsi="宋体" w:cs="宋体"/>
+          <w:rFonts w:ascii="宋体" w:eastAsia="宋体" w:hAnsi="宋体" w:cs="宋体" w:hint="eastAsia"/>
           <w:kern w:val="0"/>
           <w:sz w:val="24"/>
           <w14:ligatures w14:val="none"/>
@@ -4703,7 +4687,7 @@
         </w:numPr>
         <w:spacing w:before="100" w:beforeAutospacing="1" w:after="100" w:afterAutospacing="1" w:line="240" w:lineRule="auto"/>
         <w:rPr>
-          <w:rFonts w:ascii="宋体" w:eastAsia="宋体" w:hAnsi="宋体" w:cs="宋体"/>
+          <w:rFonts w:ascii="宋体" w:eastAsia="宋体" w:hAnsi="宋体" w:cs="宋体" w:hint="eastAsia"/>
           <w:kern w:val="0"/>
           <w:sz w:val="24"/>
           <w14:ligatures w14:val="none"/>
@@ -4739,7 +4723,7 @@
         </w:numPr>
         <w:spacing w:before="100" w:beforeAutospacing="1" w:after="100" w:afterAutospacing="1" w:line="240" w:lineRule="auto"/>
         <w:rPr>
-          <w:rFonts w:ascii="宋体" w:eastAsia="宋体" w:hAnsi="宋体" w:cs="宋体"/>
+          <w:rFonts w:ascii="宋体" w:eastAsia="宋体" w:hAnsi="宋体" w:cs="宋体" w:hint="eastAsia"/>
           <w:kern w:val="0"/>
           <w:sz w:val="24"/>
           <w14:ligatures w14:val="none"/>
@@ -4776,7 +4760,7 @@
         </w:numPr>
         <w:spacing w:before="100" w:beforeAutospacing="1" w:after="100" w:afterAutospacing="1" w:line="240" w:lineRule="auto"/>
         <w:rPr>
-          <w:rFonts w:ascii="宋体" w:eastAsia="宋体" w:hAnsi="宋体" w:cs="宋体"/>
+          <w:rFonts w:ascii="宋体" w:eastAsia="宋体" w:hAnsi="宋体" w:cs="宋体" w:hint="eastAsia"/>
           <w:kern w:val="0"/>
           <w:sz w:val="24"/>
           <w14:ligatures w14:val="none"/>
@@ -4813,7 +4797,7 @@
         </w:numPr>
         <w:spacing w:before="100" w:beforeAutospacing="1" w:after="100" w:afterAutospacing="1" w:line="240" w:lineRule="auto"/>
         <w:rPr>
-          <w:rFonts w:ascii="宋体" w:eastAsia="宋体" w:hAnsi="宋体" w:cs="宋体"/>
+          <w:rFonts w:ascii="宋体" w:eastAsia="宋体" w:hAnsi="宋体" w:cs="宋体" w:hint="eastAsia"/>
           <w:kern w:val="0"/>
           <w:sz w:val="24"/>
           <w14:ligatures w14:val="none"/>
@@ -4840,7 +4824,7 @@
         </w:numPr>
         <w:spacing w:before="100" w:beforeAutospacing="1" w:after="100" w:afterAutospacing="1" w:line="240" w:lineRule="auto"/>
         <w:rPr>
-          <w:rFonts w:ascii="宋体" w:eastAsia="宋体" w:hAnsi="宋体" w:cs="宋体"/>
+          <w:rFonts w:ascii="宋体" w:eastAsia="宋体" w:hAnsi="宋体" w:cs="宋体" w:hint="eastAsia"/>
           <w:kern w:val="0"/>
           <w:sz w:val="24"/>
           <w14:ligatures w14:val="none"/>
@@ -4865,7 +4849,7 @@
         </w:numPr>
         <w:spacing w:before="100" w:beforeAutospacing="1" w:after="100" w:afterAutospacing="1" w:line="240" w:lineRule="auto"/>
         <w:rPr>
-          <w:rFonts w:ascii="宋体" w:eastAsia="宋体" w:hAnsi="宋体" w:cs="宋体"/>
+          <w:rFonts w:ascii="宋体" w:eastAsia="宋体" w:hAnsi="宋体" w:cs="宋体" w:hint="eastAsia"/>
           <w:kern w:val="0"/>
           <w:sz w:val="24"/>
           <w14:ligatures w14:val="none"/>
@@ -4890,7 +4874,7 @@
         </w:numPr>
         <w:spacing w:before="100" w:beforeAutospacing="1" w:after="100" w:afterAutospacing="1" w:line="240" w:lineRule="auto"/>
         <w:rPr>
-          <w:rFonts w:ascii="宋体" w:eastAsia="宋体" w:hAnsi="宋体" w:cs="宋体"/>
+          <w:rFonts w:ascii="宋体" w:eastAsia="宋体" w:hAnsi="宋体" w:cs="宋体" w:hint="eastAsia"/>
           <w:kern w:val="0"/>
           <w:sz w:val="24"/>
           <w14:ligatures w14:val="none"/>
@@ -4915,7 +4899,7 @@
         </w:numPr>
         <w:spacing w:before="100" w:beforeAutospacing="1" w:after="100" w:afterAutospacing="1" w:line="240" w:lineRule="auto"/>
         <w:rPr>
-          <w:rFonts w:ascii="宋体" w:eastAsia="宋体" w:hAnsi="宋体" w:cs="宋体"/>
+          <w:rFonts w:ascii="宋体" w:eastAsia="宋体" w:hAnsi="宋体" w:cs="宋体" w:hint="eastAsia"/>
           <w:kern w:val="0"/>
           <w:sz w:val="24"/>
           <w14:ligatures w14:val="none"/>
@@ -4940,7 +4924,7 @@
         </w:numPr>
         <w:spacing w:before="100" w:beforeAutospacing="1" w:after="100" w:afterAutospacing="1" w:line="240" w:lineRule="auto"/>
         <w:rPr>
-          <w:rFonts w:ascii="宋体" w:eastAsia="宋体" w:hAnsi="宋体" w:cs="宋体"/>
+          <w:rFonts w:ascii="宋体" w:eastAsia="宋体" w:hAnsi="宋体" w:cs="宋体" w:hint="eastAsia"/>
           <w:kern w:val="0"/>
           <w:sz w:val="24"/>
           <w14:ligatures w14:val="none"/>
@@ -4965,7 +4949,7 @@
         </w:numPr>
         <w:spacing w:before="100" w:beforeAutospacing="1" w:after="100" w:afterAutospacing="1" w:line="240" w:lineRule="auto"/>
         <w:rPr>
-          <w:rFonts w:ascii="宋体" w:eastAsia="宋体" w:hAnsi="宋体" w:cs="宋体"/>
+          <w:rFonts w:ascii="宋体" w:eastAsia="宋体" w:hAnsi="宋体" w:cs="宋体" w:hint="eastAsia"/>
           <w:kern w:val="0"/>
           <w:sz w:val="24"/>
           <w14:ligatures w14:val="none"/>
@@ -4989,7 +4973,7 @@
         <w:spacing w:after="0" w:line="240" w:lineRule="auto"/>
         <w:ind w:left="840" w:firstLine="420"/>
         <w:rPr>
-          <w:rFonts w:ascii="宋体" w:eastAsia="宋体" w:hAnsi="宋体" w:cs="宋体"/>
+          <w:rFonts w:ascii="宋体" w:eastAsia="宋体" w:hAnsi="宋体" w:cs="宋体" w:hint="eastAsia"/>
           <w:kern w:val="0"/>
           <w:sz w:val="24"/>
           <w14:ligatures w14:val="none"/>
@@ -5011,7 +4995,7 @@
         <w:spacing w:after="0" w:line="240" w:lineRule="auto"/>
         <w:ind w:left="840" w:firstLine="420"/>
         <w:rPr>
-          <w:rFonts w:ascii="宋体" w:eastAsia="宋体" w:hAnsi="宋体" w:cs="宋体"/>
+          <w:rFonts w:ascii="宋体" w:eastAsia="宋体" w:hAnsi="宋体" w:cs="宋体" w:hint="eastAsia"/>
           <w:kern w:val="0"/>
           <w:sz w:val="24"/>
           <w14:ligatures w14:val="none"/>
@@ -5033,7 +5017,7 @@
         <w:spacing w:after="0" w:line="240" w:lineRule="auto"/>
         <w:ind w:left="840" w:firstLine="420"/>
         <w:rPr>
-          <w:rFonts w:ascii="宋体" w:eastAsia="宋体" w:hAnsi="宋体" w:cs="宋体"/>
+          <w:rFonts w:ascii="宋体" w:eastAsia="宋体" w:hAnsi="宋体" w:cs="宋体" w:hint="eastAsia"/>
           <w:kern w:val="0"/>
           <w:sz w:val="24"/>
           <w14:ligatures w14:val="none"/>
@@ -5058,7 +5042,7 @@
         </w:numPr>
         <w:spacing w:before="100" w:beforeAutospacing="1" w:after="100" w:afterAutospacing="1" w:line="240" w:lineRule="auto"/>
         <w:rPr>
-          <w:rFonts w:ascii="宋体" w:eastAsia="宋体" w:hAnsi="宋体" w:cs="宋体"/>
+          <w:rFonts w:ascii="宋体" w:eastAsia="宋体" w:hAnsi="宋体" w:cs="宋体" w:hint="eastAsia"/>
           <w:kern w:val="0"/>
           <w:sz w:val="24"/>
           <w14:ligatures w14:val="none"/>
@@ -5082,7 +5066,7 @@
         <w:spacing w:after="0" w:line="240" w:lineRule="auto"/>
         <w:ind w:left="840" w:firstLine="420"/>
         <w:rPr>
-          <w:rFonts w:ascii="宋体" w:eastAsia="宋体" w:hAnsi="宋体" w:cs="宋体"/>
+          <w:rFonts w:ascii="宋体" w:eastAsia="宋体" w:hAnsi="宋体" w:cs="宋体" w:hint="eastAsia"/>
           <w:kern w:val="0"/>
           <w:sz w:val="24"/>
           <w14:ligatures w14:val="none"/>
@@ -5104,7 +5088,7 @@
         <w:spacing w:after="0" w:line="240" w:lineRule="auto"/>
         <w:ind w:left="840" w:firstLine="420"/>
         <w:rPr>
-          <w:rFonts w:ascii="宋体" w:eastAsia="宋体" w:hAnsi="宋体" w:cs="宋体"/>
+          <w:rFonts w:ascii="宋体" w:eastAsia="宋体" w:hAnsi="宋体" w:cs="宋体" w:hint="eastAsia"/>
           <w:kern w:val="0"/>
           <w:sz w:val="24"/>
           <w14:ligatures w14:val="none"/>
@@ -5126,7 +5110,7 @@
         <w:spacing w:after="0" w:line="240" w:lineRule="auto"/>
         <w:ind w:left="840" w:firstLine="420"/>
         <w:rPr>
-          <w:rFonts w:ascii="宋体" w:eastAsia="宋体" w:hAnsi="宋体" w:cs="宋体"/>
+          <w:rFonts w:ascii="宋体" w:eastAsia="宋体" w:hAnsi="宋体" w:cs="宋体" w:hint="eastAsia"/>
           <w:kern w:val="0"/>
           <w:sz w:val="24"/>
           <w14:ligatures w14:val="none"/>
@@ -5151,7 +5135,7 @@
         </w:numPr>
         <w:spacing w:before="100" w:beforeAutospacing="1" w:after="100" w:afterAutospacing="1" w:line="240" w:lineRule="auto"/>
         <w:rPr>
-          <w:rFonts w:ascii="宋体" w:eastAsia="宋体" w:hAnsi="宋体" w:cs="宋体"/>
+          <w:rFonts w:ascii="宋体" w:eastAsia="宋体" w:hAnsi="宋体" w:cs="宋体" w:hint="eastAsia"/>
           <w:kern w:val="0"/>
           <w:sz w:val="24"/>
           <w14:ligatures w14:val="none"/>
@@ -5175,7 +5159,7 @@
         <w:spacing w:after="0" w:line="240" w:lineRule="auto"/>
         <w:ind w:left="1440"/>
         <w:rPr>
-          <w:rFonts w:ascii="宋体" w:eastAsia="宋体" w:hAnsi="宋体" w:cs="宋体"/>
+          <w:rFonts w:ascii="宋体" w:eastAsia="宋体" w:hAnsi="宋体" w:cs="宋体" w:hint="eastAsia"/>
           <w:kern w:val="0"/>
           <w:sz w:val="24"/>
           <w14:ligatures w14:val="none"/>
@@ -5197,7 +5181,7 @@
         <w:spacing w:after="0" w:line="240" w:lineRule="auto"/>
         <w:ind w:left="1440"/>
         <w:rPr>
-          <w:rFonts w:ascii="宋体" w:eastAsia="宋体" w:hAnsi="宋体" w:cs="宋体"/>
+          <w:rFonts w:ascii="宋体" w:eastAsia="宋体" w:hAnsi="宋体" w:cs="宋体" w:hint="eastAsia"/>
           <w:kern w:val="0"/>
           <w:sz w:val="24"/>
           <w14:ligatures w14:val="none"/>
@@ -5219,7 +5203,7 @@
         <w:spacing w:after="0" w:line="240" w:lineRule="auto"/>
         <w:ind w:left="1440"/>
         <w:rPr>
-          <w:rFonts w:ascii="宋体" w:eastAsia="宋体" w:hAnsi="宋体" w:cs="宋体"/>
+          <w:rFonts w:ascii="宋体" w:eastAsia="宋体" w:hAnsi="宋体" w:cs="宋体" w:hint="eastAsia"/>
           <w:kern w:val="0"/>
           <w:sz w:val="24"/>
           <w14:ligatures w14:val="none"/>
@@ -5265,7 +5249,7 @@
         </w:numPr>
         <w:spacing w:before="100" w:beforeAutospacing="1" w:after="100" w:afterAutospacing="1" w:line="240" w:lineRule="auto"/>
         <w:rPr>
-          <w:rFonts w:ascii="宋体" w:eastAsia="宋体" w:hAnsi="宋体" w:cs="宋体"/>
+          <w:rFonts w:ascii="宋体" w:eastAsia="宋体" w:hAnsi="宋体" w:cs="宋体" w:hint="eastAsia"/>
           <w:kern w:val="0"/>
           <w:sz w:val="24"/>
           <w14:ligatures w14:val="none"/>
@@ -5304,7 +5288,7 @@
         </w:numPr>
         <w:spacing w:before="100" w:beforeAutospacing="1" w:after="100" w:afterAutospacing="1" w:line="240" w:lineRule="auto"/>
         <w:rPr>
-          <w:rFonts w:ascii="宋体" w:eastAsia="宋体" w:hAnsi="宋体" w:cs="宋体"/>
+          <w:rFonts w:ascii="宋体" w:eastAsia="宋体" w:hAnsi="宋体" w:cs="宋体" w:hint="eastAsia"/>
           <w:kern w:val="0"/>
           <w:sz w:val="24"/>
           <w14:ligatures w14:val="none"/>
@@ -5340,7 +5324,7 @@
         </w:numPr>
         <w:spacing w:before="100" w:beforeAutospacing="1" w:after="100" w:afterAutospacing="1" w:line="240" w:lineRule="auto"/>
         <w:rPr>
-          <w:rFonts w:ascii="宋体" w:eastAsia="宋体" w:hAnsi="宋体" w:cs="宋体"/>
+          <w:rFonts w:ascii="宋体" w:eastAsia="宋体" w:hAnsi="宋体" w:cs="宋体" w:hint="eastAsia"/>
           <w:kern w:val="0"/>
           <w:sz w:val="24"/>
           <w14:ligatures w14:val="none"/>
@@ -5376,7 +5360,7 @@
         </w:numPr>
         <w:spacing w:before="100" w:beforeAutospacing="1" w:after="100" w:afterAutospacing="1" w:line="240" w:lineRule="auto"/>
         <w:rPr>
-          <w:rFonts w:ascii="宋体" w:eastAsia="宋体" w:hAnsi="宋体" w:cs="宋体"/>
+          <w:rFonts w:ascii="宋体" w:eastAsia="宋体" w:hAnsi="宋体" w:cs="宋体" w:hint="eastAsia"/>
           <w:kern w:val="0"/>
           <w:sz w:val="24"/>
           <w14:ligatures w14:val="none"/>
@@ -5412,7 +5396,7 @@
         </w:numPr>
         <w:spacing w:before="100" w:beforeAutospacing="1" w:after="100" w:afterAutospacing="1" w:line="240" w:lineRule="auto"/>
         <w:rPr>
-          <w:rFonts w:ascii="宋体" w:eastAsia="宋体" w:hAnsi="宋体" w:cs="宋体"/>
+          <w:rFonts w:ascii="宋体" w:eastAsia="宋体" w:hAnsi="宋体" w:cs="宋体" w:hint="eastAsia"/>
           <w:kern w:val="0"/>
           <w:sz w:val="24"/>
           <w14:ligatures w14:val="none"/>
@@ -5449,7 +5433,7 @@
         </w:numPr>
         <w:spacing w:before="100" w:beforeAutospacing="1" w:after="100" w:afterAutospacing="1" w:line="240" w:lineRule="auto"/>
         <w:rPr>
-          <w:rFonts w:ascii="宋体" w:eastAsia="宋体" w:hAnsi="宋体" w:cs="宋体"/>
+          <w:rFonts w:ascii="宋体" w:eastAsia="宋体" w:hAnsi="宋体" w:cs="宋体" w:hint="eastAsia"/>
           <w:kern w:val="0"/>
           <w:sz w:val="24"/>
           <w14:ligatures w14:val="none"/>
@@ -5486,7 +5470,7 @@
         </w:numPr>
         <w:spacing w:before="100" w:beforeAutospacing="1" w:after="100" w:afterAutospacing="1" w:line="240" w:lineRule="auto"/>
         <w:rPr>
-          <w:rFonts w:ascii="宋体" w:eastAsia="宋体" w:hAnsi="宋体" w:cs="宋体"/>
+          <w:rFonts w:ascii="宋体" w:eastAsia="宋体" w:hAnsi="宋体" w:cs="宋体" w:hint="eastAsia"/>
           <w:kern w:val="0"/>
           <w:sz w:val="24"/>
           <w14:ligatures w14:val="none"/>
@@ -5513,7 +5497,7 @@
         </w:numPr>
         <w:spacing w:before="100" w:beforeAutospacing="1" w:after="100" w:afterAutospacing="1" w:line="240" w:lineRule="auto"/>
         <w:rPr>
-          <w:rFonts w:ascii="宋体" w:eastAsia="宋体" w:hAnsi="宋体" w:cs="宋体"/>
+          <w:rFonts w:ascii="宋体" w:eastAsia="宋体" w:hAnsi="宋体" w:cs="宋体" w:hint="eastAsia"/>
           <w:kern w:val="0"/>
           <w:sz w:val="24"/>
           <w14:ligatures w14:val="none"/>
@@ -5538,7 +5522,7 @@
         </w:numPr>
         <w:spacing w:before="100" w:beforeAutospacing="1" w:after="100" w:afterAutospacing="1" w:line="240" w:lineRule="auto"/>
         <w:rPr>
-          <w:rFonts w:ascii="宋体" w:eastAsia="宋体" w:hAnsi="宋体" w:cs="宋体"/>
+          <w:rFonts w:ascii="宋体" w:eastAsia="宋体" w:hAnsi="宋体" w:cs="宋体" w:hint="eastAsia"/>
           <w:kern w:val="0"/>
           <w:sz w:val="24"/>
           <w14:ligatures w14:val="none"/>
@@ -5563,7 +5547,7 @@
         </w:numPr>
         <w:spacing w:before="100" w:beforeAutospacing="1" w:after="100" w:afterAutospacing="1" w:line="240" w:lineRule="auto"/>
         <w:rPr>
-          <w:rFonts w:ascii="宋体" w:eastAsia="宋体" w:hAnsi="宋体" w:cs="宋体"/>
+          <w:rFonts w:ascii="宋体" w:eastAsia="宋体" w:hAnsi="宋体" w:cs="宋体" w:hint="eastAsia"/>
           <w:kern w:val="0"/>
           <w:sz w:val="24"/>
           <w14:ligatures w14:val="none"/>
@@ -5588,7 +5572,7 @@
         </w:numPr>
         <w:spacing w:before="100" w:beforeAutospacing="1" w:after="100" w:afterAutospacing="1" w:line="240" w:lineRule="auto"/>
         <w:rPr>
-          <w:rFonts w:ascii="宋体" w:eastAsia="宋体" w:hAnsi="宋体" w:cs="宋体"/>
+          <w:rFonts w:ascii="宋体" w:eastAsia="宋体" w:hAnsi="宋体" w:cs="宋体" w:hint="eastAsia"/>
           <w:kern w:val="0"/>
           <w:sz w:val="24"/>
           <w14:ligatures w14:val="none"/>
@@ -5613,7 +5597,7 @@
         </w:numPr>
         <w:spacing w:before="100" w:beforeAutospacing="1" w:after="100" w:afterAutospacing="1" w:line="240" w:lineRule="auto"/>
         <w:rPr>
-          <w:rFonts w:ascii="宋体" w:eastAsia="宋体" w:hAnsi="宋体" w:cs="宋体"/>
+          <w:rFonts w:ascii="宋体" w:eastAsia="宋体" w:hAnsi="宋体" w:cs="宋体" w:hint="eastAsia"/>
           <w:kern w:val="0"/>
           <w:sz w:val="24"/>
           <w14:ligatures w14:val="none"/>
@@ -5638,7 +5622,7 @@
         </w:numPr>
         <w:spacing w:before="100" w:beforeAutospacing="1" w:after="100" w:afterAutospacing="1" w:line="240" w:lineRule="auto"/>
         <w:rPr>
-          <w:rFonts w:ascii="宋体" w:eastAsia="宋体" w:hAnsi="宋体" w:cs="宋体"/>
+          <w:rFonts w:ascii="宋体" w:eastAsia="宋体" w:hAnsi="宋体" w:cs="宋体" w:hint="eastAsia"/>
           <w:kern w:val="0"/>
           <w:sz w:val="24"/>
           <w14:ligatures w14:val="none"/>
@@ -5662,7 +5646,7 @@
         <w:spacing w:after="0" w:line="240" w:lineRule="auto"/>
         <w:ind w:left="1440"/>
         <w:rPr>
-          <w:rFonts w:ascii="宋体" w:eastAsia="宋体" w:hAnsi="宋体" w:cs="宋体"/>
+          <w:rFonts w:ascii="宋体" w:eastAsia="宋体" w:hAnsi="宋体" w:cs="宋体" w:hint="eastAsia"/>
           <w:kern w:val="0"/>
           <w:sz w:val="24"/>
           <w14:ligatures w14:val="none"/>
@@ -5684,7 +5668,7 @@
         <w:spacing w:after="0" w:line="240" w:lineRule="auto"/>
         <w:ind w:left="1440"/>
         <w:rPr>
-          <w:rFonts w:ascii="宋体" w:eastAsia="宋体" w:hAnsi="宋体" w:cs="宋体"/>
+          <w:rFonts w:ascii="宋体" w:eastAsia="宋体" w:hAnsi="宋体" w:cs="宋体" w:hint="eastAsia"/>
           <w:kern w:val="0"/>
           <w:sz w:val="24"/>
           <w14:ligatures w14:val="none"/>
@@ -5706,7 +5690,7 @@
         <w:spacing w:after="0" w:line="240" w:lineRule="auto"/>
         <w:ind w:left="1440"/>
         <w:rPr>
-          <w:rFonts w:ascii="宋体" w:eastAsia="宋体" w:hAnsi="宋体" w:cs="宋体"/>
+          <w:rFonts w:ascii="宋体" w:eastAsia="宋体" w:hAnsi="宋体" w:cs="宋体" w:hint="eastAsia"/>
           <w:kern w:val="0"/>
           <w:sz w:val="24"/>
           <w14:ligatures w14:val="none"/>
@@ -5731,7 +5715,7 @@
         </w:numPr>
         <w:spacing w:before="100" w:beforeAutospacing="1" w:after="100" w:afterAutospacing="1" w:line="240" w:lineRule="auto"/>
         <w:rPr>
-          <w:rFonts w:ascii="宋体" w:eastAsia="宋体" w:hAnsi="宋体" w:cs="宋体"/>
+          <w:rFonts w:ascii="宋体" w:eastAsia="宋体" w:hAnsi="宋体" w:cs="宋体" w:hint="eastAsia"/>
           <w:kern w:val="0"/>
           <w:sz w:val="24"/>
           <w14:ligatures w14:val="none"/>
@@ -5755,7 +5739,7 @@
         <w:spacing w:after="0" w:line="240" w:lineRule="auto"/>
         <w:ind w:left="1440"/>
         <w:rPr>
-          <w:rFonts w:ascii="宋体" w:eastAsia="宋体" w:hAnsi="宋体" w:cs="宋体"/>
+          <w:rFonts w:ascii="宋体" w:eastAsia="宋体" w:hAnsi="宋体" w:cs="宋体" w:hint="eastAsia"/>
           <w:kern w:val="0"/>
           <w:sz w:val="24"/>
           <w14:ligatures w14:val="none"/>
@@ -5777,7 +5761,7 @@
         <w:spacing w:after="0" w:line="240" w:lineRule="auto"/>
         <w:ind w:left="1440"/>
         <w:rPr>
-          <w:rFonts w:ascii="宋体" w:eastAsia="宋体" w:hAnsi="宋体" w:cs="宋体"/>
+          <w:rFonts w:ascii="宋体" w:eastAsia="宋体" w:hAnsi="宋体" w:cs="宋体" w:hint="eastAsia"/>
           <w:kern w:val="0"/>
           <w:sz w:val="24"/>
           <w14:ligatures w14:val="none"/>
@@ -5799,7 +5783,7 @@
         <w:spacing w:after="0" w:line="240" w:lineRule="auto"/>
         <w:ind w:left="1440"/>
         <w:rPr>
-          <w:rFonts w:ascii="宋体" w:eastAsia="宋体" w:hAnsi="宋体" w:cs="宋体"/>
+          <w:rFonts w:ascii="宋体" w:eastAsia="宋体" w:hAnsi="宋体" w:cs="宋体" w:hint="eastAsia"/>
           <w:kern w:val="0"/>
           <w:sz w:val="24"/>
           <w14:ligatures w14:val="none"/>
@@ -5824,7 +5808,7 @@
         </w:numPr>
         <w:spacing w:before="100" w:beforeAutospacing="1" w:after="100" w:afterAutospacing="1" w:line="240" w:lineRule="auto"/>
         <w:rPr>
-          <w:rFonts w:ascii="宋体" w:eastAsia="宋体" w:hAnsi="宋体" w:cs="宋体"/>
+          <w:rFonts w:ascii="宋体" w:eastAsia="宋体" w:hAnsi="宋体" w:cs="宋体" w:hint="eastAsia"/>
           <w:kern w:val="0"/>
           <w:sz w:val="24"/>
           <w14:ligatures w14:val="none"/>
@@ -5848,7 +5832,7 @@
         <w:spacing w:after="0" w:line="240" w:lineRule="auto"/>
         <w:ind w:left="1440"/>
         <w:rPr>
-          <w:rFonts w:ascii="宋体" w:eastAsia="宋体" w:hAnsi="宋体" w:cs="宋体"/>
+          <w:rFonts w:ascii="宋体" w:eastAsia="宋体" w:hAnsi="宋体" w:cs="宋体" w:hint="eastAsia"/>
           <w:kern w:val="0"/>
           <w:sz w:val="24"/>
           <w14:ligatures w14:val="none"/>
@@ -5870,7 +5854,7 @@
         <w:spacing w:after="0" w:line="240" w:lineRule="auto"/>
         <w:ind w:left="1440"/>
         <w:rPr>
-          <w:rFonts w:ascii="宋体" w:eastAsia="宋体" w:hAnsi="宋体" w:cs="宋体"/>
+          <w:rFonts w:ascii="宋体" w:eastAsia="宋体" w:hAnsi="宋体" w:cs="宋体" w:hint="eastAsia"/>
           <w:kern w:val="0"/>
           <w:sz w:val="24"/>
           <w14:ligatures w14:val="none"/>
@@ -5892,7 +5876,7 @@
         <w:spacing w:after="0" w:line="240" w:lineRule="auto"/>
         <w:ind w:left="1440"/>
         <w:rPr>
-          <w:rFonts w:ascii="宋体" w:eastAsia="宋体" w:hAnsi="宋体" w:cs="宋体"/>
+          <w:rFonts w:ascii="宋体" w:eastAsia="宋体" w:hAnsi="宋体" w:cs="宋体" w:hint="eastAsia"/>
           <w:kern w:val="0"/>
           <w:sz w:val="24"/>
           <w14:ligatures w14:val="none"/>
@@ -5940,7 +5924,7 @@
         </w:numPr>
         <w:spacing w:before="100" w:beforeAutospacing="1" w:after="100" w:afterAutospacing="1" w:line="240" w:lineRule="auto"/>
         <w:rPr>
-          <w:rFonts w:ascii="宋体" w:eastAsia="宋体" w:hAnsi="宋体" w:cs="宋体"/>
+          <w:rFonts w:ascii="宋体" w:eastAsia="宋体" w:hAnsi="宋体" w:cs="宋体" w:hint="eastAsia"/>
           <w:kern w:val="0"/>
           <w:sz w:val="24"/>
           <w14:ligatures w14:val="none"/>
@@ -5979,7 +5963,7 @@
         </w:numPr>
         <w:spacing w:before="100" w:beforeAutospacing="1" w:after="100" w:afterAutospacing="1" w:line="240" w:lineRule="auto"/>
         <w:rPr>
-          <w:rFonts w:ascii="宋体" w:eastAsia="宋体" w:hAnsi="宋体" w:cs="宋体"/>
+          <w:rFonts w:ascii="宋体" w:eastAsia="宋体" w:hAnsi="宋体" w:cs="宋体" w:hint="eastAsia"/>
           <w:kern w:val="0"/>
           <w:sz w:val="24"/>
           <w14:ligatures w14:val="none"/>
@@ -6015,7 +5999,7 @@
         </w:numPr>
         <w:spacing w:before="100" w:beforeAutospacing="1" w:after="100" w:afterAutospacing="1" w:line="240" w:lineRule="auto"/>
         <w:rPr>
-          <w:rFonts w:ascii="宋体" w:eastAsia="宋体" w:hAnsi="宋体" w:cs="宋体"/>
+          <w:rFonts w:ascii="宋体" w:eastAsia="宋体" w:hAnsi="宋体" w:cs="宋体" w:hint="eastAsia"/>
           <w:kern w:val="0"/>
           <w:sz w:val="24"/>
           <w14:ligatures w14:val="none"/>
@@ -6052,7 +6036,7 @@
         </w:numPr>
         <w:spacing w:before="100" w:beforeAutospacing="1" w:after="100" w:afterAutospacing="1" w:line="240" w:lineRule="auto"/>
         <w:rPr>
-          <w:rFonts w:ascii="宋体" w:eastAsia="宋体" w:hAnsi="宋体" w:cs="宋体"/>
+          <w:rFonts w:ascii="宋体" w:eastAsia="宋体" w:hAnsi="宋体" w:cs="宋体" w:hint="eastAsia"/>
           <w:kern w:val="0"/>
           <w:sz w:val="24"/>
           <w14:ligatures w14:val="none"/>
@@ -6088,7 +6072,7 @@
         </w:numPr>
         <w:spacing w:before="100" w:beforeAutospacing="1" w:after="100" w:afterAutospacing="1" w:line="240" w:lineRule="auto"/>
         <w:rPr>
-          <w:rFonts w:ascii="宋体" w:eastAsia="宋体" w:hAnsi="宋体" w:cs="宋体"/>
+          <w:rFonts w:ascii="宋体" w:eastAsia="宋体" w:hAnsi="宋体" w:cs="宋体" w:hint="eastAsia"/>
           <w:kern w:val="0"/>
           <w:sz w:val="24"/>
           <w14:ligatures w14:val="none"/>
@@ -6124,7 +6108,7 @@
         </w:numPr>
         <w:spacing w:before="100" w:beforeAutospacing="1" w:after="100" w:afterAutospacing="1" w:line="240" w:lineRule="auto"/>
         <w:rPr>
-          <w:rFonts w:ascii="宋体" w:eastAsia="宋体" w:hAnsi="宋体" w:cs="宋体"/>
+          <w:rFonts w:ascii="宋体" w:eastAsia="宋体" w:hAnsi="宋体" w:cs="宋体" w:hint="eastAsia"/>
           <w:kern w:val="0"/>
           <w:sz w:val="24"/>
           <w14:ligatures w14:val="none"/>
@@ -6160,7 +6144,7 @@
         </w:numPr>
         <w:spacing w:before="100" w:beforeAutospacing="1" w:after="100" w:afterAutospacing="1" w:line="240" w:lineRule="auto"/>
         <w:rPr>
-          <w:rFonts w:ascii="宋体" w:eastAsia="宋体" w:hAnsi="宋体" w:cs="宋体"/>
+          <w:rFonts w:ascii="宋体" w:eastAsia="宋体" w:hAnsi="宋体" w:cs="宋体" w:hint="eastAsia"/>
           <w:kern w:val="0"/>
           <w:sz w:val="24"/>
           <w14:ligatures w14:val="none"/>
@@ -6187,7 +6171,7 @@
         </w:numPr>
         <w:spacing w:before="100" w:beforeAutospacing="1" w:after="100" w:afterAutospacing="1" w:line="240" w:lineRule="auto"/>
         <w:rPr>
-          <w:rFonts w:ascii="宋体" w:eastAsia="宋体" w:hAnsi="宋体" w:cs="宋体"/>
+          <w:rFonts w:ascii="宋体" w:eastAsia="宋体" w:hAnsi="宋体" w:cs="宋体" w:hint="eastAsia"/>
           <w:kern w:val="0"/>
           <w:sz w:val="24"/>
           <w14:ligatures w14:val="none"/>
@@ -6212,7 +6196,7 @@
         </w:numPr>
         <w:spacing w:before="100" w:beforeAutospacing="1" w:after="100" w:afterAutospacing="1" w:line="240" w:lineRule="auto"/>
         <w:rPr>
-          <w:rFonts w:ascii="宋体" w:eastAsia="宋体" w:hAnsi="宋体" w:cs="宋体"/>
+          <w:rFonts w:ascii="宋体" w:eastAsia="宋体" w:hAnsi="宋体" w:cs="宋体" w:hint="eastAsia"/>
           <w:kern w:val="0"/>
           <w:sz w:val="24"/>
           <w14:ligatures w14:val="none"/>
@@ -6237,7 +6221,7 @@
         </w:numPr>
         <w:spacing w:before="100" w:beforeAutospacing="1" w:after="100" w:afterAutospacing="1" w:line="240" w:lineRule="auto"/>
         <w:rPr>
-          <w:rFonts w:ascii="宋体" w:eastAsia="宋体" w:hAnsi="宋体" w:cs="宋体"/>
+          <w:rFonts w:ascii="宋体" w:eastAsia="宋体" w:hAnsi="宋体" w:cs="宋体" w:hint="eastAsia"/>
           <w:kern w:val="0"/>
           <w:sz w:val="24"/>
           <w14:ligatures w14:val="none"/>
@@ -6262,7 +6246,7 @@
         </w:numPr>
         <w:spacing w:before="100" w:beforeAutospacing="1" w:after="100" w:afterAutospacing="1" w:line="240" w:lineRule="auto"/>
         <w:rPr>
-          <w:rFonts w:ascii="宋体" w:eastAsia="宋体" w:hAnsi="宋体" w:cs="宋体"/>
+          <w:rFonts w:ascii="宋体" w:eastAsia="宋体" w:hAnsi="宋体" w:cs="宋体" w:hint="eastAsia"/>
           <w:kern w:val="0"/>
           <w:sz w:val="24"/>
           <w14:ligatures w14:val="none"/>
@@ -6286,7 +6270,7 @@
         <w:spacing w:after="0" w:line="240" w:lineRule="auto"/>
         <w:ind w:left="1440"/>
         <w:rPr>
-          <w:rFonts w:ascii="宋体" w:eastAsia="宋体" w:hAnsi="宋体" w:cs="宋体"/>
+          <w:rFonts w:ascii="宋体" w:eastAsia="宋体" w:hAnsi="宋体" w:cs="宋体" w:hint="eastAsia"/>
           <w:kern w:val="0"/>
           <w:sz w:val="24"/>
           <w14:ligatures w14:val="none"/>
@@ -6308,7 +6292,7 @@
         <w:spacing w:after="0" w:line="240" w:lineRule="auto"/>
         <w:ind w:left="1440"/>
         <w:rPr>
-          <w:rFonts w:ascii="宋体" w:eastAsia="宋体" w:hAnsi="宋体" w:cs="宋体"/>
+          <w:rFonts w:ascii="宋体" w:eastAsia="宋体" w:hAnsi="宋体" w:cs="宋体" w:hint="eastAsia"/>
           <w:kern w:val="0"/>
           <w:sz w:val="24"/>
           <w14:ligatures w14:val="none"/>
@@ -6333,7 +6317,7 @@
         </w:numPr>
         <w:spacing w:before="100" w:beforeAutospacing="1" w:after="100" w:afterAutospacing="1" w:line="240" w:lineRule="auto"/>
         <w:rPr>
-          <w:rFonts w:ascii="宋体" w:eastAsia="宋体" w:hAnsi="宋体" w:cs="宋体"/>
+          <w:rFonts w:ascii="宋体" w:eastAsia="宋体" w:hAnsi="宋体" w:cs="宋体" w:hint="eastAsia"/>
           <w:kern w:val="0"/>
           <w:sz w:val="24"/>
           <w14:ligatures w14:val="none"/>
@@ -6357,7 +6341,7 @@
         <w:spacing w:after="0" w:line="240" w:lineRule="auto"/>
         <w:ind w:left="1440"/>
         <w:rPr>
-          <w:rFonts w:ascii="宋体" w:eastAsia="宋体" w:hAnsi="宋体" w:cs="宋体"/>
+          <w:rFonts w:ascii="宋体" w:eastAsia="宋体" w:hAnsi="宋体" w:cs="宋体" w:hint="eastAsia"/>
           <w:kern w:val="0"/>
           <w:sz w:val="24"/>
           <w14:ligatures w14:val="none"/>
@@ -6379,7 +6363,7 @@
         <w:spacing w:after="0" w:line="240" w:lineRule="auto"/>
         <w:ind w:left="1440"/>
         <w:rPr>
-          <w:rFonts w:ascii="宋体" w:eastAsia="宋体" w:hAnsi="宋体" w:cs="宋体"/>
+          <w:rFonts w:ascii="宋体" w:eastAsia="宋体" w:hAnsi="宋体" w:cs="宋体" w:hint="eastAsia"/>
           <w:kern w:val="0"/>
           <w:sz w:val="24"/>
           <w14:ligatures w14:val="none"/>
@@ -6404,7 +6388,7 @@
         </w:numPr>
         <w:spacing w:before="100" w:beforeAutospacing="1" w:after="100" w:afterAutospacing="1" w:line="240" w:lineRule="auto"/>
         <w:rPr>
-          <w:rFonts w:ascii="宋体" w:eastAsia="宋体" w:hAnsi="宋体" w:cs="宋体"/>
+          <w:rFonts w:ascii="宋体" w:eastAsia="宋体" w:hAnsi="宋体" w:cs="宋体" w:hint="eastAsia"/>
           <w:kern w:val="0"/>
           <w:sz w:val="24"/>
           <w14:ligatures w14:val="none"/>
@@ -6428,7 +6412,7 @@
         <w:spacing w:after="0" w:line="240" w:lineRule="auto"/>
         <w:ind w:left="1440"/>
         <w:rPr>
-          <w:rFonts w:ascii="宋体" w:eastAsia="宋体" w:hAnsi="宋体" w:cs="宋体"/>
+          <w:rFonts w:ascii="宋体" w:eastAsia="宋体" w:hAnsi="宋体" w:cs="宋体" w:hint="eastAsia"/>
           <w:kern w:val="0"/>
           <w:sz w:val="24"/>
           <w14:ligatures w14:val="none"/>
@@ -6450,7 +6434,7 @@
         <w:spacing w:after="0" w:line="240" w:lineRule="auto"/>
         <w:ind w:left="1440"/>
         <w:rPr>
-          <w:rFonts w:ascii="宋体" w:eastAsia="宋体" w:hAnsi="宋体" w:cs="宋体"/>
+          <w:rFonts w:ascii="宋体" w:eastAsia="宋体" w:hAnsi="宋体" w:cs="宋体" w:hint="eastAsia"/>
           <w:kern w:val="0"/>
           <w:sz w:val="24"/>
           <w14:ligatures w14:val="none"/>
@@ -6472,7 +6456,7 @@
         <w:spacing w:after="0" w:line="240" w:lineRule="auto"/>
         <w:ind w:left="1440"/>
         <w:rPr>
-          <w:rFonts w:ascii="宋体" w:eastAsia="宋体" w:hAnsi="宋体" w:cs="宋体"/>
+          <w:rFonts w:ascii="宋体" w:eastAsia="宋体" w:hAnsi="宋体" w:cs="宋体" w:hint="eastAsia"/>
           <w:kern w:val="0"/>
           <w:sz w:val="24"/>
           <w14:ligatures w14:val="none"/>
@@ -6517,7 +6501,7 @@
         </w:numPr>
         <w:spacing w:before="100" w:beforeAutospacing="1" w:after="100" w:afterAutospacing="1" w:line="240" w:lineRule="auto"/>
         <w:rPr>
-          <w:rFonts w:ascii="宋体" w:eastAsia="宋体" w:hAnsi="宋体" w:cs="宋体"/>
+          <w:rFonts w:ascii="宋体" w:eastAsia="宋体" w:hAnsi="宋体" w:cs="宋体" w:hint="eastAsia"/>
           <w:kern w:val="0"/>
           <w:sz w:val="24"/>
           <w14:ligatures w14:val="none"/>
@@ -6555,7 +6539,7 @@
         </w:numPr>
         <w:spacing w:before="100" w:beforeAutospacing="1" w:after="100" w:afterAutospacing="1" w:line="240" w:lineRule="auto"/>
         <w:rPr>
-          <w:rFonts w:ascii="宋体" w:eastAsia="宋体" w:hAnsi="宋体" w:cs="宋体"/>
+          <w:rFonts w:ascii="宋体" w:eastAsia="宋体" w:hAnsi="宋体" w:cs="宋体" w:hint="eastAsia"/>
           <w:kern w:val="0"/>
           <w:sz w:val="24"/>
           <w14:ligatures w14:val="none"/>
@@ -6591,7 +6575,7 @@
         </w:numPr>
         <w:spacing w:before="100" w:beforeAutospacing="1" w:after="100" w:afterAutospacing="1" w:line="240" w:lineRule="auto"/>
         <w:rPr>
-          <w:rFonts w:ascii="宋体" w:eastAsia="宋体" w:hAnsi="宋体" w:cs="宋体"/>
+          <w:rFonts w:ascii="宋体" w:eastAsia="宋体" w:hAnsi="宋体" w:cs="宋体" w:hint="eastAsia"/>
           <w:kern w:val="0"/>
           <w:sz w:val="24"/>
           <w14:ligatures w14:val="none"/>
@@ -6627,7 +6611,7 @@
         </w:numPr>
         <w:spacing w:before="100" w:beforeAutospacing="1" w:after="100" w:afterAutospacing="1" w:line="240" w:lineRule="auto"/>
         <w:rPr>
-          <w:rFonts w:ascii="宋体" w:eastAsia="宋体" w:hAnsi="宋体" w:cs="宋体"/>
+          <w:rFonts w:ascii="宋体" w:eastAsia="宋体" w:hAnsi="宋体" w:cs="宋体" w:hint="eastAsia"/>
           <w:kern w:val="0"/>
           <w:sz w:val="24"/>
           <w14:ligatures w14:val="none"/>
@@ -6663,7 +6647,7 @@
         </w:numPr>
         <w:spacing w:before="100" w:beforeAutospacing="1" w:after="100" w:afterAutospacing="1" w:line="240" w:lineRule="auto"/>
         <w:rPr>
-          <w:rFonts w:ascii="宋体" w:eastAsia="宋体" w:hAnsi="宋体" w:cs="宋体"/>
+          <w:rFonts w:ascii="宋体" w:eastAsia="宋体" w:hAnsi="宋体" w:cs="宋体" w:hint="eastAsia"/>
           <w:kern w:val="0"/>
           <w:sz w:val="24"/>
           <w14:ligatures w14:val="none"/>
@@ -6699,7 +6683,7 @@
         </w:numPr>
         <w:spacing w:before="100" w:beforeAutospacing="1" w:after="100" w:afterAutospacing="1" w:line="240" w:lineRule="auto"/>
         <w:rPr>
-          <w:rFonts w:ascii="宋体" w:eastAsia="宋体" w:hAnsi="宋体" w:cs="宋体"/>
+          <w:rFonts w:ascii="宋体" w:eastAsia="宋体" w:hAnsi="宋体" w:cs="宋体" w:hint="eastAsia"/>
           <w:kern w:val="0"/>
           <w:sz w:val="24"/>
           <w14:ligatures w14:val="none"/>
@@ -6735,7 +6719,7 @@
         </w:numPr>
         <w:spacing w:before="100" w:beforeAutospacing="1" w:after="100" w:afterAutospacing="1" w:line="240" w:lineRule="auto"/>
         <w:rPr>
-          <w:rFonts w:ascii="宋体" w:eastAsia="宋体" w:hAnsi="宋体" w:cs="宋体"/>
+          <w:rFonts w:ascii="宋体" w:eastAsia="宋体" w:hAnsi="宋体" w:cs="宋体" w:hint="eastAsia"/>
           <w:kern w:val="0"/>
           <w:sz w:val="24"/>
           <w14:ligatures w14:val="none"/>
@@ -6762,7 +6746,7 @@
         </w:numPr>
         <w:spacing w:before="100" w:beforeAutospacing="1" w:after="100" w:afterAutospacing="1" w:line="240" w:lineRule="auto"/>
         <w:rPr>
-          <w:rFonts w:ascii="宋体" w:eastAsia="宋体" w:hAnsi="宋体" w:cs="宋体"/>
+          <w:rFonts w:ascii="宋体" w:eastAsia="宋体" w:hAnsi="宋体" w:cs="宋体" w:hint="eastAsia"/>
           <w:kern w:val="0"/>
           <w:sz w:val="24"/>
           <w14:ligatures w14:val="none"/>
@@ -6787,7 +6771,7 @@
         </w:numPr>
         <w:spacing w:before="100" w:beforeAutospacing="1" w:after="100" w:afterAutospacing="1" w:line="240" w:lineRule="auto"/>
         <w:rPr>
-          <w:rFonts w:ascii="宋体" w:eastAsia="宋体" w:hAnsi="宋体" w:cs="宋体"/>
+          <w:rFonts w:ascii="宋体" w:eastAsia="宋体" w:hAnsi="宋体" w:cs="宋体" w:hint="eastAsia"/>
           <w:kern w:val="0"/>
           <w:sz w:val="24"/>
           <w14:ligatures w14:val="none"/>
@@ -6812,7 +6796,7 @@
         </w:numPr>
         <w:spacing w:before="100" w:beforeAutospacing="1" w:after="100" w:afterAutospacing="1" w:line="240" w:lineRule="auto"/>
         <w:rPr>
-          <w:rFonts w:ascii="宋体" w:eastAsia="宋体" w:hAnsi="宋体" w:cs="宋体"/>
+          <w:rFonts w:ascii="宋体" w:eastAsia="宋体" w:hAnsi="宋体" w:cs="宋体" w:hint="eastAsia"/>
           <w:kern w:val="0"/>
           <w:sz w:val="24"/>
           <w14:ligatures w14:val="none"/>
@@ -6837,7 +6821,7 @@
         </w:numPr>
         <w:spacing w:before="100" w:beforeAutospacing="1" w:after="100" w:afterAutospacing="1" w:line="240" w:lineRule="auto"/>
         <w:rPr>
-          <w:rFonts w:ascii="宋体" w:eastAsia="宋体" w:hAnsi="宋体" w:cs="宋体"/>
+          <w:rFonts w:ascii="宋体" w:eastAsia="宋体" w:hAnsi="宋体" w:cs="宋体" w:hint="eastAsia"/>
           <w:kern w:val="0"/>
           <w:sz w:val="24"/>
           <w14:ligatures w14:val="none"/>
@@ -6862,7 +6846,7 @@
         </w:numPr>
         <w:spacing w:before="100" w:beforeAutospacing="1" w:after="100" w:afterAutospacing="1" w:line="240" w:lineRule="auto"/>
         <w:rPr>
-          <w:rFonts w:ascii="宋体" w:eastAsia="宋体" w:hAnsi="宋体" w:cs="宋体"/>
+          <w:rFonts w:ascii="宋体" w:eastAsia="宋体" w:hAnsi="宋体" w:cs="宋体" w:hint="eastAsia"/>
           <w:kern w:val="0"/>
           <w:sz w:val="24"/>
           <w14:ligatures w14:val="none"/>
@@ -6886,7 +6870,7 @@
         <w:spacing w:after="0" w:line="240" w:lineRule="auto"/>
         <w:ind w:left="1440"/>
         <w:rPr>
-          <w:rFonts w:ascii="宋体" w:eastAsia="宋体" w:hAnsi="宋体" w:cs="宋体"/>
+          <w:rFonts w:ascii="宋体" w:eastAsia="宋体" w:hAnsi="宋体" w:cs="宋体" w:hint="eastAsia"/>
           <w:kern w:val="0"/>
           <w:sz w:val="24"/>
           <w14:ligatures w14:val="none"/>
@@ -6908,7 +6892,7 @@
         <w:spacing w:after="0" w:line="240" w:lineRule="auto"/>
         <w:ind w:left="1440"/>
         <w:rPr>
-          <w:rFonts w:ascii="宋体" w:eastAsia="宋体" w:hAnsi="宋体" w:cs="宋体"/>
+          <w:rFonts w:ascii="宋体" w:eastAsia="宋体" w:hAnsi="宋体" w:cs="宋体" w:hint="eastAsia"/>
           <w:kern w:val="0"/>
           <w:sz w:val="24"/>
           <w14:ligatures w14:val="none"/>
@@ -6933,7 +6917,7 @@
         </w:numPr>
         <w:spacing w:before="100" w:beforeAutospacing="1" w:after="100" w:afterAutospacing="1" w:line="240" w:lineRule="auto"/>
         <w:rPr>
-          <w:rFonts w:ascii="宋体" w:eastAsia="宋体" w:hAnsi="宋体" w:cs="宋体"/>
+          <w:rFonts w:ascii="宋体" w:eastAsia="宋体" w:hAnsi="宋体" w:cs="宋体" w:hint="eastAsia"/>
           <w:kern w:val="0"/>
           <w:sz w:val="24"/>
           <w14:ligatures w14:val="none"/>
@@ -6957,7 +6941,7 @@
         <w:spacing w:after="0" w:line="240" w:lineRule="auto"/>
         <w:ind w:left="1440"/>
         <w:rPr>
-          <w:rFonts w:ascii="宋体" w:eastAsia="宋体" w:hAnsi="宋体" w:cs="宋体"/>
+          <w:rFonts w:ascii="宋体" w:eastAsia="宋体" w:hAnsi="宋体" w:cs="宋体" w:hint="eastAsia"/>
           <w:kern w:val="0"/>
           <w:sz w:val="24"/>
           <w14:ligatures w14:val="none"/>
@@ -6980,7 +6964,7 @@
         <w:spacing w:after="0" w:line="240" w:lineRule="auto"/>
         <w:ind w:left="1440"/>
         <w:rPr>
-          <w:rFonts w:ascii="宋体" w:eastAsia="宋体" w:hAnsi="宋体" w:cs="宋体"/>
+          <w:rFonts w:ascii="宋体" w:eastAsia="宋体" w:hAnsi="宋体" w:cs="宋体" w:hint="eastAsia"/>
           <w:kern w:val="0"/>
           <w:sz w:val="24"/>
           <w14:ligatures w14:val="none"/>
@@ -7005,7 +6989,7 @@
         </w:numPr>
         <w:spacing w:before="100" w:beforeAutospacing="1" w:after="100" w:afterAutospacing="1" w:line="240" w:lineRule="auto"/>
         <w:rPr>
-          <w:rFonts w:ascii="宋体" w:eastAsia="宋体" w:hAnsi="宋体" w:cs="宋体"/>
+          <w:rFonts w:ascii="宋体" w:eastAsia="宋体" w:hAnsi="宋体" w:cs="宋体" w:hint="eastAsia"/>
           <w:kern w:val="0"/>
           <w:sz w:val="24"/>
           <w14:ligatures w14:val="none"/>
@@ -7029,7 +7013,7 @@
         <w:spacing w:after="0" w:line="240" w:lineRule="auto"/>
         <w:ind w:left="1440"/>
         <w:rPr>
-          <w:rFonts w:ascii="宋体" w:eastAsia="宋体" w:hAnsi="宋体" w:cs="宋体"/>
+          <w:rFonts w:ascii="宋体" w:eastAsia="宋体" w:hAnsi="宋体" w:cs="宋体" w:hint="eastAsia"/>
           <w:kern w:val="0"/>
           <w:sz w:val="24"/>
           <w14:ligatures w14:val="none"/>
@@ -7051,7 +7035,7 @@
         <w:spacing w:after="0" w:line="240" w:lineRule="auto"/>
         <w:ind w:left="1440"/>
         <w:rPr>
-          <w:rFonts w:ascii="宋体" w:eastAsia="宋体" w:hAnsi="宋体" w:cs="宋体"/>
+          <w:rFonts w:ascii="宋体" w:eastAsia="宋体" w:hAnsi="宋体" w:cs="宋体" w:hint="eastAsia"/>
           <w:kern w:val="0"/>
           <w:sz w:val="24"/>
           <w14:ligatures w14:val="none"/>
@@ -7073,7 +7057,7 @@
         <w:spacing w:after="0" w:line="240" w:lineRule="auto"/>
         <w:ind w:left="1440"/>
         <w:rPr>
-          <w:rFonts w:ascii="宋体" w:eastAsia="宋体" w:hAnsi="宋体" w:cs="宋体"/>
+          <w:rFonts w:ascii="宋体" w:eastAsia="宋体" w:hAnsi="宋体" w:cs="宋体" w:hint="eastAsia"/>
           <w:kern w:val="0"/>
           <w:sz w:val="24"/>
           <w14:ligatures w14:val="none"/>
@@ -7118,7 +7102,7 @@
         </w:numPr>
         <w:spacing w:before="100" w:beforeAutospacing="1" w:after="100" w:afterAutospacing="1" w:line="240" w:lineRule="auto"/>
         <w:rPr>
-          <w:rFonts w:ascii="宋体" w:eastAsia="宋体" w:hAnsi="宋体" w:cs="宋体"/>
+          <w:rFonts w:ascii="宋体" w:eastAsia="宋体" w:hAnsi="宋体" w:cs="宋体" w:hint="eastAsia"/>
           <w:kern w:val="0"/>
           <w:sz w:val="24"/>
           <w14:ligatures w14:val="none"/>
@@ -7156,7 +7140,7 @@
         </w:numPr>
         <w:spacing w:before="100" w:beforeAutospacing="1" w:after="100" w:afterAutospacing="1" w:line="240" w:lineRule="auto"/>
         <w:rPr>
-          <w:rFonts w:ascii="宋体" w:eastAsia="宋体" w:hAnsi="宋体" w:cs="宋体"/>
+          <w:rFonts w:ascii="宋体" w:eastAsia="宋体" w:hAnsi="宋体" w:cs="宋体" w:hint="eastAsia"/>
           <w:kern w:val="0"/>
           <w:sz w:val="24"/>
           <w14:ligatures w14:val="none"/>
@@ -7192,7 +7176,7 @@
         </w:numPr>
         <w:spacing w:before="100" w:beforeAutospacing="1" w:after="100" w:afterAutospacing="1" w:line="240" w:lineRule="auto"/>
         <w:rPr>
-          <w:rFonts w:ascii="宋体" w:eastAsia="宋体" w:hAnsi="宋体" w:cs="宋体"/>
+          <w:rFonts w:ascii="宋体" w:eastAsia="宋体" w:hAnsi="宋体" w:cs="宋体" w:hint="eastAsia"/>
           <w:kern w:val="0"/>
           <w:sz w:val="24"/>
           <w14:ligatures w14:val="none"/>
@@ -7228,7 +7212,7 @@
         </w:numPr>
         <w:spacing w:before="100" w:beforeAutospacing="1" w:after="100" w:afterAutospacing="1" w:line="240" w:lineRule="auto"/>
         <w:rPr>
-          <w:rFonts w:ascii="宋体" w:eastAsia="宋体" w:hAnsi="宋体" w:cs="宋体"/>
+          <w:rFonts w:ascii="宋体" w:eastAsia="宋体" w:hAnsi="宋体" w:cs="宋体" w:hint="eastAsia"/>
           <w:kern w:val="0"/>
           <w:sz w:val="24"/>
           <w14:ligatures w14:val="none"/>
@@ -7264,7 +7248,7 @@
         </w:numPr>
         <w:spacing w:before="100" w:beforeAutospacing="1" w:after="100" w:afterAutospacing="1" w:line="240" w:lineRule="auto"/>
         <w:rPr>
-          <w:rFonts w:ascii="宋体" w:eastAsia="宋体" w:hAnsi="宋体" w:cs="宋体"/>
+          <w:rFonts w:ascii="宋体" w:eastAsia="宋体" w:hAnsi="宋体" w:cs="宋体" w:hint="eastAsia"/>
           <w:kern w:val="0"/>
           <w:sz w:val="24"/>
           <w14:ligatures w14:val="none"/>
@@ -7300,7 +7284,7 @@
         </w:numPr>
         <w:spacing w:before="100" w:beforeAutospacing="1" w:after="100" w:afterAutospacing="1" w:line="240" w:lineRule="auto"/>
         <w:rPr>
-          <w:rFonts w:ascii="宋体" w:eastAsia="宋体" w:hAnsi="宋体" w:cs="宋体"/>
+          <w:rFonts w:ascii="宋体" w:eastAsia="宋体" w:hAnsi="宋体" w:cs="宋体" w:hint="eastAsia"/>
           <w:kern w:val="0"/>
           <w:sz w:val="24"/>
           <w14:ligatures w14:val="none"/>
@@ -7336,7 +7320,7 @@
         </w:numPr>
         <w:spacing w:before="100" w:beforeAutospacing="1" w:after="100" w:afterAutospacing="1" w:line="240" w:lineRule="auto"/>
         <w:rPr>
-          <w:rFonts w:ascii="宋体" w:eastAsia="宋体" w:hAnsi="宋体" w:cs="宋体"/>
+          <w:rFonts w:ascii="宋体" w:eastAsia="宋体" w:hAnsi="宋体" w:cs="宋体" w:hint="eastAsia"/>
           <w:kern w:val="0"/>
           <w:sz w:val="24"/>
           <w14:ligatures w14:val="none"/>
@@ -7363,7 +7347,7 @@
         </w:numPr>
         <w:spacing w:before="100" w:beforeAutospacing="1" w:after="100" w:afterAutospacing="1" w:line="240" w:lineRule="auto"/>
         <w:rPr>
-          <w:rFonts w:ascii="宋体" w:eastAsia="宋体" w:hAnsi="宋体" w:cs="宋体"/>
+          <w:rFonts w:ascii="宋体" w:eastAsia="宋体" w:hAnsi="宋体" w:cs="宋体" w:hint="eastAsia"/>
           <w:kern w:val="0"/>
           <w:sz w:val="24"/>
           <w14:ligatures w14:val="none"/>
@@ -7388,7 +7372,7 @@
         </w:numPr>
         <w:spacing w:before="100" w:beforeAutospacing="1" w:after="100" w:afterAutospacing="1" w:line="240" w:lineRule="auto"/>
         <w:rPr>
-          <w:rFonts w:ascii="宋体" w:eastAsia="宋体" w:hAnsi="宋体" w:cs="宋体"/>
+          <w:rFonts w:ascii="宋体" w:eastAsia="宋体" w:hAnsi="宋体" w:cs="宋体" w:hint="eastAsia"/>
           <w:kern w:val="0"/>
           <w:sz w:val="24"/>
           <w14:ligatures w14:val="none"/>
@@ -7413,7 +7397,7 @@
         </w:numPr>
         <w:spacing w:before="100" w:beforeAutospacing="1" w:after="100" w:afterAutospacing="1" w:line="240" w:lineRule="auto"/>
         <w:rPr>
-          <w:rFonts w:ascii="宋体" w:eastAsia="宋体" w:hAnsi="宋体" w:cs="宋体"/>
+          <w:rFonts w:ascii="宋体" w:eastAsia="宋体" w:hAnsi="宋体" w:cs="宋体" w:hint="eastAsia"/>
           <w:kern w:val="0"/>
           <w:sz w:val="24"/>
           <w14:ligatures w14:val="none"/>
@@ -7438,7 +7422,7 @@
         </w:numPr>
         <w:spacing w:before="100" w:beforeAutospacing="1" w:after="100" w:afterAutospacing="1" w:line="240" w:lineRule="auto"/>
         <w:rPr>
-          <w:rFonts w:ascii="宋体" w:eastAsia="宋体" w:hAnsi="宋体" w:cs="宋体"/>
+          <w:rFonts w:ascii="宋体" w:eastAsia="宋体" w:hAnsi="宋体" w:cs="宋体" w:hint="eastAsia"/>
           <w:kern w:val="0"/>
           <w:sz w:val="24"/>
           <w14:ligatures w14:val="none"/>
@@ -7462,7 +7446,7 @@
         <w:spacing w:after="0" w:line="240" w:lineRule="auto"/>
         <w:ind w:left="1440"/>
         <w:rPr>
-          <w:rFonts w:ascii="宋体" w:eastAsia="宋体" w:hAnsi="宋体" w:cs="宋体"/>
+          <w:rFonts w:ascii="宋体" w:eastAsia="宋体" w:hAnsi="宋体" w:cs="宋体" w:hint="eastAsia"/>
           <w:kern w:val="0"/>
           <w:sz w:val="24"/>
           <w14:ligatures w14:val="none"/>
@@ -7484,7 +7468,7 @@
         <w:spacing w:after="0" w:line="240" w:lineRule="auto"/>
         <w:ind w:left="1440"/>
         <w:rPr>
-          <w:rFonts w:ascii="宋体" w:eastAsia="宋体" w:hAnsi="宋体" w:cs="宋体"/>
+          <w:rFonts w:ascii="宋体" w:eastAsia="宋体" w:hAnsi="宋体" w:cs="宋体" w:hint="eastAsia"/>
           <w:kern w:val="0"/>
           <w:sz w:val="24"/>
           <w14:ligatures w14:val="none"/>
@@ -7509,7 +7493,7 @@
         </w:numPr>
         <w:spacing w:before="100" w:beforeAutospacing="1" w:after="100" w:afterAutospacing="1" w:line="240" w:lineRule="auto"/>
         <w:rPr>
-          <w:rFonts w:ascii="宋体" w:eastAsia="宋体" w:hAnsi="宋体" w:cs="宋体"/>
+          <w:rFonts w:ascii="宋体" w:eastAsia="宋体" w:hAnsi="宋体" w:cs="宋体" w:hint="eastAsia"/>
           <w:kern w:val="0"/>
           <w:sz w:val="24"/>
           <w14:ligatures w14:val="none"/>
@@ -7533,7 +7517,7 @@
         <w:spacing w:after="0" w:line="240" w:lineRule="auto"/>
         <w:ind w:left="1440"/>
         <w:rPr>
-          <w:rFonts w:ascii="宋体" w:eastAsia="宋体" w:hAnsi="宋体" w:cs="宋体"/>
+          <w:rFonts w:ascii="宋体" w:eastAsia="宋体" w:hAnsi="宋体" w:cs="宋体" w:hint="eastAsia"/>
           <w:kern w:val="0"/>
           <w:sz w:val="24"/>
           <w14:ligatures w14:val="none"/>
@@ -7555,7 +7539,7 @@
         <w:spacing w:after="0" w:line="240" w:lineRule="auto"/>
         <w:ind w:left="1440"/>
         <w:rPr>
-          <w:rFonts w:ascii="宋体" w:eastAsia="宋体" w:hAnsi="宋体" w:cs="宋体"/>
+          <w:rFonts w:ascii="宋体" w:eastAsia="宋体" w:hAnsi="宋体" w:cs="宋体" w:hint="eastAsia"/>
           <w:kern w:val="0"/>
           <w:sz w:val="24"/>
           <w14:ligatures w14:val="none"/>
@@ -7580,7 +7564,7 @@
         </w:numPr>
         <w:spacing w:before="100" w:beforeAutospacing="1" w:after="100" w:afterAutospacing="1" w:line="240" w:lineRule="auto"/>
         <w:rPr>
-          <w:rFonts w:ascii="宋体" w:eastAsia="宋体" w:hAnsi="宋体" w:cs="宋体"/>
+          <w:rFonts w:ascii="宋体" w:eastAsia="宋体" w:hAnsi="宋体" w:cs="宋体" w:hint="eastAsia"/>
           <w:kern w:val="0"/>
           <w:sz w:val="24"/>
           <w14:ligatures w14:val="none"/>
@@ -7604,7 +7588,7 @@
         <w:spacing w:after="0" w:line="240" w:lineRule="auto"/>
         <w:ind w:left="1440"/>
         <w:rPr>
-          <w:rFonts w:ascii="宋体" w:eastAsia="宋体" w:hAnsi="宋体" w:cs="宋体"/>
+          <w:rFonts w:ascii="宋体" w:eastAsia="宋体" w:hAnsi="宋体" w:cs="宋体" w:hint="eastAsia"/>
           <w:kern w:val="0"/>
           <w:sz w:val="24"/>
           <w14:ligatures w14:val="none"/>
@@ -7626,7 +7610,7 @@
         <w:spacing w:after="0" w:line="240" w:lineRule="auto"/>
         <w:ind w:left="1440"/>
         <w:rPr>
-          <w:rFonts w:ascii="宋体" w:eastAsia="宋体" w:hAnsi="宋体" w:cs="宋体"/>
+          <w:rFonts w:ascii="宋体" w:eastAsia="宋体" w:hAnsi="宋体" w:cs="宋体" w:hint="eastAsia"/>
           <w:kern w:val="0"/>
           <w:sz w:val="24"/>
           <w14:ligatures w14:val="none"/>
@@ -7648,7 +7632,7 @@
         <w:spacing w:after="0" w:line="240" w:lineRule="auto"/>
         <w:ind w:left="1440"/>
         <w:rPr>
-          <w:rFonts w:ascii="宋体" w:eastAsia="宋体" w:hAnsi="宋体" w:cs="宋体"/>
+          <w:rFonts w:ascii="宋体" w:eastAsia="宋体" w:hAnsi="宋体" w:cs="宋体" w:hint="eastAsia"/>
           <w:kern w:val="0"/>
           <w:sz w:val="24"/>
           <w14:ligatures w14:val="none"/>
@@ -7699,7 +7683,7 @@
         </w:numPr>
         <w:spacing w:before="100" w:beforeAutospacing="1" w:after="100" w:afterAutospacing="1" w:line="240" w:lineRule="auto"/>
         <w:rPr>
-          <w:rFonts w:ascii="宋体" w:eastAsia="宋体" w:hAnsi="宋体" w:cs="宋体"/>
+          <w:rFonts w:ascii="宋体" w:eastAsia="宋体" w:hAnsi="宋体" w:cs="宋体" w:hint="eastAsia"/>
           <w:kern w:val="0"/>
           <w:sz w:val="24"/>
           <w14:ligatures w14:val="none"/>
@@ -7737,7 +7721,7 @@
         </w:numPr>
         <w:spacing w:before="100" w:beforeAutospacing="1" w:after="100" w:afterAutospacing="1" w:line="240" w:lineRule="auto"/>
         <w:rPr>
-          <w:rFonts w:ascii="宋体" w:eastAsia="宋体" w:hAnsi="宋体" w:cs="宋体"/>
+          <w:rFonts w:ascii="宋体" w:eastAsia="宋体" w:hAnsi="宋体" w:cs="宋体" w:hint="eastAsia"/>
           <w:kern w:val="0"/>
           <w:sz w:val="24"/>
           <w14:ligatures w14:val="none"/>
@@ -7774,7 +7758,7 @@
         </w:numPr>
         <w:spacing w:before="100" w:beforeAutospacing="1" w:after="100" w:afterAutospacing="1" w:line="240" w:lineRule="auto"/>
         <w:rPr>
-          <w:rFonts w:ascii="宋体" w:eastAsia="宋体" w:hAnsi="宋体" w:cs="宋体"/>
+          <w:rFonts w:ascii="宋体" w:eastAsia="宋体" w:hAnsi="宋体" w:cs="宋体" w:hint="eastAsia"/>
           <w:kern w:val="0"/>
           <w:sz w:val="24"/>
           <w14:ligatures w14:val="none"/>
@@ -7810,7 +7794,7 @@
         </w:numPr>
         <w:spacing w:before="100" w:beforeAutospacing="1" w:after="100" w:afterAutospacing="1" w:line="240" w:lineRule="auto"/>
         <w:rPr>
-          <w:rFonts w:ascii="宋体" w:eastAsia="宋体" w:hAnsi="宋体" w:cs="宋体"/>
+          <w:rFonts w:ascii="宋体" w:eastAsia="宋体" w:hAnsi="宋体" w:cs="宋体" w:hint="eastAsia"/>
           <w:kern w:val="0"/>
           <w:sz w:val="24"/>
           <w14:ligatures w14:val="none"/>
@@ -7846,7 +7830,7 @@
         </w:numPr>
         <w:spacing w:before="100" w:beforeAutospacing="1" w:after="100" w:afterAutospacing="1" w:line="240" w:lineRule="auto"/>
         <w:rPr>
-          <w:rFonts w:ascii="宋体" w:eastAsia="宋体" w:hAnsi="宋体" w:cs="宋体"/>
+          <w:rFonts w:ascii="宋体" w:eastAsia="宋体" w:hAnsi="宋体" w:cs="宋体" w:hint="eastAsia"/>
           <w:kern w:val="0"/>
           <w:sz w:val="24"/>
           <w14:ligatures w14:val="none"/>
@@ -7882,7 +7866,7 @@
         </w:numPr>
         <w:spacing w:before="100" w:beforeAutospacing="1" w:after="100" w:afterAutospacing="1" w:line="240" w:lineRule="auto"/>
         <w:rPr>
-          <w:rFonts w:ascii="宋体" w:eastAsia="宋体" w:hAnsi="宋体" w:cs="宋体"/>
+          <w:rFonts w:ascii="宋体" w:eastAsia="宋体" w:hAnsi="宋体" w:cs="宋体" w:hint="eastAsia"/>
           <w:kern w:val="0"/>
           <w:sz w:val="24"/>
           <w14:ligatures w14:val="none"/>
@@ -7918,7 +7902,7 @@
         </w:numPr>
         <w:spacing w:before="100" w:beforeAutospacing="1" w:after="100" w:afterAutospacing="1" w:line="240" w:lineRule="auto"/>
         <w:rPr>
-          <w:rFonts w:ascii="宋体" w:eastAsia="宋体" w:hAnsi="宋体" w:cs="宋体"/>
+          <w:rFonts w:ascii="宋体" w:eastAsia="宋体" w:hAnsi="宋体" w:cs="宋体" w:hint="eastAsia"/>
           <w:kern w:val="0"/>
           <w:sz w:val="24"/>
           <w14:ligatures w14:val="none"/>
@@ -7945,7 +7929,7 @@
         </w:numPr>
         <w:spacing w:before="100" w:beforeAutospacing="1" w:after="100" w:afterAutospacing="1" w:line="240" w:lineRule="auto"/>
         <w:rPr>
-          <w:rFonts w:ascii="宋体" w:eastAsia="宋体" w:hAnsi="宋体" w:cs="宋体"/>
+          <w:rFonts w:ascii="宋体" w:eastAsia="宋体" w:hAnsi="宋体" w:cs="宋体" w:hint="eastAsia"/>
           <w:kern w:val="0"/>
           <w:sz w:val="24"/>
           <w14:ligatures w14:val="none"/>
@@ -7970,7 +7954,7 @@
         </w:numPr>
         <w:spacing w:before="100" w:beforeAutospacing="1" w:after="100" w:afterAutospacing="1" w:line="240" w:lineRule="auto"/>
         <w:rPr>
-          <w:rFonts w:ascii="宋体" w:eastAsia="宋体" w:hAnsi="宋体" w:cs="宋体"/>
+          <w:rFonts w:ascii="宋体" w:eastAsia="宋体" w:hAnsi="宋体" w:cs="宋体" w:hint="eastAsia"/>
           <w:kern w:val="0"/>
           <w:sz w:val="24"/>
           <w14:ligatures w14:val="none"/>
@@ -7995,7 +7979,7 @@
         </w:numPr>
         <w:spacing w:before="100" w:beforeAutospacing="1" w:after="100" w:afterAutospacing="1" w:line="240" w:lineRule="auto"/>
         <w:rPr>
-          <w:rFonts w:ascii="宋体" w:eastAsia="宋体" w:hAnsi="宋体" w:cs="宋体"/>
+          <w:rFonts w:ascii="宋体" w:eastAsia="宋体" w:hAnsi="宋体" w:cs="宋体" w:hint="eastAsia"/>
           <w:kern w:val="0"/>
           <w:sz w:val="24"/>
           <w14:ligatures w14:val="none"/>
@@ -8020,7 +8004,7 @@
         </w:numPr>
         <w:spacing w:before="100" w:beforeAutospacing="1" w:after="100" w:afterAutospacing="1" w:line="240" w:lineRule="auto"/>
         <w:rPr>
-          <w:rFonts w:ascii="宋体" w:eastAsia="宋体" w:hAnsi="宋体" w:cs="宋体"/>
+          <w:rFonts w:ascii="宋体" w:eastAsia="宋体" w:hAnsi="宋体" w:cs="宋体" w:hint="eastAsia"/>
           <w:kern w:val="0"/>
           <w:sz w:val="24"/>
           <w14:ligatures w14:val="none"/>
@@ -8045,7 +8029,7 @@
         </w:numPr>
         <w:spacing w:before="100" w:beforeAutospacing="1" w:after="100" w:afterAutospacing="1" w:line="240" w:lineRule="auto"/>
         <w:rPr>
-          <w:rFonts w:ascii="宋体" w:eastAsia="宋体" w:hAnsi="宋体" w:cs="宋体"/>
+          <w:rFonts w:ascii="宋体" w:eastAsia="宋体" w:hAnsi="宋体" w:cs="宋体" w:hint="eastAsia"/>
           <w:kern w:val="0"/>
           <w:sz w:val="24"/>
           <w14:ligatures w14:val="none"/>
@@ -8069,7 +8053,7 @@
         <w:spacing w:after="0" w:line="240" w:lineRule="auto"/>
         <w:ind w:left="1440"/>
         <w:rPr>
-          <w:rFonts w:ascii="宋体" w:eastAsia="宋体" w:hAnsi="宋体" w:cs="宋体"/>
+          <w:rFonts w:ascii="宋体" w:eastAsia="宋体" w:hAnsi="宋体" w:cs="宋体" w:hint="eastAsia"/>
           <w:kern w:val="0"/>
           <w:sz w:val="24"/>
           <w14:ligatures w14:val="none"/>
@@ -8091,7 +8075,7 @@
         <w:spacing w:after="0" w:line="240" w:lineRule="auto"/>
         <w:ind w:left="1440"/>
         <w:rPr>
-          <w:rFonts w:ascii="宋体" w:eastAsia="宋体" w:hAnsi="宋体" w:cs="宋体"/>
+          <w:rFonts w:ascii="宋体" w:eastAsia="宋体" w:hAnsi="宋体" w:cs="宋体" w:hint="eastAsia"/>
           <w:kern w:val="0"/>
           <w:sz w:val="24"/>
           <w14:ligatures w14:val="none"/>
@@ -8116,7 +8100,7 @@
         </w:numPr>
         <w:spacing w:before="100" w:beforeAutospacing="1" w:after="100" w:afterAutospacing="1" w:line="240" w:lineRule="auto"/>
         <w:rPr>
-          <w:rFonts w:ascii="宋体" w:eastAsia="宋体" w:hAnsi="宋体" w:cs="宋体"/>
+          <w:rFonts w:ascii="宋体" w:eastAsia="宋体" w:hAnsi="宋体" w:cs="宋体" w:hint="eastAsia"/>
           <w:kern w:val="0"/>
           <w:sz w:val="24"/>
           <w14:ligatures w14:val="none"/>
@@ -8140,7 +8124,7 @@
         <w:spacing w:after="0" w:line="240" w:lineRule="auto"/>
         <w:ind w:left="1440"/>
         <w:rPr>
-          <w:rFonts w:ascii="宋体" w:eastAsia="宋体" w:hAnsi="宋体" w:cs="宋体"/>
+          <w:rFonts w:ascii="宋体" w:eastAsia="宋体" w:hAnsi="宋体" w:cs="宋体" w:hint="eastAsia"/>
           <w:kern w:val="0"/>
           <w:sz w:val="24"/>
           <w14:ligatures w14:val="none"/>
@@ -8162,7 +8146,7 @@
         <w:spacing w:after="0" w:line="240" w:lineRule="auto"/>
         <w:ind w:left="1440"/>
         <w:rPr>
-          <w:rFonts w:ascii="宋体" w:eastAsia="宋体" w:hAnsi="宋体" w:cs="宋体"/>
+          <w:rFonts w:ascii="宋体" w:eastAsia="宋体" w:hAnsi="宋体" w:cs="宋体" w:hint="eastAsia"/>
           <w:kern w:val="0"/>
           <w:sz w:val="24"/>
           <w14:ligatures w14:val="none"/>
@@ -8184,7 +8168,7 @@
         <w:spacing w:after="0" w:line="240" w:lineRule="auto"/>
         <w:ind w:left="1440"/>
         <w:rPr>
-          <w:rFonts w:ascii="宋体" w:eastAsia="宋体" w:hAnsi="宋体" w:cs="宋体"/>
+          <w:rFonts w:ascii="宋体" w:eastAsia="宋体" w:hAnsi="宋体" w:cs="宋体" w:hint="eastAsia"/>
           <w:kern w:val="0"/>
           <w:sz w:val="24"/>
           <w14:ligatures w14:val="none"/>
@@ -8209,7 +8193,7 @@
         </w:numPr>
         <w:spacing w:before="100" w:beforeAutospacing="1" w:after="100" w:afterAutospacing="1" w:line="240" w:lineRule="auto"/>
         <w:rPr>
-          <w:rFonts w:ascii="宋体" w:eastAsia="宋体" w:hAnsi="宋体" w:cs="宋体"/>
+          <w:rFonts w:ascii="宋体" w:eastAsia="宋体" w:hAnsi="宋体" w:cs="宋体" w:hint="eastAsia"/>
           <w:kern w:val="0"/>
           <w:sz w:val="24"/>
           <w14:ligatures w14:val="none"/>
@@ -8233,7 +8217,7 @@
         <w:spacing w:after="0" w:line="240" w:lineRule="auto"/>
         <w:ind w:left="1440"/>
         <w:rPr>
-          <w:rFonts w:ascii="宋体" w:eastAsia="宋体" w:hAnsi="宋体" w:cs="宋体"/>
+          <w:rFonts w:ascii="宋体" w:eastAsia="宋体" w:hAnsi="宋体" w:cs="宋体" w:hint="eastAsia"/>
           <w:kern w:val="0"/>
           <w:sz w:val="24"/>
           <w14:ligatures w14:val="none"/>
@@ -8255,7 +8239,7 @@
         <w:spacing w:after="0" w:line="240" w:lineRule="auto"/>
         <w:ind w:left="1440"/>
         <w:rPr>
-          <w:rFonts w:ascii="宋体" w:eastAsia="宋体" w:hAnsi="宋体" w:cs="宋体"/>
+          <w:rFonts w:ascii="宋体" w:eastAsia="宋体" w:hAnsi="宋体" w:cs="宋体" w:hint="eastAsia"/>
           <w:kern w:val="0"/>
           <w:sz w:val="24"/>
           <w14:ligatures w14:val="none"/>
@@ -8277,7 +8261,7 @@
         <w:spacing w:after="0" w:line="240" w:lineRule="auto"/>
         <w:ind w:left="1440"/>
         <w:rPr>
-          <w:rFonts w:ascii="宋体" w:eastAsia="宋体" w:hAnsi="宋体" w:cs="宋体"/>
+          <w:rFonts w:ascii="宋体" w:eastAsia="宋体" w:hAnsi="宋体" w:cs="宋体" w:hint="eastAsia"/>
           <w:kern w:val="0"/>
           <w:sz w:val="24"/>
           <w14:ligatures w14:val="none"/>
@@ -8296,6 +8280,9 @@
     <w:p>
       <w:pPr>
         <w:pStyle w:val="2"/>
+        <w:rPr>
+          <w:rFonts w:hint="eastAsia"/>
+        </w:rPr>
       </w:pPr>
       <w:bookmarkStart w:id="16" w:name="_Toc196478354"/>
       <w:r>
@@ -8320,7 +8307,7 @@
         <w:widowControl/>
         <w:spacing w:before="100" w:beforeAutospacing="1" w:after="100" w:afterAutospacing="1" w:line="240" w:lineRule="auto"/>
         <w:rPr>
-          <w:rFonts w:ascii="宋体" w:eastAsia="宋体" w:hAnsi="宋体" w:cs="宋体"/>
+          <w:rFonts w:ascii="宋体" w:eastAsia="宋体" w:hAnsi="宋体" w:cs="宋体" w:hint="eastAsia"/>
           <w:kern w:val="0"/>
           <w:sz w:val="24"/>
           <w14:ligatures w14:val="none"/>
@@ -8372,7 +8359,7 @@
         <w:widowControl/>
         <w:spacing w:before="100" w:beforeAutospacing="1" w:after="100" w:afterAutospacing="1" w:line="240" w:lineRule="auto"/>
         <w:rPr>
-          <w:rFonts w:ascii="宋体" w:eastAsia="宋体" w:hAnsi="宋体" w:cs="宋体"/>
+          <w:rFonts w:ascii="宋体" w:eastAsia="宋体" w:hAnsi="宋体" w:cs="宋体" w:hint="eastAsia"/>
           <w:kern w:val="0"/>
           <w:sz w:val="24"/>
           <w14:ligatures w14:val="none"/>
@@ -8422,7 +8409,7 @@
         <w:widowControl/>
         <w:spacing w:before="100" w:beforeAutospacing="1" w:after="100" w:afterAutospacing="1" w:line="240" w:lineRule="auto"/>
         <w:rPr>
-          <w:rFonts w:ascii="宋体" w:eastAsia="宋体" w:hAnsi="宋体" w:cs="宋体"/>
+          <w:rFonts w:ascii="宋体" w:eastAsia="宋体" w:hAnsi="宋体" w:cs="宋体" w:hint="eastAsia"/>
           <w:kern w:val="0"/>
           <w:sz w:val="24"/>
           <w14:ligatures w14:val="none"/>
@@ -8472,7 +8459,7 @@
         <w:widowControl/>
         <w:spacing w:before="100" w:beforeAutospacing="1" w:after="100" w:afterAutospacing="1" w:line="240" w:lineRule="auto"/>
         <w:rPr>
-          <w:rFonts w:ascii="宋体" w:eastAsia="宋体" w:hAnsi="宋体" w:cs="宋体"/>
+          <w:rFonts w:ascii="宋体" w:eastAsia="宋体" w:hAnsi="宋体" w:cs="宋体" w:hint="eastAsia"/>
           <w:kern w:val="0"/>
           <w:sz w:val="24"/>
           <w14:ligatures w14:val="none"/>
@@ -8522,7 +8509,7 @@
         <w:widowControl/>
         <w:spacing w:before="100" w:beforeAutospacing="1" w:after="100" w:afterAutospacing="1" w:line="240" w:lineRule="auto"/>
         <w:rPr>
-          <w:rFonts w:ascii="宋体" w:eastAsia="宋体" w:hAnsi="宋体" w:cs="宋体"/>
+          <w:rFonts w:ascii="宋体" w:eastAsia="宋体" w:hAnsi="宋体" w:cs="宋体" w:hint="eastAsia"/>
           <w:kern w:val="0"/>
           <w:sz w:val="24"/>
           <w14:ligatures w14:val="none"/>
@@ -8572,7 +8559,7 @@
         <w:widowControl/>
         <w:spacing w:before="100" w:beforeAutospacing="1" w:after="100" w:afterAutospacing="1" w:line="240" w:lineRule="auto"/>
         <w:rPr>
-          <w:rFonts w:ascii="宋体" w:eastAsia="宋体" w:hAnsi="宋体" w:cs="宋体"/>
+          <w:rFonts w:ascii="宋体" w:eastAsia="宋体" w:hAnsi="宋体" w:cs="宋体" w:hint="eastAsia"/>
           <w:kern w:val="0"/>
           <w:sz w:val="24"/>
           <w14:ligatures w14:val="none"/>
@@ -8622,7 +8609,7 @@
         <w:widowControl/>
         <w:spacing w:before="100" w:beforeAutospacing="1" w:after="100" w:afterAutospacing="1" w:line="240" w:lineRule="auto"/>
         <w:rPr>
-          <w:rFonts w:ascii="宋体" w:eastAsia="宋体" w:hAnsi="宋体" w:cs="宋体"/>
+          <w:rFonts w:ascii="宋体" w:eastAsia="宋体" w:hAnsi="宋体" w:cs="宋体" w:hint="eastAsia"/>
           <w:kern w:val="0"/>
           <w:sz w:val="24"/>
           <w14:ligatures w14:val="none"/>
@@ -8667,7 +8654,7 @@
         </w:numPr>
         <w:spacing w:before="100" w:beforeAutospacing="1" w:after="100" w:afterAutospacing="1" w:line="240" w:lineRule="auto"/>
         <w:rPr>
-          <w:rFonts w:ascii="宋体" w:eastAsia="宋体" w:hAnsi="宋体" w:cs="宋体"/>
+          <w:rFonts w:ascii="宋体" w:eastAsia="宋体" w:hAnsi="宋体" w:cs="宋体" w:hint="eastAsia"/>
           <w:kern w:val="0"/>
           <w:sz w:val="24"/>
           <w14:ligatures w14:val="none"/>
@@ -8693,7 +8680,7 @@
         </w:numPr>
         <w:spacing w:before="100" w:beforeAutospacing="1" w:after="100" w:afterAutospacing="1" w:line="240" w:lineRule="auto"/>
         <w:rPr>
-          <w:rFonts w:ascii="宋体" w:eastAsia="宋体" w:hAnsi="宋体" w:cs="宋体"/>
+          <w:rFonts w:ascii="宋体" w:eastAsia="宋体" w:hAnsi="宋体" w:cs="宋体" w:hint="eastAsia"/>
           <w:kern w:val="0"/>
           <w:sz w:val="24"/>
           <w14:ligatures w14:val="none"/>
@@ -8718,7 +8705,7 @@
         </w:numPr>
         <w:spacing w:before="100" w:beforeAutospacing="1" w:after="100" w:afterAutospacing="1" w:line="240" w:lineRule="auto"/>
         <w:rPr>
-          <w:rFonts w:ascii="宋体" w:eastAsia="宋体" w:hAnsi="宋体" w:cs="宋体"/>
+          <w:rFonts w:ascii="宋体" w:eastAsia="宋体" w:hAnsi="宋体" w:cs="宋体" w:hint="eastAsia"/>
           <w:kern w:val="0"/>
           <w:sz w:val="24"/>
           <w14:ligatures w14:val="none"/>
@@ -8743,7 +8730,7 @@
         </w:numPr>
         <w:spacing w:before="100" w:beforeAutospacing="1" w:after="100" w:afterAutospacing="1" w:line="240" w:lineRule="auto"/>
         <w:rPr>
-          <w:rFonts w:ascii="宋体" w:eastAsia="宋体" w:hAnsi="宋体" w:cs="宋体"/>
+          <w:rFonts w:ascii="宋体" w:eastAsia="宋体" w:hAnsi="宋体" w:cs="宋体" w:hint="eastAsia"/>
           <w:kern w:val="0"/>
           <w:sz w:val="24"/>
           <w14:ligatures w14:val="none"/>
@@ -8764,7 +8751,7 @@
         <w:widowControl/>
         <w:spacing w:before="100" w:beforeAutospacing="1" w:after="100" w:afterAutospacing="1" w:line="240" w:lineRule="auto"/>
         <w:rPr>
-          <w:rFonts w:ascii="宋体" w:eastAsia="宋体" w:hAnsi="宋体" w:cs="宋体"/>
+          <w:rFonts w:ascii="宋体" w:eastAsia="宋体" w:hAnsi="宋体" w:cs="宋体" w:hint="eastAsia"/>
           <w:kern w:val="0"/>
           <w:sz w:val="24"/>
           <w14:ligatures w14:val="none"/>
@@ -8805,7 +8792,7 @@
         <w:widowControl/>
         <w:spacing w:after="0" w:line="240" w:lineRule="auto"/>
         <w:rPr>
-          <w:rFonts w:ascii="宋体" w:eastAsia="宋体" w:hAnsi="宋体" w:cs="宋体"/>
+          <w:rFonts w:ascii="宋体" w:eastAsia="宋体" w:hAnsi="宋体" w:cs="宋体" w:hint="eastAsia"/>
           <w:kern w:val="0"/>
           <w:sz w:val="24"/>
           <w14:ligatures w14:val="none"/>
@@ -8826,7 +8813,7 @@
         <w:widowControl/>
         <w:spacing w:after="0" w:line="240" w:lineRule="auto"/>
         <w:rPr>
-          <w:rFonts w:ascii="宋体" w:eastAsia="宋体" w:hAnsi="宋体" w:cs="宋体"/>
+          <w:rFonts w:ascii="宋体" w:eastAsia="宋体" w:hAnsi="宋体" w:cs="宋体" w:hint="eastAsia"/>
           <w:kern w:val="0"/>
           <w:sz w:val="24"/>
           <w14:ligatures w14:val="none"/>
@@ -8847,7 +8834,7 @@
         <w:widowControl/>
         <w:spacing w:before="100" w:beforeAutospacing="1" w:after="100" w:afterAutospacing="1" w:line="240" w:lineRule="auto"/>
         <w:rPr>
-          <w:rFonts w:ascii="宋体" w:eastAsia="宋体" w:hAnsi="宋体" w:cs="宋体"/>
+          <w:rFonts w:ascii="宋体" w:eastAsia="宋体" w:hAnsi="宋体" w:cs="宋体" w:hint="eastAsia"/>
           <w:kern w:val="0"/>
           <w:sz w:val="24"/>
           <w14:ligatures w14:val="none"/>
@@ -8888,7 +8875,7 @@
         <w:widowControl/>
         <w:spacing w:after="0" w:line="240" w:lineRule="auto"/>
         <w:rPr>
-          <w:rFonts w:ascii="宋体" w:eastAsia="宋体" w:hAnsi="宋体" w:cs="宋体"/>
+          <w:rFonts w:ascii="宋体" w:eastAsia="宋体" w:hAnsi="宋体" w:cs="宋体" w:hint="eastAsia"/>
           <w:kern w:val="0"/>
           <w:sz w:val="24"/>
           <w14:ligatures w14:val="none"/>
@@ -8909,7 +8896,7 @@
         <w:widowControl/>
         <w:spacing w:after="0" w:line="240" w:lineRule="auto"/>
         <w:rPr>
-          <w:rFonts w:ascii="宋体" w:eastAsia="宋体" w:hAnsi="宋体" w:cs="宋体"/>
+          <w:rFonts w:ascii="宋体" w:eastAsia="宋体" w:hAnsi="宋体" w:cs="宋体" w:hint="eastAsia"/>
           <w:kern w:val="0"/>
           <w:sz w:val="24"/>
           <w14:ligatures w14:val="none"/>
@@ -8930,7 +8917,7 @@
         <w:widowControl/>
         <w:spacing w:before="100" w:beforeAutospacing="1" w:after="100" w:afterAutospacing="1" w:line="240" w:lineRule="auto"/>
         <w:rPr>
-          <w:rFonts w:ascii="宋体" w:eastAsia="宋体" w:hAnsi="宋体" w:cs="宋体"/>
+          <w:rFonts w:ascii="宋体" w:eastAsia="宋体" w:hAnsi="宋体" w:cs="宋体" w:hint="eastAsia"/>
           <w:kern w:val="0"/>
           <w:sz w:val="24"/>
           <w14:ligatures w14:val="none"/>
@@ -8972,7 +8959,7 @@
         <w:spacing w:after="0" w:line="240" w:lineRule="auto"/>
         <w:ind w:firstLine="420"/>
         <w:rPr>
-          <w:rFonts w:ascii="宋体" w:eastAsia="宋体" w:hAnsi="宋体" w:cs="宋体"/>
+          <w:rFonts w:ascii="宋体" w:eastAsia="宋体" w:hAnsi="宋体" w:cs="宋体" w:hint="eastAsia"/>
           <w:kern w:val="0"/>
           <w:sz w:val="24"/>
           <w14:ligatures w14:val="none"/>
@@ -8994,7 +8981,7 @@
         <w:spacing w:after="0" w:line="240" w:lineRule="auto"/>
         <w:ind w:firstLine="420"/>
         <w:rPr>
-          <w:rFonts w:ascii="宋体" w:eastAsia="宋体" w:hAnsi="宋体" w:cs="宋体"/>
+          <w:rFonts w:ascii="宋体" w:eastAsia="宋体" w:hAnsi="宋体" w:cs="宋体" w:hint="eastAsia"/>
           <w:kern w:val="0"/>
           <w:sz w:val="24"/>
           <w14:ligatures w14:val="none"/>
@@ -9063,7 +9050,7 @@
         <w:widowControl/>
         <w:spacing w:before="100" w:beforeAutospacing="1" w:after="100" w:afterAutospacing="1" w:line="240" w:lineRule="auto"/>
         <w:rPr>
-          <w:rFonts w:ascii="宋体" w:eastAsia="宋体" w:hAnsi="宋体" w:cs="宋体"/>
+          <w:rFonts w:ascii="宋体" w:eastAsia="宋体" w:hAnsi="宋体" w:cs="宋体" w:hint="eastAsia"/>
           <w:kern w:val="0"/>
           <w:sz w:val="24"/>
           <w14:ligatures w14:val="none"/>
@@ -9114,7 +9101,7 @@
         <w:widowControl/>
         <w:spacing w:before="100" w:beforeAutospacing="1" w:after="100" w:afterAutospacing="1" w:line="240" w:lineRule="auto"/>
         <w:rPr>
-          <w:rFonts w:ascii="宋体" w:eastAsia="宋体" w:hAnsi="宋体" w:cs="宋体"/>
+          <w:rFonts w:ascii="宋体" w:eastAsia="宋体" w:hAnsi="宋体" w:cs="宋体" w:hint="eastAsia"/>
           <w:kern w:val="0"/>
           <w:sz w:val="24"/>
           <w14:ligatures w14:val="none"/>
@@ -9164,7 +9151,7 @@
         <w:widowControl/>
         <w:spacing w:before="100" w:beforeAutospacing="1" w:after="100" w:afterAutospacing="1" w:line="240" w:lineRule="auto"/>
         <w:rPr>
-          <w:rFonts w:ascii="宋体" w:eastAsia="宋体" w:hAnsi="宋体" w:cs="宋体"/>
+          <w:rFonts w:ascii="宋体" w:eastAsia="宋体" w:hAnsi="宋体" w:cs="宋体" w:hint="eastAsia"/>
           <w:kern w:val="0"/>
           <w:sz w:val="24"/>
           <w14:ligatures w14:val="none"/>
@@ -9214,7 +9201,7 @@
         <w:widowControl/>
         <w:spacing w:before="100" w:beforeAutospacing="1" w:after="100" w:afterAutospacing="1" w:line="240" w:lineRule="auto"/>
         <w:rPr>
-          <w:rFonts w:ascii="宋体" w:eastAsia="宋体" w:hAnsi="宋体" w:cs="宋体"/>
+          <w:rFonts w:ascii="宋体" w:eastAsia="宋体" w:hAnsi="宋体" w:cs="宋体" w:hint="eastAsia"/>
           <w:kern w:val="0"/>
           <w:sz w:val="24"/>
           <w14:ligatures w14:val="none"/>
@@ -9264,7 +9251,7 @@
         <w:widowControl/>
         <w:spacing w:before="100" w:beforeAutospacing="1" w:after="100" w:afterAutospacing="1" w:line="240" w:lineRule="auto"/>
         <w:rPr>
-          <w:rFonts w:ascii="宋体" w:eastAsia="宋体" w:hAnsi="宋体" w:cs="宋体"/>
+          <w:rFonts w:ascii="宋体" w:eastAsia="宋体" w:hAnsi="宋体" w:cs="宋体" w:hint="eastAsia"/>
           <w:kern w:val="0"/>
           <w:sz w:val="24"/>
           <w14:ligatures w14:val="none"/>
@@ -9314,7 +9301,7 @@
         <w:widowControl/>
         <w:spacing w:before="100" w:beforeAutospacing="1" w:after="100" w:afterAutospacing="1" w:line="240" w:lineRule="auto"/>
         <w:rPr>
-          <w:rFonts w:ascii="宋体" w:eastAsia="宋体" w:hAnsi="宋体" w:cs="宋体"/>
+          <w:rFonts w:ascii="宋体" w:eastAsia="宋体" w:hAnsi="宋体" w:cs="宋体" w:hint="eastAsia"/>
           <w:kern w:val="0"/>
           <w:sz w:val="24"/>
           <w14:ligatures w14:val="none"/>
@@ -9364,7 +9351,7 @@
         <w:widowControl/>
         <w:spacing w:before="100" w:beforeAutospacing="1" w:after="100" w:afterAutospacing="1" w:line="240" w:lineRule="auto"/>
         <w:rPr>
-          <w:rFonts w:ascii="宋体" w:eastAsia="宋体" w:hAnsi="宋体" w:cs="宋体"/>
+          <w:rFonts w:ascii="宋体" w:eastAsia="宋体" w:hAnsi="宋体" w:cs="宋体" w:hint="eastAsia"/>
           <w:kern w:val="0"/>
           <w:sz w:val="24"/>
           <w14:ligatures w14:val="none"/>
@@ -9409,7 +9396,7 @@
         </w:numPr>
         <w:spacing w:before="100" w:beforeAutospacing="1" w:after="100" w:afterAutospacing="1" w:line="240" w:lineRule="auto"/>
         <w:rPr>
-          <w:rFonts w:ascii="宋体" w:eastAsia="宋体" w:hAnsi="宋体" w:cs="宋体"/>
+          <w:rFonts w:ascii="宋体" w:eastAsia="宋体" w:hAnsi="宋体" w:cs="宋体" w:hint="eastAsia"/>
           <w:kern w:val="0"/>
           <w:sz w:val="24"/>
           <w14:ligatures w14:val="none"/>
@@ -9434,7 +9421,7 @@
         </w:numPr>
         <w:spacing w:before="100" w:beforeAutospacing="1" w:after="100" w:afterAutospacing="1" w:line="240" w:lineRule="auto"/>
         <w:rPr>
-          <w:rFonts w:ascii="宋体" w:eastAsia="宋体" w:hAnsi="宋体" w:cs="宋体"/>
+          <w:rFonts w:ascii="宋体" w:eastAsia="宋体" w:hAnsi="宋体" w:cs="宋体" w:hint="eastAsia"/>
           <w:kern w:val="0"/>
           <w:sz w:val="24"/>
           <w14:ligatures w14:val="none"/>
@@ -9459,7 +9446,7 @@
         </w:numPr>
         <w:spacing w:before="100" w:beforeAutospacing="1" w:after="100" w:afterAutospacing="1" w:line="240" w:lineRule="auto"/>
         <w:rPr>
-          <w:rFonts w:ascii="宋体" w:eastAsia="宋体" w:hAnsi="宋体" w:cs="宋体"/>
+          <w:rFonts w:ascii="宋体" w:eastAsia="宋体" w:hAnsi="宋体" w:cs="宋体" w:hint="eastAsia"/>
           <w:kern w:val="0"/>
           <w:sz w:val="24"/>
           <w14:ligatures w14:val="none"/>
@@ -9484,7 +9471,7 @@
         </w:numPr>
         <w:spacing w:before="100" w:beforeAutospacing="1" w:after="100" w:afterAutospacing="1" w:line="240" w:lineRule="auto"/>
         <w:rPr>
-          <w:rFonts w:ascii="宋体" w:eastAsia="宋体" w:hAnsi="宋体" w:cs="宋体"/>
+          <w:rFonts w:ascii="宋体" w:eastAsia="宋体" w:hAnsi="宋体" w:cs="宋体" w:hint="eastAsia"/>
           <w:kern w:val="0"/>
           <w:sz w:val="24"/>
           <w14:ligatures w14:val="none"/>
@@ -9505,7 +9492,7 @@
         <w:widowControl/>
         <w:spacing w:before="100" w:beforeAutospacing="1" w:after="100" w:afterAutospacing="1" w:line="240" w:lineRule="auto"/>
         <w:rPr>
-          <w:rFonts w:ascii="宋体" w:eastAsia="宋体" w:hAnsi="宋体" w:cs="宋体"/>
+          <w:rFonts w:ascii="宋体" w:eastAsia="宋体" w:hAnsi="宋体" w:cs="宋体" w:hint="eastAsia"/>
           <w:kern w:val="0"/>
           <w:sz w:val="24"/>
           <w14:ligatures w14:val="none"/>
@@ -9547,7 +9534,7 @@
         <w:spacing w:after="0" w:line="240" w:lineRule="auto"/>
         <w:ind w:firstLine="420"/>
         <w:rPr>
-          <w:rFonts w:ascii="宋体" w:eastAsia="宋体" w:hAnsi="宋体" w:cs="宋体"/>
+          <w:rFonts w:ascii="宋体" w:eastAsia="宋体" w:hAnsi="宋体" w:cs="宋体" w:hint="eastAsia"/>
           <w:kern w:val="0"/>
           <w:sz w:val="24"/>
           <w14:ligatures w14:val="none"/>
@@ -9570,7 +9557,7 @@
         <w:spacing w:after="0" w:line="240" w:lineRule="auto"/>
         <w:ind w:firstLine="420"/>
         <w:rPr>
-          <w:rFonts w:ascii="宋体" w:eastAsia="宋体" w:hAnsi="宋体" w:cs="宋体"/>
+          <w:rFonts w:ascii="宋体" w:eastAsia="宋体" w:hAnsi="宋体" w:cs="宋体" w:hint="eastAsia"/>
           <w:kern w:val="0"/>
           <w:sz w:val="24"/>
           <w14:ligatures w14:val="none"/>
@@ -9591,7 +9578,7 @@
         <w:widowControl/>
         <w:spacing w:before="100" w:beforeAutospacing="1" w:after="100" w:afterAutospacing="1" w:line="240" w:lineRule="auto"/>
         <w:rPr>
-          <w:rFonts w:ascii="宋体" w:eastAsia="宋体" w:hAnsi="宋体" w:cs="宋体"/>
+          <w:rFonts w:ascii="宋体" w:eastAsia="宋体" w:hAnsi="宋体" w:cs="宋体" w:hint="eastAsia"/>
           <w:kern w:val="0"/>
           <w:sz w:val="24"/>
           <w14:ligatures w14:val="none"/>
@@ -9633,7 +9620,7 @@
         <w:spacing w:after="0" w:line="240" w:lineRule="auto"/>
         <w:ind w:firstLine="420"/>
         <w:rPr>
-          <w:rFonts w:ascii="宋体" w:eastAsia="宋体" w:hAnsi="宋体" w:cs="宋体"/>
+          <w:rFonts w:ascii="宋体" w:eastAsia="宋体" w:hAnsi="宋体" w:cs="宋体" w:hint="eastAsia"/>
           <w:kern w:val="0"/>
           <w:sz w:val="24"/>
           <w14:ligatures w14:val="none"/>
@@ -9655,7 +9642,7 @@
         <w:spacing w:after="0" w:line="240" w:lineRule="auto"/>
         <w:ind w:firstLine="420"/>
         <w:rPr>
-          <w:rFonts w:ascii="宋体" w:eastAsia="宋体" w:hAnsi="宋体" w:cs="宋体"/>
+          <w:rFonts w:ascii="宋体" w:eastAsia="宋体" w:hAnsi="宋体" w:cs="宋体" w:hint="eastAsia"/>
           <w:kern w:val="0"/>
           <w:sz w:val="24"/>
           <w14:ligatures w14:val="none"/>
@@ -9676,7 +9663,7 @@
         <w:widowControl/>
         <w:spacing w:before="100" w:beforeAutospacing="1" w:after="100" w:afterAutospacing="1" w:line="240" w:lineRule="auto"/>
         <w:rPr>
-          <w:rFonts w:ascii="宋体" w:eastAsia="宋体" w:hAnsi="宋体" w:cs="宋体"/>
+          <w:rFonts w:ascii="宋体" w:eastAsia="宋体" w:hAnsi="宋体" w:cs="宋体" w:hint="eastAsia"/>
           <w:kern w:val="0"/>
           <w:sz w:val="24"/>
           <w14:ligatures w14:val="none"/>
@@ -9718,7 +9705,7 @@
         <w:spacing w:after="0" w:line="240" w:lineRule="auto"/>
         <w:ind w:firstLine="420"/>
         <w:rPr>
-          <w:rFonts w:ascii="宋体" w:eastAsia="宋体" w:hAnsi="宋体" w:cs="宋体"/>
+          <w:rFonts w:ascii="宋体" w:eastAsia="宋体" w:hAnsi="宋体" w:cs="宋体" w:hint="eastAsia"/>
           <w:kern w:val="0"/>
           <w:sz w:val="24"/>
           <w14:ligatures w14:val="none"/>
@@ -9740,7 +9727,7 @@
         <w:spacing w:after="0" w:line="240" w:lineRule="auto"/>
         <w:ind w:firstLine="420"/>
         <w:rPr>
-          <w:rFonts w:ascii="宋体" w:eastAsia="宋体" w:hAnsi="宋体" w:cs="宋体"/>
+          <w:rFonts w:ascii="宋体" w:eastAsia="宋体" w:hAnsi="宋体" w:cs="宋体" w:hint="eastAsia"/>
           <w:kern w:val="0"/>
           <w:sz w:val="24"/>
           <w14:ligatures w14:val="none"/>
@@ -9762,7 +9749,7 @@
         <w:spacing w:after="0" w:line="240" w:lineRule="auto"/>
         <w:ind w:firstLine="420"/>
         <w:rPr>
-          <w:rFonts w:ascii="宋体" w:eastAsia="宋体" w:hAnsi="宋体" w:cs="宋体"/>
+          <w:rFonts w:ascii="宋体" w:eastAsia="宋体" w:hAnsi="宋体" w:cs="宋体" w:hint="eastAsia"/>
           <w:kern w:val="0"/>
           <w:sz w:val="24"/>
           <w14:ligatures w14:val="none"/>
@@ -9816,7 +9803,7 @@
         <w:widowControl/>
         <w:spacing w:before="100" w:beforeAutospacing="1" w:after="100" w:afterAutospacing="1" w:line="240" w:lineRule="auto"/>
         <w:rPr>
-          <w:rFonts w:ascii="宋体" w:eastAsia="宋体" w:hAnsi="宋体" w:cs="宋体"/>
+          <w:rFonts w:ascii="宋体" w:eastAsia="宋体" w:hAnsi="宋体" w:cs="宋体" w:hint="eastAsia"/>
           <w:kern w:val="0"/>
           <w:sz w:val="24"/>
           <w14:ligatures w14:val="none"/>
@@ -9867,7 +9854,7 @@
         <w:widowControl/>
         <w:spacing w:before="100" w:beforeAutospacing="1" w:after="100" w:afterAutospacing="1" w:line="240" w:lineRule="auto"/>
         <w:rPr>
-          <w:rFonts w:ascii="宋体" w:eastAsia="宋体" w:hAnsi="宋体" w:cs="宋体"/>
+          <w:rFonts w:ascii="宋体" w:eastAsia="宋体" w:hAnsi="宋体" w:cs="宋体" w:hint="eastAsia"/>
           <w:kern w:val="0"/>
           <w:sz w:val="24"/>
           <w14:ligatures w14:val="none"/>
@@ -9917,7 +9904,7 @@
         <w:widowControl/>
         <w:spacing w:before="100" w:beforeAutospacing="1" w:after="100" w:afterAutospacing="1" w:line="240" w:lineRule="auto"/>
         <w:rPr>
-          <w:rFonts w:ascii="宋体" w:eastAsia="宋体" w:hAnsi="宋体" w:cs="宋体"/>
+          <w:rFonts w:ascii="宋体" w:eastAsia="宋体" w:hAnsi="宋体" w:cs="宋体" w:hint="eastAsia"/>
           <w:kern w:val="0"/>
           <w:sz w:val="24"/>
           <w14:ligatures w14:val="none"/>
@@ -9967,7 +9954,7 @@
         <w:widowControl/>
         <w:spacing w:before="100" w:beforeAutospacing="1" w:after="100" w:afterAutospacing="1" w:line="240" w:lineRule="auto"/>
         <w:rPr>
-          <w:rFonts w:ascii="宋体" w:eastAsia="宋体" w:hAnsi="宋体" w:cs="宋体"/>
+          <w:rFonts w:ascii="宋体" w:eastAsia="宋体" w:hAnsi="宋体" w:cs="宋体" w:hint="eastAsia"/>
           <w:kern w:val="0"/>
           <w:sz w:val="24"/>
           <w14:ligatures w14:val="none"/>
@@ -10017,7 +10004,7 @@
         <w:widowControl/>
         <w:spacing w:before="100" w:beforeAutospacing="1" w:after="100" w:afterAutospacing="1" w:line="240" w:lineRule="auto"/>
         <w:rPr>
-          <w:rFonts w:ascii="宋体" w:eastAsia="宋体" w:hAnsi="宋体" w:cs="宋体"/>
+          <w:rFonts w:ascii="宋体" w:eastAsia="宋体" w:hAnsi="宋体" w:cs="宋体" w:hint="eastAsia"/>
           <w:kern w:val="0"/>
           <w:sz w:val="24"/>
           <w14:ligatures w14:val="none"/>
@@ -10067,7 +10054,7 @@
         <w:widowControl/>
         <w:spacing w:before="100" w:beforeAutospacing="1" w:after="100" w:afterAutospacing="1" w:line="240" w:lineRule="auto"/>
         <w:rPr>
-          <w:rFonts w:ascii="宋体" w:eastAsia="宋体" w:hAnsi="宋体" w:cs="宋体"/>
+          <w:rFonts w:ascii="宋体" w:eastAsia="宋体" w:hAnsi="宋体" w:cs="宋体" w:hint="eastAsia"/>
           <w:kern w:val="0"/>
           <w:sz w:val="24"/>
           <w14:ligatures w14:val="none"/>
@@ -10117,7 +10104,7 @@
         <w:widowControl/>
         <w:spacing w:before="100" w:beforeAutospacing="1" w:after="100" w:afterAutospacing="1" w:line="240" w:lineRule="auto"/>
         <w:rPr>
-          <w:rFonts w:ascii="宋体" w:eastAsia="宋体" w:hAnsi="宋体" w:cs="宋体"/>
+          <w:rFonts w:ascii="宋体" w:eastAsia="宋体" w:hAnsi="宋体" w:cs="宋体" w:hint="eastAsia"/>
           <w:kern w:val="0"/>
           <w:sz w:val="24"/>
           <w14:ligatures w14:val="none"/>
@@ -10162,7 +10149,7 @@
         </w:numPr>
         <w:spacing w:before="100" w:beforeAutospacing="1" w:after="100" w:afterAutospacing="1" w:line="240" w:lineRule="auto"/>
         <w:rPr>
-          <w:rFonts w:ascii="宋体" w:eastAsia="宋体" w:hAnsi="宋体" w:cs="宋体"/>
+          <w:rFonts w:ascii="宋体" w:eastAsia="宋体" w:hAnsi="宋体" w:cs="宋体" w:hint="eastAsia"/>
           <w:kern w:val="0"/>
           <w:sz w:val="24"/>
           <w14:ligatures w14:val="none"/>
@@ -10187,7 +10174,7 @@
         </w:numPr>
         <w:spacing w:before="100" w:beforeAutospacing="1" w:after="100" w:afterAutospacing="1" w:line="240" w:lineRule="auto"/>
         <w:rPr>
-          <w:rFonts w:ascii="宋体" w:eastAsia="宋体" w:hAnsi="宋体" w:cs="宋体"/>
+          <w:rFonts w:ascii="宋体" w:eastAsia="宋体" w:hAnsi="宋体" w:cs="宋体" w:hint="eastAsia"/>
           <w:kern w:val="0"/>
           <w:sz w:val="24"/>
           <w14:ligatures w14:val="none"/>
@@ -10212,7 +10199,7 @@
         </w:numPr>
         <w:spacing w:before="100" w:beforeAutospacing="1" w:after="100" w:afterAutospacing="1" w:line="240" w:lineRule="auto"/>
         <w:rPr>
-          <w:rFonts w:ascii="宋体" w:eastAsia="宋体" w:hAnsi="宋体" w:cs="宋体"/>
+          <w:rFonts w:ascii="宋体" w:eastAsia="宋体" w:hAnsi="宋体" w:cs="宋体" w:hint="eastAsia"/>
           <w:kern w:val="0"/>
           <w:sz w:val="24"/>
           <w14:ligatures w14:val="none"/>
@@ -10233,7 +10220,7 @@
         <w:widowControl/>
         <w:spacing w:before="100" w:beforeAutospacing="1" w:after="100" w:afterAutospacing="1" w:line="240" w:lineRule="auto"/>
         <w:rPr>
-          <w:rFonts w:ascii="宋体" w:eastAsia="宋体" w:hAnsi="宋体" w:cs="宋体"/>
+          <w:rFonts w:ascii="宋体" w:eastAsia="宋体" w:hAnsi="宋体" w:cs="宋体" w:hint="eastAsia"/>
           <w:kern w:val="0"/>
           <w:sz w:val="24"/>
           <w14:ligatures w14:val="none"/>
@@ -10274,7 +10261,7 @@
         <w:widowControl/>
         <w:spacing w:after="0" w:line="240" w:lineRule="auto"/>
         <w:rPr>
-          <w:rFonts w:ascii="宋体" w:eastAsia="宋体" w:hAnsi="宋体" w:cs="宋体"/>
+          <w:rFonts w:ascii="宋体" w:eastAsia="宋体" w:hAnsi="宋体" w:cs="宋体" w:hint="eastAsia"/>
           <w:kern w:val="0"/>
           <w:sz w:val="24"/>
           <w14:ligatures w14:val="none"/>
@@ -10295,7 +10282,7 @@
         <w:widowControl/>
         <w:spacing w:after="0" w:line="240" w:lineRule="auto"/>
         <w:rPr>
-          <w:rFonts w:ascii="宋体" w:eastAsia="宋体" w:hAnsi="宋体" w:cs="宋体"/>
+          <w:rFonts w:ascii="宋体" w:eastAsia="宋体" w:hAnsi="宋体" w:cs="宋体" w:hint="eastAsia"/>
           <w:kern w:val="0"/>
           <w:sz w:val="24"/>
           <w14:ligatures w14:val="none"/>
@@ -10316,7 +10303,7 @@
         <w:widowControl/>
         <w:spacing w:before="100" w:beforeAutospacing="1" w:after="100" w:afterAutospacing="1" w:line="240" w:lineRule="auto"/>
         <w:rPr>
-          <w:rFonts w:ascii="宋体" w:eastAsia="宋体" w:hAnsi="宋体" w:cs="宋体"/>
+          <w:rFonts w:ascii="宋体" w:eastAsia="宋体" w:hAnsi="宋体" w:cs="宋体" w:hint="eastAsia"/>
           <w:kern w:val="0"/>
           <w:sz w:val="24"/>
           <w14:ligatures w14:val="none"/>
@@ -10357,7 +10344,7 @@
         <w:widowControl/>
         <w:spacing w:after="0" w:line="240" w:lineRule="auto"/>
         <w:rPr>
-          <w:rFonts w:ascii="宋体" w:eastAsia="宋体" w:hAnsi="宋体" w:cs="宋体"/>
+          <w:rFonts w:ascii="宋体" w:eastAsia="宋体" w:hAnsi="宋体" w:cs="宋体" w:hint="eastAsia"/>
           <w:kern w:val="0"/>
           <w:sz w:val="24"/>
           <w14:ligatures w14:val="none"/>
@@ -10378,7 +10365,7 @@
         <w:widowControl/>
         <w:spacing w:after="0" w:line="240" w:lineRule="auto"/>
         <w:rPr>
-          <w:rFonts w:ascii="宋体" w:eastAsia="宋体" w:hAnsi="宋体" w:cs="宋体"/>
+          <w:rFonts w:ascii="宋体" w:eastAsia="宋体" w:hAnsi="宋体" w:cs="宋体" w:hint="eastAsia"/>
           <w:kern w:val="0"/>
           <w:sz w:val="24"/>
           <w14:ligatures w14:val="none"/>
@@ -10400,7 +10387,7 @@
         <w:widowControl/>
         <w:spacing w:before="100" w:beforeAutospacing="1" w:after="100" w:afterAutospacing="1" w:line="240" w:lineRule="auto"/>
         <w:rPr>
-          <w:rFonts w:ascii="宋体" w:eastAsia="宋体" w:hAnsi="宋体" w:cs="宋体"/>
+          <w:rFonts w:ascii="宋体" w:eastAsia="宋体" w:hAnsi="宋体" w:cs="宋体" w:hint="eastAsia"/>
           <w:kern w:val="0"/>
           <w:sz w:val="24"/>
           <w14:ligatures w14:val="none"/>
@@ -10441,7 +10428,7 @@
         <w:widowControl/>
         <w:spacing w:after="0" w:line="240" w:lineRule="auto"/>
         <w:rPr>
-          <w:rFonts w:ascii="宋体" w:eastAsia="宋体" w:hAnsi="宋体" w:cs="宋体"/>
+          <w:rFonts w:ascii="宋体" w:eastAsia="宋体" w:hAnsi="宋体" w:cs="宋体" w:hint="eastAsia"/>
           <w:kern w:val="0"/>
           <w:sz w:val="24"/>
           <w14:ligatures w14:val="none"/>
@@ -10462,7 +10449,7 @@
         <w:widowControl/>
         <w:spacing w:after="0" w:line="240" w:lineRule="auto"/>
         <w:rPr>
-          <w:rFonts w:ascii="宋体" w:eastAsia="宋体" w:hAnsi="宋体" w:cs="宋体"/>
+          <w:rFonts w:ascii="宋体" w:eastAsia="宋体" w:hAnsi="宋体" w:cs="宋体" w:hint="eastAsia"/>
           <w:kern w:val="0"/>
           <w:sz w:val="24"/>
           <w14:ligatures w14:val="none"/>
@@ -10483,7 +10470,7 @@
         <w:widowControl/>
         <w:spacing w:after="0" w:line="240" w:lineRule="auto"/>
         <w:rPr>
-          <w:rFonts w:ascii="宋体" w:eastAsia="宋体" w:hAnsi="宋体" w:cs="宋体"/>
+          <w:rFonts w:ascii="宋体" w:eastAsia="宋体" w:hAnsi="宋体" w:cs="宋体" w:hint="eastAsia"/>
           <w:kern w:val="0"/>
           <w:sz w:val="24"/>
           <w14:ligatures w14:val="none"/>
@@ -10526,7 +10513,7 @@
         <w:widowControl/>
         <w:spacing w:before="100" w:beforeAutospacing="1" w:after="100" w:afterAutospacing="1" w:line="240" w:lineRule="auto"/>
         <w:rPr>
-          <w:rFonts w:ascii="宋体" w:eastAsia="宋体" w:hAnsi="宋体" w:cs="宋体"/>
+          <w:rFonts w:ascii="宋体" w:eastAsia="宋体" w:hAnsi="宋体" w:cs="宋体" w:hint="eastAsia"/>
           <w:kern w:val="0"/>
           <w:sz w:val="24"/>
           <w14:ligatures w14:val="none"/>
@@ -10577,7 +10564,7 @@
         <w:widowControl/>
         <w:spacing w:before="100" w:beforeAutospacing="1" w:after="100" w:afterAutospacing="1" w:line="240" w:lineRule="auto"/>
         <w:rPr>
-          <w:rFonts w:ascii="宋体" w:eastAsia="宋体" w:hAnsi="宋体" w:cs="宋体"/>
+          <w:rFonts w:ascii="宋体" w:eastAsia="宋体" w:hAnsi="宋体" w:cs="宋体" w:hint="eastAsia"/>
           <w:kern w:val="0"/>
           <w:sz w:val="24"/>
           <w14:ligatures w14:val="none"/>
@@ -10627,7 +10614,7 @@
         <w:widowControl/>
         <w:spacing w:before="100" w:beforeAutospacing="1" w:after="100" w:afterAutospacing="1" w:line="240" w:lineRule="auto"/>
         <w:rPr>
-          <w:rFonts w:ascii="宋体" w:eastAsia="宋体" w:hAnsi="宋体" w:cs="宋体"/>
+          <w:rFonts w:ascii="宋体" w:eastAsia="宋体" w:hAnsi="宋体" w:cs="宋体" w:hint="eastAsia"/>
           <w:kern w:val="0"/>
           <w:sz w:val="24"/>
           <w14:ligatures w14:val="none"/>
@@ -10677,7 +10664,7 @@
         <w:widowControl/>
         <w:spacing w:before="100" w:beforeAutospacing="1" w:after="100" w:afterAutospacing="1" w:line="240" w:lineRule="auto"/>
         <w:rPr>
-          <w:rFonts w:ascii="宋体" w:eastAsia="宋体" w:hAnsi="宋体" w:cs="宋体"/>
+          <w:rFonts w:ascii="宋体" w:eastAsia="宋体" w:hAnsi="宋体" w:cs="宋体" w:hint="eastAsia"/>
           <w:kern w:val="0"/>
           <w:sz w:val="24"/>
           <w14:ligatures w14:val="none"/>
@@ -10727,7 +10714,7 @@
         <w:widowControl/>
         <w:spacing w:before="100" w:beforeAutospacing="1" w:after="100" w:afterAutospacing="1" w:line="240" w:lineRule="auto"/>
         <w:rPr>
-          <w:rFonts w:ascii="宋体" w:eastAsia="宋体" w:hAnsi="宋体" w:cs="宋体"/>
+          <w:rFonts w:ascii="宋体" w:eastAsia="宋体" w:hAnsi="宋体" w:cs="宋体" w:hint="eastAsia"/>
           <w:kern w:val="0"/>
           <w:sz w:val="24"/>
           <w14:ligatures w14:val="none"/>
@@ -10777,7 +10764,7 @@
         <w:widowControl/>
         <w:spacing w:before="100" w:beforeAutospacing="1" w:after="100" w:afterAutospacing="1" w:line="240" w:lineRule="auto"/>
         <w:rPr>
-          <w:rFonts w:ascii="宋体" w:eastAsia="宋体" w:hAnsi="宋体" w:cs="宋体"/>
+          <w:rFonts w:ascii="宋体" w:eastAsia="宋体" w:hAnsi="宋体" w:cs="宋体" w:hint="eastAsia"/>
           <w:kern w:val="0"/>
           <w:sz w:val="24"/>
           <w14:ligatures w14:val="none"/>
@@ -10827,7 +10814,7 @@
         <w:widowControl/>
         <w:spacing w:before="100" w:beforeAutospacing="1" w:after="100" w:afterAutospacing="1" w:line="240" w:lineRule="auto"/>
         <w:rPr>
-          <w:rFonts w:ascii="宋体" w:eastAsia="宋体" w:hAnsi="宋体" w:cs="宋体"/>
+          <w:rFonts w:ascii="宋体" w:eastAsia="宋体" w:hAnsi="宋体" w:cs="宋体" w:hint="eastAsia"/>
           <w:kern w:val="0"/>
           <w:sz w:val="24"/>
           <w14:ligatures w14:val="none"/>
@@ -10872,7 +10859,7 @@
         </w:numPr>
         <w:spacing w:before="100" w:beforeAutospacing="1" w:after="100" w:afterAutospacing="1" w:line="240" w:lineRule="auto"/>
         <w:rPr>
-          <w:rFonts w:ascii="宋体" w:eastAsia="宋体" w:hAnsi="宋体" w:cs="宋体"/>
+          <w:rFonts w:ascii="宋体" w:eastAsia="宋体" w:hAnsi="宋体" w:cs="宋体" w:hint="eastAsia"/>
           <w:kern w:val="0"/>
           <w:sz w:val="24"/>
           <w14:ligatures w14:val="none"/>
@@ -10897,7 +10884,7 @@
         </w:numPr>
         <w:spacing w:before="100" w:beforeAutospacing="1" w:after="100" w:afterAutospacing="1" w:line="240" w:lineRule="auto"/>
         <w:rPr>
-          <w:rFonts w:ascii="宋体" w:eastAsia="宋体" w:hAnsi="宋体" w:cs="宋体"/>
+          <w:rFonts w:ascii="宋体" w:eastAsia="宋体" w:hAnsi="宋体" w:cs="宋体" w:hint="eastAsia"/>
           <w:kern w:val="0"/>
           <w:sz w:val="24"/>
           <w14:ligatures w14:val="none"/>
@@ -10922,7 +10909,7 @@
         </w:numPr>
         <w:spacing w:before="100" w:beforeAutospacing="1" w:after="100" w:afterAutospacing="1" w:line="240" w:lineRule="auto"/>
         <w:rPr>
-          <w:rFonts w:ascii="宋体" w:eastAsia="宋体" w:hAnsi="宋体" w:cs="宋体"/>
+          <w:rFonts w:ascii="宋体" w:eastAsia="宋体" w:hAnsi="宋体" w:cs="宋体" w:hint="eastAsia"/>
           <w:kern w:val="0"/>
           <w:sz w:val="24"/>
           <w14:ligatures w14:val="none"/>
@@ -10947,7 +10934,7 @@
         </w:numPr>
         <w:spacing w:before="100" w:beforeAutospacing="1" w:after="100" w:afterAutospacing="1" w:line="240" w:lineRule="auto"/>
         <w:rPr>
-          <w:rFonts w:ascii="宋体" w:eastAsia="宋体" w:hAnsi="宋体" w:cs="宋体"/>
+          <w:rFonts w:ascii="宋体" w:eastAsia="宋体" w:hAnsi="宋体" w:cs="宋体" w:hint="eastAsia"/>
           <w:kern w:val="0"/>
           <w:sz w:val="24"/>
           <w14:ligatures w14:val="none"/>
@@ -10968,7 +10955,7 @@
         <w:widowControl/>
         <w:spacing w:before="100" w:beforeAutospacing="1" w:after="100" w:afterAutospacing="1" w:line="240" w:lineRule="auto"/>
         <w:rPr>
-          <w:rFonts w:ascii="宋体" w:eastAsia="宋体" w:hAnsi="宋体" w:cs="宋体"/>
+          <w:rFonts w:ascii="宋体" w:eastAsia="宋体" w:hAnsi="宋体" w:cs="宋体" w:hint="eastAsia"/>
           <w:kern w:val="0"/>
           <w:sz w:val="24"/>
           <w14:ligatures w14:val="none"/>
@@ -11010,7 +10997,7 @@
         <w:spacing w:after="0" w:line="240" w:lineRule="auto"/>
         <w:ind w:firstLine="420"/>
         <w:rPr>
-          <w:rFonts w:ascii="宋体" w:eastAsia="宋体" w:hAnsi="宋体" w:cs="宋体"/>
+          <w:rFonts w:ascii="宋体" w:eastAsia="宋体" w:hAnsi="宋体" w:cs="宋体" w:hint="eastAsia"/>
           <w:kern w:val="0"/>
           <w:sz w:val="24"/>
           <w14:ligatures w14:val="none"/>
@@ -11032,7 +11019,7 @@
         <w:spacing w:after="0" w:line="240" w:lineRule="auto"/>
         <w:ind w:firstLine="420"/>
         <w:rPr>
-          <w:rFonts w:ascii="宋体" w:eastAsia="宋体" w:hAnsi="宋体" w:cs="宋体"/>
+          <w:rFonts w:ascii="宋体" w:eastAsia="宋体" w:hAnsi="宋体" w:cs="宋体" w:hint="eastAsia"/>
           <w:kern w:val="0"/>
           <w:sz w:val="24"/>
           <w14:ligatures w14:val="none"/>
@@ -11053,7 +11040,7 @@
         <w:widowControl/>
         <w:spacing w:before="100" w:beforeAutospacing="1" w:after="100" w:afterAutospacing="1" w:line="240" w:lineRule="auto"/>
         <w:rPr>
-          <w:rFonts w:ascii="宋体" w:eastAsia="宋体" w:hAnsi="宋体" w:cs="宋体"/>
+          <w:rFonts w:ascii="宋体" w:eastAsia="宋体" w:hAnsi="宋体" w:cs="宋体" w:hint="eastAsia"/>
           <w:kern w:val="0"/>
           <w:sz w:val="24"/>
           <w14:ligatures w14:val="none"/>
@@ -11095,7 +11082,7 @@
         <w:spacing w:after="0" w:line="240" w:lineRule="auto"/>
         <w:ind w:firstLine="420"/>
         <w:rPr>
-          <w:rFonts w:ascii="宋体" w:eastAsia="宋体" w:hAnsi="宋体" w:cs="宋体"/>
+          <w:rFonts w:ascii="宋体" w:eastAsia="宋体" w:hAnsi="宋体" w:cs="宋体" w:hint="eastAsia"/>
           <w:kern w:val="0"/>
           <w:sz w:val="24"/>
           <w14:ligatures w14:val="none"/>
@@ -11117,7 +11104,7 @@
         <w:spacing w:after="0" w:line="240" w:lineRule="auto"/>
         <w:ind w:firstLine="420"/>
         <w:rPr>
-          <w:rFonts w:ascii="宋体" w:eastAsia="宋体" w:hAnsi="宋体" w:cs="宋体"/>
+          <w:rFonts w:ascii="宋体" w:eastAsia="宋体" w:hAnsi="宋体" w:cs="宋体" w:hint="eastAsia"/>
           <w:kern w:val="0"/>
           <w:sz w:val="24"/>
           <w14:ligatures w14:val="none"/>
@@ -11138,7 +11125,7 @@
         <w:widowControl/>
         <w:spacing w:before="100" w:beforeAutospacing="1" w:after="100" w:afterAutospacing="1" w:line="240" w:lineRule="auto"/>
         <w:rPr>
-          <w:rFonts w:ascii="宋体" w:eastAsia="宋体" w:hAnsi="宋体" w:cs="宋体"/>
+          <w:rFonts w:ascii="宋体" w:eastAsia="宋体" w:hAnsi="宋体" w:cs="宋体" w:hint="eastAsia"/>
           <w:kern w:val="0"/>
           <w:sz w:val="24"/>
           <w14:ligatures w14:val="none"/>
@@ -11180,7 +11167,7 @@
         <w:spacing w:after="0" w:line="240" w:lineRule="auto"/>
         <w:ind w:firstLine="420"/>
         <w:rPr>
-          <w:rFonts w:ascii="宋体" w:eastAsia="宋体" w:hAnsi="宋体" w:cs="宋体"/>
+          <w:rFonts w:ascii="宋体" w:eastAsia="宋体" w:hAnsi="宋体" w:cs="宋体" w:hint="eastAsia"/>
           <w:kern w:val="0"/>
           <w:sz w:val="24"/>
           <w14:ligatures w14:val="none"/>
@@ -11202,7 +11189,7 @@
         <w:spacing w:after="0" w:line="240" w:lineRule="auto"/>
         <w:ind w:firstLine="420"/>
         <w:rPr>
-          <w:rFonts w:ascii="宋体" w:eastAsia="宋体" w:hAnsi="宋体" w:cs="宋体"/>
+          <w:rFonts w:ascii="宋体" w:eastAsia="宋体" w:hAnsi="宋体" w:cs="宋体" w:hint="eastAsia"/>
           <w:kern w:val="0"/>
           <w:sz w:val="24"/>
           <w14:ligatures w14:val="none"/>
@@ -11224,7 +11211,7 @@
         <w:spacing w:after="0" w:line="240" w:lineRule="auto"/>
         <w:ind w:firstLine="420"/>
         <w:rPr>
-          <w:rFonts w:ascii="宋体" w:eastAsia="宋体" w:hAnsi="宋体" w:cs="宋体"/>
+          <w:rFonts w:ascii="宋体" w:eastAsia="宋体" w:hAnsi="宋体" w:cs="宋体" w:hint="eastAsia"/>
           <w:kern w:val="0"/>
           <w:sz w:val="24"/>
           <w14:ligatures w14:val="none"/>
@@ -12220,626 +12207,26 @@
         <w:spacing w:after="0" w:line="240" w:lineRule="auto"/>
         <w:jc w:val="both"/>
         <w:rPr>
-          <w:rFonts w:ascii="宋体" w:eastAsia="宋体" w:hAnsi="宋体" w:cs="Times New Roman" w:hint="eastAsia"/>
-          <w:sz w:val="24"/>
-          <w14:ligatures w14:val="none"/>
-        </w:rPr>
-      </w:pPr>
-    </w:p>
-    <w:p>
-      <w:pPr>
-        <w:spacing w:after="0" w:line="240" w:lineRule="auto"/>
-        <w:jc w:val="both"/>
-        <w:rPr>
-          <w:rFonts w:ascii="宋体" w:eastAsia="宋体" w:hAnsi="宋体" w:cs="Times New Roman" w:hint="eastAsia"/>
-          <w:sz w:val="24"/>
-          <w14:ligatures w14:val="none"/>
-        </w:rPr>
-      </w:pPr>
-      <w:r>
-        <w:rPr>
-          <w:rFonts w:ascii="宋体" w:eastAsia="宋体" w:hAnsi="宋体" w:cs="Times New Roman" w:hint="eastAsia"/>
-          <w:sz w:val="24"/>
-          <w14:ligatures w14:val="none"/>
-        </w:rPr>
-        <w:t>数据流程包括数据的采集（传感器采集心率、血氧等）、传输（蓝牙模块）、处理</w:t>
-      </w:r>
-      <w:r>
-        <w:rPr>
-          <w:rFonts w:ascii="宋体" w:eastAsia="宋体" w:hAnsi="宋体" w:cs="Times New Roman" w:hint="eastAsia"/>
-          <w:sz w:val="24"/>
-          <w14:ligatures w14:val="none"/>
-        </w:rPr>
-        <w:lastRenderedPageBreak/>
-        <w:t>（AI模型）和展示。活动图(嵌入型)如下：</w:t>
-      </w:r>
-    </w:p>
-    <w:p>
-      <w:pPr>
-        <w:spacing w:after="0" w:line="240" w:lineRule="auto"/>
-        <w:jc w:val="both"/>
-        <w:rPr>
           <w:rFonts w:ascii="等线" w:eastAsia="等线" w:hAnsi="等线" w:cs="Times New Roman" w:hint="eastAsia"/>
           <w:sz w:val="21"/>
           <w:szCs w:val="22"/>
           <w14:ligatures w14:val="none"/>
         </w:rPr>
       </w:pPr>
-      <w:r>
-        <w:rPr>
-          <w:rFonts w:ascii="等线" w:eastAsia="等线" w:hAnsi="等线" w:cs="Times New Roman"/>
-          <w:noProof/>
-          <w:sz w:val="21"/>
-          <w:szCs w:val="22"/>
-          <w14:ligatures w14:val="none"/>
-        </w:rPr>
-        <w:drawing>
-          <wp:inline distT="0" distB="0" distL="0" distR="0" wp14:anchorId="3B167F6F" wp14:editId="692398CB">
-            <wp:extent cx="5274310" cy="3642995"/>
-            <wp:effectExtent l="0" t="0" r="2540" b="0"/>
-            <wp:docPr id="635163209" name="图片 1"/>
-            <wp:cNvGraphicFramePr>
-              <a:graphicFrameLocks xmlns:a="http://schemas.openxmlformats.org/drawingml/2006/main" noChangeAspect="1"/>
-            </wp:cNvGraphicFramePr>
-            <a:graphic xmlns:a="http://schemas.openxmlformats.org/drawingml/2006/main">
-              <a:graphicData uri="http://schemas.openxmlformats.org/drawingml/2006/picture">
-                <pic:pic xmlns:pic="http://schemas.openxmlformats.org/drawingml/2006/picture">
-                  <pic:nvPicPr>
-                    <pic:cNvPr id="635163209" name=""/>
-                    <pic:cNvPicPr/>
-                  </pic:nvPicPr>
-                  <pic:blipFill>
-                    <a:blip r:embed="rId10"/>
-                    <a:stretch>
-                      <a:fillRect/>
-                    </a:stretch>
-                  </pic:blipFill>
-                  <pic:spPr>
-                    <a:xfrm>
-                      <a:off x="0" y="0"/>
-                      <a:ext cx="5274310" cy="3642995"/>
-                    </a:xfrm>
-                    <a:prstGeom prst="rect">
-                      <a:avLst/>
-                    </a:prstGeom>
-                  </pic:spPr>
-                </pic:pic>
-              </a:graphicData>
-            </a:graphic>
-          </wp:inline>
-        </w:drawing>
-      </w:r>
-    </w:p>
-    <w:p>
-      <w:pPr>
-        <w:spacing w:after="0" w:line="240" w:lineRule="auto"/>
-        <w:jc w:val="center"/>
-        <w:rPr>
-          <w:rFonts w:ascii="等线" w:eastAsia="等线" w:hAnsi="等线" w:cs="Times New Roman" w:hint="eastAsia"/>
-          <w:sz w:val="21"/>
-          <w:szCs w:val="22"/>
-          <w14:ligatures w14:val="none"/>
-        </w:rPr>
-      </w:pPr>
-      <w:r>
-        <w:rPr>
-          <w:rFonts w:ascii="等线" w:eastAsia="等线" w:hAnsi="等线" w:cs="Times New Roman" w:hint="eastAsia"/>
-          <w:noProof/>
-          <w:sz w:val="21"/>
-          <w:szCs w:val="22"/>
-          <w14:ligatures w14:val="none"/>
-        </w:rPr>
-        <w:drawing>
-          <wp:anchor distT="0" distB="0" distL="114300" distR="114300" simplePos="0" relativeHeight="251659264" behindDoc="0" locked="0" layoutInCell="1" allowOverlap="1" wp14:anchorId="15A98AED" wp14:editId="24435E25">
-            <wp:simplePos x="0" y="0"/>
-            <wp:positionH relativeFrom="column">
-              <wp:posOffset>613410</wp:posOffset>
-            </wp:positionH>
-            <wp:positionV relativeFrom="paragraph">
-              <wp:posOffset>255905</wp:posOffset>
-            </wp:positionV>
-            <wp:extent cx="4041140" cy="4476115"/>
-            <wp:effectExtent l="0" t="0" r="0" b="0"/>
-            <wp:wrapTopAndBottom/>
-            <wp:docPr id="372380961" name="图片 2"/>
-            <wp:cNvGraphicFramePr>
-              <a:graphicFrameLocks xmlns:a="http://schemas.openxmlformats.org/drawingml/2006/main" noChangeAspect="1"/>
-            </wp:cNvGraphicFramePr>
-            <a:graphic xmlns:a="http://schemas.openxmlformats.org/drawingml/2006/main">
-              <a:graphicData uri="http://schemas.openxmlformats.org/drawingml/2006/picture">
-                <pic:pic xmlns:pic="http://schemas.openxmlformats.org/drawingml/2006/picture">
-                  <pic:nvPicPr>
-                    <pic:cNvPr id="0" name="Picture 2"/>
-                    <pic:cNvPicPr>
-                      <a:picLocks noChangeAspect="1" noChangeArrowheads="1"/>
-                    </pic:cNvPicPr>
-                  </pic:nvPicPr>
-                  <pic:blipFill>
-                    <a:blip r:embed="rId11">
-                      <a:extLst>
-                        <a:ext uri="{28A0092B-C50C-407E-A947-70E740481C1C}">
-                          <a14:useLocalDpi xmlns:a14="http://schemas.microsoft.com/office/drawing/2010/main" val="0"/>
-                        </a:ext>
-                      </a:extLst>
-                    </a:blip>
-                    <a:srcRect l="55516" b="11807"/>
-                    <a:stretch>
-                      <a:fillRect/>
-                    </a:stretch>
-                  </pic:blipFill>
-                  <pic:spPr bwMode="auto">
-                    <a:xfrm>
-                      <a:off x="0" y="0"/>
-                      <a:ext cx="4041140" cy="4476115"/>
-                    </a:xfrm>
-                    <a:prstGeom prst="rect">
-                      <a:avLst/>
-                    </a:prstGeom>
-                    <a:noFill/>
-                  </pic:spPr>
-                </pic:pic>
-              </a:graphicData>
-            </a:graphic>
-            <wp14:sizeRelH relativeFrom="page">
-              <wp14:pctWidth>0</wp14:pctWidth>
-            </wp14:sizeRelH>
-            <wp14:sizeRelV relativeFrom="page">
-              <wp14:pctHeight>0</wp14:pctHeight>
-            </wp14:sizeRelV>
-          </wp:anchor>
-        </w:drawing>
-      </w:r>
-      <w:r>
-        <w:rPr>
-          <w:rFonts w:ascii="等线" w:eastAsia="等线" w:hAnsi="等线" w:cs="Times New Roman" w:hint="eastAsia"/>
-          <w:sz w:val="21"/>
-          <w:szCs w:val="22"/>
-          <w14:ligatures w14:val="none"/>
-        </w:rPr>
-        <w:t>图1：AI建议功能时序图</w:t>
-      </w:r>
-    </w:p>
-    <w:p>
-      <w:pPr>
-        <w:spacing w:after="0" w:line="240" w:lineRule="auto"/>
-        <w:jc w:val="center"/>
-        <w:rPr>
-          <w:rFonts w:ascii="等线" w:eastAsia="等线" w:hAnsi="等线" w:cs="Times New Roman" w:hint="eastAsia"/>
-          <w:sz w:val="21"/>
-          <w:szCs w:val="22"/>
-          <w14:ligatures w14:val="none"/>
-        </w:rPr>
-      </w:pPr>
-      <w:r>
-        <w:rPr>
-          <w:rFonts w:ascii="等线" w:eastAsia="等线" w:hAnsi="等线" w:cs="Times New Roman" w:hint="eastAsia"/>
-          <w:sz w:val="21"/>
-          <w:szCs w:val="22"/>
-          <w14:ligatures w14:val="none"/>
+    </w:p>
+    <w:p>
+      <w:pPr>
+        <w:pStyle w:val="1"/>
+        <w:rPr>
+          <w:rFonts w:hint="eastAsia"/>
+        </w:rPr>
+      </w:pPr>
+      <w:bookmarkStart w:id="25" w:name="_Toc196478360"/>
+      <w:r>
+        <w:rPr>
+          <w:rFonts w:hint="eastAsia"/>
         </w:rPr>
         <w:lastRenderedPageBreak/>
-        <w:t>图2：AI建议功能活动图</w:t>
-      </w:r>
-    </w:p>
-    <w:p>
-      <w:pPr>
-        <w:spacing w:after="0" w:line="240" w:lineRule="auto"/>
-        <w:jc w:val="both"/>
-        <w:rPr>
-          <w:rFonts w:ascii="等线" w:eastAsia="等线" w:hAnsi="等线" w:cs="Times New Roman" w:hint="eastAsia"/>
-          <w:sz w:val="21"/>
-          <w:szCs w:val="22"/>
-          <w14:ligatures w14:val="none"/>
-        </w:rPr>
-      </w:pPr>
-      <w:r>
-        <w:rPr>
-          <w:rFonts w:ascii="等线" w:eastAsia="等线" w:hAnsi="等线" w:cs="Times New Roman" w:hint="eastAsia"/>
-          <w:sz w:val="21"/>
-          <w:szCs w:val="22"/>
-          <w14:ligatures w14:val="none"/>
-        </w:rPr>
-        <w:fldChar w:fldCharType="begin"/>
-      </w:r>
-      <w:r>
-        <w:rPr>
-          <w:rFonts w:ascii="等线" w:eastAsia="等线" w:hAnsi="等线" w:cs="Times New Roman" w:hint="eastAsia"/>
-          <w:sz w:val="21"/>
-          <w:szCs w:val="22"/>
-          <w14:ligatures w14:val="none"/>
-        </w:rPr>
-        <w:instrText xml:space="preserve"> INCLUDEPICTURE "C:\\Users\\34141\\Documents\\Tencent Files\\3414149763\\Image\\C2C\\UR%%~FS%6@$}H$[9}$F4REE.png" \* MERGEFORMATINET </w:instrText>
-      </w:r>
-      <w:r>
-        <w:rPr>
-          <w:rFonts w:ascii="等线" w:eastAsia="等线" w:hAnsi="等线" w:cs="Times New Roman" w:hint="eastAsia"/>
-          <w:sz w:val="21"/>
-          <w:szCs w:val="22"/>
-          <w14:ligatures w14:val="none"/>
-        </w:rPr>
-        <w:fldChar w:fldCharType="separate"/>
-      </w:r>
-      <w:r>
-        <w:rPr>
-          <w:rFonts w:ascii="等线" w:eastAsia="等线" w:hAnsi="等线" w:cs="Times New Roman" w:hint="eastAsia"/>
-          <w:sz w:val="21"/>
-          <w:szCs w:val="22"/>
-          <w14:ligatures w14:val="none"/>
-        </w:rPr>
-        <w:fldChar w:fldCharType="begin"/>
-      </w:r>
-      <w:r>
-        <w:rPr>
-          <w:rFonts w:ascii="等线" w:eastAsia="等线" w:hAnsi="等线" w:cs="Times New Roman" w:hint="eastAsia"/>
-          <w:sz w:val="21"/>
-          <w:szCs w:val="22"/>
-          <w14:ligatures w14:val="none"/>
-        </w:rPr>
-        <w:instrText xml:space="preserve"> INCLUDEPICTURE  "C:\\Users\\34141\\Documents\\Tencent Files\\3414149763\\Image\\C2C\\UR%%~FS%6@$}H$[9}$F4REE.png" \* MERGEFORMATINET </w:instrText>
-      </w:r>
-      <w:r>
-        <w:rPr>
-          <w:rFonts w:ascii="等线" w:eastAsia="等线" w:hAnsi="等线" w:cs="Times New Roman" w:hint="eastAsia"/>
-          <w:sz w:val="21"/>
-          <w:szCs w:val="22"/>
-          <w14:ligatures w14:val="none"/>
-        </w:rPr>
-        <w:fldChar w:fldCharType="separate"/>
-      </w:r>
-      <w:r>
-        <w:rPr>
-          <w:rFonts w:ascii="等线" w:eastAsia="等线" w:hAnsi="等线" w:cs="Times New Roman" w:hint="eastAsia"/>
-          <w:sz w:val="21"/>
-          <w:szCs w:val="22"/>
-          <w14:ligatures w14:val="none"/>
-        </w:rPr>
-        <w:fldChar w:fldCharType="begin"/>
-      </w:r>
-      <w:r>
-        <w:rPr>
-          <w:rFonts w:ascii="等线" w:eastAsia="等线" w:hAnsi="等线" w:cs="Times New Roman" w:hint="eastAsia"/>
-          <w:sz w:val="21"/>
-          <w:szCs w:val="22"/>
-          <w14:ligatures w14:val="none"/>
-        </w:rPr>
-        <w:instrText xml:space="preserve"> INCLUDEPICTURE  "C:\\Users\\34141\\Documents\\Tencent Files\\3414149763\\Image\\C2C\\UR%%~FS%6@$}H$[9}$F4REE.png" \* MERGEFORMATINET </w:instrText>
-      </w:r>
-      <w:r>
-        <w:rPr>
-          <w:rFonts w:ascii="等线" w:eastAsia="等线" w:hAnsi="等线" w:cs="Times New Roman" w:hint="eastAsia"/>
-          <w:sz w:val="21"/>
-          <w:szCs w:val="22"/>
-          <w14:ligatures w14:val="none"/>
-        </w:rPr>
-        <w:fldChar w:fldCharType="separate"/>
-      </w:r>
-      <w:r>
-        <w:rPr>
-          <w:rFonts w:ascii="等线" w:eastAsia="等线" w:hAnsi="等线" w:cs="Times New Roman" w:hint="eastAsia"/>
-          <w:sz w:val="21"/>
-          <w:szCs w:val="22"/>
-          <w14:ligatures w14:val="none"/>
-        </w:rPr>
-        <w:fldChar w:fldCharType="begin"/>
-      </w:r>
-      <w:r>
-        <w:rPr>
-          <w:rFonts w:ascii="等线" w:eastAsia="等线" w:hAnsi="等线" w:cs="Times New Roman" w:hint="eastAsia"/>
-          <w:sz w:val="21"/>
-          <w:szCs w:val="22"/>
-          <w14:ligatures w14:val="none"/>
-        </w:rPr>
-        <w:instrText xml:space="preserve"> INCLUDEPICTURE  "C:\\Users\\34141\\Documents\\Tencent Files\\3414149763\\Image\\C2C\\UR%%~FS%6@$}H$[9}$F4REE.png" \* MERGEFORMATINET </w:instrText>
-      </w:r>
-      <w:r>
-        <w:rPr>
-          <w:rFonts w:ascii="等线" w:eastAsia="等线" w:hAnsi="等线" w:cs="Times New Roman" w:hint="eastAsia"/>
-          <w:sz w:val="21"/>
-          <w:szCs w:val="22"/>
-          <w14:ligatures w14:val="none"/>
-        </w:rPr>
-        <w:fldChar w:fldCharType="separate"/>
-      </w:r>
-      <w:r>
-        <w:rPr>
-          <w:rFonts w:ascii="等线" w:eastAsia="等线" w:hAnsi="等线" w:cs="Times New Roman" w:hint="eastAsia"/>
-          <w:sz w:val="21"/>
-          <w:szCs w:val="22"/>
-          <w14:ligatures w14:val="none"/>
-        </w:rPr>
-        <w:fldChar w:fldCharType="begin"/>
-      </w:r>
-      <w:r>
-        <w:rPr>
-          <w:rFonts w:ascii="等线" w:eastAsia="等线" w:hAnsi="等线" w:cs="Times New Roman" w:hint="eastAsia"/>
-          <w:sz w:val="21"/>
-          <w:szCs w:val="22"/>
-          <w14:ligatures w14:val="none"/>
-        </w:rPr>
-        <w:instrText xml:space="preserve"> INCLUDEPICTURE  "C:\\Users\\34141\\Documents\\Tencent Files\\3414149763\\Image\\C2C\\UR%%~FS%6@$}H$[9}$F4REE.png" \* MERGEFORMATINET </w:instrText>
-      </w:r>
-      <w:r>
-        <w:rPr>
-          <w:rFonts w:ascii="等线" w:eastAsia="等线" w:hAnsi="等线" w:cs="Times New Roman" w:hint="eastAsia"/>
-          <w:sz w:val="21"/>
-          <w:szCs w:val="22"/>
-          <w14:ligatures w14:val="none"/>
-        </w:rPr>
-        <w:fldChar w:fldCharType="separate"/>
-      </w:r>
-      <w:r>
-        <w:rPr>
-          <w:rFonts w:ascii="等线" w:eastAsia="等线" w:hAnsi="等线" w:cs="Times New Roman" w:hint="eastAsia"/>
-          <w:sz w:val="21"/>
-          <w:szCs w:val="22"/>
-          <w14:ligatures w14:val="none"/>
-        </w:rPr>
-        <w:fldChar w:fldCharType="begin"/>
-      </w:r>
-      <w:r>
-        <w:rPr>
-          <w:rFonts w:ascii="等线" w:eastAsia="等线" w:hAnsi="等线" w:cs="Times New Roman" w:hint="eastAsia"/>
-          <w:sz w:val="21"/>
-          <w:szCs w:val="22"/>
-          <w14:ligatures w14:val="none"/>
-        </w:rPr>
-        <w:instrText xml:space="preserve"> INCLUDEPICTURE  "C:\\Users\\34141\\Documents\\Tencent Files\\3414149763\\Image\\C2C\\UR%%~FS%6@$}H$[9}$F4REE.png" \* MERGEFORMATINET </w:instrText>
-      </w:r>
-      <w:r>
-        <w:rPr>
-          <w:rFonts w:ascii="等线" w:eastAsia="等线" w:hAnsi="等线" w:cs="Times New Roman" w:hint="eastAsia"/>
-          <w:sz w:val="21"/>
-          <w:szCs w:val="22"/>
-          <w14:ligatures w14:val="none"/>
-        </w:rPr>
-        <w:fldChar w:fldCharType="separate"/>
-      </w:r>
-      <w:r>
-        <w:rPr>
-          <w:rFonts w:ascii="等线" w:eastAsia="等线" w:hAnsi="等线" w:cs="Times New Roman" w:hint="eastAsia"/>
-          <w:sz w:val="21"/>
-          <w:szCs w:val="22"/>
-          <w14:ligatures w14:val="none"/>
-        </w:rPr>
-        <w:fldChar w:fldCharType="begin"/>
-      </w:r>
-      <w:r>
-        <w:rPr>
-          <w:rFonts w:ascii="等线" w:eastAsia="等线" w:hAnsi="等线" w:cs="Times New Roman" w:hint="eastAsia"/>
-          <w:sz w:val="21"/>
-          <w:szCs w:val="22"/>
-          <w14:ligatures w14:val="none"/>
-        </w:rPr>
-        <w:instrText xml:space="preserve"> INCLUDEPICTURE  "C:\\Users\\34141\\Documents\\Tencent Files\\3414149763\\Image\\C2C\\UR%%~FS%6@$}H$[9}$F4REE.png" \* MERGEFORMATINET </w:instrText>
-      </w:r>
-      <w:r>
-        <w:rPr>
-          <w:rFonts w:ascii="等线" w:eastAsia="等线" w:hAnsi="等线" w:cs="Times New Roman" w:hint="eastAsia"/>
-          <w:sz w:val="21"/>
-          <w:szCs w:val="22"/>
-          <w14:ligatures w14:val="none"/>
-        </w:rPr>
-        <w:fldChar w:fldCharType="separate"/>
-      </w:r>
-      <w:r>
-        <w:rPr>
-          <w:rFonts w:ascii="等线" w:eastAsia="等线" w:hAnsi="等线" w:cs="Times New Roman"/>
-          <w:sz w:val="21"/>
-          <w:szCs w:val="22"/>
-          <w14:ligatures w14:val="none"/>
-        </w:rPr>
-        <w:pict w14:anchorId="72A233A7">
-          <v:shapetype id="_x0000_t75" coordsize="21600,21600" o:spt="75" o:preferrelative="t" path="m@4@5l@4@11@9@11@9@5xe" filled="f" stroked="f">
-            <v:stroke joinstyle="miter"/>
-            <v:formulas>
-              <v:f eqn="if lineDrawn pixelLineWidth 0"/>
-              <v:f eqn="sum @0 1 0"/>
-              <v:f eqn="sum 0 0 @1"/>
-              <v:f eqn="prod @2 1 2"/>
-              <v:f eqn="prod @3 21600 pixelWidth"/>
-              <v:f eqn="prod @3 21600 pixelHeight"/>
-              <v:f eqn="sum @0 0 1"/>
-              <v:f eqn="prod @6 1 2"/>
-              <v:f eqn="prod @7 21600 pixelWidth"/>
-              <v:f eqn="sum @8 21600 0"/>
-              <v:f eqn="prod @7 21600 pixelHeight"/>
-              <v:f eqn="sum @10 21600 0"/>
-            </v:formulas>
-            <v:path o:extrusionok="f" gradientshapeok="t" o:connecttype="rect"/>
-            <o:lock v:ext="edit" aspectratio="t"/>
-          </v:shapetype>
-          <v:shape id="_x0000_i1025" type="#_x0000_t75" alt="" style="width:411.4pt;height:350.95pt">
-            <v:imagedata r:id="rId12" r:href="rId13"/>
-          </v:shape>
-        </w:pict>
-      </w:r>
-      <w:r>
-        <w:rPr>
-          <w:rFonts w:ascii="等线" w:eastAsia="等线" w:hAnsi="等线" w:cs="Times New Roman" w:hint="eastAsia"/>
-          <w:sz w:val="21"/>
-          <w:szCs w:val="22"/>
-          <w14:ligatures w14:val="none"/>
-        </w:rPr>
-        <w:fldChar w:fldCharType="end"/>
-      </w:r>
-      <w:r>
-        <w:rPr>
-          <w:rFonts w:ascii="等线" w:eastAsia="等线" w:hAnsi="等线" w:cs="Times New Roman" w:hint="eastAsia"/>
-          <w:sz w:val="21"/>
-          <w:szCs w:val="22"/>
-          <w14:ligatures w14:val="none"/>
-        </w:rPr>
-        <w:fldChar w:fldCharType="end"/>
-      </w:r>
-      <w:r>
-        <w:rPr>
-          <w:rFonts w:ascii="等线" w:eastAsia="等线" w:hAnsi="等线" w:cs="Times New Roman" w:hint="eastAsia"/>
-          <w:sz w:val="21"/>
-          <w:szCs w:val="22"/>
-          <w14:ligatures w14:val="none"/>
-        </w:rPr>
-        <w:fldChar w:fldCharType="end"/>
-      </w:r>
-      <w:r>
-        <w:rPr>
-          <w:rFonts w:ascii="等线" w:eastAsia="等线" w:hAnsi="等线" w:cs="Times New Roman" w:hint="eastAsia"/>
-          <w:sz w:val="21"/>
-          <w:szCs w:val="22"/>
-          <w14:ligatures w14:val="none"/>
-        </w:rPr>
-        <w:fldChar w:fldCharType="end"/>
-      </w:r>
-      <w:r>
-        <w:rPr>
-          <w:rFonts w:ascii="等线" w:eastAsia="等线" w:hAnsi="等线" w:cs="Times New Roman" w:hint="eastAsia"/>
-          <w:sz w:val="21"/>
-          <w:szCs w:val="22"/>
-          <w14:ligatures w14:val="none"/>
-        </w:rPr>
-        <w:fldChar w:fldCharType="end"/>
-      </w:r>
-      <w:r>
-        <w:rPr>
-          <w:rFonts w:ascii="等线" w:eastAsia="等线" w:hAnsi="等线" w:cs="Times New Roman" w:hint="eastAsia"/>
-          <w:sz w:val="21"/>
-          <w:szCs w:val="22"/>
-          <w14:ligatures w14:val="none"/>
-        </w:rPr>
-        <w:fldChar w:fldCharType="end"/>
-      </w:r>
-      <w:r>
-        <w:rPr>
-          <w:rFonts w:ascii="等线" w:eastAsia="等线" w:hAnsi="等线" w:cs="Times New Roman" w:hint="eastAsia"/>
-          <w:sz w:val="21"/>
-          <w:szCs w:val="22"/>
-          <w14:ligatures w14:val="none"/>
-        </w:rPr>
-        <w:fldChar w:fldCharType="end"/>
-      </w:r>
-    </w:p>
-    <w:p>
-      <w:pPr>
-        <w:spacing w:after="0" w:line="240" w:lineRule="auto"/>
-        <w:jc w:val="center"/>
-        <w:rPr>
-          <w:rFonts w:ascii="等线" w:eastAsia="等线" w:hAnsi="等线" w:cs="Times New Roman" w:hint="eastAsia"/>
-          <w:sz w:val="21"/>
-          <w:szCs w:val="22"/>
-          <w14:ligatures w14:val="none"/>
-        </w:rPr>
-      </w:pPr>
-      <w:r>
-        <w:rPr>
-          <w:rFonts w:ascii="等线" w:eastAsia="等线" w:hAnsi="等线" w:cs="Times New Roman" w:hint="eastAsia"/>
-          <w:noProof/>
-          <w:sz w:val="21"/>
-          <w:szCs w:val="22"/>
-          <w14:ligatures w14:val="none"/>
-        </w:rPr>
-        <w:drawing>
-          <wp:anchor distT="0" distB="0" distL="114300" distR="114300" simplePos="0" relativeHeight="251660288" behindDoc="0" locked="0" layoutInCell="1" allowOverlap="1" wp14:anchorId="477F862F" wp14:editId="024BA3A0">
-            <wp:simplePos x="0" y="0"/>
-            <wp:positionH relativeFrom="column">
-              <wp:posOffset>1086485</wp:posOffset>
-            </wp:positionH>
-            <wp:positionV relativeFrom="paragraph">
-              <wp:posOffset>206375</wp:posOffset>
-            </wp:positionV>
-            <wp:extent cx="3098165" cy="3844290"/>
-            <wp:effectExtent l="0" t="0" r="0" b="0"/>
-            <wp:wrapTopAndBottom/>
-            <wp:docPr id="982198963" name="图片 1"/>
-            <wp:cNvGraphicFramePr>
-              <a:graphicFrameLocks xmlns:a="http://schemas.openxmlformats.org/drawingml/2006/main" noChangeAspect="1"/>
-            </wp:cNvGraphicFramePr>
-            <a:graphic xmlns:a="http://schemas.openxmlformats.org/drawingml/2006/main">
-              <a:graphicData uri="http://schemas.openxmlformats.org/drawingml/2006/picture">
-                <pic:pic xmlns:pic="http://schemas.openxmlformats.org/drawingml/2006/picture">
-                  <pic:nvPicPr>
-                    <pic:cNvPr id="0" name="Picture 3"/>
-                    <pic:cNvPicPr>
-                      <a:picLocks noChangeAspect="1" noChangeArrowheads="1"/>
-                    </pic:cNvPicPr>
-                  </pic:nvPicPr>
-                  <pic:blipFill>
-                    <a:blip r:embed="rId11">
-                      <a:extLst>
-                        <a:ext uri="{28A0092B-C50C-407E-A947-70E740481C1C}">
-                          <a14:useLocalDpi xmlns:a14="http://schemas.microsoft.com/office/drawing/2010/main" val="0"/>
-                        </a:ext>
-                      </a:extLst>
-                    </a:blip>
-                    <a:srcRect r="54970"/>
-                    <a:stretch>
-                      <a:fillRect/>
-                    </a:stretch>
-                  </pic:blipFill>
-                  <pic:spPr bwMode="auto">
-                    <a:xfrm>
-                      <a:off x="0" y="0"/>
-                      <a:ext cx="3098165" cy="3844290"/>
-                    </a:xfrm>
-                    <a:prstGeom prst="rect">
-                      <a:avLst/>
-                    </a:prstGeom>
-                    <a:noFill/>
-                  </pic:spPr>
-                </pic:pic>
-              </a:graphicData>
-            </a:graphic>
-            <wp14:sizeRelH relativeFrom="page">
-              <wp14:pctWidth>0</wp14:pctWidth>
-            </wp14:sizeRelH>
-            <wp14:sizeRelV relativeFrom="page">
-              <wp14:pctHeight>0</wp14:pctHeight>
-            </wp14:sizeRelV>
-          </wp:anchor>
-        </w:drawing>
-      </w:r>
-      <w:r>
-        <w:rPr>
-          <w:rFonts w:ascii="等线" w:eastAsia="等线" w:hAnsi="等线" w:cs="Times New Roman" w:hint="eastAsia"/>
-          <w:sz w:val="21"/>
-          <w:szCs w:val="22"/>
-          <w14:ligatures w14:val="none"/>
-        </w:rPr>
-        <w:t>图3：实时生理数据采集时序图</w:t>
-      </w:r>
-    </w:p>
-    <w:p>
-      <w:pPr>
-        <w:spacing w:after="0" w:line="240" w:lineRule="auto"/>
-        <w:jc w:val="center"/>
-        <w:rPr>
-          <w:rFonts w:ascii="等线" w:eastAsia="等线" w:hAnsi="等线" w:cs="Times New Roman" w:hint="eastAsia"/>
-          <w:sz w:val="21"/>
-          <w:szCs w:val="22"/>
-          <w14:ligatures w14:val="none"/>
-        </w:rPr>
-      </w:pPr>
-      <w:r>
-        <w:rPr>
-          <w:rFonts w:ascii="等线" w:eastAsia="等线" w:hAnsi="等线" w:cs="Times New Roman" w:hint="eastAsia"/>
-          <w:sz w:val="21"/>
-          <w:szCs w:val="22"/>
-          <w14:ligatures w14:val="none"/>
-        </w:rPr>
-        <w:lastRenderedPageBreak/>
-        <w:t>图4：实时生理数据采集活动图</w:t>
-      </w:r>
-    </w:p>
-    <w:p>
-      <w:pPr>
-        <w:pStyle w:val="1"/>
-        <w:rPr>
-          <w:rFonts w:hint="eastAsia"/>
-        </w:rPr>
-      </w:pPr>
-      <w:bookmarkStart w:id="25" w:name="_Toc196478360"/>
-      <w:r>
-        <w:rPr>
-          <w:rFonts w:hint="eastAsia"/>
-        </w:rPr>
         <w:t xml:space="preserve">3. </w:t>
       </w:r>
       <w:r>
@@ -12898,6 +12285,9 @@
       <w:pPr>
         <w:spacing w:after="0" w:line="240" w:lineRule="atLeast"/>
         <w:ind w:firstLine="420"/>
+        <w:rPr>
+          <w:rFonts w:hint="eastAsia"/>
+        </w:rPr>
       </w:pPr>
       <w:bookmarkStart w:id="28" w:name="_Toc196478363"/>
       <w:r>
@@ -12930,6 +12320,9 @@
     <w:p>
       <w:pPr>
         <w:spacing w:after="0" w:line="240" w:lineRule="atLeast"/>
+        <w:rPr>
+          <w:rFonts w:hint="eastAsia"/>
+        </w:rPr>
       </w:pPr>
       <w:bookmarkStart w:id="29" w:name="_Toc196478364"/>
       <w:r>
@@ -12939,6 +12332,9 @@
     <w:p>
       <w:pPr>
         <w:spacing w:after="0" w:line="240" w:lineRule="atLeast"/>
+        <w:rPr>
+          <w:rFonts w:hint="eastAsia"/>
+        </w:rPr>
       </w:pPr>
       <w:r>
         <w:t>输出：处理后的健康模型数据、AI建议、系统通知等</w:t>
@@ -12967,6 +12363,9 @@
     <w:p>
       <w:pPr>
         <w:spacing w:after="0" w:line="240" w:lineRule="atLeast"/>
+        <w:rPr>
+          <w:rFonts w:hint="eastAsia"/>
+        </w:rPr>
       </w:pPr>
       <w:r>
         <w:t>接口需遵循 RESTful API 设计规范，使用 JSON 格式进行数据交换</w:t>
@@ -12975,6 +12374,9 @@
     <w:p>
       <w:pPr>
         <w:spacing w:after="0" w:line="240" w:lineRule="atLeast"/>
+        <w:rPr>
+          <w:rFonts w:hint="eastAsia"/>
+        </w:rPr>
       </w:pPr>
       <w:r>
         <w:t>接口响应时间应低于 200ms，确保模块间高效通信</w:t>
@@ -13028,6 +12430,9 @@
     <w:p>
       <w:pPr>
         <w:pStyle w:val="2"/>
+        <w:rPr>
+          <w:rFonts w:hint="eastAsia"/>
+        </w:rPr>
       </w:pPr>
       <w:r>
         <w:t xml:space="preserve">3.2.1 </w:t>
@@ -13039,6 +12444,9 @@
     <w:p>
       <w:pPr>
         <w:spacing w:after="0" w:line="240" w:lineRule="atLeast"/>
+        <w:rPr>
+          <w:rFonts w:hint="eastAsia"/>
+        </w:rPr>
       </w:pPr>
       <w:r>
         <w:t>系统需要提供用户与系统交互的界面，如健康数据图表展示、资讯互动模块、消息提醒查看等。</w:t>
@@ -13047,6 +12455,9 @@
     <w:p>
       <w:pPr>
         <w:pStyle w:val="2"/>
+        <w:rPr>
+          <w:rFonts w:hint="eastAsia"/>
+        </w:rPr>
       </w:pPr>
       <w:r>
         <w:t xml:space="preserve">3.2.2 </w:t>
@@ -13058,6 +12469,9 @@
     <w:p>
       <w:pPr>
         <w:spacing w:after="0" w:line="240" w:lineRule="atLeast"/>
+        <w:rPr>
+          <w:rFonts w:hint="eastAsia"/>
+        </w:rPr>
       </w:pPr>
       <w:r>
         <w:t>输入：用户点击操作、输入关键词、时间选择等</w:t>
@@ -13066,6 +12480,9 @@
     <w:p>
       <w:pPr>
         <w:spacing w:after="0" w:line="240" w:lineRule="atLeast"/>
+        <w:rPr>
+          <w:rFonts w:hint="eastAsia"/>
+        </w:rPr>
       </w:pPr>
       <w:r>
         <w:t>输出：健康数据图表、AI问答结果、消息通知内容、健康建议等</w:t>
@@ -13074,6 +12491,9 @@
     <w:p>
       <w:pPr>
         <w:pStyle w:val="2"/>
+        <w:rPr>
+          <w:rFonts w:hint="eastAsia"/>
+        </w:rPr>
       </w:pPr>
       <w:r>
         <w:t xml:space="preserve">3.2.3 </w:t>
@@ -13085,6 +12505,9 @@
     <w:p>
       <w:pPr>
         <w:spacing w:after="0" w:line="240" w:lineRule="atLeast"/>
+        <w:rPr>
+          <w:rFonts w:hint="eastAsia"/>
+        </w:rPr>
       </w:pPr>
       <w:r>
         <w:t>界面响应时间应低于 500ms</w:t>
@@ -13093,6 +12516,9 @@
     <w:p>
       <w:pPr>
         <w:spacing w:after="0" w:line="240" w:lineRule="atLeast"/>
+        <w:rPr>
+          <w:rFonts w:hint="eastAsia"/>
+        </w:rPr>
       </w:pPr>
       <w:r>
         <w:t>支持多种终端（如手机、平板、网页）访问，UI 自适应</w:t>
@@ -13101,6 +12527,9 @@
     <w:p>
       <w:pPr>
         <w:spacing w:after="0" w:line="240" w:lineRule="atLeast"/>
+        <w:rPr>
+          <w:rFonts w:hint="eastAsia"/>
+        </w:rPr>
       </w:pPr>
       <w:r>
         <w:t>具备良好的可访问性设计（如色弱模式、语音阅读支持）</w:t>
@@ -13137,6 +12566,9 @@
     <w:p>
       <w:pPr>
         <w:pStyle w:val="2"/>
+        <w:rPr>
+          <w:rFonts w:hint="eastAsia"/>
+        </w:rPr>
       </w:pPr>
       <w:r>
         <w:t xml:space="preserve">3.3.1 </w:t>
@@ -13148,6 +12580,9 @@
     <w:p>
       <w:pPr>
         <w:spacing w:after="0" w:line="240" w:lineRule="atLeast"/>
+        <w:rPr>
+          <w:rFonts w:hint="eastAsia"/>
+        </w:rPr>
       </w:pPr>
       <w:r>
         <w:t>系统可通过外部接口与第三方设备或服务进行数据交互，例如蓝牙健康手环、AI模型平台、医院信息平台等。</w:t>
@@ -13156,6 +12591,9 @@
     <w:p>
       <w:pPr>
         <w:pStyle w:val="2"/>
+        <w:rPr>
+          <w:rFonts w:hint="eastAsia"/>
+        </w:rPr>
       </w:pPr>
       <w:r>
         <w:lastRenderedPageBreak/>
@@ -13168,6 +12606,9 @@
     <w:p>
       <w:pPr>
         <w:spacing w:after="0" w:line="240" w:lineRule="atLeast"/>
+        <w:rPr>
+          <w:rFonts w:hint="eastAsia"/>
+        </w:rPr>
       </w:pPr>
       <w:r>
         <w:t>输入：外部设备上传的健康数据、AI平台返回的分析结果</w:t>
@@ -13176,6 +12617,9 @@
     <w:p>
       <w:pPr>
         <w:spacing w:after="0" w:line="240" w:lineRule="atLeast"/>
+        <w:rPr>
+          <w:rFonts w:hint="eastAsia"/>
+        </w:rPr>
       </w:pPr>
       <w:r>
         <w:t>输出：数据同步确认、健康趋势报告、建议反馈等</w:t>
@@ -13184,6 +12628,9 @@
     <w:p>
       <w:pPr>
         <w:pStyle w:val="2"/>
+        <w:rPr>
+          <w:rFonts w:hint="eastAsia"/>
+        </w:rPr>
       </w:pPr>
       <w:r>
         <w:t xml:space="preserve">3.3.3 </w:t>
@@ -13195,6 +12642,9 @@
     <w:p>
       <w:pPr>
         <w:spacing w:after="0" w:line="240" w:lineRule="atLeast"/>
+        <w:rPr>
+          <w:rFonts w:hint="eastAsia"/>
+        </w:rPr>
       </w:pPr>
       <w:r>
         <w:t>接口需支持 HTTPS 加密传输</w:t>
@@ -13203,6 +12653,9 @@
     <w:p>
       <w:pPr>
         <w:spacing w:after="0" w:line="240" w:lineRule="atLeast"/>
+        <w:rPr>
+          <w:rFonts w:hint="eastAsia"/>
+        </w:rPr>
       </w:pPr>
       <w:r>
         <w:t>数据交换格式统一为 JSON 或 XML</w:t>
@@ -13211,6 +12664,9 @@
     <w:p>
       <w:pPr>
         <w:spacing w:after="0" w:line="240" w:lineRule="atLeast"/>
+        <w:rPr>
+          <w:rFonts w:hint="eastAsia"/>
+        </w:rPr>
       </w:pPr>
       <w:r>
         <w:t>支持 OAuth2.0 或 JWT 接口认证机制</w:t>
@@ -13219,6 +12675,9 @@
     <w:p>
       <w:pPr>
         <w:spacing w:after="0" w:line="240" w:lineRule="atLeast"/>
+        <w:rPr>
+          <w:rFonts w:hint="eastAsia"/>
+        </w:rPr>
       </w:pPr>
       <w:r>
         <w:t>第三方设备接入需通过系统认证与授权流程</w:t>
@@ -13262,6 +12721,9 @@
     <w:p>
       <w:pPr>
         <w:pStyle w:val="3"/>
+        <w:rPr>
+          <w:rFonts w:hint="eastAsia"/>
+        </w:rPr>
       </w:pPr>
       <w:bookmarkStart w:id="33" w:name="_Toc196478379"/>
       <w:r>
@@ -13274,6 +12736,9 @@
     <w:p>
       <w:pPr>
         <w:spacing w:after="0" w:line="240" w:lineRule="atLeast"/>
+        <w:rPr>
+          <w:rFonts w:hint="eastAsia"/>
+        </w:rPr>
       </w:pPr>
       <w:r>
         <w:t>实时数据采集与显示延迟不得超过 2 秒</w:t>
@@ -13282,6 +12747,9 @@
     <w:p>
       <w:pPr>
         <w:spacing w:after="0" w:line="240" w:lineRule="atLeast"/>
+        <w:rPr>
+          <w:rFonts w:hint="eastAsia"/>
+        </w:rPr>
       </w:pPr>
       <w:r>
         <w:t>数据分析结果生成时间不得超过 1 秒</w:t>
@@ -13290,6 +12758,9 @@
     <w:p>
       <w:pPr>
         <w:spacing w:after="0" w:line="240" w:lineRule="atLeast"/>
+        <w:rPr>
+          <w:rFonts w:hint="eastAsia"/>
+        </w:rPr>
       </w:pPr>
       <w:r>
         <w:t>AI建议响应时间控制在 3 秒以内</w:t>
@@ -13298,6 +12769,9 @@
     <w:p>
       <w:pPr>
         <w:spacing w:after="0" w:line="240" w:lineRule="atLeast"/>
+        <w:rPr>
+          <w:rFonts w:hint="eastAsia"/>
+        </w:rPr>
       </w:pPr>
       <w:r>
         <w:t>消息推送延迟不超过 1 秒</w:t>
@@ -13306,6 +12780,9 @@
     <w:p>
       <w:pPr>
         <w:pStyle w:val="3"/>
+        <w:rPr>
+          <w:rFonts w:hint="eastAsia"/>
+        </w:rPr>
       </w:pPr>
       <w:r>
         <w:t xml:space="preserve">4.2 </w:t>
@@ -13317,6 +12794,9 @@
     <w:p>
       <w:pPr>
         <w:spacing w:after="0" w:line="240" w:lineRule="atLeast"/>
+        <w:rPr>
+          <w:rFonts w:hint="eastAsia"/>
+        </w:rPr>
       </w:pPr>
       <w:r>
         <w:t>健康数据采集精度误差不超过±5%（取决于设备性能）</w:t>
@@ -13325,6 +12805,9 @@
     <w:p>
       <w:pPr>
         <w:spacing w:after="0" w:line="240" w:lineRule="atLeast"/>
+        <w:rPr>
+          <w:rFonts w:hint="eastAsia"/>
+        </w:rPr>
       </w:pPr>
       <w:r>
         <w:t>AI建议应达到 80% 以上的用户满意度（可通过反馈机制评估）</w:t>
@@ -13333,6 +12816,9 @@
     <w:p>
       <w:pPr>
         <w:spacing w:after="0" w:line="240" w:lineRule="atLeast"/>
+        <w:rPr>
+          <w:rFonts w:hint="eastAsia"/>
+        </w:rPr>
       </w:pPr>
       <w:r>
         <w:t>图表展示精度应确保趋势变化真实反映原始数据变化</w:t>
@@ -13341,6 +12827,9 @@
     <w:p>
       <w:pPr>
         <w:pStyle w:val="3"/>
+        <w:rPr>
+          <w:rFonts w:hint="eastAsia"/>
+        </w:rPr>
       </w:pPr>
       <w:r>
         <w:t xml:space="preserve">4.3 </w:t>
@@ -13352,6 +12841,9 @@
     <w:p>
       <w:pPr>
         <w:spacing w:after="0" w:line="240" w:lineRule="atLeast"/>
+        <w:rPr>
+          <w:rFonts w:hint="eastAsia"/>
+        </w:rPr>
       </w:pPr>
       <w:r>
         <w:t>系统可用性不低于 99.5%</w:t>
@@ -13360,6 +12852,9 @@
     <w:p>
       <w:pPr>
         <w:spacing w:after="0" w:line="240" w:lineRule="atLeast"/>
+        <w:rPr>
+          <w:rFonts w:hint="eastAsia"/>
+        </w:rPr>
       </w:pPr>
       <w:r>
         <w:t>平均无故障时间（MTBF）大于 2000 小时</w:t>
@@ -13368,6 +12863,9 @@
     <w:p>
       <w:pPr>
         <w:spacing w:after="0" w:line="240" w:lineRule="atLeast"/>
+        <w:rPr>
+          <w:rFonts w:hint="eastAsia"/>
+        </w:rPr>
       </w:pPr>
       <w:r>
         <w:t>每次崩溃后的平均恢复时间（MTTR）小于 5 分钟</w:t>
@@ -13376,6 +12874,9 @@
     <w:p>
       <w:pPr>
         <w:pStyle w:val="3"/>
+        <w:rPr>
+          <w:rFonts w:hint="eastAsia"/>
+        </w:rPr>
       </w:pPr>
       <w:r>
         <w:t xml:space="preserve">4.4 </w:t>
@@ -13387,6 +12888,9 @@
     <w:p>
       <w:pPr>
         <w:spacing w:after="0" w:line="240" w:lineRule="atLeast"/>
+        <w:rPr>
+          <w:rFonts w:hint="eastAsia"/>
+        </w:rPr>
       </w:pPr>
       <w:r>
         <w:t>支持断点续传与数据缓存，防止网络中断数据丢失</w:t>
@@ -13395,6 +12899,9 @@
     <w:p>
       <w:pPr>
         <w:spacing w:after="0" w:line="240" w:lineRule="atLeast"/>
+        <w:rPr>
+          <w:rFonts w:hint="eastAsia"/>
+        </w:rPr>
       </w:pPr>
       <w:r>
         <w:t>异常数据自动记录与提示用户</w:t>
@@ -13403,6 +12910,9 @@
     <w:p>
       <w:pPr>
         <w:spacing w:after="0" w:line="240" w:lineRule="atLeast"/>
+        <w:rPr>
+          <w:rFonts w:hint="eastAsia"/>
+        </w:rPr>
       </w:pPr>
       <w:r>
         <w:t>系统具备基本的自我检测与故障隔离机制</w:t>
@@ -13411,6 +12921,9 @@
     <w:p>
       <w:pPr>
         <w:pStyle w:val="3"/>
+        <w:rPr>
+          <w:rFonts w:hint="eastAsia"/>
+        </w:rPr>
       </w:pPr>
       <w:r>
         <w:t xml:space="preserve">4.5 </w:t>
@@ -13422,6 +12935,9 @@
     <w:p>
       <w:pPr>
         <w:spacing w:after="0" w:line="240" w:lineRule="atLeast"/>
+        <w:rPr>
+          <w:rFonts w:hint="eastAsia"/>
+        </w:rPr>
       </w:pPr>
       <w:r>
         <w:t>支持新健康指标类型快速接入</w:t>
@@ -13430,6 +12946,9 @@
     <w:p>
       <w:pPr>
         <w:spacing w:after="0" w:line="240" w:lineRule="atLeast"/>
+        <w:rPr>
+          <w:rFonts w:hint="eastAsia"/>
+        </w:rPr>
       </w:pPr>
       <w:r>
         <w:t>支持接入更多外部设备（如血糖仪、智能手表等）</w:t>
@@ -13438,6 +12957,9 @@
     <w:p>
       <w:pPr>
         <w:spacing w:after="0" w:line="240" w:lineRule="atLeast"/>
+        <w:rPr>
+          <w:rFonts w:hint="eastAsia"/>
+        </w:rPr>
       </w:pPr>
       <w:r>
         <w:t>可拓展为多语言、多终端、多角色系统</w:t>
@@ -14443,7 +13965,7 @@
               </w:rPr>
             </w:pPr>
             <w:r>
-              <w:t>蓝牙连接状态监测</w:t>
+              <w:t>用户个性化设置</w:t>
             </w:r>
           </w:p>
         </w:tc>
@@ -14459,7 +13981,142 @@
               </w:rPr>
             </w:pPr>
             <w:r>
-              <w:t>2.8</w:t>
+              <w:t>2.9</w:t>
+            </w:r>
+          </w:p>
+        </w:tc>
+        <w:tc>
+          <w:tcPr>
+            <w:tcW w:w="1832" w:type="dxa"/>
+          </w:tcPr>
+          <w:p>
+            <w:pPr>
+              <w:cnfStyle w:val="000000000000" w:firstRow="0" w:lastRow="0" w:firstColumn="0" w:lastColumn="0" w:oddVBand="0" w:evenVBand="0" w:oddHBand="0" w:evenHBand="0" w:firstRowFirstColumn="0" w:firstRowLastColumn="0" w:lastRowFirstColumn="0" w:lastRowLastColumn="0"/>
+              <w:rPr>
+                <w:rFonts w:hint="eastAsia"/>
+              </w:rPr>
+            </w:pPr>
+            <w:r>
+              <w:t>中</w:t>
+            </w:r>
+          </w:p>
+        </w:tc>
+        <w:tc>
+          <w:tcPr>
+            <w:tcW w:w="2074" w:type="dxa"/>
+          </w:tcPr>
+          <w:p>
+            <w:pPr>
+              <w:cnfStyle w:val="000000000000" w:firstRow="0" w:lastRow="0" w:firstColumn="0" w:lastColumn="0" w:oddVBand="0" w:evenVBand="0" w:oddHBand="0" w:evenHBand="0" w:firstRowFirstColumn="0" w:firstRowLastColumn="0" w:lastRowFirstColumn="0" w:lastRowLastColumn="0"/>
+              <w:rPr>
+                <w:rFonts w:hint="eastAsia"/>
+              </w:rPr>
+            </w:pPr>
+            <w:r>
+              <w:t>3.2</w:t>
+            </w:r>
+          </w:p>
+        </w:tc>
+      </w:tr>
+      <w:tr>
+        <w:trPr>
+          <w:cnfStyle w:val="000000100000" w:firstRow="0" w:lastRow="0" w:firstColumn="0" w:lastColumn="0" w:oddVBand="0" w:evenVBand="0" w:oddHBand="1" w:evenHBand="0" w:firstRowFirstColumn="0" w:firstRowLastColumn="0" w:lastRowFirstColumn="0" w:lastRowLastColumn="0"/>
+        </w:trPr>
+        <w:tc>
+          <w:tcPr>
+            <w:cnfStyle w:val="001000000000" w:firstRow="0" w:lastRow="0" w:firstColumn="1" w:lastColumn="0" w:oddVBand="0" w:evenVBand="0" w:oddHBand="0" w:evenHBand="0" w:firstRowFirstColumn="0" w:firstRowLastColumn="0" w:lastRowFirstColumn="0" w:lastRowLastColumn="0"/>
+            <w:tcW w:w="2547" w:type="dxa"/>
+          </w:tcPr>
+          <w:p>
+            <w:pPr>
+              <w:rPr>
+                <w:rFonts w:hint="eastAsia"/>
+              </w:rPr>
+            </w:pPr>
+            <w:r>
+              <w:t>疾病史分析</w:t>
+            </w:r>
+          </w:p>
+        </w:tc>
+        <w:tc>
+          <w:tcPr>
+            <w:tcW w:w="1843" w:type="dxa"/>
+          </w:tcPr>
+          <w:p>
+            <w:pPr>
+              <w:cnfStyle w:val="000000100000" w:firstRow="0" w:lastRow="0" w:firstColumn="0" w:lastColumn="0" w:oddVBand="0" w:evenVBand="0" w:oddHBand="1" w:evenHBand="0" w:firstRowFirstColumn="0" w:firstRowLastColumn="0" w:lastRowFirstColumn="0" w:lastRowLastColumn="0"/>
+              <w:rPr>
+                <w:rFonts w:hint="eastAsia"/>
+              </w:rPr>
+            </w:pPr>
+            <w:r>
+              <w:t>2.10</w:t>
+            </w:r>
+          </w:p>
+        </w:tc>
+        <w:tc>
+          <w:tcPr>
+            <w:tcW w:w="1832" w:type="dxa"/>
+          </w:tcPr>
+          <w:p>
+            <w:pPr>
+              <w:cnfStyle w:val="000000100000" w:firstRow="0" w:lastRow="0" w:firstColumn="0" w:lastColumn="0" w:oddVBand="0" w:evenVBand="0" w:oddHBand="1" w:evenHBand="0" w:firstRowFirstColumn="0" w:firstRowLastColumn="0" w:lastRowFirstColumn="0" w:lastRowLastColumn="0"/>
+              <w:rPr>
+                <w:rFonts w:hint="eastAsia"/>
+              </w:rPr>
+            </w:pPr>
+            <w:r>
+              <w:t>中</w:t>
+            </w:r>
+          </w:p>
+        </w:tc>
+        <w:tc>
+          <w:tcPr>
+            <w:tcW w:w="2074" w:type="dxa"/>
+          </w:tcPr>
+          <w:p>
+            <w:pPr>
+              <w:cnfStyle w:val="000000100000" w:firstRow="0" w:lastRow="0" w:firstColumn="0" w:lastColumn="0" w:oddVBand="0" w:evenVBand="0" w:oddHBand="1" w:evenHBand="0" w:firstRowFirstColumn="0" w:firstRowLastColumn="0" w:lastRowFirstColumn="0" w:lastRowLastColumn="0"/>
+              <w:rPr>
+                <w:rFonts w:hint="eastAsia"/>
+              </w:rPr>
+            </w:pPr>
+            <w:r>
+              <w:t>3.1</w:t>
+            </w:r>
+          </w:p>
+        </w:tc>
+      </w:tr>
+      <w:tr>
+        <w:tc>
+          <w:tcPr>
+            <w:cnfStyle w:val="001000000000" w:firstRow="0" w:lastRow="0" w:firstColumn="1" w:lastColumn="0" w:oddVBand="0" w:evenVBand="0" w:oddHBand="0" w:evenHBand="0" w:firstRowFirstColumn="0" w:firstRowLastColumn="0" w:lastRowFirstColumn="0" w:lastRowLastColumn="0"/>
+            <w:tcW w:w="2547" w:type="dxa"/>
+          </w:tcPr>
+          <w:p>
+            <w:pPr>
+              <w:rPr>
+                <w:rFonts w:hint="eastAsia"/>
+              </w:rPr>
+            </w:pPr>
+            <w:r>
+              <w:t>登录与注册</w:t>
+            </w:r>
+          </w:p>
+        </w:tc>
+        <w:tc>
+          <w:tcPr>
+            <w:tcW w:w="1843" w:type="dxa"/>
+          </w:tcPr>
+          <w:p>
+            <w:pPr>
+              <w:cnfStyle w:val="000000000000" w:firstRow="0" w:lastRow="0" w:firstColumn="0" w:lastColumn="0" w:oddVBand="0" w:evenVBand="0" w:oddHBand="0" w:evenHBand="0" w:firstRowFirstColumn="0" w:firstRowLastColumn="0" w:lastRowFirstColumn="0" w:lastRowLastColumn="0"/>
+              <w:rPr>
+                <w:rFonts w:hint="eastAsia"/>
+              </w:rPr>
+            </w:pPr>
+            <w:r>
+              <w:t>2.11, 2.12</w:t>
             </w:r>
           </w:p>
         </w:tc>
@@ -14491,7 +14148,7 @@
               </w:rPr>
             </w:pPr>
             <w:r>
-              <w:t>3.3</w:t>
+              <w:t>3.2</w:t>
             </w:r>
           </w:p>
         </w:tc>
@@ -14512,7 +14169,7 @@
               </w:rPr>
             </w:pPr>
             <w:r>
-              <w:t>用户个性化设置</w:t>
+              <w:t>健康资讯管理与互动</w:t>
             </w:r>
           </w:p>
         </w:tc>
@@ -14528,7 +14185,7 @@
               </w:rPr>
             </w:pPr>
             <w:r>
-              <w:t>2.9</w:t>
+              <w:t>2.13</w:t>
             </w:r>
           </w:p>
         </w:tc>
@@ -14560,216 +14217,12 @@
               </w:rPr>
             </w:pPr>
             <w:r>
-              <w:t>3.2</w:t>
-            </w:r>
-          </w:p>
-        </w:tc>
-      </w:tr>
-      <w:tr>
-        <w:tc>
-          <w:tcPr>
-            <w:cnfStyle w:val="001000000000" w:firstRow="0" w:lastRow="0" w:firstColumn="1" w:lastColumn="0" w:oddVBand="0" w:evenVBand="0" w:oddHBand="0" w:evenHBand="0" w:firstRowFirstColumn="0" w:firstRowLastColumn="0" w:lastRowFirstColumn="0" w:lastRowLastColumn="0"/>
-            <w:tcW w:w="2547" w:type="dxa"/>
-          </w:tcPr>
-          <w:p>
-            <w:pPr>
-              <w:rPr>
-                <w:rFonts w:hint="eastAsia"/>
-              </w:rPr>
-            </w:pPr>
-            <w:r>
-              <w:t>疾病史分析</w:t>
-            </w:r>
-          </w:p>
-        </w:tc>
-        <w:tc>
-          <w:tcPr>
-            <w:tcW w:w="1843" w:type="dxa"/>
-          </w:tcPr>
-          <w:p>
-            <w:pPr>
-              <w:cnfStyle w:val="000000000000" w:firstRow="0" w:lastRow="0" w:firstColumn="0" w:lastColumn="0" w:oddVBand="0" w:evenVBand="0" w:oddHBand="0" w:evenHBand="0" w:firstRowFirstColumn="0" w:firstRowLastColumn="0" w:lastRowFirstColumn="0" w:lastRowLastColumn="0"/>
-              <w:rPr>
-                <w:rFonts w:hint="eastAsia"/>
-              </w:rPr>
-            </w:pPr>
-            <w:r>
-              <w:t>2.10</w:t>
-            </w:r>
-          </w:p>
-        </w:tc>
-        <w:tc>
-          <w:tcPr>
-            <w:tcW w:w="1832" w:type="dxa"/>
-          </w:tcPr>
-          <w:p>
-            <w:pPr>
-              <w:cnfStyle w:val="000000000000" w:firstRow="0" w:lastRow="0" w:firstColumn="0" w:lastColumn="0" w:oddVBand="0" w:evenVBand="0" w:oddHBand="0" w:evenHBand="0" w:firstRowFirstColumn="0" w:firstRowLastColumn="0" w:lastRowFirstColumn="0" w:lastRowLastColumn="0"/>
-              <w:rPr>
-                <w:rFonts w:hint="eastAsia"/>
-              </w:rPr>
-            </w:pPr>
-            <w:r>
-              <w:t>中</w:t>
-            </w:r>
-          </w:p>
-        </w:tc>
-        <w:tc>
-          <w:tcPr>
-            <w:tcW w:w="2074" w:type="dxa"/>
-          </w:tcPr>
-          <w:p>
-            <w:pPr>
-              <w:cnfStyle w:val="000000000000" w:firstRow="0" w:lastRow="0" w:firstColumn="0" w:lastColumn="0" w:oddVBand="0" w:evenVBand="0" w:oddHBand="0" w:evenHBand="0" w:firstRowFirstColumn="0" w:firstRowLastColumn="0" w:lastRowFirstColumn="0" w:lastRowLastColumn="0"/>
-              <w:rPr>
-                <w:rFonts w:hint="eastAsia"/>
-              </w:rPr>
-            </w:pPr>
-            <w:r>
-              <w:t>3.1</w:t>
-            </w:r>
-          </w:p>
-        </w:tc>
-      </w:tr>
-      <w:tr>
-        <w:trPr>
-          <w:cnfStyle w:val="000000100000" w:firstRow="0" w:lastRow="0" w:firstColumn="0" w:lastColumn="0" w:oddVBand="0" w:evenVBand="0" w:oddHBand="1" w:evenHBand="0" w:firstRowFirstColumn="0" w:firstRowLastColumn="0" w:lastRowFirstColumn="0" w:lastRowLastColumn="0"/>
-        </w:trPr>
-        <w:tc>
-          <w:tcPr>
-            <w:cnfStyle w:val="001000000000" w:firstRow="0" w:lastRow="0" w:firstColumn="1" w:lastColumn="0" w:oddVBand="0" w:evenVBand="0" w:oddHBand="0" w:evenHBand="0" w:firstRowFirstColumn="0" w:firstRowLastColumn="0" w:lastRowFirstColumn="0" w:lastRowLastColumn="0"/>
-            <w:tcW w:w="2547" w:type="dxa"/>
-          </w:tcPr>
-          <w:p>
-            <w:pPr>
-              <w:rPr>
-                <w:rFonts w:hint="eastAsia"/>
-              </w:rPr>
-            </w:pPr>
-            <w:r>
-              <w:t>登录与注册</w:t>
-            </w:r>
-          </w:p>
-        </w:tc>
-        <w:tc>
-          <w:tcPr>
-            <w:tcW w:w="1843" w:type="dxa"/>
-          </w:tcPr>
-          <w:p>
-            <w:pPr>
-              <w:cnfStyle w:val="000000100000" w:firstRow="0" w:lastRow="0" w:firstColumn="0" w:lastColumn="0" w:oddVBand="0" w:evenVBand="0" w:oddHBand="1" w:evenHBand="0" w:firstRowFirstColumn="0" w:firstRowLastColumn="0" w:lastRowFirstColumn="0" w:lastRowLastColumn="0"/>
-              <w:rPr>
-                <w:rFonts w:hint="eastAsia"/>
-              </w:rPr>
-            </w:pPr>
-            <w:r>
-              <w:t>2.11, 2.12</w:t>
-            </w:r>
-          </w:p>
-        </w:tc>
-        <w:tc>
-          <w:tcPr>
-            <w:tcW w:w="1832" w:type="dxa"/>
-          </w:tcPr>
-          <w:p>
-            <w:pPr>
-              <w:cnfStyle w:val="000000100000" w:firstRow="0" w:lastRow="0" w:firstColumn="0" w:lastColumn="0" w:oddVBand="0" w:evenVBand="0" w:oddHBand="1" w:evenHBand="0" w:firstRowFirstColumn="0" w:firstRowLastColumn="0" w:lastRowFirstColumn="0" w:lastRowLastColumn="0"/>
-              <w:rPr>
-                <w:rFonts w:hint="eastAsia"/>
-              </w:rPr>
-            </w:pPr>
-            <w:r>
-              <w:t>高</w:t>
-            </w:r>
-          </w:p>
-        </w:tc>
-        <w:tc>
-          <w:tcPr>
-            <w:tcW w:w="2074" w:type="dxa"/>
-          </w:tcPr>
-          <w:p>
-            <w:pPr>
-              <w:cnfStyle w:val="000000100000" w:firstRow="0" w:lastRow="0" w:firstColumn="0" w:lastColumn="0" w:oddVBand="0" w:evenVBand="0" w:oddHBand="1" w:evenHBand="0" w:firstRowFirstColumn="0" w:firstRowLastColumn="0" w:lastRowFirstColumn="0" w:lastRowLastColumn="0"/>
-              <w:rPr>
-                <w:rFonts w:hint="eastAsia"/>
-              </w:rPr>
-            </w:pPr>
-            <w:r>
-              <w:t>3.2</w:t>
-            </w:r>
-          </w:p>
-        </w:tc>
-      </w:tr>
-      <w:tr>
-        <w:tc>
-          <w:tcPr>
-            <w:cnfStyle w:val="001000000000" w:firstRow="0" w:lastRow="0" w:firstColumn="1" w:lastColumn="0" w:oddVBand="0" w:evenVBand="0" w:oddHBand="0" w:evenHBand="0" w:firstRowFirstColumn="0" w:firstRowLastColumn="0" w:lastRowFirstColumn="0" w:lastRowLastColumn="0"/>
-            <w:tcW w:w="2547" w:type="dxa"/>
-          </w:tcPr>
-          <w:p>
-            <w:pPr>
-              <w:rPr>
-                <w:rFonts w:hint="eastAsia"/>
-              </w:rPr>
-            </w:pPr>
-            <w:r>
-              <w:t>健康资讯管理与互动</w:t>
-            </w:r>
-          </w:p>
-        </w:tc>
-        <w:tc>
-          <w:tcPr>
-            <w:tcW w:w="1843" w:type="dxa"/>
-          </w:tcPr>
-          <w:p>
-            <w:pPr>
-              <w:cnfStyle w:val="000000000000" w:firstRow="0" w:lastRow="0" w:firstColumn="0" w:lastColumn="0" w:oddVBand="0" w:evenVBand="0" w:oddHBand="0" w:evenHBand="0" w:firstRowFirstColumn="0" w:firstRowLastColumn="0" w:lastRowFirstColumn="0" w:lastRowLastColumn="0"/>
-              <w:rPr>
-                <w:rFonts w:hint="eastAsia"/>
-              </w:rPr>
-            </w:pPr>
-            <w:r>
-              <w:t>2.13</w:t>
-            </w:r>
-          </w:p>
-        </w:tc>
-        <w:tc>
-          <w:tcPr>
-            <w:tcW w:w="1832" w:type="dxa"/>
-          </w:tcPr>
-          <w:p>
-            <w:pPr>
-              <w:cnfStyle w:val="000000000000" w:firstRow="0" w:lastRow="0" w:firstColumn="0" w:lastColumn="0" w:oddVBand="0" w:evenVBand="0" w:oddHBand="0" w:evenHBand="0" w:firstRowFirstColumn="0" w:firstRowLastColumn="0" w:lastRowFirstColumn="0" w:lastRowLastColumn="0"/>
-              <w:rPr>
-                <w:rFonts w:hint="eastAsia"/>
-              </w:rPr>
-            </w:pPr>
-            <w:r>
-              <w:t>中</w:t>
-            </w:r>
-          </w:p>
-        </w:tc>
-        <w:tc>
-          <w:tcPr>
-            <w:tcW w:w="2074" w:type="dxa"/>
-          </w:tcPr>
-          <w:p>
-            <w:pPr>
-              <w:cnfStyle w:val="000000000000" w:firstRow="0" w:lastRow="0" w:firstColumn="0" w:lastColumn="0" w:oddVBand="0" w:evenVBand="0" w:oddHBand="0" w:evenHBand="0" w:firstRowFirstColumn="0" w:firstRowLastColumn="0" w:lastRowFirstColumn="0" w:lastRowLastColumn="0"/>
-              <w:rPr>
-                <w:rFonts w:hint="eastAsia"/>
-              </w:rPr>
-            </w:pPr>
-            <w:r>
               <w:t>3.2, 3.3</w:t>
             </w:r>
           </w:p>
         </w:tc>
       </w:tr>
       <w:tr>
-        <w:trPr>
-          <w:cnfStyle w:val="000000100000" w:firstRow="0" w:lastRow="0" w:firstColumn="0" w:lastColumn="0" w:oddVBand="0" w:evenVBand="0" w:oddHBand="1" w:evenHBand="0" w:firstRowFirstColumn="0" w:firstRowLastColumn="0" w:lastRowFirstColumn="0" w:lastRowLastColumn="0"/>
-        </w:trPr>
         <w:tc>
           <w:tcPr>
             <w:cnfStyle w:val="001000000000" w:firstRow="0" w:lastRow="0" w:firstColumn="1" w:lastColumn="0" w:oddVBand="0" w:evenVBand="0" w:oddHBand="0" w:evenHBand="0" w:firstRowFirstColumn="0" w:firstRowLastColumn="0" w:lastRowFirstColumn="0" w:lastRowLastColumn="0"/>
@@ -14792,7 +14245,7 @@
           </w:tcPr>
           <w:p>
             <w:pPr>
-              <w:cnfStyle w:val="000000100000" w:firstRow="0" w:lastRow="0" w:firstColumn="0" w:lastColumn="0" w:oddVBand="0" w:evenVBand="0" w:oddHBand="1" w:evenHBand="0" w:firstRowFirstColumn="0" w:firstRowLastColumn="0" w:lastRowFirstColumn="0" w:lastRowLastColumn="0"/>
+              <w:cnfStyle w:val="000000000000" w:firstRow="0" w:lastRow="0" w:firstColumn="0" w:lastColumn="0" w:oddVBand="0" w:evenVBand="0" w:oddHBand="0" w:evenHBand="0" w:firstRowFirstColumn="0" w:firstRowLastColumn="0" w:lastRowFirstColumn="0" w:lastRowLastColumn="0"/>
               <w:rPr>
                 <w:rFonts w:hint="eastAsia"/>
               </w:rPr>
@@ -14808,7 +14261,7 @@
           </w:tcPr>
           <w:p>
             <w:pPr>
-              <w:cnfStyle w:val="000000100000" w:firstRow="0" w:lastRow="0" w:firstColumn="0" w:lastColumn="0" w:oddVBand="0" w:evenVBand="0" w:oddHBand="1" w:evenHBand="0" w:firstRowFirstColumn="0" w:firstRowLastColumn="0" w:lastRowFirstColumn="0" w:lastRowLastColumn="0"/>
+              <w:cnfStyle w:val="000000000000" w:firstRow="0" w:lastRow="0" w:firstColumn="0" w:lastColumn="0" w:oddVBand="0" w:evenVBand="0" w:oddHBand="0" w:evenHBand="0" w:firstRowFirstColumn="0" w:firstRowLastColumn="0" w:lastRowFirstColumn="0" w:lastRowLastColumn="0"/>
               <w:rPr>
                 <w:rFonts w:hint="eastAsia"/>
               </w:rPr>
@@ -14824,7 +14277,7 @@
           </w:tcPr>
           <w:p>
             <w:pPr>
-              <w:cnfStyle w:val="000000100000" w:firstRow="0" w:lastRow="0" w:firstColumn="0" w:lastColumn="0" w:oddVBand="0" w:evenVBand="0" w:oddHBand="1" w:evenHBand="0" w:firstRowFirstColumn="0" w:firstRowLastColumn="0" w:lastRowFirstColumn="0" w:lastRowLastColumn="0"/>
+              <w:cnfStyle w:val="000000000000" w:firstRow="0" w:lastRow="0" w:firstColumn="0" w:lastColumn="0" w:oddVBand="0" w:evenVBand="0" w:oddHBand="0" w:evenHBand="0" w:firstRowFirstColumn="0" w:firstRowLastColumn="0" w:lastRowFirstColumn="0" w:lastRowLastColumn="0"/>
               <w:rPr>
                 <w:rFonts w:hint="eastAsia"/>
               </w:rPr>
@@ -22280,6 +21733,7 @@
   <w:style w:type="character" w:default="1" w:styleId="a0">
     <w:name w:val="Default Paragraph Font"/>
     <w:uiPriority w:val="1"/>
+    <w:semiHidden/>
     <w:unhideWhenUsed/>
   </w:style>
   <w:style w:type="table" w:default="1" w:styleId="a1">

--- a/项目文档/需求规格说明书.docx
+++ b/项目文档/需求规格说明书.docx
@@ -6416,7 +6416,7 @@
         <w:pStyle w:val="2"/>
         <w:spacing w:before="0" w:after="0" w:line="360" w:lineRule="auto"/>
         <w:rPr>
-          <w:rFonts w:ascii="宋体" w:eastAsia="宋体" w:hAnsi="宋体" w:cs="Times New Roman"/>
+          <w:rFonts w:ascii="宋体" w:eastAsia="宋体" w:hAnsi="宋体" w:cs="Times New Roman" w:hint="eastAsia"/>
           <w:bCs/>
           <w:color w:val="auto"/>
           <w:sz w:val="28"/>
@@ -6473,7 +6473,7 @@
         <w:pStyle w:val="2"/>
         <w:spacing w:before="0" w:after="0" w:line="360" w:lineRule="auto"/>
         <w:rPr>
-          <w:rFonts w:ascii="宋体" w:eastAsia="宋体" w:hAnsi="宋体" w:cs="Times New Roman"/>
+          <w:rFonts w:ascii="宋体" w:eastAsia="宋体" w:hAnsi="宋体" w:cs="Times New Roman" w:hint="eastAsia"/>
           <w:bCs/>
           <w:color w:val="auto"/>
           <w:sz w:val="28"/>
@@ -6597,7 +6597,7 @@
         <w:spacing w:line="240" w:lineRule="auto"/>
         <w:ind w:firstLine="360"/>
         <w:rPr>
-          <w:rFonts w:ascii="宋体" w:eastAsia="宋体" w:hAnsi="宋体" w:cs="Times New Roman"/>
+          <w:rFonts w:ascii="宋体" w:eastAsia="宋体" w:hAnsi="宋体" w:cs="Times New Roman" w:hint="eastAsia"/>
           <w:bCs/>
           <w:sz w:val="24"/>
           <w14:ligatures w14:val="none"/>
@@ -6638,7 +6638,7 @@
         <w:spacing w:line="240" w:lineRule="auto"/>
         <w:ind w:firstLine="360"/>
         <w:rPr>
-          <w:rFonts w:ascii="宋体" w:eastAsia="宋体" w:hAnsi="宋体" w:cs="Times New Roman"/>
+          <w:rFonts w:ascii="宋体" w:eastAsia="宋体" w:hAnsi="宋体" w:cs="Times New Roman" w:hint="eastAsia"/>
           <w:bCs/>
           <w:sz w:val="24"/>
           <w14:ligatures w14:val="none"/>
@@ -6677,7 +6677,7 @@
         <w:spacing w:line="240" w:lineRule="auto"/>
         <w:ind w:firstLine="360"/>
         <w:rPr>
-          <w:rFonts w:ascii="宋体" w:eastAsia="宋体" w:hAnsi="宋体" w:cs="Times New Roman"/>
+          <w:rFonts w:ascii="宋体" w:eastAsia="宋体" w:hAnsi="宋体" w:cs="Times New Roman" w:hint="eastAsia"/>
           <w:bCs/>
           <w:sz w:val="24"/>
           <w14:ligatures w14:val="none"/>
@@ -6716,7 +6716,7 @@
         <w:spacing w:line="240" w:lineRule="auto"/>
         <w:ind w:firstLine="360"/>
         <w:rPr>
-          <w:rFonts w:ascii="宋体" w:eastAsia="宋体" w:hAnsi="宋体" w:cs="Times New Roman"/>
+          <w:rFonts w:ascii="宋体" w:eastAsia="宋体" w:hAnsi="宋体" w:cs="Times New Roman" w:hint="eastAsia"/>
           <w:bCs/>
           <w:sz w:val="24"/>
           <w14:ligatures w14:val="none"/>
@@ -6755,7 +6755,7 @@
         <w:spacing w:line="240" w:lineRule="auto"/>
         <w:ind w:firstLine="360"/>
         <w:rPr>
-          <w:rFonts w:ascii="宋体" w:eastAsia="宋体" w:hAnsi="宋体" w:cs="Times New Roman"/>
+          <w:rFonts w:ascii="宋体" w:eastAsia="宋体" w:hAnsi="宋体" w:cs="Times New Roman" w:hint="eastAsia"/>
           <w:bCs/>
           <w:sz w:val="24"/>
           <w14:ligatures w14:val="none"/>
@@ -6805,29 +6805,7 @@
           <w:szCs w:val="28"/>
           <w14:ligatures w14:val="none"/>
         </w:rPr>
-        <w:t>4</w:t>
-      </w:r>
-      <w:r>
-        <w:rPr>
-          <w:rFonts w:ascii="宋体" w:eastAsia="宋体" w:hAnsi="宋体" w:cs="Times New Roman" w:hint="eastAsia"/>
-          <w:bCs/>
-          <w:color w:val="auto"/>
-          <w:sz w:val="28"/>
-          <w:szCs w:val="28"/>
-          <w14:ligatures w14:val="none"/>
-        </w:rPr>
-        <w:t xml:space="preserve"> </w:t>
-      </w:r>
-      <w:r>
-        <w:rPr>
-          <w:rFonts w:ascii="宋体" w:eastAsia="宋体" w:hAnsi="宋体" w:cs="Times New Roman" w:hint="eastAsia"/>
-          <w:bCs/>
-          <w:color w:val="auto"/>
-          <w:sz w:val="28"/>
-          <w:szCs w:val="28"/>
-          <w14:ligatures w14:val="none"/>
-        </w:rPr>
-        <w:t>需求描述约定</w:t>
+        <w:t>4 需求描述约定</w:t>
       </w:r>
       <w:bookmarkEnd w:id="4"/>
     </w:p>
@@ -7065,84 +7043,117 @@
           <w:sz w:val="24"/>
           <w:szCs w:val="24"/>
         </w:rPr>
-        <w:t>1.4.1</w:t>
-      </w:r>
-      <w:r>
+        <w:t>1.4.1需求标识方法</w:t>
+      </w:r>
+      <w:bookmarkEnd w:id="33"/>
+      <w:bookmarkEnd w:id="34"/>
+    </w:p>
+    <w:p>
+      <w:pPr>
+        <w:ind w:firstLine="420"/>
+        <w:rPr>
+          <w:rFonts w:ascii="宋体" w:eastAsia="宋体" w:hAnsi="宋体" w:hint="eastAsia"/>
+          <w:sz w:val="24"/>
+        </w:rPr>
+      </w:pPr>
+      <w:r>
+        <w:rPr>
+          <w:rFonts w:ascii="宋体" w:eastAsia="宋体" w:hAnsi="宋体" w:hint="eastAsia"/>
+          <w:sz w:val="24"/>
+        </w:rPr>
+        <w:t>本系统采用层次化编号方法对需求进行标识，编号格式为“模块缩写＋序列号”，确保需求的唯一性并避免在需求变更中受影响。需求层次分为</w:t>
+      </w:r>
+      <w:r>
+        <w:rPr>
+          <w:rFonts w:ascii="宋体" w:eastAsia="宋体" w:hAnsi="宋体" w:hint="eastAsia"/>
+          <w:sz w:val="24"/>
+        </w:rPr>
+        <w:t>二</w:t>
+      </w:r>
+      <w:r>
+        <w:rPr>
+          <w:rFonts w:ascii="宋体" w:eastAsia="宋体" w:hAnsi="宋体" w:hint="eastAsia"/>
+          <w:sz w:val="24"/>
+        </w:rPr>
+        <w:t>级，分别表示功能模块、功能点下的具体需求。各个模块的缩写如：</w:t>
+      </w:r>
+      <w:r>
+        <w:rPr>
+          <w:rFonts w:ascii="宋体" w:eastAsia="宋体" w:hAnsi="宋体" w:hint="eastAsia"/>
+          <w:sz w:val="24"/>
+        </w:rPr>
+        <w:t>a</w:t>
+      </w:r>
+      <w:r>
+        <w:rPr>
+          <w:rFonts w:ascii="宋体" w:eastAsia="宋体" w:hAnsi="宋体" w:hint="eastAsia"/>
+          <w:sz w:val="24"/>
+        </w:rPr>
+        <w:t>1（</w:t>
+      </w:r>
+      <w:r>
+        <w:rPr>
+          <w:rFonts w:ascii="宋体" w:eastAsia="宋体" w:hAnsi="宋体" w:hint="eastAsia"/>
+          <w:sz w:val="24"/>
+        </w:rPr>
+        <w:t>用户注册功</w:t>
+      </w:r>
+      <w:r>
+        <w:rPr>
+          <w:rFonts w:ascii="宋体" w:eastAsia="宋体" w:hAnsi="宋体" w:hint="eastAsia"/>
+          <w:sz w:val="24"/>
+        </w:rPr>
+        <w:lastRenderedPageBreak/>
+        <w:t>能</w:t>
+      </w:r>
+      <w:r>
+        <w:rPr>
+          <w:rFonts w:ascii="宋体" w:eastAsia="宋体" w:hAnsi="宋体" w:hint="eastAsia"/>
+          <w:sz w:val="24"/>
+        </w:rPr>
+        <w:t>），以此类推。</w:t>
+      </w:r>
+    </w:p>
+    <w:p>
+      <w:pPr>
+        <w:pStyle w:val="3"/>
+        <w:spacing w:before="0" w:after="0" w:line="360" w:lineRule="auto"/>
         <w:rPr>
           <w:rFonts w:ascii="楷体" w:hAnsi="楷体" w:cs="宋体" w:hint="eastAsia"/>
           <w:b w:val="0"/>
+          <w:bCs/>
           <w:sz w:val="24"/>
           <w:szCs w:val="24"/>
         </w:rPr>
-        <w:t>需求标识方法</w:t>
-      </w:r>
-      <w:bookmarkEnd w:id="33"/>
-      <w:bookmarkEnd w:id="34"/>
-    </w:p>
-    <w:p>
-      <w:pPr>
+      </w:pPr>
+      <w:bookmarkStart w:id="35" w:name="_Toc182400537"/>
+      <w:bookmarkStart w:id="36" w:name="_Toc197609805"/>
+      <w:r>
+        <w:rPr>
+          <w:rFonts w:ascii="楷体" w:hAnsi="楷体" w:cs="宋体" w:hint="eastAsia"/>
+          <w:b w:val="0"/>
+          <w:sz w:val="24"/>
+          <w:szCs w:val="24"/>
+        </w:rPr>
+        <w:t>1.4.2需求的跟踪颗粒度</w:t>
+      </w:r>
+      <w:bookmarkEnd w:id="35"/>
+      <w:bookmarkEnd w:id="36"/>
+    </w:p>
+    <w:p>
+      <w:pPr>
+        <w:spacing w:after="0"/>
         <w:ind w:firstLine="420"/>
         <w:rPr>
+          <w:rFonts w:hint="eastAsia"/>
+        </w:rPr>
+      </w:pPr>
+      <w:r>
+        <w:rPr>
           <w:rFonts w:ascii="宋体" w:eastAsia="宋体" w:hAnsi="宋体" w:hint="eastAsia"/>
           <w:sz w:val="24"/>
         </w:rPr>
-      </w:pPr>
-      <w:r>
-        <w:rPr>
-          <w:rFonts w:ascii="宋体" w:eastAsia="宋体" w:hAnsi="宋体" w:hint="eastAsia"/>
-          <w:sz w:val="24"/>
-        </w:rPr>
-        <w:t>本系统采用层次化编号方法对需求进行标识，编号格式为“模块缩写＋序列号”，确保需求的唯一性并避免在需求变更中受影响。需求层次分为</w:t>
-      </w:r>
-      <w:r>
-        <w:rPr>
-          <w:rFonts w:ascii="宋体" w:eastAsia="宋体" w:hAnsi="宋体" w:hint="eastAsia"/>
-          <w:sz w:val="24"/>
-        </w:rPr>
-        <w:t>二</w:t>
-      </w:r>
-      <w:r>
-        <w:rPr>
-          <w:rFonts w:ascii="宋体" w:eastAsia="宋体" w:hAnsi="宋体" w:hint="eastAsia"/>
-          <w:sz w:val="24"/>
-        </w:rPr>
-        <w:t>级，分别表示功能模块、功能点下的具体需求。各个模块的缩写如：</w:t>
-      </w:r>
-      <w:r>
-        <w:rPr>
-          <w:rFonts w:ascii="宋体" w:eastAsia="宋体" w:hAnsi="宋体" w:hint="eastAsia"/>
-          <w:sz w:val="24"/>
-        </w:rPr>
-        <w:t>a</w:t>
-      </w:r>
-      <w:r>
-        <w:rPr>
-          <w:rFonts w:ascii="宋体" w:eastAsia="宋体" w:hAnsi="宋体" w:hint="eastAsia"/>
-          <w:sz w:val="24"/>
-        </w:rPr>
-        <w:t>1（</w:t>
-      </w:r>
-      <w:r>
-        <w:rPr>
-          <w:rFonts w:ascii="宋体" w:eastAsia="宋体" w:hAnsi="宋体" w:hint="eastAsia"/>
-          <w:sz w:val="24"/>
-        </w:rPr>
-        <w:t>用户注册功</w:t>
-      </w:r>
-      <w:r>
-        <w:rPr>
-          <w:rFonts w:ascii="宋体" w:eastAsia="宋体" w:hAnsi="宋体" w:hint="eastAsia"/>
-          <w:sz w:val="24"/>
-        </w:rPr>
-        <w:lastRenderedPageBreak/>
-        <w:t>能</w:t>
-      </w:r>
-      <w:r>
-        <w:rPr>
-          <w:rFonts w:ascii="宋体" w:eastAsia="宋体" w:hAnsi="宋体" w:hint="eastAsia"/>
-          <w:sz w:val="24"/>
-        </w:rPr>
-        <w:t>），以此类推。</w:t>
+        <w:t>跟踪到第二层功能需求，确保项目成员在需求变更时能够准确找到对应的需求条目进行更新。</w:t>
       </w:r>
     </w:p>
     <w:p>
@@ -7157,8 +7168,8 @@
           <w:szCs w:val="24"/>
         </w:rPr>
       </w:pPr>
-      <w:bookmarkStart w:id="35" w:name="_Toc182400537"/>
-      <w:bookmarkStart w:id="36" w:name="_Toc197609805"/>
+      <w:bookmarkStart w:id="37" w:name="_Toc182400538"/>
+      <w:bookmarkStart w:id="38" w:name="_Toc197609806"/>
       <w:r>
         <w:rPr>
           <w:rFonts w:ascii="楷体" w:hAnsi="楷体" w:cs="宋体" w:hint="eastAsia"/>
@@ -7166,34 +7177,246 @@
           <w:sz w:val="24"/>
           <w:szCs w:val="24"/>
         </w:rPr>
-        <w:t>1.4.2</w:t>
-      </w:r>
-      <w:r>
+        <w:t>1.4.2优先级与重要性</w:t>
+      </w:r>
+      <w:bookmarkEnd w:id="37"/>
+      <w:bookmarkEnd w:id="38"/>
+    </w:p>
+    <w:p>
+      <w:pPr>
+        <w:spacing w:after="0"/>
+        <w:ind w:firstLine="420"/>
+        <w:rPr>
+          <w:rFonts w:ascii="宋体" w:eastAsia="宋体" w:hAnsi="宋体" w:hint="eastAsia"/>
+          <w:sz w:val="24"/>
+        </w:rPr>
+      </w:pPr>
+      <w:r>
+        <w:rPr>
+          <w:rFonts w:ascii="宋体" w:eastAsia="宋体" w:hAnsi="宋体" w:hint="eastAsia"/>
+          <w:sz w:val="24"/>
+        </w:rPr>
+        <w:t>本说明书的需求优先级分为：紧急、正常、缓。</w:t>
+      </w:r>
+    </w:p>
+    <w:p>
+      <w:pPr>
+        <w:spacing w:after="0"/>
+        <w:ind w:firstLine="420"/>
+        <w:rPr>
+          <w:rFonts w:ascii="宋体" w:eastAsia="宋体" w:hAnsi="宋体" w:hint="eastAsia"/>
+          <w:sz w:val="24"/>
+        </w:rPr>
+      </w:pPr>
+      <w:r>
+        <w:rPr>
+          <w:rFonts w:ascii="宋体" w:eastAsia="宋体" w:hAnsi="宋体" w:hint="eastAsia"/>
+          <w:sz w:val="24"/>
+        </w:rPr>
+        <w:t>紧急需求表示必须优先开发的核心功能；正常需求表示推荐在一期开发的</w:t>
+      </w:r>
+      <w:proofErr w:type="gramStart"/>
+      <w:r>
+        <w:rPr>
+          <w:rFonts w:ascii="宋体" w:eastAsia="宋体" w:hAnsi="宋体" w:hint="eastAsia"/>
+          <w:sz w:val="24"/>
+        </w:rPr>
+        <w:t>次核心</w:t>
+      </w:r>
+      <w:proofErr w:type="gramEnd"/>
+      <w:r>
+        <w:rPr>
+          <w:rFonts w:ascii="宋体" w:eastAsia="宋体" w:hAnsi="宋体" w:hint="eastAsia"/>
+          <w:sz w:val="24"/>
+        </w:rPr>
+        <w:t>功能；</w:t>
+      </w:r>
+      <w:proofErr w:type="gramStart"/>
+      <w:r>
+        <w:rPr>
+          <w:rFonts w:ascii="宋体" w:eastAsia="宋体" w:hAnsi="宋体" w:hint="eastAsia"/>
+          <w:sz w:val="24"/>
+        </w:rPr>
+        <w:t>缓需求</w:t>
+      </w:r>
+      <w:proofErr w:type="gramEnd"/>
+      <w:r>
+        <w:rPr>
+          <w:rFonts w:ascii="宋体" w:eastAsia="宋体" w:hAnsi="宋体" w:hint="eastAsia"/>
+          <w:sz w:val="24"/>
+        </w:rPr>
+        <w:t>可以在后续开发阶段实现。</w:t>
+      </w:r>
+    </w:p>
+    <w:p>
+      <w:pPr>
+        <w:spacing w:after="0"/>
+        <w:ind w:firstLine="420"/>
+        <w:rPr>
+          <w:rFonts w:ascii="宋体" w:eastAsia="宋体" w:hAnsi="宋体" w:hint="eastAsia"/>
+          <w:sz w:val="24"/>
+        </w:rPr>
+      </w:pPr>
+      <w:r>
+        <w:rPr>
+          <w:rFonts w:ascii="宋体" w:eastAsia="宋体" w:hAnsi="宋体" w:hint="eastAsia"/>
+          <w:sz w:val="24"/>
+        </w:rPr>
+        <w:t>需求的实现周期设定为一期或二期，以标明不同功能的开发阶段。</w:t>
+      </w:r>
+    </w:p>
+    <w:p>
+      <w:pPr>
+        <w:pStyle w:val="3"/>
+        <w:spacing w:before="0" w:after="0" w:line="360" w:lineRule="auto"/>
         <w:rPr>
           <w:rFonts w:ascii="楷体" w:hAnsi="楷体" w:cs="宋体" w:hint="eastAsia"/>
           <w:b w:val="0"/>
+          <w:bCs/>
           <w:sz w:val="24"/>
           <w:szCs w:val="24"/>
         </w:rPr>
-        <w:t>需求的跟踪颗粒度</w:t>
-      </w:r>
-      <w:bookmarkEnd w:id="35"/>
-      <w:bookmarkEnd w:id="36"/>
+      </w:pPr>
+      <w:bookmarkStart w:id="39" w:name="_Toc182400539"/>
+      <w:bookmarkStart w:id="40" w:name="_Toc197609807"/>
+      <w:r>
+        <w:rPr>
+          <w:rFonts w:ascii="楷体" w:hAnsi="楷体" w:cs="宋体" w:hint="eastAsia"/>
+          <w:b w:val="0"/>
+          <w:sz w:val="24"/>
+          <w:szCs w:val="24"/>
+        </w:rPr>
+        <w:t>1.4.3功能描述方法</w:t>
+      </w:r>
+      <w:bookmarkEnd w:id="39"/>
+      <w:bookmarkEnd w:id="40"/>
     </w:p>
     <w:p>
       <w:pPr>
         <w:spacing w:after="0"/>
         <w:ind w:firstLine="420"/>
         <w:rPr>
-          <w:rFonts w:hint="eastAsia"/>
-        </w:rPr>
-      </w:pPr>
-      <w:r>
-        <w:rPr>
           <w:rFonts w:ascii="宋体" w:eastAsia="宋体" w:hAnsi="宋体" w:hint="eastAsia"/>
           <w:sz w:val="24"/>
         </w:rPr>
-        <w:t>跟踪到第二层功能需求，确保项目成员在需求变更时能够准确找到对应的需求条目进行更新。</w:t>
+      </w:pPr>
+      <w:r>
+        <w:rPr>
+          <w:rFonts w:ascii="宋体" w:eastAsia="宋体" w:hAnsi="宋体" w:hint="eastAsia"/>
+          <w:sz w:val="24"/>
+        </w:rPr>
+        <w:t>本说明书对功能需求的描述分为以下几个方面：业务定义/描述：明确功能的业务背景和目的。</w:t>
+      </w:r>
+    </w:p>
+    <w:p>
+      <w:pPr>
+        <w:spacing w:after="0"/>
+        <w:ind w:leftChars="182" w:left="400"/>
+        <w:rPr>
+          <w:rFonts w:ascii="宋体" w:eastAsia="宋体" w:hAnsi="宋体" w:hint="eastAsia"/>
+          <w:sz w:val="24"/>
+        </w:rPr>
+      </w:pPr>
+      <w:proofErr w:type="spellStart"/>
+      <w:r>
+        <w:rPr>
+          <w:rFonts w:ascii="宋体" w:eastAsia="宋体" w:hAnsi="宋体" w:hint="eastAsia"/>
+          <w:sz w:val="24"/>
+        </w:rPr>
+        <w:t>i</w:t>
+      </w:r>
+      <w:proofErr w:type="spellEnd"/>
+      <w:r>
+        <w:rPr>
+          <w:rFonts w:ascii="宋体" w:eastAsia="宋体" w:hAnsi="宋体" w:hint="eastAsia"/>
+          <w:sz w:val="24"/>
+        </w:rPr>
+        <w:t>.适用的用户类型：说明该功能的预期用户（如一般操作者、系统管理者、最终用户）。</w:t>
+      </w:r>
+    </w:p>
+    <w:p>
+      <w:pPr>
+        <w:spacing w:after="0"/>
+        <w:ind w:firstLine="420"/>
+        <w:rPr>
+          <w:rFonts w:ascii="宋体" w:eastAsia="宋体" w:hAnsi="宋体" w:hint="eastAsia"/>
+          <w:sz w:val="24"/>
+        </w:rPr>
+      </w:pPr>
+      <w:r>
+        <w:rPr>
+          <w:rFonts w:ascii="宋体" w:eastAsia="宋体" w:hAnsi="宋体" w:hint="eastAsia"/>
+          <w:sz w:val="24"/>
+        </w:rPr>
+        <w:t>ii.业务规则/业务要素：列出功能的相关规则和要素。</w:t>
+      </w:r>
+    </w:p>
+    <w:p>
+      <w:pPr>
+        <w:spacing w:after="0"/>
+        <w:ind w:firstLine="420"/>
+        <w:rPr>
+          <w:rFonts w:ascii="宋体" w:eastAsia="宋体" w:hAnsi="宋体" w:hint="eastAsia"/>
+          <w:sz w:val="24"/>
+        </w:rPr>
+      </w:pPr>
+      <w:r>
+        <w:rPr>
+          <w:rFonts w:ascii="宋体" w:eastAsia="宋体" w:hAnsi="宋体" w:hint="eastAsia"/>
+          <w:sz w:val="24"/>
+        </w:rPr>
+        <w:t>iii.输入：包括输入的数据类型、格式、范围、精度等。</w:t>
+      </w:r>
+    </w:p>
+    <w:p>
+      <w:pPr>
+        <w:spacing w:after="0"/>
+        <w:ind w:firstLine="420"/>
+        <w:rPr>
+          <w:rFonts w:ascii="宋体" w:eastAsia="宋体" w:hAnsi="宋体" w:hint="eastAsia"/>
+          <w:sz w:val="24"/>
+        </w:rPr>
+      </w:pPr>
+      <w:r>
+        <w:rPr>
+          <w:rFonts w:ascii="宋体" w:eastAsia="宋体" w:hAnsi="宋体" w:hint="eastAsia"/>
+          <w:sz w:val="24"/>
+        </w:rPr>
+        <w:t>iv.输出：包括输出的数据类型、格式、精度等。</w:t>
+      </w:r>
+    </w:p>
+    <w:p>
+      <w:pPr>
+        <w:spacing w:after="0"/>
+        <w:ind w:firstLine="420"/>
+        <w:rPr>
+          <w:rFonts w:ascii="宋体" w:eastAsia="宋体" w:hAnsi="宋体" w:hint="eastAsia"/>
+          <w:sz w:val="24"/>
+        </w:rPr>
+      </w:pPr>
+      <w:r>
+        <w:rPr>
+          <w:rFonts w:ascii="宋体" w:eastAsia="宋体" w:hAnsi="宋体" w:hint="eastAsia"/>
+          <w:sz w:val="24"/>
+        </w:rPr>
+        <w:t>v.业务操作流程：列出正常和异常的业务操作流程。</w:t>
+      </w:r>
+    </w:p>
+    <w:p>
+      <w:pPr>
+        <w:spacing w:after="0"/>
+        <w:ind w:firstLine="420"/>
+        <w:rPr>
+          <w:rFonts w:ascii="宋体" w:eastAsia="宋体" w:hAnsi="宋体" w:hint="eastAsia"/>
+          <w:sz w:val="24"/>
+        </w:rPr>
+      </w:pPr>
+      <w:r>
+        <w:rPr>
+          <w:rFonts w:ascii="宋体" w:eastAsia="宋体" w:hAnsi="宋体" w:hint="eastAsia"/>
+          <w:sz w:val="24"/>
+        </w:rPr>
+        <w:t>vi.约束条件/特殊考虑：列出需要特殊考虑的条件或约束。</w:t>
       </w:r>
     </w:p>
     <w:p>
@@ -7208,8 +7431,8 @@
           <w:szCs w:val="24"/>
         </w:rPr>
       </w:pPr>
-      <w:bookmarkStart w:id="37" w:name="_Toc182400538"/>
-      <w:bookmarkStart w:id="38" w:name="_Toc197609806"/>
+      <w:bookmarkStart w:id="41" w:name="_Toc182400540"/>
+      <w:bookmarkStart w:id="42" w:name="_Toc197609808"/>
       <w:r>
         <w:rPr>
           <w:rFonts w:ascii="楷体" w:hAnsi="楷体" w:cs="宋体" w:hint="eastAsia"/>
@@ -7217,348 +7440,49 @@
           <w:sz w:val="24"/>
           <w:szCs w:val="24"/>
         </w:rPr>
-        <w:t>1.4.2</w:t>
-      </w:r>
-      <w:r>
+        <w:t>1.4.4界面描述规则</w:t>
+      </w:r>
+      <w:bookmarkEnd w:id="41"/>
+      <w:bookmarkEnd w:id="42"/>
+    </w:p>
+    <w:p>
+      <w:pPr>
+        <w:spacing w:after="0"/>
+        <w:ind w:firstLine="420"/>
+        <w:rPr>
+          <w:rFonts w:hint="eastAsia"/>
+        </w:rPr>
+      </w:pPr>
+      <w:r>
+        <w:rPr>
+          <w:rFonts w:ascii="宋体" w:eastAsia="宋体" w:hAnsi="宋体" w:hint="eastAsia"/>
+          <w:sz w:val="24"/>
+        </w:rPr>
+        <w:t>界面描述将采用Visio的界面模型进行说明，确保所有界面设计的一致性和规范性。</w:t>
+      </w:r>
+    </w:p>
+    <w:p>
+      <w:pPr>
+        <w:pStyle w:val="3"/>
+        <w:spacing w:before="0" w:after="0" w:line="360" w:lineRule="auto"/>
         <w:rPr>
           <w:rFonts w:ascii="楷体" w:hAnsi="楷体" w:cs="宋体" w:hint="eastAsia"/>
           <w:b w:val="0"/>
+          <w:bCs/>
           <w:sz w:val="24"/>
           <w:szCs w:val="24"/>
         </w:rPr>
-        <w:t>优先级与重要性</w:t>
-      </w:r>
-      <w:bookmarkEnd w:id="37"/>
-      <w:bookmarkEnd w:id="38"/>
-    </w:p>
-    <w:p>
-      <w:pPr>
-        <w:spacing w:after="0"/>
-        <w:ind w:firstLine="420"/>
-        <w:rPr>
-          <w:rFonts w:ascii="宋体" w:eastAsia="宋体" w:hAnsi="宋体" w:hint="eastAsia"/>
-          <w:sz w:val="24"/>
-        </w:rPr>
-      </w:pPr>
-      <w:r>
-        <w:rPr>
-          <w:rFonts w:ascii="宋体" w:eastAsia="宋体" w:hAnsi="宋体" w:hint="eastAsia"/>
-          <w:sz w:val="24"/>
-        </w:rPr>
-        <w:t>本说明书的需求优先级分为：紧急、正常、缓。</w:t>
-      </w:r>
-    </w:p>
-    <w:p>
-      <w:pPr>
-        <w:spacing w:after="0"/>
-        <w:ind w:firstLine="420"/>
-        <w:rPr>
-          <w:rFonts w:ascii="宋体" w:eastAsia="宋体" w:hAnsi="宋体" w:hint="eastAsia"/>
-          <w:sz w:val="24"/>
-        </w:rPr>
-      </w:pPr>
-      <w:r>
-        <w:rPr>
-          <w:rFonts w:ascii="宋体" w:eastAsia="宋体" w:hAnsi="宋体" w:hint="eastAsia"/>
-          <w:sz w:val="24"/>
-        </w:rPr>
-        <w:t>紧急需求表示必须优先开发的核心功能；正常需求表示推荐在一期开发的</w:t>
-      </w:r>
-      <w:proofErr w:type="gramStart"/>
-      <w:r>
-        <w:rPr>
-          <w:rFonts w:ascii="宋体" w:eastAsia="宋体" w:hAnsi="宋体" w:hint="eastAsia"/>
-          <w:sz w:val="24"/>
-        </w:rPr>
-        <w:t>次核心</w:t>
-      </w:r>
-      <w:proofErr w:type="gramEnd"/>
-      <w:r>
-        <w:rPr>
-          <w:rFonts w:ascii="宋体" w:eastAsia="宋体" w:hAnsi="宋体" w:hint="eastAsia"/>
-          <w:sz w:val="24"/>
-        </w:rPr>
-        <w:t>功能；</w:t>
-      </w:r>
-      <w:proofErr w:type="gramStart"/>
-      <w:r>
-        <w:rPr>
-          <w:rFonts w:ascii="宋体" w:eastAsia="宋体" w:hAnsi="宋体" w:hint="eastAsia"/>
-          <w:sz w:val="24"/>
-        </w:rPr>
-        <w:t>缓需求</w:t>
-      </w:r>
-      <w:proofErr w:type="gramEnd"/>
-      <w:r>
-        <w:rPr>
-          <w:rFonts w:ascii="宋体" w:eastAsia="宋体" w:hAnsi="宋体" w:hint="eastAsia"/>
-          <w:sz w:val="24"/>
-        </w:rPr>
-        <w:t>可以在后续开发阶段实现。</w:t>
-      </w:r>
-    </w:p>
-    <w:p>
-      <w:pPr>
-        <w:spacing w:after="0"/>
-        <w:ind w:firstLine="420"/>
-        <w:rPr>
-          <w:rFonts w:ascii="宋体" w:eastAsia="宋体" w:hAnsi="宋体" w:hint="eastAsia"/>
-          <w:sz w:val="24"/>
-        </w:rPr>
-      </w:pPr>
-      <w:r>
-        <w:rPr>
-          <w:rFonts w:ascii="宋体" w:eastAsia="宋体" w:hAnsi="宋体" w:hint="eastAsia"/>
-          <w:sz w:val="24"/>
-        </w:rPr>
-        <w:t>需求的实现周期设定为一期或二期，以标明不同功能的开发阶段。</w:t>
-      </w:r>
-    </w:p>
-    <w:p>
-      <w:pPr>
-        <w:pStyle w:val="3"/>
-        <w:spacing w:before="0" w:after="0" w:line="360" w:lineRule="auto"/>
+      </w:pPr>
+      <w:bookmarkStart w:id="43" w:name="_Toc182400541"/>
+      <w:bookmarkStart w:id="44" w:name="_Toc197609809"/>
+      <w:r>
         <w:rPr>
           <w:rFonts w:ascii="楷体" w:hAnsi="楷体" w:cs="宋体" w:hint="eastAsia"/>
           <w:b w:val="0"/>
-          <w:bCs/>
           <w:sz w:val="24"/>
           <w:szCs w:val="24"/>
         </w:rPr>
-      </w:pPr>
-      <w:bookmarkStart w:id="39" w:name="_Toc182400539"/>
-      <w:bookmarkStart w:id="40" w:name="_Toc197609807"/>
-      <w:r>
-        <w:rPr>
-          <w:rFonts w:ascii="楷体" w:hAnsi="楷体" w:cs="宋体" w:hint="eastAsia"/>
-          <w:b w:val="0"/>
-          <w:sz w:val="24"/>
-          <w:szCs w:val="24"/>
-        </w:rPr>
-        <w:t>1.4.3</w:t>
-      </w:r>
-      <w:r>
-        <w:rPr>
-          <w:rFonts w:ascii="楷体" w:hAnsi="楷体" w:cs="宋体" w:hint="eastAsia"/>
-          <w:b w:val="0"/>
-          <w:sz w:val="24"/>
-          <w:szCs w:val="24"/>
-        </w:rPr>
-        <w:t>功能描述方法</w:t>
-      </w:r>
-      <w:bookmarkEnd w:id="39"/>
-      <w:bookmarkEnd w:id="40"/>
-    </w:p>
-    <w:p>
-      <w:pPr>
-        <w:spacing w:after="0"/>
-        <w:ind w:firstLine="420"/>
-        <w:rPr>
-          <w:rFonts w:ascii="宋体" w:eastAsia="宋体" w:hAnsi="宋体" w:hint="eastAsia"/>
-          <w:sz w:val="24"/>
-        </w:rPr>
-      </w:pPr>
-      <w:r>
-        <w:rPr>
-          <w:rFonts w:ascii="宋体" w:eastAsia="宋体" w:hAnsi="宋体" w:hint="eastAsia"/>
-          <w:sz w:val="24"/>
-        </w:rPr>
-        <w:t>本说明书对功能需求的描述分为以下几个方面：业务定义/描述：明确功能的业务背景和目的。</w:t>
-      </w:r>
-    </w:p>
-    <w:p>
-      <w:pPr>
-        <w:spacing w:after="0"/>
-        <w:ind w:leftChars="182" w:left="400"/>
-        <w:rPr>
-          <w:rFonts w:ascii="宋体" w:eastAsia="宋体" w:hAnsi="宋体" w:hint="eastAsia"/>
-          <w:sz w:val="24"/>
-        </w:rPr>
-      </w:pPr>
-      <w:proofErr w:type="spellStart"/>
-      <w:r>
-        <w:rPr>
-          <w:rFonts w:ascii="宋体" w:eastAsia="宋体" w:hAnsi="宋体" w:hint="eastAsia"/>
-          <w:sz w:val="24"/>
-        </w:rPr>
-        <w:t>i</w:t>
-      </w:r>
-      <w:proofErr w:type="spellEnd"/>
-      <w:r>
-        <w:rPr>
-          <w:rFonts w:ascii="宋体" w:eastAsia="宋体" w:hAnsi="宋体" w:hint="eastAsia"/>
-          <w:sz w:val="24"/>
-        </w:rPr>
-        <w:t>.适用的用户类型：说明该功能的预期用户（如一般操作者、系统管理者、最终用户）。</w:t>
-      </w:r>
-    </w:p>
-    <w:p>
-      <w:pPr>
-        <w:spacing w:after="0"/>
-        <w:ind w:firstLine="420"/>
-        <w:rPr>
-          <w:rFonts w:ascii="宋体" w:eastAsia="宋体" w:hAnsi="宋体" w:hint="eastAsia"/>
-          <w:sz w:val="24"/>
-        </w:rPr>
-      </w:pPr>
-      <w:r>
-        <w:rPr>
-          <w:rFonts w:ascii="宋体" w:eastAsia="宋体" w:hAnsi="宋体" w:hint="eastAsia"/>
-          <w:sz w:val="24"/>
-        </w:rPr>
-        <w:t>ii.业务规则/业务要素：列出功能的相关规则和要素。</w:t>
-      </w:r>
-    </w:p>
-    <w:p>
-      <w:pPr>
-        <w:spacing w:after="0"/>
-        <w:ind w:firstLine="420"/>
-        <w:rPr>
-          <w:rFonts w:ascii="宋体" w:eastAsia="宋体" w:hAnsi="宋体" w:hint="eastAsia"/>
-          <w:sz w:val="24"/>
-        </w:rPr>
-      </w:pPr>
-      <w:r>
-        <w:rPr>
-          <w:rFonts w:ascii="宋体" w:eastAsia="宋体" w:hAnsi="宋体" w:hint="eastAsia"/>
-          <w:sz w:val="24"/>
-        </w:rPr>
-        <w:t>iii.输入：包括输入的数据类型、格式、范围、精度等。</w:t>
-      </w:r>
-    </w:p>
-    <w:p>
-      <w:pPr>
-        <w:spacing w:after="0"/>
-        <w:ind w:firstLine="420"/>
-        <w:rPr>
-          <w:rFonts w:ascii="宋体" w:eastAsia="宋体" w:hAnsi="宋体" w:hint="eastAsia"/>
-          <w:sz w:val="24"/>
-        </w:rPr>
-      </w:pPr>
-      <w:r>
-        <w:rPr>
-          <w:rFonts w:ascii="宋体" w:eastAsia="宋体" w:hAnsi="宋体" w:hint="eastAsia"/>
-          <w:sz w:val="24"/>
-        </w:rPr>
-        <w:t>iv.输出：包括输出的数据类型、格式、精度等。</w:t>
-      </w:r>
-    </w:p>
-    <w:p>
-      <w:pPr>
-        <w:spacing w:after="0"/>
-        <w:ind w:firstLine="420"/>
-        <w:rPr>
-          <w:rFonts w:ascii="宋体" w:eastAsia="宋体" w:hAnsi="宋体" w:hint="eastAsia"/>
-          <w:sz w:val="24"/>
-        </w:rPr>
-      </w:pPr>
-      <w:r>
-        <w:rPr>
-          <w:rFonts w:ascii="宋体" w:eastAsia="宋体" w:hAnsi="宋体" w:hint="eastAsia"/>
-          <w:sz w:val="24"/>
-        </w:rPr>
-        <w:t>v.业务操作流程：列出正常和异常的业务操作流程。</w:t>
-      </w:r>
-    </w:p>
-    <w:p>
-      <w:pPr>
-        <w:spacing w:after="0"/>
-        <w:ind w:firstLine="420"/>
-        <w:rPr>
-          <w:rFonts w:ascii="宋体" w:eastAsia="宋体" w:hAnsi="宋体" w:hint="eastAsia"/>
-          <w:sz w:val="24"/>
-        </w:rPr>
-      </w:pPr>
-      <w:r>
-        <w:rPr>
-          <w:rFonts w:ascii="宋体" w:eastAsia="宋体" w:hAnsi="宋体" w:hint="eastAsia"/>
-          <w:sz w:val="24"/>
-        </w:rPr>
-        <w:t>vi.约束条件/特殊考虑：列出需要特殊考虑的条件或约束。</w:t>
-      </w:r>
-    </w:p>
-    <w:p>
-      <w:pPr>
-        <w:pStyle w:val="3"/>
-        <w:spacing w:before="0" w:after="0" w:line="360" w:lineRule="auto"/>
-        <w:rPr>
-          <w:rFonts w:ascii="楷体" w:hAnsi="楷体" w:cs="宋体" w:hint="eastAsia"/>
-          <w:b w:val="0"/>
-          <w:bCs/>
-          <w:sz w:val="24"/>
-          <w:szCs w:val="24"/>
-        </w:rPr>
-      </w:pPr>
-      <w:bookmarkStart w:id="41" w:name="_Toc182400540"/>
-      <w:bookmarkStart w:id="42" w:name="_Toc197609808"/>
-      <w:r>
-        <w:rPr>
-          <w:rFonts w:ascii="楷体" w:hAnsi="楷体" w:cs="宋体" w:hint="eastAsia"/>
-          <w:b w:val="0"/>
-          <w:sz w:val="24"/>
-          <w:szCs w:val="24"/>
-        </w:rPr>
-        <w:t>1.4.4</w:t>
-      </w:r>
-      <w:r>
-        <w:rPr>
-          <w:rFonts w:ascii="楷体" w:hAnsi="楷体" w:cs="宋体" w:hint="eastAsia"/>
-          <w:b w:val="0"/>
-          <w:sz w:val="24"/>
-          <w:szCs w:val="24"/>
-        </w:rPr>
-        <w:t>界面描述规则</w:t>
-      </w:r>
-      <w:bookmarkEnd w:id="41"/>
-      <w:bookmarkEnd w:id="42"/>
-    </w:p>
-    <w:p>
-      <w:pPr>
-        <w:spacing w:after="0"/>
-        <w:ind w:firstLine="420"/>
-        <w:rPr>
-          <w:rFonts w:hint="eastAsia"/>
-        </w:rPr>
-      </w:pPr>
-      <w:r>
-        <w:rPr>
-          <w:rFonts w:ascii="宋体" w:eastAsia="宋体" w:hAnsi="宋体" w:hint="eastAsia"/>
-          <w:sz w:val="24"/>
-        </w:rPr>
-        <w:t>界面描述将采用Visio的界面模型进行说明，确保所有界面设计的一致性和规范性。</w:t>
-      </w:r>
-    </w:p>
-    <w:p>
-      <w:pPr>
-        <w:pStyle w:val="3"/>
-        <w:spacing w:before="0" w:after="0" w:line="360" w:lineRule="auto"/>
-        <w:rPr>
-          <w:rFonts w:ascii="楷体" w:hAnsi="楷体" w:cs="宋体" w:hint="eastAsia"/>
-          <w:b w:val="0"/>
-          <w:bCs/>
-          <w:sz w:val="24"/>
-          <w:szCs w:val="24"/>
-        </w:rPr>
-      </w:pPr>
-      <w:bookmarkStart w:id="43" w:name="_Toc182400541"/>
-      <w:bookmarkStart w:id="44" w:name="_Toc197609809"/>
-      <w:r>
-        <w:rPr>
-          <w:rFonts w:ascii="楷体" w:hAnsi="楷体" w:cs="宋体" w:hint="eastAsia"/>
-          <w:b w:val="0"/>
-          <w:sz w:val="24"/>
-          <w:szCs w:val="24"/>
-        </w:rPr>
-        <w:t>1.4.5</w:t>
-      </w:r>
-      <w:r>
-        <w:rPr>
-          <w:rFonts w:ascii="楷体" w:hAnsi="楷体" w:cs="宋体" w:hint="eastAsia"/>
-          <w:b w:val="0"/>
-          <w:sz w:val="24"/>
-          <w:szCs w:val="24"/>
-        </w:rPr>
-        <w:t>其他约束</w:t>
+        <w:t>1.4.5其他约束</w:t>
       </w:r>
       <w:bookmarkEnd w:id="43"/>
       <w:bookmarkEnd w:id="44"/>
@@ -8627,7 +8551,7 @@
         <w:spacing w:after="0" w:line="240" w:lineRule="auto"/>
         <w:jc w:val="both"/>
         <w:rPr>
-          <w:rFonts w:ascii="宋体" w:eastAsia="宋体" w:hAnsi="宋体" w:cs="Times New Roman"/>
+          <w:rFonts w:ascii="宋体" w:eastAsia="宋体" w:hAnsi="宋体" w:cs="Times New Roman" w:hint="eastAsia"/>
           <w:sz w:val="24"/>
           <w14:ligatures w14:val="none"/>
         </w:rPr>
@@ -8805,7 +8729,7 @@
         <w:ind w:firstLine="420"/>
         <w:jc w:val="both"/>
         <w:rPr>
-          <w:rFonts w:ascii="宋体" w:eastAsia="宋体" w:hAnsi="宋体" w:cs="Times New Roman"/>
+          <w:rFonts w:ascii="宋体" w:eastAsia="宋体" w:hAnsi="宋体" w:cs="Times New Roman" w:hint="eastAsia"/>
           <w:sz w:val="24"/>
           <w14:ligatures w14:val="none"/>
         </w:rPr>
@@ -8825,7 +8749,7 @@
         <w:ind w:firstLine="420"/>
         <w:jc w:val="both"/>
         <w:rPr>
-          <w:rFonts w:ascii="宋体" w:eastAsia="宋体" w:hAnsi="宋体" w:cs="Times New Roman"/>
+          <w:rFonts w:ascii="宋体" w:eastAsia="宋体" w:hAnsi="宋体" w:cs="Times New Roman" w:hint="eastAsia"/>
           <w:sz w:val="24"/>
           <w14:ligatures w14:val="none"/>
         </w:rPr>
@@ -8845,7 +8769,7 @@
         <w:ind w:firstLine="420"/>
         <w:jc w:val="both"/>
         <w:rPr>
-          <w:rFonts w:ascii="宋体" w:eastAsia="宋体" w:hAnsi="宋体" w:cs="Times New Roman"/>
+          <w:rFonts w:ascii="宋体" w:eastAsia="宋体" w:hAnsi="宋体" w:cs="Times New Roman" w:hint="eastAsia"/>
           <w:sz w:val="24"/>
           <w14:ligatures w14:val="none"/>
         </w:rPr>
@@ -8865,7 +8789,7 @@
         <w:ind w:firstLine="420"/>
         <w:jc w:val="both"/>
         <w:rPr>
-          <w:rFonts w:ascii="宋体" w:eastAsia="宋体" w:hAnsi="宋体" w:cs="Times New Roman"/>
+          <w:rFonts w:ascii="宋体" w:eastAsia="宋体" w:hAnsi="宋体" w:cs="Times New Roman" w:hint="eastAsia"/>
           <w:sz w:val="24"/>
           <w14:ligatures w14:val="none"/>
         </w:rPr>
@@ -8885,7 +8809,7 @@
         <w:ind w:firstLine="420"/>
         <w:jc w:val="both"/>
         <w:rPr>
-          <w:rFonts w:ascii="宋体" w:eastAsia="宋体" w:hAnsi="宋体" w:cs="Times New Roman"/>
+          <w:rFonts w:ascii="宋体" w:eastAsia="宋体" w:hAnsi="宋体" w:cs="Times New Roman" w:hint="eastAsia"/>
           <w:sz w:val="24"/>
           <w14:ligatures w14:val="none"/>
         </w:rPr>
@@ -8949,7 +8873,7 @@
         <w:ind w:firstLine="420"/>
         <w:jc w:val="both"/>
         <w:rPr>
-          <w:rFonts w:ascii="宋体" w:eastAsia="宋体" w:hAnsi="宋体" w:cs="Times New Roman"/>
+          <w:rFonts w:ascii="宋体" w:eastAsia="宋体" w:hAnsi="宋体" w:cs="Times New Roman" w:hint="eastAsia"/>
           <w:sz w:val="24"/>
           <w14:ligatures w14:val="none"/>
         </w:rPr>
@@ -9062,7 +8986,7 @@
       <w:pPr>
         <w:spacing w:after="0" w:line="240" w:lineRule="auto"/>
         <w:rPr>
-          <w:rFonts w:ascii="宋体" w:eastAsia="宋体" w:hAnsi="宋体"/>
+          <w:rFonts w:ascii="宋体" w:eastAsia="宋体" w:hAnsi="宋体" w:hint="eastAsia"/>
           <w:sz w:val="24"/>
         </w:rPr>
       </w:pPr>
@@ -9219,7 +9143,7 @@
         <w:spacing w:after="0" w:line="240" w:lineRule="auto"/>
         <w:ind w:firstLine="420"/>
         <w:rPr>
-          <w:rFonts w:ascii="宋体" w:eastAsia="宋体" w:hAnsi="宋体"/>
+          <w:rFonts w:ascii="宋体" w:eastAsia="宋体" w:hAnsi="宋体" w:hint="eastAsia"/>
           <w:sz w:val="24"/>
         </w:rPr>
       </w:pPr>
@@ -9236,7 +9160,7 @@
         <w:spacing w:after="0" w:line="240" w:lineRule="auto"/>
         <w:ind w:firstLine="420"/>
         <w:rPr>
-          <w:rFonts w:ascii="宋体" w:eastAsia="宋体" w:hAnsi="宋体"/>
+          <w:rFonts w:ascii="宋体" w:eastAsia="宋体" w:hAnsi="宋体" w:hint="eastAsia"/>
           <w:sz w:val="24"/>
         </w:rPr>
       </w:pPr>
@@ -9253,7 +9177,7 @@
         <w:spacing w:after="0" w:line="240" w:lineRule="auto"/>
         <w:ind w:firstLine="420"/>
         <w:rPr>
-          <w:rFonts w:ascii="宋体" w:eastAsia="宋体" w:hAnsi="宋体"/>
+          <w:rFonts w:ascii="宋体" w:eastAsia="宋体" w:hAnsi="宋体" w:hint="eastAsia"/>
           <w:sz w:val="24"/>
         </w:rPr>
       </w:pPr>
@@ -9270,7 +9194,7 @@
         <w:spacing w:after="0" w:line="240" w:lineRule="auto"/>
         <w:ind w:firstLine="420"/>
         <w:rPr>
-          <w:rFonts w:ascii="宋体" w:eastAsia="宋体" w:hAnsi="宋体"/>
+          <w:rFonts w:ascii="宋体" w:eastAsia="宋体" w:hAnsi="宋体" w:hint="eastAsia"/>
           <w:sz w:val="24"/>
         </w:rPr>
       </w:pPr>
@@ -9287,7 +9211,7 @@
         <w:spacing w:after="0" w:line="240" w:lineRule="auto"/>
         <w:ind w:firstLine="420"/>
         <w:rPr>
-          <w:rFonts w:ascii="宋体" w:eastAsia="宋体" w:hAnsi="宋体"/>
+          <w:rFonts w:ascii="宋体" w:eastAsia="宋体" w:hAnsi="宋体" w:hint="eastAsia"/>
           <w:sz w:val="24"/>
         </w:rPr>
       </w:pPr>
@@ -9303,7 +9227,7 @@
       <w:pPr>
         <w:spacing w:after="0" w:line="240" w:lineRule="auto"/>
         <w:rPr>
-          <w:rFonts w:ascii="宋体" w:eastAsia="宋体" w:hAnsi="宋体"/>
+          <w:rFonts w:ascii="宋体" w:eastAsia="宋体" w:hAnsi="宋体" w:hint="eastAsia"/>
           <w:sz w:val="24"/>
         </w:rPr>
       </w:pPr>
@@ -9331,7 +9255,7 @@
         <w:spacing w:after="0" w:line="240" w:lineRule="auto"/>
         <w:ind w:firstLine="420"/>
         <w:rPr>
-          <w:rFonts w:ascii="宋体" w:eastAsia="宋体" w:hAnsi="宋体"/>
+          <w:rFonts w:ascii="宋体" w:eastAsia="宋体" w:hAnsi="宋体" w:hint="eastAsia"/>
           <w:sz w:val="24"/>
         </w:rPr>
       </w:pPr>
@@ -9348,7 +9272,7 @@
         <w:spacing w:after="0" w:line="240" w:lineRule="auto"/>
         <w:ind w:firstLine="420"/>
         <w:rPr>
-          <w:rFonts w:ascii="宋体" w:eastAsia="宋体" w:hAnsi="宋体"/>
+          <w:rFonts w:ascii="宋体" w:eastAsia="宋体" w:hAnsi="宋体" w:hint="eastAsia"/>
           <w:sz w:val="24"/>
         </w:rPr>
       </w:pPr>
@@ -9365,7 +9289,7 @@
         <w:spacing w:after="0" w:line="240" w:lineRule="auto"/>
         <w:ind w:firstLine="420"/>
         <w:rPr>
-          <w:rFonts w:ascii="宋体" w:eastAsia="宋体" w:hAnsi="宋体"/>
+          <w:rFonts w:ascii="宋体" w:eastAsia="宋体" w:hAnsi="宋体" w:hint="eastAsia"/>
           <w:sz w:val="24"/>
         </w:rPr>
       </w:pPr>
@@ -9381,7 +9305,7 @@
       <w:pPr>
         <w:spacing w:after="0" w:line="240" w:lineRule="auto"/>
         <w:rPr>
-          <w:rFonts w:ascii="宋体" w:eastAsia="宋体" w:hAnsi="宋体"/>
+          <w:rFonts w:ascii="宋体" w:eastAsia="宋体" w:hAnsi="宋体" w:hint="eastAsia"/>
           <w:sz w:val="24"/>
         </w:rPr>
       </w:pPr>
@@ -9400,7 +9324,7 @@
         <w:spacing w:after="0" w:line="240" w:lineRule="auto"/>
         <w:ind w:firstLine="420"/>
         <w:rPr>
-          <w:rFonts w:ascii="宋体" w:eastAsia="宋体" w:hAnsi="宋体"/>
+          <w:rFonts w:ascii="宋体" w:eastAsia="宋体" w:hAnsi="宋体" w:hint="eastAsia"/>
           <w:sz w:val="24"/>
         </w:rPr>
       </w:pPr>
@@ -9527,7 +9451,7 @@
       <w:pPr>
         <w:spacing w:after="0" w:line="240" w:lineRule="auto"/>
         <w:rPr>
-          <w:rFonts w:ascii="宋体" w:eastAsia="宋体" w:hAnsi="宋体"/>
+          <w:rFonts w:ascii="宋体" w:eastAsia="宋体" w:hAnsi="宋体" w:hint="eastAsia"/>
           <w:sz w:val="24"/>
         </w:rPr>
       </w:pPr>
@@ -9684,7 +9608,7 @@
         <w:spacing w:after="0" w:line="240" w:lineRule="auto"/>
         <w:ind w:firstLine="420"/>
         <w:rPr>
-          <w:rFonts w:ascii="宋体" w:eastAsia="宋体" w:hAnsi="宋体"/>
+          <w:rFonts w:ascii="宋体" w:eastAsia="宋体" w:hAnsi="宋体" w:hint="eastAsia"/>
           <w:sz w:val="24"/>
         </w:rPr>
       </w:pPr>
@@ -9701,7 +9625,7 @@
         <w:spacing w:after="0" w:line="240" w:lineRule="auto"/>
         <w:ind w:firstLine="420"/>
         <w:rPr>
-          <w:rFonts w:ascii="宋体" w:eastAsia="宋体" w:hAnsi="宋体"/>
+          <w:rFonts w:ascii="宋体" w:eastAsia="宋体" w:hAnsi="宋体" w:hint="eastAsia"/>
           <w:sz w:val="24"/>
         </w:rPr>
       </w:pPr>
@@ -9718,7 +9642,7 @@
         <w:spacing w:after="0" w:line="240" w:lineRule="auto"/>
         <w:ind w:firstLine="420"/>
         <w:rPr>
-          <w:rFonts w:ascii="宋体" w:eastAsia="宋体" w:hAnsi="宋体"/>
+          <w:rFonts w:ascii="宋体" w:eastAsia="宋体" w:hAnsi="宋体" w:hint="eastAsia"/>
           <w:sz w:val="24"/>
         </w:rPr>
       </w:pPr>
@@ -9735,7 +9659,7 @@
         <w:spacing w:after="0" w:line="240" w:lineRule="auto"/>
         <w:ind w:firstLine="420"/>
         <w:rPr>
-          <w:rFonts w:ascii="宋体" w:eastAsia="宋体" w:hAnsi="宋体"/>
+          <w:rFonts w:ascii="宋体" w:eastAsia="宋体" w:hAnsi="宋体" w:hint="eastAsia"/>
           <w:sz w:val="24"/>
         </w:rPr>
       </w:pPr>
@@ -9751,7 +9675,7 @@
       <w:pPr>
         <w:spacing w:after="0" w:line="240" w:lineRule="auto"/>
         <w:rPr>
-          <w:rFonts w:ascii="宋体" w:eastAsia="宋体" w:hAnsi="宋体"/>
+          <w:rFonts w:ascii="宋体" w:eastAsia="宋体" w:hAnsi="宋体" w:hint="eastAsia"/>
           <w:sz w:val="24"/>
         </w:rPr>
       </w:pPr>
@@ -9770,7 +9694,7 @@
         <w:spacing w:after="0" w:line="240" w:lineRule="auto"/>
         <w:ind w:firstLine="420"/>
         <w:rPr>
-          <w:rFonts w:ascii="宋体" w:eastAsia="宋体" w:hAnsi="宋体"/>
+          <w:rFonts w:ascii="宋体" w:eastAsia="宋体" w:hAnsi="宋体" w:hint="eastAsia"/>
           <w:sz w:val="24"/>
         </w:rPr>
       </w:pPr>
@@ -9803,7 +9727,7 @@
         <w:spacing w:after="0" w:line="240" w:lineRule="auto"/>
         <w:ind w:firstLine="420"/>
         <w:rPr>
-          <w:rFonts w:ascii="宋体" w:eastAsia="宋体" w:hAnsi="宋体"/>
+          <w:rFonts w:ascii="宋体" w:eastAsia="宋体" w:hAnsi="宋体" w:hint="eastAsia"/>
           <w:b/>
           <w:bCs/>
           <w:sz w:val="24"/>
@@ -9892,7 +9816,7 @@
       <w:pPr>
         <w:spacing w:after="0" w:line="240" w:lineRule="auto"/>
         <w:rPr>
-          <w:rFonts w:ascii="宋体" w:eastAsia="宋体" w:hAnsi="宋体"/>
+          <w:rFonts w:ascii="宋体" w:eastAsia="宋体" w:hAnsi="宋体" w:hint="eastAsia"/>
           <w:sz w:val="24"/>
         </w:rPr>
       </w:pPr>
@@ -10049,7 +9973,7 @@
         <w:spacing w:after="0" w:line="240" w:lineRule="auto"/>
         <w:ind w:firstLine="420"/>
         <w:rPr>
-          <w:rFonts w:ascii="宋体" w:eastAsia="宋体" w:hAnsi="宋体"/>
+          <w:rFonts w:ascii="宋体" w:eastAsia="宋体" w:hAnsi="宋体" w:hint="eastAsia"/>
           <w:sz w:val="24"/>
         </w:rPr>
       </w:pPr>
@@ -10066,7 +9990,7 @@
         <w:spacing w:after="0" w:line="240" w:lineRule="auto"/>
         <w:ind w:firstLine="420"/>
         <w:rPr>
-          <w:rFonts w:ascii="宋体" w:eastAsia="宋体" w:hAnsi="宋体"/>
+          <w:rFonts w:ascii="宋体" w:eastAsia="宋体" w:hAnsi="宋体" w:hint="eastAsia"/>
           <w:sz w:val="24"/>
         </w:rPr>
       </w:pPr>
@@ -10083,7 +10007,7 @@
         <w:spacing w:after="0" w:line="240" w:lineRule="auto"/>
         <w:ind w:firstLine="420"/>
         <w:rPr>
-          <w:rFonts w:ascii="宋体" w:eastAsia="宋体" w:hAnsi="宋体"/>
+          <w:rFonts w:ascii="宋体" w:eastAsia="宋体" w:hAnsi="宋体" w:hint="eastAsia"/>
           <w:sz w:val="24"/>
         </w:rPr>
       </w:pPr>
@@ -10100,7 +10024,7 @@
         <w:spacing w:after="0" w:line="240" w:lineRule="auto"/>
         <w:ind w:firstLine="420"/>
         <w:rPr>
-          <w:rFonts w:ascii="宋体" w:eastAsia="宋体" w:hAnsi="宋体"/>
+          <w:rFonts w:ascii="宋体" w:eastAsia="宋体" w:hAnsi="宋体" w:hint="eastAsia"/>
           <w:sz w:val="24"/>
         </w:rPr>
       </w:pPr>
@@ -10133,7 +10057,7 @@
         <w:spacing w:after="0" w:line="240" w:lineRule="auto"/>
         <w:ind w:firstLine="420"/>
         <w:rPr>
-          <w:rFonts w:ascii="宋体" w:eastAsia="宋体" w:hAnsi="宋体"/>
+          <w:rFonts w:ascii="宋体" w:eastAsia="宋体" w:hAnsi="宋体" w:hint="eastAsia"/>
           <w:sz w:val="24"/>
         </w:rPr>
       </w:pPr>
@@ -10150,7 +10074,7 @@
         <w:spacing w:after="0" w:line="240" w:lineRule="auto"/>
         <w:ind w:firstLine="420"/>
         <w:rPr>
-          <w:rFonts w:ascii="宋体" w:eastAsia="宋体" w:hAnsi="宋体"/>
+          <w:rFonts w:ascii="宋体" w:eastAsia="宋体" w:hAnsi="宋体" w:hint="eastAsia"/>
           <w:sz w:val="24"/>
         </w:rPr>
       </w:pPr>
@@ -10183,7 +10107,7 @@
         <w:spacing w:after="0" w:line="240" w:lineRule="auto"/>
         <w:ind w:firstLine="420"/>
         <w:rPr>
-          <w:rFonts w:ascii="宋体" w:eastAsia="宋体" w:hAnsi="宋体"/>
+          <w:rFonts w:ascii="宋体" w:eastAsia="宋体" w:hAnsi="宋体" w:hint="eastAsia"/>
           <w:sz w:val="24"/>
         </w:rPr>
       </w:pPr>
@@ -10238,7 +10162,7 @@
       <w:pPr>
         <w:spacing w:after="0" w:line="240" w:lineRule="auto"/>
         <w:rPr>
-          <w:rFonts w:ascii="宋体" w:eastAsia="宋体" w:hAnsi="宋体"/>
+          <w:rFonts w:ascii="宋体" w:eastAsia="宋体" w:hAnsi="宋体" w:hint="eastAsia"/>
           <w:sz w:val="24"/>
         </w:rPr>
       </w:pPr>
@@ -10435,7 +10359,7 @@
         <w:spacing w:after="0" w:line="240" w:lineRule="auto"/>
         <w:ind w:firstLine="420"/>
         <w:rPr>
-          <w:rFonts w:ascii="宋体" w:eastAsia="宋体" w:hAnsi="宋体"/>
+          <w:rFonts w:ascii="宋体" w:eastAsia="宋体" w:hAnsi="宋体" w:hint="eastAsia"/>
           <w:sz w:val="24"/>
         </w:rPr>
       </w:pPr>
@@ -10452,7 +10376,7 @@
         <w:spacing w:after="0" w:line="240" w:lineRule="auto"/>
         <w:ind w:firstLine="420"/>
         <w:rPr>
-          <w:rFonts w:ascii="宋体" w:eastAsia="宋体" w:hAnsi="宋体"/>
+          <w:rFonts w:ascii="宋体" w:eastAsia="宋体" w:hAnsi="宋体" w:hint="eastAsia"/>
           <w:sz w:val="24"/>
         </w:rPr>
       </w:pPr>
@@ -10469,7 +10393,7 @@
         <w:spacing w:after="0" w:line="240" w:lineRule="auto"/>
         <w:ind w:firstLine="420"/>
         <w:rPr>
-          <w:rFonts w:ascii="宋体" w:eastAsia="宋体" w:hAnsi="宋体"/>
+          <w:rFonts w:ascii="宋体" w:eastAsia="宋体" w:hAnsi="宋体" w:hint="eastAsia"/>
           <w:sz w:val="24"/>
         </w:rPr>
       </w:pPr>
@@ -10511,7 +10435,7 @@
         <w:spacing w:after="0" w:line="240" w:lineRule="auto"/>
         <w:ind w:firstLine="420"/>
         <w:rPr>
-          <w:rFonts w:ascii="宋体" w:eastAsia="宋体" w:hAnsi="宋体"/>
+          <w:rFonts w:ascii="宋体" w:eastAsia="宋体" w:hAnsi="宋体" w:hint="eastAsia"/>
           <w:sz w:val="24"/>
         </w:rPr>
       </w:pPr>
@@ -10528,7 +10452,7 @@
         <w:spacing w:after="0" w:line="240" w:lineRule="auto"/>
         <w:ind w:firstLine="420"/>
         <w:rPr>
-          <w:rFonts w:ascii="宋体" w:eastAsia="宋体" w:hAnsi="宋体"/>
+          <w:rFonts w:ascii="宋体" w:eastAsia="宋体" w:hAnsi="宋体" w:hint="eastAsia"/>
           <w:sz w:val="24"/>
         </w:rPr>
       </w:pPr>
@@ -10561,7 +10485,7 @@
         <w:spacing w:after="0" w:line="240" w:lineRule="auto"/>
         <w:ind w:firstLine="420"/>
         <w:rPr>
-          <w:rFonts w:ascii="宋体" w:eastAsia="宋体" w:hAnsi="宋体"/>
+          <w:rFonts w:ascii="宋体" w:eastAsia="宋体" w:hAnsi="宋体" w:hint="eastAsia"/>
           <w:sz w:val="24"/>
         </w:rPr>
       </w:pPr>
@@ -10578,7 +10502,7 @@
         <w:spacing w:after="0" w:line="240" w:lineRule="auto"/>
         <w:ind w:firstLine="420"/>
         <w:rPr>
-          <w:rFonts w:ascii="宋体" w:eastAsia="宋体" w:hAnsi="宋体"/>
+          <w:rFonts w:ascii="宋体" w:eastAsia="宋体" w:hAnsi="宋体" w:hint="eastAsia"/>
           <w:sz w:val="24"/>
         </w:rPr>
       </w:pPr>
@@ -10654,7 +10578,7 @@
       <w:pPr>
         <w:spacing w:after="0" w:line="240" w:lineRule="auto"/>
         <w:rPr>
-          <w:rFonts w:ascii="宋体" w:eastAsia="宋体" w:hAnsi="宋体"/>
+          <w:rFonts w:ascii="宋体" w:eastAsia="宋体" w:hAnsi="宋体" w:hint="eastAsia"/>
           <w:sz w:val="24"/>
           <w:szCs w:val="28"/>
         </w:rPr>
@@ -10831,7 +10755,7 @@
         <w:spacing w:after="0" w:line="240" w:lineRule="auto"/>
         <w:ind w:firstLine="420"/>
         <w:rPr>
-          <w:rFonts w:ascii="宋体" w:eastAsia="宋体" w:hAnsi="宋体"/>
+          <w:rFonts w:ascii="宋体" w:eastAsia="宋体" w:hAnsi="宋体" w:hint="eastAsia"/>
           <w:sz w:val="24"/>
           <w:szCs w:val="28"/>
         </w:rPr>
@@ -10850,7 +10774,7 @@
         <w:spacing w:after="0" w:line="240" w:lineRule="auto"/>
         <w:ind w:firstLine="420"/>
         <w:rPr>
-          <w:rFonts w:ascii="宋体" w:eastAsia="宋体" w:hAnsi="宋体"/>
+          <w:rFonts w:ascii="宋体" w:eastAsia="宋体" w:hAnsi="宋体" w:hint="eastAsia"/>
           <w:sz w:val="24"/>
           <w:szCs w:val="28"/>
         </w:rPr>
@@ -10869,7 +10793,7 @@
         <w:spacing w:after="0" w:line="240" w:lineRule="auto"/>
         <w:ind w:firstLine="420"/>
         <w:rPr>
-          <w:rFonts w:ascii="宋体" w:eastAsia="宋体" w:hAnsi="宋体"/>
+          <w:rFonts w:ascii="宋体" w:eastAsia="宋体" w:hAnsi="宋体" w:hint="eastAsia"/>
           <w:sz w:val="24"/>
           <w:szCs w:val="28"/>
         </w:rPr>
@@ -10906,7 +10830,7 @@
         <w:spacing w:after="0" w:line="240" w:lineRule="auto"/>
         <w:ind w:firstLine="420"/>
         <w:rPr>
-          <w:rFonts w:ascii="宋体" w:eastAsia="宋体" w:hAnsi="宋体"/>
+          <w:rFonts w:ascii="宋体" w:eastAsia="宋体" w:hAnsi="宋体" w:hint="eastAsia"/>
           <w:sz w:val="24"/>
           <w:szCs w:val="28"/>
         </w:rPr>
@@ -10925,7 +10849,7 @@
         <w:spacing w:after="0" w:line="240" w:lineRule="auto"/>
         <w:ind w:firstLine="420"/>
         <w:rPr>
-          <w:rFonts w:ascii="宋体" w:eastAsia="宋体" w:hAnsi="宋体"/>
+          <w:rFonts w:ascii="宋体" w:eastAsia="宋体" w:hAnsi="宋体" w:hint="eastAsia"/>
           <w:sz w:val="24"/>
           <w:szCs w:val="28"/>
         </w:rPr>
@@ -10962,7 +10886,7 @@
         <w:spacing w:after="0" w:line="240" w:lineRule="auto"/>
         <w:ind w:firstLine="420"/>
         <w:rPr>
-          <w:rFonts w:ascii="宋体" w:eastAsia="宋体" w:hAnsi="宋体"/>
+          <w:rFonts w:ascii="宋体" w:eastAsia="宋体" w:hAnsi="宋体" w:hint="eastAsia"/>
           <w:sz w:val="24"/>
           <w:szCs w:val="28"/>
         </w:rPr>
@@ -10981,7 +10905,7 @@
         <w:spacing w:after="0" w:line="240" w:lineRule="auto"/>
         <w:ind w:firstLine="420"/>
         <w:rPr>
-          <w:rFonts w:ascii="宋体" w:eastAsia="宋体" w:hAnsi="宋体"/>
+          <w:rFonts w:ascii="宋体" w:eastAsia="宋体" w:hAnsi="宋体" w:hint="eastAsia"/>
           <w:sz w:val="24"/>
           <w:szCs w:val="28"/>
         </w:rPr>
@@ -11081,7 +11005,7 @@
       <w:pPr>
         <w:spacing w:after="0" w:line="240" w:lineRule="auto"/>
         <w:rPr>
-          <w:rFonts w:ascii="宋体" w:eastAsia="宋体" w:hAnsi="宋体"/>
+          <w:rFonts w:ascii="宋体" w:eastAsia="宋体" w:hAnsi="宋体" w:hint="eastAsia"/>
           <w:sz w:val="24"/>
           <w:szCs w:val="28"/>
         </w:rPr>
@@ -11259,7 +11183,7 @@
         <w:spacing w:after="0" w:line="240" w:lineRule="auto"/>
         <w:ind w:firstLine="420"/>
         <w:rPr>
-          <w:rFonts w:ascii="宋体" w:eastAsia="宋体" w:hAnsi="宋体"/>
+          <w:rFonts w:ascii="宋体" w:eastAsia="宋体" w:hAnsi="宋体" w:hint="eastAsia"/>
           <w:sz w:val="24"/>
           <w:szCs w:val="28"/>
         </w:rPr>
@@ -11278,7 +11202,7 @@
         <w:spacing w:after="0" w:line="240" w:lineRule="auto"/>
         <w:ind w:firstLine="420"/>
         <w:rPr>
-          <w:rFonts w:ascii="宋体" w:eastAsia="宋体" w:hAnsi="宋体"/>
+          <w:rFonts w:ascii="宋体" w:eastAsia="宋体" w:hAnsi="宋体" w:hint="eastAsia"/>
           <w:sz w:val="24"/>
           <w:szCs w:val="28"/>
         </w:rPr>
@@ -11297,7 +11221,7 @@
         <w:spacing w:after="0" w:line="240" w:lineRule="auto"/>
         <w:ind w:firstLine="420"/>
         <w:rPr>
-          <w:rFonts w:ascii="宋体" w:eastAsia="宋体" w:hAnsi="宋体"/>
+          <w:rFonts w:ascii="宋体" w:eastAsia="宋体" w:hAnsi="宋体" w:hint="eastAsia"/>
           <w:sz w:val="24"/>
           <w:szCs w:val="28"/>
         </w:rPr>
@@ -11316,7 +11240,7 @@
         <w:spacing w:after="0" w:line="240" w:lineRule="auto"/>
         <w:ind w:firstLine="420"/>
         <w:rPr>
-          <w:rFonts w:ascii="宋体" w:eastAsia="宋体" w:hAnsi="宋体"/>
+          <w:rFonts w:ascii="宋体" w:eastAsia="宋体" w:hAnsi="宋体" w:hint="eastAsia"/>
           <w:sz w:val="24"/>
           <w:szCs w:val="28"/>
         </w:rPr>
@@ -11353,7 +11277,7 @@
         <w:spacing w:after="0" w:line="240" w:lineRule="auto"/>
         <w:ind w:firstLine="420"/>
         <w:rPr>
-          <w:rFonts w:ascii="宋体" w:eastAsia="宋体" w:hAnsi="宋体"/>
+          <w:rFonts w:ascii="宋体" w:eastAsia="宋体" w:hAnsi="宋体" w:hint="eastAsia"/>
           <w:sz w:val="24"/>
           <w:szCs w:val="28"/>
         </w:rPr>
@@ -11390,7 +11314,7 @@
         <w:spacing w:after="0" w:line="240" w:lineRule="auto"/>
         <w:ind w:firstLine="420"/>
         <w:rPr>
-          <w:rFonts w:ascii="宋体" w:eastAsia="宋体" w:hAnsi="宋体"/>
+          <w:rFonts w:ascii="宋体" w:eastAsia="宋体" w:hAnsi="宋体" w:hint="eastAsia"/>
           <w:sz w:val="24"/>
           <w:szCs w:val="28"/>
         </w:rPr>
@@ -11409,7 +11333,7 @@
         <w:spacing w:after="0" w:line="240" w:lineRule="auto"/>
         <w:ind w:firstLine="420"/>
         <w:rPr>
-          <w:rFonts w:ascii="宋体" w:eastAsia="宋体" w:hAnsi="宋体"/>
+          <w:rFonts w:ascii="宋体" w:eastAsia="宋体" w:hAnsi="宋体" w:hint="eastAsia"/>
           <w:sz w:val="24"/>
           <w:szCs w:val="28"/>
         </w:rPr>
@@ -11522,7 +11446,7 @@
       <w:pPr>
         <w:spacing w:after="0" w:line="240" w:lineRule="auto"/>
         <w:rPr>
-          <w:rFonts w:ascii="宋体" w:eastAsia="宋体" w:hAnsi="宋体"/>
+          <w:rFonts w:ascii="宋体" w:eastAsia="宋体" w:hAnsi="宋体" w:hint="eastAsia"/>
           <w:sz w:val="24"/>
           <w:szCs w:val="28"/>
         </w:rPr>
@@ -11699,7 +11623,7 @@
         <w:spacing w:after="0" w:line="240" w:lineRule="auto"/>
         <w:ind w:left="420"/>
         <w:rPr>
-          <w:rFonts w:ascii="宋体" w:eastAsia="宋体" w:hAnsi="宋体"/>
+          <w:rFonts w:ascii="宋体" w:eastAsia="宋体" w:hAnsi="宋体" w:hint="eastAsia"/>
           <w:sz w:val="24"/>
           <w:szCs w:val="28"/>
         </w:rPr>
@@ -11727,7 +11651,7 @@
         <w:spacing w:after="0" w:line="240" w:lineRule="auto"/>
         <w:ind w:firstLine="420"/>
         <w:rPr>
-          <w:rFonts w:ascii="宋体" w:eastAsia="宋体" w:hAnsi="宋体"/>
+          <w:rFonts w:ascii="宋体" w:eastAsia="宋体" w:hAnsi="宋体" w:hint="eastAsia"/>
           <w:sz w:val="24"/>
           <w:szCs w:val="28"/>
         </w:rPr>
@@ -11745,7 +11669,7 @@
       <w:pPr>
         <w:spacing w:after="0" w:line="240" w:lineRule="auto"/>
         <w:rPr>
-          <w:rFonts w:ascii="宋体" w:eastAsia="宋体" w:hAnsi="宋体"/>
+          <w:rFonts w:ascii="宋体" w:eastAsia="宋体" w:hAnsi="宋体" w:hint="eastAsia"/>
           <w:sz w:val="24"/>
           <w:szCs w:val="28"/>
         </w:rPr>
@@ -11766,7 +11690,7 @@
         <w:spacing w:after="0" w:line="240" w:lineRule="auto"/>
         <w:ind w:firstLine="420"/>
         <w:rPr>
-          <w:rFonts w:ascii="宋体" w:eastAsia="宋体" w:hAnsi="宋体"/>
+          <w:rFonts w:ascii="宋体" w:eastAsia="宋体" w:hAnsi="宋体" w:hint="eastAsia"/>
           <w:sz w:val="24"/>
           <w:szCs w:val="28"/>
         </w:rPr>
@@ -11813,7 +11737,7 @@
         <w:spacing w:after="0" w:line="240" w:lineRule="auto"/>
         <w:ind w:firstLine="420"/>
         <w:rPr>
-          <w:rFonts w:ascii="宋体" w:eastAsia="宋体" w:hAnsi="宋体"/>
+          <w:rFonts w:ascii="宋体" w:eastAsia="宋体" w:hAnsi="宋体" w:hint="eastAsia"/>
           <w:sz w:val="24"/>
           <w:szCs w:val="28"/>
         </w:rPr>
@@ -11832,7 +11756,7 @@
         <w:spacing w:after="0" w:line="240" w:lineRule="auto"/>
         <w:ind w:firstLine="420"/>
         <w:rPr>
-          <w:rFonts w:ascii="宋体" w:eastAsia="宋体" w:hAnsi="宋体"/>
+          <w:rFonts w:ascii="宋体" w:eastAsia="宋体" w:hAnsi="宋体" w:hint="eastAsia"/>
           <w:sz w:val="24"/>
           <w:szCs w:val="28"/>
         </w:rPr>
@@ -11914,7 +11838,7 @@
       <w:pPr>
         <w:spacing w:after="0" w:line="240" w:lineRule="auto"/>
         <w:rPr>
-          <w:rFonts w:ascii="宋体" w:eastAsia="宋体" w:hAnsi="宋体"/>
+          <w:rFonts w:ascii="宋体" w:eastAsia="宋体" w:hAnsi="宋体" w:hint="eastAsia"/>
           <w:sz w:val="24"/>
           <w:szCs w:val="28"/>
         </w:rPr>
@@ -12100,7 +12024,7 @@
         <w:spacing w:after="0" w:line="240" w:lineRule="auto"/>
         <w:ind w:left="420"/>
         <w:rPr>
-          <w:rFonts w:ascii="宋体" w:eastAsia="宋体" w:hAnsi="宋体"/>
+          <w:rFonts w:ascii="宋体" w:eastAsia="宋体" w:hAnsi="宋体" w:hint="eastAsia"/>
           <w:sz w:val="24"/>
           <w:szCs w:val="28"/>
         </w:rPr>
@@ -12145,7 +12069,7 @@
       <w:pPr>
         <w:spacing w:after="0" w:line="240" w:lineRule="auto"/>
         <w:rPr>
-          <w:rFonts w:ascii="宋体" w:eastAsia="宋体" w:hAnsi="宋体"/>
+          <w:rFonts w:ascii="宋体" w:eastAsia="宋体" w:hAnsi="宋体" w:hint="eastAsia"/>
           <w:sz w:val="24"/>
           <w:szCs w:val="28"/>
         </w:rPr>
@@ -12174,7 +12098,7 @@
         <w:spacing w:after="0" w:line="240" w:lineRule="auto"/>
         <w:ind w:firstLine="420"/>
         <w:rPr>
-          <w:rFonts w:ascii="宋体" w:eastAsia="宋体" w:hAnsi="宋体"/>
+          <w:rFonts w:ascii="宋体" w:eastAsia="宋体" w:hAnsi="宋体" w:hint="eastAsia"/>
           <w:sz w:val="24"/>
           <w:szCs w:val="28"/>
         </w:rPr>
@@ -12193,7 +12117,7 @@
         <w:spacing w:after="0" w:line="240" w:lineRule="auto"/>
         <w:ind w:firstLine="420"/>
         <w:rPr>
-          <w:rFonts w:ascii="宋体" w:eastAsia="宋体" w:hAnsi="宋体"/>
+          <w:rFonts w:ascii="宋体" w:eastAsia="宋体" w:hAnsi="宋体" w:hint="eastAsia"/>
           <w:sz w:val="24"/>
           <w:szCs w:val="28"/>
         </w:rPr>
@@ -12211,7 +12135,7 @@
       <w:pPr>
         <w:spacing w:after="0" w:line="240" w:lineRule="auto"/>
         <w:rPr>
-          <w:rFonts w:ascii="宋体" w:eastAsia="宋体" w:hAnsi="宋体"/>
+          <w:rFonts w:ascii="宋体" w:eastAsia="宋体" w:hAnsi="宋体" w:hint="eastAsia"/>
           <w:sz w:val="24"/>
           <w:szCs w:val="28"/>
         </w:rPr>
@@ -12240,7 +12164,7 @@
         <w:spacing w:after="0" w:line="240" w:lineRule="auto"/>
         <w:ind w:firstLine="420"/>
         <w:rPr>
-          <w:rFonts w:ascii="宋体" w:eastAsia="宋体" w:hAnsi="宋体"/>
+          <w:rFonts w:ascii="宋体" w:eastAsia="宋体" w:hAnsi="宋体" w:hint="eastAsia"/>
           <w:sz w:val="24"/>
           <w:szCs w:val="28"/>
         </w:rPr>
@@ -12277,7 +12201,7 @@
         <w:spacing w:after="0" w:line="240" w:lineRule="auto"/>
         <w:ind w:firstLine="420"/>
         <w:rPr>
-          <w:rFonts w:ascii="宋体" w:eastAsia="宋体" w:hAnsi="宋体"/>
+          <w:rFonts w:ascii="宋体" w:eastAsia="宋体" w:hAnsi="宋体" w:hint="eastAsia"/>
           <w:sz w:val="24"/>
           <w:szCs w:val="28"/>
         </w:rPr>
@@ -12295,7 +12219,7 @@
       <w:pPr>
         <w:spacing w:after="0" w:line="240" w:lineRule="auto"/>
         <w:rPr>
-          <w:rFonts w:ascii="宋体" w:eastAsia="宋体" w:hAnsi="宋体"/>
+          <w:rFonts w:ascii="宋体" w:eastAsia="宋体" w:hAnsi="宋体" w:hint="eastAsia"/>
           <w:sz w:val="24"/>
           <w:szCs w:val="28"/>
         </w:rPr>
@@ -12324,7 +12248,7 @@
         <w:spacing w:after="0" w:line="240" w:lineRule="auto"/>
         <w:ind w:firstLine="420"/>
         <w:rPr>
-          <w:rFonts w:ascii="宋体" w:eastAsia="宋体" w:hAnsi="宋体"/>
+          <w:rFonts w:ascii="宋体" w:eastAsia="宋体" w:hAnsi="宋体" w:hint="eastAsia"/>
           <w:sz w:val="24"/>
           <w:szCs w:val="28"/>
         </w:rPr>
@@ -12388,7 +12312,7 @@
       <w:pPr>
         <w:spacing w:after="0" w:line="240" w:lineRule="auto"/>
         <w:rPr>
-          <w:rFonts w:ascii="宋体" w:eastAsia="宋体" w:hAnsi="宋体"/>
+          <w:rFonts w:ascii="宋体" w:eastAsia="宋体" w:hAnsi="宋体" w:hint="eastAsia"/>
           <w:sz w:val="24"/>
           <w:szCs w:val="28"/>
         </w:rPr>
@@ -12609,7 +12533,7 @@
         <w:spacing w:after="0" w:line="240" w:lineRule="auto"/>
         <w:ind w:left="420"/>
         <w:rPr>
-          <w:rFonts w:ascii="宋体" w:eastAsia="宋体" w:hAnsi="宋体"/>
+          <w:rFonts w:ascii="宋体" w:eastAsia="宋体" w:hAnsi="宋体" w:hint="eastAsia"/>
           <w:sz w:val="24"/>
           <w:szCs w:val="28"/>
         </w:rPr>
@@ -12672,7 +12596,7 @@
       <w:pPr>
         <w:spacing w:after="0" w:line="240" w:lineRule="auto"/>
         <w:rPr>
-          <w:rFonts w:ascii="宋体" w:eastAsia="宋体" w:hAnsi="宋体"/>
+          <w:rFonts w:ascii="宋体" w:eastAsia="宋体" w:hAnsi="宋体" w:hint="eastAsia"/>
           <w:sz w:val="24"/>
           <w:szCs w:val="28"/>
         </w:rPr>
@@ -12701,7 +12625,7 @@
         <w:spacing w:after="0" w:line="240" w:lineRule="auto"/>
         <w:ind w:firstLine="420"/>
         <w:rPr>
-          <w:rFonts w:ascii="宋体" w:eastAsia="宋体" w:hAnsi="宋体"/>
+          <w:rFonts w:ascii="宋体" w:eastAsia="宋体" w:hAnsi="宋体" w:hint="eastAsia"/>
           <w:sz w:val="24"/>
           <w:szCs w:val="28"/>
         </w:rPr>
@@ -12738,7 +12662,7 @@
         <w:spacing w:after="0" w:line="240" w:lineRule="auto"/>
         <w:ind w:firstLine="420"/>
         <w:rPr>
-          <w:rFonts w:ascii="宋体" w:eastAsia="宋体" w:hAnsi="宋体"/>
+          <w:rFonts w:ascii="宋体" w:eastAsia="宋体" w:hAnsi="宋体" w:hint="eastAsia"/>
           <w:sz w:val="24"/>
           <w:szCs w:val="28"/>
         </w:rPr>
@@ -12756,7 +12680,7 @@
       <w:pPr>
         <w:spacing w:after="0" w:line="240" w:lineRule="auto"/>
         <w:rPr>
-          <w:rFonts w:ascii="宋体" w:eastAsia="宋体" w:hAnsi="宋体"/>
+          <w:rFonts w:ascii="宋体" w:eastAsia="宋体" w:hAnsi="宋体" w:hint="eastAsia"/>
           <w:sz w:val="24"/>
           <w:szCs w:val="28"/>
         </w:rPr>
@@ -12785,7 +12709,7 @@
         <w:spacing w:after="0" w:line="240" w:lineRule="auto"/>
         <w:ind w:left="420"/>
         <w:rPr>
-          <w:rFonts w:ascii="宋体" w:eastAsia="宋体" w:hAnsi="宋体"/>
+          <w:rFonts w:ascii="宋体" w:eastAsia="宋体" w:hAnsi="宋体" w:hint="eastAsia"/>
           <w:sz w:val="24"/>
           <w:szCs w:val="28"/>
         </w:rPr>
@@ -12822,7 +12746,7 @@
         <w:spacing w:after="0" w:line="240" w:lineRule="auto"/>
         <w:ind w:left="420"/>
         <w:rPr>
-          <w:rFonts w:ascii="宋体" w:eastAsia="宋体" w:hAnsi="宋体"/>
+          <w:rFonts w:ascii="宋体" w:eastAsia="宋体" w:hAnsi="宋体" w:hint="eastAsia"/>
           <w:sz w:val="24"/>
           <w:szCs w:val="28"/>
         </w:rPr>
@@ -12840,7 +12764,7 @@
       <w:pPr>
         <w:spacing w:after="0" w:line="240" w:lineRule="auto"/>
         <w:rPr>
-          <w:rFonts w:ascii="宋体" w:eastAsia="宋体" w:hAnsi="宋体"/>
+          <w:rFonts w:ascii="宋体" w:eastAsia="宋体" w:hAnsi="宋体" w:hint="eastAsia"/>
           <w:sz w:val="24"/>
           <w:szCs w:val="28"/>
         </w:rPr>
@@ -12923,7 +12847,7 @@
       <w:pPr>
         <w:spacing w:after="0" w:line="240" w:lineRule="auto"/>
         <w:rPr>
-          <w:rFonts w:ascii="宋体" w:eastAsia="宋体" w:hAnsi="宋体"/>
+          <w:rFonts w:ascii="宋体" w:eastAsia="宋体" w:hAnsi="宋体" w:hint="eastAsia"/>
           <w:sz w:val="24"/>
           <w:szCs w:val="28"/>
         </w:rPr>
@@ -13127,7 +13051,7 @@
         <w:spacing w:after="0" w:line="240" w:lineRule="auto"/>
         <w:ind w:firstLine="420"/>
         <w:rPr>
-          <w:rFonts w:ascii="宋体" w:eastAsia="宋体" w:hAnsi="宋体"/>
+          <w:rFonts w:ascii="宋体" w:eastAsia="宋体" w:hAnsi="宋体" w:hint="eastAsia"/>
           <w:sz w:val="24"/>
           <w:szCs w:val="28"/>
         </w:rPr>
@@ -13146,7 +13070,7 @@
         <w:spacing w:after="0" w:line="240" w:lineRule="auto"/>
         <w:ind w:firstLine="420"/>
         <w:rPr>
-          <w:rFonts w:ascii="宋体" w:eastAsia="宋体" w:hAnsi="宋体"/>
+          <w:rFonts w:ascii="宋体" w:eastAsia="宋体" w:hAnsi="宋体" w:hint="eastAsia"/>
           <w:sz w:val="24"/>
           <w:szCs w:val="28"/>
         </w:rPr>
@@ -13183,7 +13107,7 @@
         <w:spacing w:after="0" w:line="240" w:lineRule="auto"/>
         <w:ind w:firstLine="420"/>
         <w:rPr>
-          <w:rFonts w:ascii="宋体" w:eastAsia="宋体" w:hAnsi="宋体"/>
+          <w:rFonts w:ascii="宋体" w:eastAsia="宋体" w:hAnsi="宋体" w:hint="eastAsia"/>
           <w:sz w:val="24"/>
           <w:szCs w:val="28"/>
         </w:rPr>
@@ -13202,7 +13126,7 @@
         <w:spacing w:after="0" w:line="240" w:lineRule="auto"/>
         <w:ind w:firstLine="420"/>
         <w:rPr>
-          <w:rFonts w:ascii="宋体" w:eastAsia="宋体" w:hAnsi="宋体"/>
+          <w:rFonts w:ascii="宋体" w:eastAsia="宋体" w:hAnsi="宋体" w:hint="eastAsia"/>
           <w:sz w:val="24"/>
           <w:szCs w:val="28"/>
         </w:rPr>
@@ -13221,7 +13145,7 @@
         <w:spacing w:after="0" w:line="240" w:lineRule="auto"/>
         <w:ind w:firstLine="420"/>
         <w:rPr>
-          <w:rFonts w:ascii="宋体" w:eastAsia="宋体" w:hAnsi="宋体"/>
+          <w:rFonts w:ascii="宋体" w:eastAsia="宋体" w:hAnsi="宋体" w:hint="eastAsia"/>
           <w:sz w:val="24"/>
           <w:szCs w:val="28"/>
         </w:rPr>
@@ -13266,7 +13190,7 @@
         <w:spacing w:after="0" w:line="240" w:lineRule="auto"/>
         <w:ind w:firstLine="420"/>
         <w:rPr>
-          <w:rFonts w:ascii="宋体" w:eastAsia="宋体" w:hAnsi="宋体"/>
+          <w:rFonts w:ascii="宋体" w:eastAsia="宋体" w:hAnsi="宋体" w:hint="eastAsia"/>
           <w:sz w:val="24"/>
           <w:szCs w:val="28"/>
         </w:rPr>
@@ -13285,7 +13209,7 @@
         <w:spacing w:after="0" w:line="240" w:lineRule="auto"/>
         <w:ind w:firstLine="420"/>
         <w:rPr>
-          <w:rFonts w:ascii="宋体" w:eastAsia="宋体" w:hAnsi="宋体"/>
+          <w:rFonts w:ascii="宋体" w:eastAsia="宋体" w:hAnsi="宋体" w:hint="eastAsia"/>
           <w:sz w:val="24"/>
           <w:szCs w:val="28"/>
         </w:rPr>
@@ -13303,7 +13227,7 @@
       <w:pPr>
         <w:spacing w:after="0" w:line="240" w:lineRule="auto"/>
         <w:rPr>
-          <w:rFonts w:ascii="宋体" w:eastAsia="宋体" w:hAnsi="宋体"/>
+          <w:rFonts w:ascii="宋体" w:eastAsia="宋体" w:hAnsi="宋体" w:hint="eastAsia"/>
           <w:sz w:val="24"/>
           <w:szCs w:val="28"/>
         </w:rPr>
@@ -13332,7 +13256,7 @@
         <w:spacing w:after="0" w:line="240" w:lineRule="auto"/>
         <w:ind w:left="420"/>
         <w:rPr>
-          <w:rFonts w:ascii="宋体" w:eastAsia="宋体" w:hAnsi="宋体"/>
+          <w:rFonts w:ascii="宋体" w:eastAsia="宋体" w:hAnsi="宋体" w:hint="eastAsia"/>
           <w:sz w:val="24"/>
           <w:szCs w:val="28"/>
         </w:rPr>
@@ -13351,7 +13275,7 @@
         <w:spacing w:after="0" w:line="240" w:lineRule="auto"/>
         <w:ind w:left="420"/>
         <w:rPr>
-          <w:rFonts w:ascii="宋体" w:eastAsia="宋体" w:hAnsi="宋体"/>
+          <w:rFonts w:ascii="宋体" w:eastAsia="宋体" w:hAnsi="宋体" w:hint="eastAsia"/>
           <w:sz w:val="24"/>
           <w:szCs w:val="28"/>
         </w:rPr>
@@ -13369,7 +13293,7 @@
       <w:pPr>
         <w:spacing w:after="0" w:line="240" w:lineRule="auto"/>
         <w:rPr>
-          <w:rFonts w:ascii="宋体" w:eastAsia="宋体" w:hAnsi="宋体"/>
+          <w:rFonts w:ascii="宋体" w:eastAsia="宋体" w:hAnsi="宋体" w:hint="eastAsia"/>
           <w:sz w:val="24"/>
         </w:rPr>
       </w:pPr>
@@ -13395,7 +13319,7 @@
         <w:spacing w:after="0" w:line="240" w:lineRule="auto"/>
         <w:ind w:firstLine="420"/>
         <w:rPr>
-          <w:rFonts w:ascii="宋体" w:eastAsia="宋体" w:hAnsi="宋体"/>
+          <w:rFonts w:ascii="宋体" w:eastAsia="宋体" w:hAnsi="宋体" w:hint="eastAsia"/>
           <w:sz w:val="24"/>
         </w:rPr>
       </w:pPr>
@@ -13471,7 +13395,7 @@
       <w:pPr>
         <w:spacing w:after="0" w:line="240" w:lineRule="auto"/>
         <w:rPr>
-          <w:rFonts w:ascii="宋体" w:eastAsia="宋体" w:hAnsi="宋体"/>
+          <w:rFonts w:ascii="宋体" w:eastAsia="宋体" w:hAnsi="宋体" w:hint="eastAsia"/>
           <w:sz w:val="24"/>
         </w:rPr>
       </w:pPr>
@@ -14132,7 +14056,7 @@
       <w:pPr>
         <w:spacing w:after="0" w:line="240" w:lineRule="auto"/>
         <w:rPr>
-          <w:rFonts w:ascii="宋体" w:eastAsia="宋体" w:hAnsi="宋体"/>
+          <w:rFonts w:ascii="宋体" w:eastAsia="宋体" w:hAnsi="宋体" w:hint="eastAsia"/>
           <w:sz w:val="24"/>
         </w:rPr>
       </w:pPr>
@@ -14158,7 +14082,7 @@
         <w:spacing w:after="0" w:line="240" w:lineRule="auto"/>
         <w:ind w:firstLine="420"/>
         <w:rPr>
-          <w:rFonts w:ascii="宋体" w:eastAsia="宋体" w:hAnsi="宋体"/>
+          <w:rFonts w:ascii="宋体" w:eastAsia="宋体" w:hAnsi="宋体" w:hint="eastAsia"/>
           <w:sz w:val="24"/>
         </w:rPr>
       </w:pPr>
@@ -14190,7 +14114,7 @@
       <w:pPr>
         <w:spacing w:after="0" w:line="240" w:lineRule="auto"/>
         <w:rPr>
-          <w:rFonts w:ascii="宋体" w:eastAsia="宋体" w:hAnsi="宋体"/>
+          <w:rFonts w:ascii="宋体" w:eastAsia="宋体" w:hAnsi="宋体" w:hint="eastAsia"/>
           <w:sz w:val="24"/>
         </w:rPr>
       </w:pPr>
@@ -14331,7 +14255,7 @@
         <w:spacing w:after="0" w:line="240" w:lineRule="auto"/>
         <w:ind w:firstLine="420"/>
         <w:rPr>
-          <w:rFonts w:ascii="宋体" w:eastAsia="宋体" w:hAnsi="宋体"/>
+          <w:rFonts w:ascii="宋体" w:eastAsia="宋体" w:hAnsi="宋体" w:hint="eastAsia"/>
           <w:sz w:val="24"/>
         </w:rPr>
       </w:pPr>
@@ -14410,7 +14334,7 @@
         <w:spacing w:after="0" w:line="240" w:lineRule="auto"/>
         <w:ind w:firstLine="420"/>
         <w:rPr>
-          <w:rFonts w:ascii="宋体" w:eastAsia="宋体" w:hAnsi="宋体"/>
+          <w:rFonts w:ascii="宋体" w:eastAsia="宋体" w:hAnsi="宋体" w:hint="eastAsia"/>
           <w:sz w:val="24"/>
         </w:rPr>
       </w:pPr>
@@ -14450,7 +14374,7 @@
         <w:spacing w:after="0" w:line="240" w:lineRule="auto"/>
         <w:ind w:firstLine="420"/>
         <w:rPr>
-          <w:rFonts w:ascii="宋体" w:eastAsia="宋体" w:hAnsi="宋体"/>
+          <w:rFonts w:ascii="宋体" w:eastAsia="宋体" w:hAnsi="宋体" w:hint="eastAsia"/>
           <w:sz w:val="24"/>
         </w:rPr>
       </w:pPr>
@@ -14485,9 +14409,293 @@
           <w:szCs w:val="28"/>
           <w14:ligatures w14:val="none"/>
         </w:rPr>
-        <w:t>2.1</w:t>
-      </w:r>
-      <w:r>
+        <w:t>2.16用户管理</w:t>
+      </w:r>
+      <w:bookmarkEnd w:id="63"/>
+    </w:p>
+    <w:p>
+      <w:pPr>
+        <w:spacing w:after="0" w:line="240" w:lineRule="auto"/>
+        <w:rPr>
+          <w:rFonts w:ascii="宋体" w:eastAsia="宋体" w:hAnsi="宋体" w:hint="eastAsia"/>
+          <w:sz w:val="24"/>
+        </w:rPr>
+      </w:pPr>
+      <w:r>
+        <w:rPr>
+          <w:rFonts w:ascii="宋体" w:eastAsia="宋体" w:hAnsi="宋体"/>
+          <w:b/>
+          <w:bCs/>
+          <w:sz w:val="24"/>
+        </w:rPr>
+        <w:t>需求描述</w:t>
+      </w:r>
+      <w:r>
+        <w:rPr>
+          <w:rFonts w:ascii="宋体" w:eastAsia="宋体" w:hAnsi="宋体"/>
+          <w:sz w:val="24"/>
+        </w:rPr>
+        <w:t>:</w:t>
+      </w:r>
+    </w:p>
+    <w:p>
+      <w:pPr>
+        <w:spacing w:after="0" w:line="240" w:lineRule="auto"/>
+        <w:ind w:firstLine="420"/>
+        <w:rPr>
+          <w:rFonts w:ascii="宋体" w:eastAsia="宋体" w:hAnsi="宋体" w:hint="eastAsia"/>
+          <w:sz w:val="24"/>
+        </w:rPr>
+      </w:pPr>
+      <w:r>
+        <w:rPr>
+          <w:rFonts w:ascii="宋体" w:eastAsia="宋体" w:hAnsi="宋体"/>
+          <w:sz w:val="24"/>
+        </w:rPr>
+        <w:t>管理员在后台可分页查看用户信息，并执行编辑、权限调整、账号禁用等操作，支持搜索和日志记录。</w:t>
+      </w:r>
+    </w:p>
+    <w:p>
+      <w:pPr>
+        <w:spacing w:after="0" w:line="240" w:lineRule="auto"/>
+        <w:rPr>
+          <w:rFonts w:ascii="宋体" w:eastAsia="宋体" w:hAnsi="宋体" w:hint="eastAsia"/>
+          <w:sz w:val="24"/>
+        </w:rPr>
+      </w:pPr>
+      <w:r>
+        <w:rPr>
+          <w:rFonts w:ascii="宋体" w:eastAsia="宋体" w:hAnsi="宋体"/>
+          <w:b/>
+          <w:bCs/>
+          <w:sz w:val="24"/>
+        </w:rPr>
+        <w:t>执行者</w:t>
+      </w:r>
+      <w:r>
+        <w:rPr>
+          <w:rFonts w:ascii="宋体" w:eastAsia="宋体" w:hAnsi="宋体"/>
+          <w:sz w:val="24"/>
+        </w:rPr>
+        <w:t>: 管理员</w:t>
+      </w:r>
+      <w:r>
+        <w:rPr>
+          <w:rFonts w:ascii="宋体" w:eastAsia="宋体" w:hAnsi="宋体"/>
+          <w:sz w:val="24"/>
+        </w:rPr>
+        <w:br/>
+      </w:r>
+      <w:r>
+        <w:rPr>
+          <w:rFonts w:ascii="宋体" w:eastAsia="宋体" w:hAnsi="宋体"/>
+          <w:b/>
+          <w:bCs/>
+          <w:sz w:val="24"/>
+        </w:rPr>
+        <w:t>优先级</w:t>
+      </w:r>
+      <w:r>
+        <w:rPr>
+          <w:rFonts w:ascii="宋体" w:eastAsia="宋体" w:hAnsi="宋体"/>
+          <w:sz w:val="24"/>
+        </w:rPr>
+        <w:t>: 高</w:t>
+      </w:r>
+      <w:r>
+        <w:rPr>
+          <w:rFonts w:ascii="宋体" w:eastAsia="宋体" w:hAnsi="宋体"/>
+          <w:sz w:val="24"/>
+        </w:rPr>
+        <w:br/>
+      </w:r>
+      <w:r>
+        <w:rPr>
+          <w:rFonts w:ascii="宋体" w:eastAsia="宋体" w:hAnsi="宋体"/>
+          <w:b/>
+          <w:bCs/>
+          <w:sz w:val="24"/>
+        </w:rPr>
+        <w:t>使用频度</w:t>
+      </w:r>
+      <w:r>
+        <w:rPr>
+          <w:rFonts w:ascii="宋体" w:eastAsia="宋体" w:hAnsi="宋体"/>
+          <w:sz w:val="24"/>
+        </w:rPr>
+        <w:t>: 中高，管理时使用</w:t>
+      </w:r>
+      <w:r>
+        <w:rPr>
+          <w:rFonts w:ascii="宋体" w:eastAsia="宋体" w:hAnsi="宋体"/>
+          <w:sz w:val="24"/>
+        </w:rPr>
+        <w:br/>
+      </w:r>
+      <w:r>
+        <w:rPr>
+          <w:rFonts w:ascii="宋体" w:eastAsia="宋体" w:hAnsi="宋体"/>
+          <w:b/>
+          <w:bCs/>
+          <w:sz w:val="24"/>
+        </w:rPr>
+        <w:t>前置条件</w:t>
+      </w:r>
+      <w:r>
+        <w:rPr>
+          <w:rFonts w:ascii="宋体" w:eastAsia="宋体" w:hAnsi="宋体"/>
+          <w:sz w:val="24"/>
+        </w:rPr>
+        <w:t>: 管理员登录后台</w:t>
+      </w:r>
+      <w:r>
+        <w:rPr>
+          <w:rFonts w:ascii="宋体" w:eastAsia="宋体" w:hAnsi="宋体"/>
+          <w:sz w:val="24"/>
+        </w:rPr>
+        <w:br/>
+      </w:r>
+      <w:r>
+        <w:rPr>
+          <w:rFonts w:ascii="宋体" w:eastAsia="宋体" w:hAnsi="宋体"/>
+          <w:b/>
+          <w:bCs/>
+          <w:sz w:val="24"/>
+        </w:rPr>
+        <w:t>后置条件</w:t>
+      </w:r>
+      <w:r>
+        <w:rPr>
+          <w:rFonts w:ascii="宋体" w:eastAsia="宋体" w:hAnsi="宋体"/>
+          <w:sz w:val="24"/>
+        </w:rPr>
+        <w:t>: 用户信息变更或状态更新</w:t>
+      </w:r>
+      <w:r>
+        <w:rPr>
+          <w:rFonts w:ascii="宋体" w:eastAsia="宋体" w:hAnsi="宋体"/>
+          <w:sz w:val="24"/>
+        </w:rPr>
+        <w:br/>
+      </w:r>
+      <w:r>
+        <w:rPr>
+          <w:rFonts w:ascii="宋体" w:eastAsia="宋体" w:hAnsi="宋体"/>
+          <w:b/>
+          <w:bCs/>
+          <w:sz w:val="24"/>
+        </w:rPr>
+        <w:t>正常过程</w:t>
+      </w:r>
+      <w:r>
+        <w:rPr>
+          <w:rFonts w:ascii="宋体" w:eastAsia="宋体" w:hAnsi="宋体"/>
+          <w:sz w:val="24"/>
+        </w:rPr>
+        <w:t>:</w:t>
+      </w:r>
+    </w:p>
+    <w:p>
+      <w:pPr>
+        <w:spacing w:after="0" w:line="240" w:lineRule="auto"/>
+        <w:ind w:firstLine="420"/>
+        <w:rPr>
+          <w:rFonts w:ascii="宋体" w:eastAsia="宋体" w:hAnsi="宋体" w:hint="eastAsia"/>
+          <w:sz w:val="24"/>
+        </w:rPr>
+      </w:pPr>
+      <w:r>
+        <w:rPr>
+          <w:rFonts w:ascii="宋体" w:eastAsia="宋体" w:hAnsi="宋体"/>
+          <w:sz w:val="24"/>
+        </w:rPr>
+        <w:t>管理员访问用户管理页面；系统分页加载用户数据；管理员搜索或点击操作按钮执行管理行为；数据库更新用户数据并记录操作日志。</w:t>
+      </w:r>
+      <w:r>
+        <w:rPr>
+          <w:rFonts w:ascii="宋体" w:eastAsia="宋体" w:hAnsi="宋体"/>
+          <w:sz w:val="24"/>
+        </w:rPr>
+        <w:br/>
+      </w:r>
+      <w:r>
+        <w:rPr>
+          <w:rFonts w:ascii="宋体" w:eastAsia="宋体" w:hAnsi="宋体"/>
+          <w:b/>
+          <w:bCs/>
+          <w:sz w:val="24"/>
+        </w:rPr>
+        <w:t>异常过程</w:t>
+      </w:r>
+      <w:r>
+        <w:rPr>
+          <w:rFonts w:ascii="宋体" w:eastAsia="宋体" w:hAnsi="宋体"/>
+          <w:sz w:val="24"/>
+        </w:rPr>
+        <w:t>:</w:t>
+      </w:r>
+    </w:p>
+    <w:p>
+      <w:pPr>
+        <w:spacing w:after="0" w:line="240" w:lineRule="auto"/>
+        <w:ind w:firstLine="420"/>
+        <w:rPr>
+          <w:rFonts w:ascii="宋体" w:eastAsia="宋体" w:hAnsi="宋体" w:hint="eastAsia"/>
+          <w:sz w:val="24"/>
+        </w:rPr>
+      </w:pPr>
+      <w:r>
+        <w:rPr>
+          <w:rFonts w:ascii="宋体" w:eastAsia="宋体" w:hAnsi="宋体"/>
+          <w:sz w:val="24"/>
+        </w:rPr>
+        <w:t>操作失败时提示具体错误信息，如“网络异常”、“数据库更新失败”。</w:t>
+      </w:r>
+      <w:r>
+        <w:rPr>
+          <w:rFonts w:ascii="宋体" w:eastAsia="宋体" w:hAnsi="宋体"/>
+          <w:sz w:val="24"/>
+        </w:rPr>
+        <w:br/>
+      </w:r>
+      <w:r>
+        <w:rPr>
+          <w:rFonts w:ascii="宋体" w:eastAsia="宋体" w:hAnsi="宋体"/>
+          <w:b/>
+          <w:bCs/>
+          <w:sz w:val="24"/>
+        </w:rPr>
+        <w:t>特殊需求</w:t>
+      </w:r>
+      <w:r>
+        <w:rPr>
+          <w:rFonts w:ascii="宋体" w:eastAsia="宋体" w:hAnsi="宋体"/>
+          <w:sz w:val="24"/>
+        </w:rPr>
+        <w:t>:</w:t>
+      </w:r>
+    </w:p>
+    <w:p>
+      <w:pPr>
+        <w:spacing w:after="0" w:line="240" w:lineRule="auto"/>
+        <w:ind w:firstLine="420"/>
+        <w:rPr>
+          <w:rFonts w:ascii="宋体" w:eastAsia="宋体" w:hAnsi="宋体" w:hint="eastAsia"/>
+          <w:sz w:val="24"/>
+        </w:rPr>
+      </w:pPr>
+      <w:r>
+        <w:rPr>
+          <w:rFonts w:ascii="宋体" w:eastAsia="宋体" w:hAnsi="宋体"/>
+          <w:sz w:val="24"/>
+        </w:rPr>
+        <w:t>所有操作须写入操作日志，供审计与追溯；禁用用户后系统禁止其登录，并提示“账户已冻结”。</w:t>
+      </w:r>
+    </w:p>
+    <w:p>
+      <w:pPr>
+        <w:pStyle w:val="2"/>
+        <w:spacing w:before="0" w:after="0" w:line="360" w:lineRule="auto"/>
         <w:rPr>
           <w:rFonts w:ascii="宋体" w:eastAsia="宋体" w:hAnsi="宋体" w:cs="Times New Roman" w:hint="eastAsia"/>
           <w:bCs/>
@@ -14496,15 +14704,27 @@
           <w:szCs w:val="28"/>
           <w14:ligatures w14:val="none"/>
         </w:rPr>
-        <w:t>6用户管理</w:t>
-      </w:r>
-      <w:bookmarkEnd w:id="63"/>
-    </w:p>
-    <w:p>
-      <w:pPr>
-        <w:spacing w:after="0" w:line="240" w:lineRule="auto"/>
-        <w:rPr>
-          <w:rFonts w:ascii="宋体" w:eastAsia="宋体" w:hAnsi="宋体"/>
+      </w:pPr>
+      <w:bookmarkStart w:id="64" w:name="_Toc197609827"/>
+      <w:r>
+        <w:rPr>
+          <w:rFonts w:ascii="宋体" w:eastAsia="宋体" w:hAnsi="宋体" w:cs="Times New Roman" w:hint="eastAsia"/>
+          <w:bCs/>
+          <w:color w:val="auto"/>
+          <w:sz w:val="28"/>
+          <w:szCs w:val="28"/>
+          <w14:ligatures w14:val="none"/>
+        </w:rPr>
+        <w:lastRenderedPageBreak/>
+        <w:t>2.17标签管理</w:t>
+      </w:r>
+      <w:bookmarkEnd w:id="64"/>
+    </w:p>
+    <w:p>
+      <w:pPr>
+        <w:spacing w:after="0" w:line="240" w:lineRule="auto"/>
+        <w:rPr>
+          <w:rFonts w:ascii="宋体" w:eastAsia="宋体" w:hAnsi="宋体" w:hint="eastAsia"/>
           <w:sz w:val="24"/>
         </w:rPr>
       </w:pPr>
@@ -14530,23 +14750,39 @@
         <w:spacing w:after="0" w:line="240" w:lineRule="auto"/>
         <w:ind w:firstLine="420"/>
         <w:rPr>
-          <w:rFonts w:ascii="宋体" w:eastAsia="宋体" w:hAnsi="宋体"/>
-          <w:sz w:val="24"/>
-        </w:rPr>
-      </w:pPr>
-      <w:r>
-        <w:rPr>
-          <w:rFonts w:ascii="宋体" w:eastAsia="宋体" w:hAnsi="宋体"/>
-          <w:sz w:val="24"/>
-        </w:rPr>
-        <w:t>管理员在后台可分页查看用户信息，并执行编辑、权限调整、账号禁用等操作，支持搜索和日志记录。</w:t>
-      </w:r>
-    </w:p>
-    <w:p>
-      <w:pPr>
-        <w:spacing w:after="0" w:line="240" w:lineRule="auto"/>
-        <w:rPr>
-          <w:rFonts w:ascii="宋体" w:eastAsia="宋体" w:hAnsi="宋体"/>
+          <w:rFonts w:ascii="宋体" w:eastAsia="宋体" w:hAnsi="宋体" w:hint="eastAsia"/>
+          <w:sz w:val="24"/>
+        </w:rPr>
+      </w:pPr>
+      <w:r>
+        <w:rPr>
+          <w:rFonts w:ascii="宋体" w:eastAsia="宋体" w:hAnsi="宋体"/>
+          <w:sz w:val="24"/>
+        </w:rPr>
+        <w:t>管理员可对健康资讯标签进行</w:t>
+      </w:r>
+      <w:proofErr w:type="gramStart"/>
+      <w:r>
+        <w:rPr>
+          <w:rFonts w:ascii="宋体" w:eastAsia="宋体" w:hAnsi="宋体"/>
+          <w:sz w:val="24"/>
+        </w:rPr>
+        <w:t>增删改查操作</w:t>
+      </w:r>
+      <w:proofErr w:type="gramEnd"/>
+      <w:r>
+        <w:rPr>
+          <w:rFonts w:ascii="宋体" w:eastAsia="宋体" w:hAnsi="宋体"/>
+          <w:sz w:val="24"/>
+        </w:rPr>
+        <w:t>，保障标签体系的统一性和管理效率。</w:t>
+      </w:r>
+    </w:p>
+    <w:p>
+      <w:pPr>
+        <w:spacing w:after="0" w:line="240" w:lineRule="auto"/>
+        <w:rPr>
+          <w:rFonts w:ascii="宋体" w:eastAsia="宋体" w:hAnsi="宋体" w:hint="eastAsia"/>
           <w:sz w:val="24"/>
         </w:rPr>
       </w:pPr>
@@ -14587,7 +14823,7 @@
           <w:rFonts w:ascii="宋体" w:eastAsia="宋体" w:hAnsi="宋体"/>
           <w:sz w:val="24"/>
         </w:rPr>
-        <w:t>: 高</w:t>
+        <w:t>: 中</w:t>
       </w:r>
       <w:r>
         <w:rPr>
@@ -14610,7 +14846,7 @@
           <w:rFonts w:ascii="宋体" w:eastAsia="宋体" w:hAnsi="宋体"/>
           <w:sz w:val="24"/>
         </w:rPr>
-        <w:t>: 中高，管理时使用</w:t>
+        <w:t>: 中，资讯内容维护时使用</w:t>
       </w:r>
       <w:r>
         <w:rPr>
@@ -14656,7 +14892,7 @@
           <w:rFonts w:ascii="宋体" w:eastAsia="宋体" w:hAnsi="宋体"/>
           <w:sz w:val="24"/>
         </w:rPr>
-        <w:t>: 用户信息变更或状态更新</w:t>
+        <w:t>: 标签表更新</w:t>
       </w:r>
       <w:r>
         <w:rPr>
@@ -14687,16 +14923,16 @@
         <w:spacing w:after="0" w:line="240" w:lineRule="auto"/>
         <w:ind w:firstLine="420"/>
         <w:rPr>
-          <w:rFonts w:ascii="宋体" w:eastAsia="宋体" w:hAnsi="宋体"/>
-          <w:sz w:val="24"/>
-        </w:rPr>
-      </w:pPr>
-      <w:r>
-        <w:rPr>
-          <w:rFonts w:ascii="宋体" w:eastAsia="宋体" w:hAnsi="宋体"/>
-          <w:sz w:val="24"/>
-        </w:rPr>
-        <w:t>管理员访问用户管理页面；系统分页加载用户数据；管理员搜索或点击操作按钮执行管理行为；数据库更新用户数据并记录操作日志。</w:t>
+          <w:rFonts w:ascii="宋体" w:eastAsia="宋体" w:hAnsi="宋体" w:hint="eastAsia"/>
+          <w:sz w:val="24"/>
+        </w:rPr>
+      </w:pPr>
+      <w:r>
+        <w:rPr>
+          <w:rFonts w:ascii="宋体" w:eastAsia="宋体" w:hAnsi="宋体"/>
+          <w:sz w:val="24"/>
+        </w:rPr>
+        <w:t>管理员进入标签管理页面；系统加载标签列表；管理员执行新增、编辑或删除操作；系统更新数据库并刷新标签列表。</w:t>
       </w:r>
       <w:r>
         <w:rPr>
@@ -14727,16 +14963,16 @@
         <w:spacing w:after="0" w:line="240" w:lineRule="auto"/>
         <w:ind w:firstLine="420"/>
         <w:rPr>
-          <w:rFonts w:ascii="宋体" w:eastAsia="宋体" w:hAnsi="宋体"/>
-          <w:sz w:val="24"/>
-        </w:rPr>
-      </w:pPr>
-      <w:r>
-        <w:rPr>
-          <w:rFonts w:ascii="宋体" w:eastAsia="宋体" w:hAnsi="宋体"/>
-          <w:sz w:val="24"/>
-        </w:rPr>
-        <w:t>操作失败时提示具体错误信息，如“网络异常”、“数据库更新失败”。</w:t>
+          <w:rFonts w:ascii="宋体" w:eastAsia="宋体" w:hAnsi="宋体" w:hint="eastAsia"/>
+          <w:sz w:val="24"/>
+        </w:rPr>
+      </w:pPr>
+      <w:r>
+        <w:rPr>
+          <w:rFonts w:ascii="宋体" w:eastAsia="宋体" w:hAnsi="宋体"/>
+          <w:sz w:val="24"/>
+        </w:rPr>
+        <w:t>删除标签前应校验是否有资讯引用；若引用中断，系统应阻止删除并提示。</w:t>
       </w:r>
       <w:r>
         <w:rPr>
@@ -14767,16 +15003,16 @@
         <w:spacing w:after="0" w:line="240" w:lineRule="auto"/>
         <w:ind w:firstLine="420"/>
         <w:rPr>
-          <w:rFonts w:ascii="宋体" w:eastAsia="宋体" w:hAnsi="宋体"/>
-          <w:sz w:val="24"/>
-        </w:rPr>
-      </w:pPr>
-      <w:r>
-        <w:rPr>
-          <w:rFonts w:ascii="宋体" w:eastAsia="宋体" w:hAnsi="宋体"/>
-          <w:sz w:val="24"/>
-        </w:rPr>
-        <w:t>所有操作须写入操作日志，供审计与追溯；禁用用户后系统禁止其登录，并提示“账户已冻结”。</w:t>
+          <w:rFonts w:ascii="宋体" w:eastAsia="宋体" w:hAnsi="宋体" w:hint="eastAsia"/>
+          <w:sz w:val="24"/>
+        </w:rPr>
+      </w:pPr>
+      <w:r>
+        <w:rPr>
+          <w:rFonts w:ascii="宋体" w:eastAsia="宋体" w:hAnsi="宋体"/>
+          <w:sz w:val="24"/>
+        </w:rPr>
+        <w:t>前端应具备动态标签表单，支持快捷录入；支持标签名称去重校验。</w:t>
       </w:r>
     </w:p>
     <w:p>
@@ -14792,7 +15028,7 @@
           <w14:ligatures w14:val="none"/>
         </w:rPr>
       </w:pPr>
-      <w:bookmarkStart w:id="64" w:name="_Toc197609827"/>
+      <w:bookmarkStart w:id="65" w:name="_Toc197609828"/>
       <w:r>
         <w:rPr>
           <w:rFonts w:ascii="宋体" w:eastAsia="宋体" w:hAnsi="宋体" w:cs="Times New Roman" w:hint="eastAsia"/>
@@ -14802,27 +15038,26 @@
           <w:szCs w:val="28"/>
           <w14:ligatures w14:val="none"/>
         </w:rPr>
-        <w:lastRenderedPageBreak/>
-        <w:t>2.1</w:t>
-      </w:r>
-      <w:r>
-        <w:rPr>
-          <w:rFonts w:ascii="宋体" w:eastAsia="宋体" w:hAnsi="宋体" w:cs="Times New Roman" w:hint="eastAsia"/>
+        <w:t>2.18</w:t>
+      </w:r>
+      <w:r>
+        <w:rPr>
+          <w:rFonts w:ascii="宋体" w:eastAsia="宋体" w:hAnsi="宋体" w:cs="Times New Roman"/>
           <w:bCs/>
           <w:color w:val="auto"/>
           <w:sz w:val="28"/>
           <w:szCs w:val="28"/>
           <w14:ligatures w14:val="none"/>
         </w:rPr>
-        <w:t>7标签管理</w:t>
-      </w:r>
-      <w:bookmarkEnd w:id="64"/>
-    </w:p>
-    <w:p>
-      <w:pPr>
-        <w:spacing w:after="0" w:line="240" w:lineRule="auto"/>
-        <w:rPr>
-          <w:rFonts w:ascii="宋体" w:eastAsia="宋体" w:hAnsi="宋体"/>
+        <w:t>健康资讯管理</w:t>
+      </w:r>
+      <w:bookmarkEnd w:id="65"/>
+    </w:p>
+    <w:p>
+      <w:pPr>
+        <w:spacing w:after="0" w:line="240" w:lineRule="auto"/>
+        <w:rPr>
+          <w:rFonts w:ascii="宋体" w:eastAsia="宋体" w:hAnsi="宋体" w:hint="eastAsia"/>
           <w:sz w:val="24"/>
         </w:rPr>
       </w:pPr>
@@ -14848,16 +15083,16 @@
         <w:spacing w:after="0" w:line="240" w:lineRule="auto"/>
         <w:ind w:firstLine="420"/>
         <w:rPr>
-          <w:rFonts w:ascii="宋体" w:eastAsia="宋体" w:hAnsi="宋体"/>
-          <w:sz w:val="24"/>
-        </w:rPr>
-      </w:pPr>
-      <w:r>
-        <w:rPr>
-          <w:rFonts w:ascii="宋体" w:eastAsia="宋体" w:hAnsi="宋体"/>
-          <w:sz w:val="24"/>
-        </w:rPr>
-        <w:t>管理员可对健康资讯标签进行</w:t>
+          <w:rFonts w:ascii="宋体" w:eastAsia="宋体" w:hAnsi="宋体" w:hint="eastAsia"/>
+          <w:sz w:val="24"/>
+        </w:rPr>
+      </w:pPr>
+      <w:r>
+        <w:rPr>
+          <w:rFonts w:ascii="宋体" w:eastAsia="宋体" w:hAnsi="宋体"/>
+          <w:sz w:val="24"/>
+        </w:rPr>
+        <w:t>管理员可增删</w:t>
       </w:r>
       <w:proofErr w:type="gramStart"/>
       <w:r>
@@ -14865,7 +15100,7 @@
           <w:rFonts w:ascii="宋体" w:eastAsia="宋体" w:hAnsi="宋体"/>
           <w:sz w:val="24"/>
         </w:rPr>
-        <w:t>增删改查操作</w:t>
+        <w:t>改健康</w:t>
       </w:r>
       <w:proofErr w:type="gramEnd"/>
       <w:r>
@@ -14873,14 +15108,30 @@
           <w:rFonts w:ascii="宋体" w:eastAsia="宋体" w:hAnsi="宋体"/>
           <w:sz w:val="24"/>
         </w:rPr>
-        <w:t>，保障标签体系的统一性和管理效率。</w:t>
-      </w:r>
-    </w:p>
-    <w:p>
-      <w:pPr>
-        <w:spacing w:after="0" w:line="240" w:lineRule="auto"/>
-        <w:rPr>
-          <w:rFonts w:ascii="宋体" w:eastAsia="宋体" w:hAnsi="宋体"/>
+        <w:t>资讯，并设置</w:t>
+      </w:r>
+      <w:proofErr w:type="gramStart"/>
+      <w:r>
+        <w:rPr>
+          <w:rFonts w:ascii="宋体" w:eastAsia="宋体" w:hAnsi="宋体"/>
+          <w:sz w:val="24"/>
+        </w:rPr>
+        <w:t>推荐与置顶</w:t>
+      </w:r>
+      <w:proofErr w:type="gramEnd"/>
+      <w:r>
+        <w:rPr>
+          <w:rFonts w:ascii="宋体" w:eastAsia="宋体" w:hAnsi="宋体"/>
+          <w:sz w:val="24"/>
+        </w:rPr>
+        <w:t>状态，资讯内容通过富文本编辑器编辑后存储。</w:t>
+      </w:r>
+    </w:p>
+    <w:p>
+      <w:pPr>
+        <w:spacing w:after="0" w:line="240" w:lineRule="auto"/>
+        <w:rPr>
+          <w:rFonts w:ascii="宋体" w:eastAsia="宋体" w:hAnsi="宋体" w:hint="eastAsia"/>
           <w:sz w:val="24"/>
         </w:rPr>
       </w:pPr>
@@ -14921,7 +15172,7 @@
           <w:rFonts w:ascii="宋体" w:eastAsia="宋体" w:hAnsi="宋体"/>
           <w:sz w:val="24"/>
         </w:rPr>
-        <w:t>: 中</w:t>
+        <w:t>: 高</w:t>
       </w:r>
       <w:r>
         <w:rPr>
@@ -14944,7 +15195,7 @@
           <w:rFonts w:ascii="宋体" w:eastAsia="宋体" w:hAnsi="宋体"/>
           <w:sz w:val="24"/>
         </w:rPr>
-        <w:t>: 中，资讯内容维护时使用</w:t>
+        <w:t>: 中高</w:t>
       </w:r>
       <w:r>
         <w:rPr>
@@ -14990,7 +15241,7 @@
           <w:rFonts w:ascii="宋体" w:eastAsia="宋体" w:hAnsi="宋体"/>
           <w:sz w:val="24"/>
         </w:rPr>
-        <w:t>: 标签表更新</w:t>
+        <w:t>: 资讯数据更新</w:t>
       </w:r>
       <w:r>
         <w:rPr>
@@ -15021,16 +15272,16 @@
         <w:spacing w:after="0" w:line="240" w:lineRule="auto"/>
         <w:ind w:firstLine="420"/>
         <w:rPr>
-          <w:rFonts w:ascii="宋体" w:eastAsia="宋体" w:hAnsi="宋体"/>
-          <w:sz w:val="24"/>
-        </w:rPr>
-      </w:pPr>
-      <w:r>
-        <w:rPr>
-          <w:rFonts w:ascii="宋体" w:eastAsia="宋体" w:hAnsi="宋体"/>
-          <w:sz w:val="24"/>
-        </w:rPr>
-        <w:t>管理员进入标签管理页面；系统加载标签列表；管理员执行新增、编辑或删除操作；系统更新数据库并刷新标签列表。</w:t>
+          <w:rFonts w:ascii="宋体" w:eastAsia="宋体" w:hAnsi="宋体" w:hint="eastAsia"/>
+          <w:sz w:val="24"/>
+        </w:rPr>
+      </w:pPr>
+      <w:r>
+        <w:rPr>
+          <w:rFonts w:ascii="宋体" w:eastAsia="宋体" w:hAnsi="宋体"/>
+          <w:sz w:val="24"/>
+        </w:rPr>
+        <w:t>管理员通过界面发布或编辑资讯；提交内容调用后端接口更新数据库；资讯更新后在前端内容展示模块生效。</w:t>
       </w:r>
       <w:r>
         <w:rPr>
@@ -15061,16 +15312,32 @@
         <w:spacing w:after="0" w:line="240" w:lineRule="auto"/>
         <w:ind w:firstLine="420"/>
         <w:rPr>
-          <w:rFonts w:ascii="宋体" w:eastAsia="宋体" w:hAnsi="宋体"/>
-          <w:sz w:val="24"/>
-        </w:rPr>
-      </w:pPr>
-      <w:r>
-        <w:rPr>
-          <w:rFonts w:ascii="宋体" w:eastAsia="宋体" w:hAnsi="宋体"/>
-          <w:sz w:val="24"/>
-        </w:rPr>
-        <w:t>删除标签前应校验是否有资讯引用；若引用中断，系统应阻止删除并提示。</w:t>
+          <w:rFonts w:ascii="宋体" w:eastAsia="宋体" w:hAnsi="宋体" w:hint="eastAsia"/>
+          <w:sz w:val="24"/>
+        </w:rPr>
+      </w:pPr>
+      <w:r>
+        <w:rPr>
+          <w:rFonts w:ascii="宋体" w:eastAsia="宋体" w:hAnsi="宋体"/>
+          <w:sz w:val="24"/>
+        </w:rPr>
+        <w:t>内容提交失败，系统提示“保存失败”；</w:t>
+      </w:r>
+      <w:proofErr w:type="gramStart"/>
+      <w:r>
+        <w:rPr>
+          <w:rFonts w:ascii="宋体" w:eastAsia="宋体" w:hAnsi="宋体"/>
+          <w:sz w:val="24"/>
+        </w:rPr>
+        <w:t>若富文本</w:t>
+      </w:r>
+      <w:proofErr w:type="gramEnd"/>
+      <w:r>
+        <w:rPr>
+          <w:rFonts w:ascii="宋体" w:eastAsia="宋体" w:hAnsi="宋体"/>
+          <w:sz w:val="24"/>
+        </w:rPr>
+        <w:t>内容含非法脚本，系统应进行过滤。</w:t>
       </w:r>
       <w:r>
         <w:rPr>
@@ -15105,12 +15372,37 @@
           <w:sz w:val="24"/>
         </w:rPr>
       </w:pPr>
-      <w:r>
-        <w:rPr>
-          <w:rFonts w:ascii="宋体" w:eastAsia="宋体" w:hAnsi="宋体"/>
-          <w:sz w:val="24"/>
-        </w:rPr>
-        <w:t>前端应具备动态标签表单，支持快捷录入；支持标签名称去重校验。</w:t>
+      <w:proofErr w:type="gramStart"/>
+      <w:r>
+        <w:rPr>
+          <w:rFonts w:ascii="宋体" w:eastAsia="宋体" w:hAnsi="宋体"/>
+          <w:sz w:val="24"/>
+        </w:rPr>
+        <w:t>推荐与置顶</w:t>
+      </w:r>
+      <w:proofErr w:type="gramEnd"/>
+      <w:r>
+        <w:rPr>
+          <w:rFonts w:ascii="宋体" w:eastAsia="宋体" w:hAnsi="宋体"/>
+          <w:sz w:val="24"/>
+        </w:rPr>
+        <w:t>资讯需设定排序优先级；富文本编辑</w:t>
+      </w:r>
+      <w:proofErr w:type="gramStart"/>
+      <w:r>
+        <w:rPr>
+          <w:rFonts w:ascii="宋体" w:eastAsia="宋体" w:hAnsi="宋体"/>
+          <w:sz w:val="24"/>
+        </w:rPr>
+        <w:t>器支持</w:t>
+      </w:r>
+      <w:proofErr w:type="gramEnd"/>
+      <w:r>
+        <w:rPr>
+          <w:rFonts w:ascii="宋体" w:eastAsia="宋体" w:hAnsi="宋体"/>
+          <w:sz w:val="24"/>
+        </w:rPr>
+        <w:t>插入图片、格式设置。</w:t>
       </w:r>
     </w:p>
     <w:p>
@@ -15118,7 +15410,7 @@
         <w:pStyle w:val="2"/>
         <w:spacing w:before="0" w:after="0" w:line="360" w:lineRule="auto"/>
         <w:rPr>
-          <w:rFonts w:ascii="宋体" w:eastAsia="宋体" w:hAnsi="宋体" w:cs="Times New Roman"/>
+          <w:rFonts w:ascii="宋体" w:eastAsia="宋体" w:hAnsi="宋体" w:cs="Times New Roman" w:hint="eastAsia"/>
           <w:bCs/>
           <w:color w:val="auto"/>
           <w:sz w:val="28"/>
@@ -15126,7 +15418,7 @@
           <w14:ligatures w14:val="none"/>
         </w:rPr>
       </w:pPr>
-      <w:bookmarkStart w:id="65" w:name="_Toc197609828"/>
+      <w:bookmarkStart w:id="66" w:name="_Toc197609829"/>
       <w:r>
         <w:rPr>
           <w:rFonts w:ascii="宋体" w:eastAsia="宋体" w:hAnsi="宋体" w:cs="Times New Roman" w:hint="eastAsia"/>
@@ -15136,53 +15428,441 @@
           <w:szCs w:val="28"/>
           <w14:ligatures w14:val="none"/>
         </w:rPr>
-        <w:t>2.1</w:t>
-      </w:r>
-      <w:r>
-        <w:rPr>
-          <w:rFonts w:ascii="宋体" w:eastAsia="宋体" w:hAnsi="宋体" w:cs="Times New Roman" w:hint="eastAsia"/>
+        <w:t>2.19</w:t>
+      </w:r>
+      <w:r>
+        <w:rPr>
+          <w:rFonts w:ascii="宋体" w:eastAsia="宋体" w:hAnsi="宋体" w:cs="Times New Roman"/>
           <w:bCs/>
           <w:color w:val="auto"/>
           <w:sz w:val="28"/>
           <w:szCs w:val="28"/>
           <w14:ligatures w14:val="none"/>
         </w:rPr>
-        <w:t>8</w:t>
-      </w:r>
+        <w:t>健康模型管理</w:t>
+      </w:r>
+      <w:bookmarkEnd w:id="66"/>
+    </w:p>
+    <w:p>
+      <w:pPr>
+        <w:spacing w:after="0" w:line="240" w:lineRule="auto"/>
+        <w:jc w:val="both"/>
+        <w:rPr>
+          <w:rFonts w:ascii="宋体" w:eastAsia="宋体" w:hAnsi="宋体" w:cs="Times New Roman" w:hint="eastAsia"/>
+          <w:sz w:val="24"/>
+          <w14:ligatures w14:val="none"/>
+        </w:rPr>
+      </w:pPr>
       <w:r>
         <w:rPr>
           <w:rFonts w:ascii="宋体" w:eastAsia="宋体" w:hAnsi="宋体" w:cs="Times New Roman"/>
+          <w:b/>
+          <w:bCs/>
+          <w:sz w:val="24"/>
+          <w14:ligatures w14:val="none"/>
+        </w:rPr>
+        <w:t>需求描述</w:t>
+      </w:r>
+      <w:r>
+        <w:rPr>
+          <w:rFonts w:ascii="宋体" w:eastAsia="宋体" w:hAnsi="宋体" w:cs="Times New Roman"/>
+          <w:sz w:val="24"/>
+          <w14:ligatures w14:val="none"/>
+        </w:rPr>
+        <w:t>:</w:t>
+      </w:r>
+    </w:p>
+    <w:p>
+      <w:pPr>
+        <w:spacing w:after="0" w:line="240" w:lineRule="auto"/>
+        <w:ind w:firstLine="420"/>
+        <w:jc w:val="both"/>
+        <w:rPr>
+          <w:rFonts w:ascii="宋体" w:eastAsia="宋体" w:hAnsi="宋体" w:cs="Times New Roman" w:hint="eastAsia"/>
+          <w:sz w:val="24"/>
+          <w14:ligatures w14:val="none"/>
+        </w:rPr>
+      </w:pPr>
+      <w:r>
+        <w:rPr>
+          <w:rFonts w:ascii="宋体" w:eastAsia="宋体" w:hAnsi="宋体" w:cs="Times New Roman"/>
+          <w:sz w:val="24"/>
+          <w14:ligatures w14:val="none"/>
+        </w:rPr>
+        <w:t>系统允许管理员配置健康数据录入模型的指标项，如血压、体温等的名称、单位和顺序。</w:t>
+      </w:r>
+    </w:p>
+    <w:p>
+      <w:pPr>
+        <w:spacing w:after="0" w:line="240" w:lineRule="auto"/>
+        <w:jc w:val="both"/>
+        <w:rPr>
+          <w:rFonts w:ascii="宋体" w:eastAsia="宋体" w:hAnsi="宋体" w:cs="Times New Roman" w:hint="eastAsia"/>
+          <w:sz w:val="24"/>
+          <w14:ligatures w14:val="none"/>
+        </w:rPr>
+      </w:pPr>
+      <w:r>
+        <w:rPr>
+          <w:rFonts w:ascii="宋体" w:eastAsia="宋体" w:hAnsi="宋体" w:cs="Times New Roman"/>
+          <w:b/>
+          <w:bCs/>
+          <w:sz w:val="24"/>
+          <w14:ligatures w14:val="none"/>
+        </w:rPr>
+        <w:t>执行者</w:t>
+      </w:r>
+      <w:r>
+        <w:rPr>
+          <w:rFonts w:ascii="宋体" w:eastAsia="宋体" w:hAnsi="宋体" w:cs="Times New Roman"/>
+          <w:sz w:val="24"/>
+          <w14:ligatures w14:val="none"/>
+        </w:rPr>
+        <w:t>: 管理员</w:t>
+      </w:r>
+      <w:r>
+        <w:rPr>
+          <w:rFonts w:ascii="宋体" w:eastAsia="宋体" w:hAnsi="宋体" w:cs="Times New Roman"/>
+          <w:sz w:val="24"/>
+          <w14:ligatures w14:val="none"/>
+        </w:rPr>
+        <w:br/>
+      </w:r>
+      <w:r>
+        <w:rPr>
+          <w:rFonts w:ascii="宋体" w:eastAsia="宋体" w:hAnsi="宋体" w:cs="Times New Roman"/>
+          <w:b/>
+          <w:bCs/>
+          <w:sz w:val="24"/>
+          <w14:ligatures w14:val="none"/>
+        </w:rPr>
+        <w:t>优先级</w:t>
+      </w:r>
+      <w:r>
+        <w:rPr>
+          <w:rFonts w:ascii="宋体" w:eastAsia="宋体" w:hAnsi="宋体" w:cs="Times New Roman"/>
+          <w:sz w:val="24"/>
+          <w14:ligatures w14:val="none"/>
+        </w:rPr>
+        <w:t>: 高</w:t>
+      </w:r>
+      <w:r>
+        <w:rPr>
+          <w:rFonts w:ascii="宋体" w:eastAsia="宋体" w:hAnsi="宋体" w:cs="Times New Roman"/>
+          <w:sz w:val="24"/>
+          <w14:ligatures w14:val="none"/>
+        </w:rPr>
+        <w:br/>
+      </w:r>
+      <w:r>
+        <w:rPr>
+          <w:rFonts w:ascii="宋体" w:eastAsia="宋体" w:hAnsi="宋体" w:cs="Times New Roman"/>
+          <w:b/>
+          <w:bCs/>
+          <w:sz w:val="24"/>
+          <w14:ligatures w14:val="none"/>
+        </w:rPr>
+        <w:lastRenderedPageBreak/>
+        <w:t>使用频度</w:t>
+      </w:r>
+      <w:r>
+        <w:rPr>
+          <w:rFonts w:ascii="宋体" w:eastAsia="宋体" w:hAnsi="宋体" w:cs="Times New Roman"/>
+          <w:sz w:val="24"/>
+          <w14:ligatures w14:val="none"/>
+        </w:rPr>
+        <w:t>: 中低，指标体系变更时使用</w:t>
+      </w:r>
+      <w:r>
+        <w:rPr>
+          <w:rFonts w:ascii="宋体" w:eastAsia="宋体" w:hAnsi="宋体" w:cs="Times New Roman"/>
+          <w:sz w:val="24"/>
+          <w14:ligatures w14:val="none"/>
+        </w:rPr>
+        <w:br/>
+      </w:r>
+      <w:r>
+        <w:rPr>
+          <w:rFonts w:ascii="宋体" w:eastAsia="宋体" w:hAnsi="宋体" w:cs="Times New Roman"/>
+          <w:b/>
+          <w:bCs/>
+          <w:sz w:val="24"/>
+          <w14:ligatures w14:val="none"/>
+        </w:rPr>
+        <w:t>前置条件</w:t>
+      </w:r>
+      <w:r>
+        <w:rPr>
+          <w:rFonts w:ascii="宋体" w:eastAsia="宋体" w:hAnsi="宋体" w:cs="Times New Roman"/>
+          <w:sz w:val="24"/>
+          <w14:ligatures w14:val="none"/>
+        </w:rPr>
+        <w:t>: 管理员登录后台</w:t>
+      </w:r>
+      <w:r>
+        <w:rPr>
+          <w:rFonts w:ascii="宋体" w:eastAsia="宋体" w:hAnsi="宋体" w:cs="Times New Roman"/>
+          <w:sz w:val="24"/>
+          <w14:ligatures w14:val="none"/>
+        </w:rPr>
+        <w:br/>
+      </w:r>
+      <w:r>
+        <w:rPr>
+          <w:rFonts w:ascii="宋体" w:eastAsia="宋体" w:hAnsi="宋体" w:cs="Times New Roman"/>
+          <w:b/>
+          <w:bCs/>
+          <w:sz w:val="24"/>
+          <w14:ligatures w14:val="none"/>
+        </w:rPr>
+        <w:t>后置条件</w:t>
+      </w:r>
+      <w:r>
+        <w:rPr>
+          <w:rFonts w:ascii="宋体" w:eastAsia="宋体" w:hAnsi="宋体" w:cs="Times New Roman"/>
+          <w:sz w:val="24"/>
+          <w14:ligatures w14:val="none"/>
+        </w:rPr>
+        <w:t>: 健康模型配置项更新</w:t>
+      </w:r>
+      <w:r>
+        <w:rPr>
+          <w:rFonts w:ascii="宋体" w:eastAsia="宋体" w:hAnsi="宋体" w:cs="Times New Roman"/>
+          <w:sz w:val="24"/>
+          <w14:ligatures w14:val="none"/>
+        </w:rPr>
+        <w:br/>
+      </w:r>
+      <w:r>
+        <w:rPr>
+          <w:rFonts w:ascii="宋体" w:eastAsia="宋体" w:hAnsi="宋体" w:cs="Times New Roman"/>
+          <w:b/>
+          <w:bCs/>
+          <w:sz w:val="24"/>
+          <w14:ligatures w14:val="none"/>
+        </w:rPr>
+        <w:t>正常过程</w:t>
+      </w:r>
+      <w:r>
+        <w:rPr>
+          <w:rFonts w:ascii="宋体" w:eastAsia="宋体" w:hAnsi="宋体" w:cs="Times New Roman"/>
+          <w:sz w:val="24"/>
+          <w14:ligatures w14:val="none"/>
+        </w:rPr>
+        <w:t>:</w:t>
+      </w:r>
+    </w:p>
+    <w:p>
+      <w:pPr>
+        <w:spacing w:after="0" w:line="240" w:lineRule="auto"/>
+        <w:ind w:firstLine="420"/>
+        <w:jc w:val="both"/>
+        <w:rPr>
+          <w:rFonts w:ascii="宋体" w:eastAsia="宋体" w:hAnsi="宋体" w:cs="Times New Roman" w:hint="eastAsia"/>
+          <w:sz w:val="24"/>
+          <w14:ligatures w14:val="none"/>
+        </w:rPr>
+      </w:pPr>
+      <w:r>
+        <w:rPr>
+          <w:rFonts w:ascii="宋体" w:eastAsia="宋体" w:hAnsi="宋体" w:cs="Times New Roman"/>
+          <w:sz w:val="24"/>
+          <w14:ligatures w14:val="none"/>
+        </w:rPr>
+        <w:t>管理员进入配置页面；增删</w:t>
+      </w:r>
+      <w:proofErr w:type="gramStart"/>
+      <w:r>
+        <w:rPr>
+          <w:rFonts w:ascii="宋体" w:eastAsia="宋体" w:hAnsi="宋体" w:cs="Times New Roman"/>
+          <w:sz w:val="24"/>
+          <w14:ligatures w14:val="none"/>
+        </w:rPr>
+        <w:t>改指标项</w:t>
+      </w:r>
+      <w:proofErr w:type="gramEnd"/>
+      <w:r>
+        <w:rPr>
+          <w:rFonts w:ascii="宋体" w:eastAsia="宋体" w:hAnsi="宋体" w:cs="Times New Roman"/>
+          <w:sz w:val="24"/>
+          <w14:ligatures w14:val="none"/>
+        </w:rPr>
+        <w:t>；保存后数据库更新模型配置表；配置项同步应用于前端录入页面。</w:t>
+      </w:r>
+      <w:r>
+        <w:rPr>
+          <w:rFonts w:ascii="宋体" w:eastAsia="宋体" w:hAnsi="宋体" w:cs="Times New Roman"/>
+          <w:sz w:val="24"/>
+          <w14:ligatures w14:val="none"/>
+        </w:rPr>
+        <w:br/>
+      </w:r>
+      <w:r>
+        <w:rPr>
+          <w:rFonts w:ascii="宋体" w:eastAsia="宋体" w:hAnsi="宋体" w:cs="Times New Roman"/>
+          <w:b/>
+          <w:bCs/>
+          <w:sz w:val="24"/>
+          <w14:ligatures w14:val="none"/>
+        </w:rPr>
+        <w:t>异常过程</w:t>
+      </w:r>
+      <w:r>
+        <w:rPr>
+          <w:rFonts w:ascii="宋体" w:eastAsia="宋体" w:hAnsi="宋体" w:cs="Times New Roman"/>
+          <w:sz w:val="24"/>
+          <w14:ligatures w14:val="none"/>
+        </w:rPr>
+        <w:t>:</w:t>
+      </w:r>
+    </w:p>
+    <w:p>
+      <w:pPr>
+        <w:spacing w:after="0" w:line="240" w:lineRule="auto"/>
+        <w:ind w:firstLine="420"/>
+        <w:jc w:val="both"/>
+        <w:rPr>
+          <w:rFonts w:ascii="宋体" w:eastAsia="宋体" w:hAnsi="宋体" w:cs="Times New Roman" w:hint="eastAsia"/>
+          <w:sz w:val="24"/>
+          <w14:ligatures w14:val="none"/>
+        </w:rPr>
+      </w:pPr>
+      <w:r>
+        <w:rPr>
+          <w:rFonts w:ascii="宋体" w:eastAsia="宋体" w:hAnsi="宋体" w:cs="Times New Roman"/>
+          <w:sz w:val="24"/>
+          <w14:ligatures w14:val="none"/>
+        </w:rPr>
+        <w:t>配置项重复或缺失字段，系统提示校验错误。</w:t>
+      </w:r>
+      <w:r>
+        <w:rPr>
+          <w:rFonts w:ascii="宋体" w:eastAsia="宋体" w:hAnsi="宋体" w:cs="Times New Roman"/>
+          <w:sz w:val="24"/>
+          <w14:ligatures w14:val="none"/>
+        </w:rPr>
+        <w:br/>
+      </w:r>
+      <w:r>
+        <w:rPr>
+          <w:rFonts w:ascii="宋体" w:eastAsia="宋体" w:hAnsi="宋体" w:cs="Times New Roman"/>
+          <w:b/>
+          <w:bCs/>
+          <w:sz w:val="24"/>
+          <w14:ligatures w14:val="none"/>
+        </w:rPr>
+        <w:t>特殊需求</w:t>
+      </w:r>
+      <w:r>
+        <w:rPr>
+          <w:rFonts w:ascii="宋体" w:eastAsia="宋体" w:hAnsi="宋体" w:cs="Times New Roman"/>
+          <w:sz w:val="24"/>
+          <w14:ligatures w14:val="none"/>
+        </w:rPr>
+        <w:t>:</w:t>
+      </w:r>
+    </w:p>
+    <w:p>
+      <w:pPr>
+        <w:spacing w:after="0" w:line="240" w:lineRule="auto"/>
+        <w:ind w:firstLine="420"/>
+        <w:jc w:val="both"/>
+        <w:rPr>
+          <w:rFonts w:ascii="宋体" w:eastAsia="宋体" w:hAnsi="宋体" w:cs="Times New Roman" w:hint="eastAsia"/>
+          <w:sz w:val="24"/>
+          <w14:ligatures w14:val="none"/>
+        </w:rPr>
+      </w:pPr>
+      <w:r>
+        <w:rPr>
+          <w:rFonts w:ascii="宋体" w:eastAsia="宋体" w:hAnsi="宋体" w:cs="Times New Roman"/>
+          <w:sz w:val="24"/>
+          <w14:ligatures w14:val="none"/>
+        </w:rPr>
+        <w:t>配置变更</w:t>
+      </w:r>
+      <w:proofErr w:type="gramStart"/>
+      <w:r>
+        <w:rPr>
+          <w:rFonts w:ascii="宋体" w:eastAsia="宋体" w:hAnsi="宋体" w:cs="Times New Roman"/>
+          <w:sz w:val="24"/>
+          <w14:ligatures w14:val="none"/>
+        </w:rPr>
+        <w:t>应影响</w:t>
+      </w:r>
+      <w:proofErr w:type="gramEnd"/>
+      <w:r>
+        <w:rPr>
+          <w:rFonts w:ascii="宋体" w:eastAsia="宋体" w:hAnsi="宋体" w:cs="Times New Roman"/>
+          <w:sz w:val="24"/>
+          <w14:ligatures w14:val="none"/>
+        </w:rPr>
+        <w:t>所有用户的录入界面，需实现热更新；支持单位字典管理。</w:t>
+      </w:r>
+    </w:p>
+    <w:p>
+      <w:pPr>
+        <w:pStyle w:val="2"/>
+        <w:spacing w:before="0" w:after="0" w:line="360" w:lineRule="auto"/>
+        <w:rPr>
+          <w:rFonts w:ascii="宋体" w:eastAsia="宋体" w:hAnsi="宋体" w:cs="Times New Roman" w:hint="eastAsia"/>
           <w:bCs/>
           <w:color w:val="auto"/>
           <w:sz w:val="28"/>
           <w:szCs w:val="28"/>
           <w14:ligatures w14:val="none"/>
         </w:rPr>
-        <w:t>健康资讯管理</w:t>
-      </w:r>
-      <w:bookmarkEnd w:id="65"/>
-    </w:p>
-    <w:p>
-      <w:pPr>
-        <w:spacing w:after="0" w:line="240" w:lineRule="auto"/>
-        <w:rPr>
-          <w:rFonts w:ascii="宋体" w:eastAsia="宋体" w:hAnsi="宋体"/>
-          <w:sz w:val="24"/>
-        </w:rPr>
-      </w:pPr>
-      <w:r>
-        <w:rPr>
-          <w:rFonts w:ascii="宋体" w:eastAsia="宋体" w:hAnsi="宋体"/>
+      </w:pPr>
+      <w:bookmarkStart w:id="67" w:name="_Toc197609830"/>
+      <w:r>
+        <w:rPr>
+          <w:rFonts w:ascii="宋体" w:eastAsia="宋体" w:hAnsi="宋体" w:cs="Times New Roman" w:hint="eastAsia"/>
+          <w:bCs/>
+          <w:color w:val="auto"/>
+          <w:sz w:val="28"/>
+          <w:szCs w:val="28"/>
+          <w14:ligatures w14:val="none"/>
+        </w:rPr>
+        <w:t>2.20</w:t>
+      </w:r>
+      <w:r>
+        <w:rPr>
+          <w:rFonts w:ascii="宋体" w:eastAsia="宋体" w:hAnsi="宋体" w:cs="Times New Roman"/>
+          <w:bCs/>
+          <w:color w:val="auto"/>
+          <w:sz w:val="28"/>
+          <w:szCs w:val="28"/>
+          <w14:ligatures w14:val="none"/>
+        </w:rPr>
+        <w:t>健康记录管理</w:t>
+      </w:r>
+      <w:bookmarkEnd w:id="67"/>
+    </w:p>
+    <w:p>
+      <w:pPr>
+        <w:spacing w:after="0" w:line="240" w:lineRule="auto"/>
+        <w:jc w:val="both"/>
+        <w:rPr>
+          <w:rFonts w:ascii="宋体" w:eastAsia="宋体" w:hAnsi="宋体" w:cs="Times New Roman" w:hint="eastAsia"/>
+          <w:sz w:val="24"/>
+          <w14:ligatures w14:val="none"/>
+        </w:rPr>
+      </w:pPr>
+      <w:r>
+        <w:rPr>
+          <w:rFonts w:ascii="宋体" w:eastAsia="宋体" w:hAnsi="宋体" w:cs="Times New Roman"/>
           <w:b/>
           <w:bCs/>
           <w:sz w:val="24"/>
+          <w14:ligatures w14:val="none"/>
         </w:rPr>
         <w:t>需求描述</w:t>
       </w:r>
       <w:r>
         <w:rPr>
-          <w:rFonts w:ascii="宋体" w:eastAsia="宋体" w:hAnsi="宋体"/>
-          <w:sz w:val="24"/>
+          <w:rFonts w:ascii="宋体" w:eastAsia="宋体" w:hAnsi="宋体" w:cs="Times New Roman"/>
+          <w:sz w:val="24"/>
+          <w14:ligatures w14:val="none"/>
         </w:rPr>
         <w:t>:</w:t>
       </w:r>
@@ -15191,187 +15871,195 @@
       <w:pPr>
         <w:spacing w:after="0" w:line="240" w:lineRule="auto"/>
         <w:ind w:firstLine="420"/>
-        <w:rPr>
-          <w:rFonts w:ascii="宋体" w:eastAsia="宋体" w:hAnsi="宋体"/>
-          <w:sz w:val="24"/>
-        </w:rPr>
-      </w:pPr>
-      <w:r>
-        <w:rPr>
-          <w:rFonts w:ascii="宋体" w:eastAsia="宋体" w:hAnsi="宋体"/>
-          <w:sz w:val="24"/>
-        </w:rPr>
-        <w:t>管理员可增删</w:t>
+        <w:jc w:val="both"/>
+        <w:rPr>
+          <w:rFonts w:ascii="宋体" w:eastAsia="宋体" w:hAnsi="宋体" w:cs="Times New Roman" w:hint="eastAsia"/>
+          <w:sz w:val="24"/>
+          <w14:ligatures w14:val="none"/>
+        </w:rPr>
+      </w:pPr>
+      <w:r>
+        <w:rPr>
+          <w:rFonts w:ascii="宋体" w:eastAsia="宋体" w:hAnsi="宋体" w:cs="Times New Roman"/>
+          <w:sz w:val="24"/>
+          <w14:ligatures w14:val="none"/>
+        </w:rPr>
+        <w:t>管理员可查询、筛选和管理所有用户的健康数据记录，以时间范围、用户身份等为筛选条件，</w:t>
       </w:r>
       <w:proofErr w:type="gramStart"/>
       <w:r>
         <w:rPr>
-          <w:rFonts w:ascii="宋体" w:eastAsia="宋体" w:hAnsi="宋体"/>
-          <w:sz w:val="24"/>
-        </w:rPr>
-        <w:t>改健康</w:t>
+          <w:rFonts w:ascii="宋体" w:eastAsia="宋体" w:hAnsi="宋体" w:cs="Times New Roman"/>
+          <w:sz w:val="24"/>
+          <w14:ligatures w14:val="none"/>
+        </w:rPr>
+        <w:t>支持分</w:t>
       </w:r>
       <w:proofErr w:type="gramEnd"/>
       <w:r>
         <w:rPr>
-          <w:rFonts w:ascii="宋体" w:eastAsia="宋体" w:hAnsi="宋体"/>
-          <w:sz w:val="24"/>
-        </w:rPr>
-        <w:t>资讯，并设置</w:t>
-      </w:r>
-      <w:proofErr w:type="gramStart"/>
-      <w:r>
-        <w:rPr>
-          <w:rFonts w:ascii="宋体" w:eastAsia="宋体" w:hAnsi="宋体"/>
-          <w:sz w:val="24"/>
-        </w:rPr>
-        <w:t>推荐与置顶</w:t>
-      </w:r>
-      <w:proofErr w:type="gramEnd"/>
-      <w:r>
-        <w:rPr>
-          <w:rFonts w:ascii="宋体" w:eastAsia="宋体" w:hAnsi="宋体"/>
-          <w:sz w:val="24"/>
-        </w:rPr>
-        <w:t>状态，资讯内容通过富文本编辑器编辑后存储。</w:t>
-      </w:r>
-    </w:p>
-    <w:p>
-      <w:pPr>
-        <w:spacing w:after="0" w:line="240" w:lineRule="auto"/>
-        <w:rPr>
-          <w:rFonts w:ascii="宋体" w:eastAsia="宋体" w:hAnsi="宋体"/>
-          <w:sz w:val="24"/>
-        </w:rPr>
-      </w:pPr>
-      <w:r>
-        <w:rPr>
-          <w:rFonts w:ascii="宋体" w:eastAsia="宋体" w:hAnsi="宋体"/>
+          <w:rFonts w:ascii="宋体" w:eastAsia="宋体" w:hAnsi="宋体" w:cs="Times New Roman"/>
+          <w:sz w:val="24"/>
+          <w14:ligatures w14:val="none"/>
+        </w:rPr>
+        <w:t>页和导出。</w:t>
+      </w:r>
+    </w:p>
+    <w:p>
+      <w:pPr>
+        <w:spacing w:after="0" w:line="240" w:lineRule="auto"/>
+        <w:jc w:val="both"/>
+        <w:rPr>
+          <w:rFonts w:ascii="宋体" w:eastAsia="宋体" w:hAnsi="宋体" w:cs="Times New Roman" w:hint="eastAsia"/>
+          <w:sz w:val="24"/>
+          <w14:ligatures w14:val="none"/>
+        </w:rPr>
+      </w:pPr>
+      <w:r>
+        <w:rPr>
+          <w:rFonts w:ascii="宋体" w:eastAsia="宋体" w:hAnsi="宋体" w:cs="Times New Roman"/>
           <w:b/>
           <w:bCs/>
           <w:sz w:val="24"/>
+          <w14:ligatures w14:val="none"/>
         </w:rPr>
         <w:t>执行者</w:t>
       </w:r>
       <w:r>
         <w:rPr>
-          <w:rFonts w:ascii="宋体" w:eastAsia="宋体" w:hAnsi="宋体"/>
-          <w:sz w:val="24"/>
+          <w:rFonts w:ascii="宋体" w:eastAsia="宋体" w:hAnsi="宋体" w:cs="Times New Roman"/>
+          <w:sz w:val="24"/>
+          <w14:ligatures w14:val="none"/>
         </w:rPr>
         <w:t>: 管理员</w:t>
       </w:r>
       <w:r>
         <w:rPr>
-          <w:rFonts w:ascii="宋体" w:eastAsia="宋体" w:hAnsi="宋体"/>
-          <w:sz w:val="24"/>
+          <w:rFonts w:ascii="宋体" w:eastAsia="宋体" w:hAnsi="宋体" w:cs="Times New Roman"/>
+          <w:sz w:val="24"/>
+          <w14:ligatures w14:val="none"/>
         </w:rPr>
         <w:br/>
       </w:r>
       <w:r>
         <w:rPr>
-          <w:rFonts w:ascii="宋体" w:eastAsia="宋体" w:hAnsi="宋体"/>
+          <w:rFonts w:ascii="宋体" w:eastAsia="宋体" w:hAnsi="宋体" w:cs="Times New Roman"/>
           <w:b/>
           <w:bCs/>
           <w:sz w:val="24"/>
+          <w14:ligatures w14:val="none"/>
         </w:rPr>
         <w:t>优先级</w:t>
       </w:r>
       <w:r>
         <w:rPr>
-          <w:rFonts w:ascii="宋体" w:eastAsia="宋体" w:hAnsi="宋体"/>
-          <w:sz w:val="24"/>
+          <w:rFonts w:ascii="宋体" w:eastAsia="宋体" w:hAnsi="宋体" w:cs="Times New Roman"/>
+          <w:sz w:val="24"/>
+          <w14:ligatures w14:val="none"/>
         </w:rPr>
         <w:t>: 高</w:t>
       </w:r>
       <w:r>
         <w:rPr>
-          <w:rFonts w:ascii="宋体" w:eastAsia="宋体" w:hAnsi="宋体"/>
-          <w:sz w:val="24"/>
+          <w:rFonts w:ascii="宋体" w:eastAsia="宋体" w:hAnsi="宋体" w:cs="Times New Roman"/>
+          <w:sz w:val="24"/>
+          <w14:ligatures w14:val="none"/>
         </w:rPr>
         <w:br/>
       </w:r>
       <w:r>
         <w:rPr>
-          <w:rFonts w:ascii="宋体" w:eastAsia="宋体" w:hAnsi="宋体"/>
+          <w:rFonts w:ascii="宋体" w:eastAsia="宋体" w:hAnsi="宋体" w:cs="Times New Roman"/>
           <w:b/>
           <w:bCs/>
           <w:sz w:val="24"/>
+          <w14:ligatures w14:val="none"/>
         </w:rPr>
         <w:t>使用频度</w:t>
       </w:r>
       <w:r>
         <w:rPr>
-          <w:rFonts w:ascii="宋体" w:eastAsia="宋体" w:hAnsi="宋体"/>
-          <w:sz w:val="24"/>
-        </w:rPr>
-        <w:t>: 中高</w:t>
-      </w:r>
-      <w:r>
-        <w:rPr>
-          <w:rFonts w:ascii="宋体" w:eastAsia="宋体" w:hAnsi="宋体"/>
-          <w:sz w:val="24"/>
+          <w:rFonts w:ascii="宋体" w:eastAsia="宋体" w:hAnsi="宋体" w:cs="Times New Roman"/>
+          <w:sz w:val="24"/>
+          <w14:ligatures w14:val="none"/>
+        </w:rPr>
+        <w:t>: 中</w:t>
+      </w:r>
+      <w:r>
+        <w:rPr>
+          <w:rFonts w:ascii="宋体" w:eastAsia="宋体" w:hAnsi="宋体" w:cs="Times New Roman"/>
+          <w:sz w:val="24"/>
+          <w14:ligatures w14:val="none"/>
         </w:rPr>
         <w:br/>
       </w:r>
       <w:r>
         <w:rPr>
-          <w:rFonts w:ascii="宋体" w:eastAsia="宋体" w:hAnsi="宋体"/>
+          <w:rFonts w:ascii="宋体" w:eastAsia="宋体" w:hAnsi="宋体" w:cs="Times New Roman"/>
           <w:b/>
           <w:bCs/>
           <w:sz w:val="24"/>
+          <w14:ligatures w14:val="none"/>
         </w:rPr>
         <w:t>前置条件</w:t>
       </w:r>
       <w:r>
         <w:rPr>
-          <w:rFonts w:ascii="宋体" w:eastAsia="宋体" w:hAnsi="宋体"/>
-          <w:sz w:val="24"/>
+          <w:rFonts w:ascii="宋体" w:eastAsia="宋体" w:hAnsi="宋体" w:cs="Times New Roman"/>
+          <w:sz w:val="24"/>
+          <w14:ligatures w14:val="none"/>
         </w:rPr>
         <w:t>: 管理员登录后台</w:t>
       </w:r>
       <w:r>
         <w:rPr>
-          <w:rFonts w:ascii="宋体" w:eastAsia="宋体" w:hAnsi="宋体"/>
-          <w:sz w:val="24"/>
+          <w:rFonts w:ascii="宋体" w:eastAsia="宋体" w:hAnsi="宋体" w:cs="Times New Roman"/>
+          <w:sz w:val="24"/>
+          <w14:ligatures w14:val="none"/>
         </w:rPr>
         <w:br/>
       </w:r>
       <w:r>
         <w:rPr>
-          <w:rFonts w:ascii="宋体" w:eastAsia="宋体" w:hAnsi="宋体"/>
+          <w:rFonts w:ascii="宋体" w:eastAsia="宋体" w:hAnsi="宋体" w:cs="Times New Roman"/>
           <w:b/>
           <w:bCs/>
           <w:sz w:val="24"/>
+          <w14:ligatures w14:val="none"/>
         </w:rPr>
         <w:t>后置条件</w:t>
       </w:r>
       <w:r>
         <w:rPr>
-          <w:rFonts w:ascii="宋体" w:eastAsia="宋体" w:hAnsi="宋体"/>
-          <w:sz w:val="24"/>
-        </w:rPr>
-        <w:t>: 资讯数据更新</w:t>
-      </w:r>
-      <w:r>
-        <w:rPr>
-          <w:rFonts w:ascii="宋体" w:eastAsia="宋体" w:hAnsi="宋体"/>
-          <w:sz w:val="24"/>
+          <w:rFonts w:ascii="宋体" w:eastAsia="宋体" w:hAnsi="宋体" w:cs="Times New Roman"/>
+          <w:sz w:val="24"/>
+          <w14:ligatures w14:val="none"/>
+        </w:rPr>
+        <w:t>: 数据查询结果显示或导出文件生成</w:t>
+      </w:r>
+      <w:r>
+        <w:rPr>
+          <w:rFonts w:ascii="宋体" w:eastAsia="宋体" w:hAnsi="宋体" w:cs="Times New Roman"/>
+          <w:sz w:val="24"/>
+          <w14:ligatures w14:val="none"/>
         </w:rPr>
         <w:br/>
       </w:r>
       <w:r>
         <w:rPr>
-          <w:rFonts w:ascii="宋体" w:eastAsia="宋体" w:hAnsi="宋体"/>
+          <w:rFonts w:ascii="宋体" w:eastAsia="宋体" w:hAnsi="宋体" w:cs="Times New Roman"/>
           <w:b/>
           <w:bCs/>
           <w:sz w:val="24"/>
+          <w14:ligatures w14:val="none"/>
         </w:rPr>
         <w:t>正常过程</w:t>
       </w:r>
       <w:r>
         <w:rPr>
-          <w:rFonts w:ascii="宋体" w:eastAsia="宋体" w:hAnsi="宋体"/>
-          <w:sz w:val="24"/>
+          <w:rFonts w:ascii="宋体" w:eastAsia="宋体" w:hAnsi="宋体" w:cs="Times New Roman"/>
+          <w:sz w:val="24"/>
+          <w14:ligatures w14:val="none"/>
         </w:rPr>
         <w:t>:</w:t>
       </w:r>
@@ -15380,38 +16068,44 @@
       <w:pPr>
         <w:spacing w:after="0" w:line="240" w:lineRule="auto"/>
         <w:ind w:firstLine="420"/>
-        <w:rPr>
-          <w:rFonts w:ascii="宋体" w:eastAsia="宋体" w:hAnsi="宋体"/>
-          <w:sz w:val="24"/>
-        </w:rPr>
-      </w:pPr>
-      <w:r>
-        <w:rPr>
-          <w:rFonts w:ascii="宋体" w:eastAsia="宋体" w:hAnsi="宋体"/>
-          <w:sz w:val="24"/>
-        </w:rPr>
-        <w:t>管理员通过界面发布或编辑资讯；提交内容调用后端接口更新数据库；资讯更新后在前端内容展示模块生效。</w:t>
-      </w:r>
-      <w:r>
-        <w:rPr>
-          <w:rFonts w:ascii="宋体" w:eastAsia="宋体" w:hAnsi="宋体"/>
-          <w:sz w:val="24"/>
+        <w:jc w:val="both"/>
+        <w:rPr>
+          <w:rFonts w:ascii="宋体" w:eastAsia="宋体" w:hAnsi="宋体" w:cs="Times New Roman" w:hint="eastAsia"/>
+          <w:sz w:val="24"/>
+          <w14:ligatures w14:val="none"/>
+        </w:rPr>
+      </w:pPr>
+      <w:r>
+        <w:rPr>
+          <w:rFonts w:ascii="宋体" w:eastAsia="宋体" w:hAnsi="宋体" w:cs="Times New Roman"/>
+          <w:sz w:val="24"/>
+          <w14:ligatures w14:val="none"/>
+        </w:rPr>
+        <w:t>管理员选择筛选条件；系统调用接口分页返回记录；管理员浏览或导出数据。</w:t>
+      </w:r>
+      <w:r>
+        <w:rPr>
+          <w:rFonts w:ascii="宋体" w:eastAsia="宋体" w:hAnsi="宋体" w:cs="Times New Roman"/>
+          <w:sz w:val="24"/>
+          <w14:ligatures w14:val="none"/>
         </w:rPr>
         <w:br/>
       </w:r>
       <w:r>
         <w:rPr>
-          <w:rFonts w:ascii="宋体" w:eastAsia="宋体" w:hAnsi="宋体"/>
+          <w:rFonts w:ascii="宋体" w:eastAsia="宋体" w:hAnsi="宋体" w:cs="Times New Roman"/>
           <w:b/>
           <w:bCs/>
           <w:sz w:val="24"/>
+          <w14:ligatures w14:val="none"/>
         </w:rPr>
         <w:t>异常过程</w:t>
       </w:r>
       <w:r>
         <w:rPr>
-          <w:rFonts w:ascii="宋体" w:eastAsia="宋体" w:hAnsi="宋体"/>
-          <w:sz w:val="24"/>
+          <w:rFonts w:ascii="宋体" w:eastAsia="宋体" w:hAnsi="宋体" w:cs="Times New Roman"/>
+          <w:sz w:val="24"/>
+          <w14:ligatures w14:val="none"/>
         </w:rPr>
         <w:t>:</w:t>
       </w:r>
@@ -15420,54 +16114,44 @@
       <w:pPr>
         <w:spacing w:after="0" w:line="240" w:lineRule="auto"/>
         <w:ind w:firstLine="420"/>
-        <w:rPr>
-          <w:rFonts w:ascii="宋体" w:eastAsia="宋体" w:hAnsi="宋体"/>
-          <w:sz w:val="24"/>
-        </w:rPr>
-      </w:pPr>
-      <w:r>
-        <w:rPr>
-          <w:rFonts w:ascii="宋体" w:eastAsia="宋体" w:hAnsi="宋体"/>
-          <w:sz w:val="24"/>
-        </w:rPr>
-        <w:t>内容提交失败，系统提示“保存失败”；</w:t>
-      </w:r>
-      <w:proofErr w:type="gramStart"/>
-      <w:r>
-        <w:rPr>
-          <w:rFonts w:ascii="宋体" w:eastAsia="宋体" w:hAnsi="宋体"/>
-          <w:sz w:val="24"/>
-        </w:rPr>
-        <w:t>若富文本</w:t>
-      </w:r>
-      <w:proofErr w:type="gramEnd"/>
-      <w:r>
-        <w:rPr>
-          <w:rFonts w:ascii="宋体" w:eastAsia="宋体" w:hAnsi="宋体"/>
-          <w:sz w:val="24"/>
-        </w:rPr>
-        <w:t>内容含非法脚本，系统应进行过滤。</w:t>
-      </w:r>
-      <w:r>
-        <w:rPr>
-          <w:rFonts w:ascii="宋体" w:eastAsia="宋体" w:hAnsi="宋体"/>
-          <w:sz w:val="24"/>
+        <w:jc w:val="both"/>
+        <w:rPr>
+          <w:rFonts w:ascii="宋体" w:eastAsia="宋体" w:hAnsi="宋体" w:cs="Times New Roman" w:hint="eastAsia"/>
+          <w:sz w:val="24"/>
+          <w14:ligatures w14:val="none"/>
+        </w:rPr>
+      </w:pPr>
+      <w:r>
+        <w:rPr>
+          <w:rFonts w:ascii="宋体" w:eastAsia="宋体" w:hAnsi="宋体" w:cs="Times New Roman"/>
+          <w:sz w:val="24"/>
+          <w14:ligatures w14:val="none"/>
+        </w:rPr>
+        <w:t>无结果返回时提示“未查询到数据”；导出失败时提示“数据导出失败”。</w:t>
+      </w:r>
+      <w:r>
+        <w:rPr>
+          <w:rFonts w:ascii="宋体" w:eastAsia="宋体" w:hAnsi="宋体" w:cs="Times New Roman"/>
+          <w:sz w:val="24"/>
+          <w14:ligatures w14:val="none"/>
         </w:rPr>
         <w:br/>
       </w:r>
       <w:r>
         <w:rPr>
-          <w:rFonts w:ascii="宋体" w:eastAsia="宋体" w:hAnsi="宋体"/>
+          <w:rFonts w:ascii="宋体" w:eastAsia="宋体" w:hAnsi="宋体" w:cs="Times New Roman"/>
           <w:b/>
           <w:bCs/>
           <w:sz w:val="24"/>
+          <w14:ligatures w14:val="none"/>
         </w:rPr>
         <w:t>特殊需求</w:t>
       </w:r>
       <w:r>
         <w:rPr>
-          <w:rFonts w:ascii="宋体" w:eastAsia="宋体" w:hAnsi="宋体"/>
-          <w:sz w:val="24"/>
+          <w:rFonts w:ascii="宋体" w:eastAsia="宋体" w:hAnsi="宋体" w:cs="Times New Roman"/>
+          <w:sz w:val="24"/>
+          <w14:ligatures w14:val="none"/>
         </w:rPr>
         <w:t>:</w:t>
       </w:r>
@@ -15476,42 +16160,20 @@
       <w:pPr>
         <w:spacing w:after="0" w:line="240" w:lineRule="auto"/>
         <w:ind w:firstLine="420"/>
-        <w:rPr>
-          <w:rFonts w:ascii="宋体" w:eastAsia="宋体" w:hAnsi="宋体"/>
-          <w:sz w:val="24"/>
-        </w:rPr>
-      </w:pPr>
-      <w:proofErr w:type="gramStart"/>
-      <w:r>
-        <w:rPr>
-          <w:rFonts w:ascii="宋体" w:eastAsia="宋体" w:hAnsi="宋体"/>
-          <w:sz w:val="24"/>
-        </w:rPr>
-        <w:t>推荐与置顶</w:t>
-      </w:r>
-      <w:proofErr w:type="gramEnd"/>
-      <w:r>
-        <w:rPr>
-          <w:rFonts w:ascii="宋体" w:eastAsia="宋体" w:hAnsi="宋体"/>
-          <w:sz w:val="24"/>
-        </w:rPr>
-        <w:t>资讯需设定排序优先级；富文本编辑</w:t>
-      </w:r>
-      <w:proofErr w:type="gramStart"/>
-      <w:r>
-        <w:rPr>
-          <w:rFonts w:ascii="宋体" w:eastAsia="宋体" w:hAnsi="宋体"/>
-          <w:sz w:val="24"/>
-        </w:rPr>
-        <w:t>器支持</w:t>
-      </w:r>
-      <w:proofErr w:type="gramEnd"/>
-      <w:r>
-        <w:rPr>
-          <w:rFonts w:ascii="宋体" w:eastAsia="宋体" w:hAnsi="宋体"/>
-          <w:sz w:val="24"/>
-        </w:rPr>
-        <w:t>插入图片、格式设置。</w:t>
+        <w:jc w:val="both"/>
+        <w:rPr>
+          <w:rFonts w:ascii="宋体" w:eastAsia="宋体" w:hAnsi="宋体" w:cs="Times New Roman" w:hint="eastAsia"/>
+          <w:sz w:val="24"/>
+          <w14:ligatures w14:val="none"/>
+        </w:rPr>
+      </w:pPr>
+      <w:r>
+        <w:rPr>
+          <w:rFonts w:ascii="宋体" w:eastAsia="宋体" w:hAnsi="宋体" w:cs="Times New Roman"/>
+          <w:sz w:val="24"/>
+          <w14:ligatures w14:val="none"/>
+        </w:rPr>
+        <w:t>支持导出 Excel；数据隐私字段需脱敏（如手机号）。</w:t>
       </w:r>
     </w:p>
     <w:p>
@@ -15527,7 +16189,7 @@
           <w14:ligatures w14:val="none"/>
         </w:rPr>
       </w:pPr>
-      <w:bookmarkStart w:id="66" w:name="_Toc197609829"/>
+      <w:bookmarkStart w:id="68" w:name="_Toc197609831"/>
       <w:r>
         <w:rPr>
           <w:rFonts w:ascii="宋体" w:eastAsia="宋体" w:hAnsi="宋体" w:cs="Times New Roman" w:hint="eastAsia"/>
@@ -15537,38 +16199,404 @@
           <w:szCs w:val="28"/>
           <w14:ligatures w14:val="none"/>
         </w:rPr>
-        <w:t>2.1</w:t>
-      </w:r>
-      <w:r>
-        <w:rPr>
-          <w:rFonts w:ascii="宋体" w:eastAsia="宋体" w:hAnsi="宋体" w:cs="Times New Roman" w:hint="eastAsia"/>
+        <w:t>2.21</w:t>
+      </w:r>
+      <w:r>
+        <w:rPr>
+          <w:rFonts w:ascii="宋体" w:eastAsia="宋体" w:hAnsi="宋体" w:cs="Times New Roman"/>
           <w:bCs/>
           <w:color w:val="auto"/>
           <w:sz w:val="28"/>
           <w:szCs w:val="28"/>
           <w14:ligatures w14:val="none"/>
         </w:rPr>
-        <w:t>9</w:t>
-      </w:r>
+        <w:t>消息管理</w:t>
+      </w:r>
+      <w:bookmarkEnd w:id="68"/>
+    </w:p>
+    <w:p>
+      <w:pPr>
+        <w:spacing w:after="0" w:line="240" w:lineRule="auto"/>
+        <w:jc w:val="both"/>
+        <w:rPr>
+          <w:rFonts w:ascii="宋体" w:eastAsia="宋体" w:hAnsi="宋体" w:cs="Times New Roman" w:hint="eastAsia"/>
+          <w:sz w:val="24"/>
+          <w14:ligatures w14:val="none"/>
+        </w:rPr>
+      </w:pPr>
       <w:r>
         <w:rPr>
           <w:rFonts w:ascii="宋体" w:eastAsia="宋体" w:hAnsi="宋体" w:cs="Times New Roman"/>
+          <w:b/>
+          <w:bCs/>
+          <w:sz w:val="24"/>
+          <w14:ligatures w14:val="none"/>
+        </w:rPr>
+        <w:t>需求描述</w:t>
+      </w:r>
+      <w:r>
+        <w:rPr>
+          <w:rFonts w:ascii="宋体" w:eastAsia="宋体" w:hAnsi="宋体" w:cs="Times New Roman"/>
+          <w:sz w:val="24"/>
+          <w14:ligatures w14:val="none"/>
+        </w:rPr>
+        <w:t>:</w:t>
+      </w:r>
+    </w:p>
+    <w:p>
+      <w:pPr>
+        <w:spacing w:after="0" w:line="240" w:lineRule="auto"/>
+        <w:ind w:firstLine="420"/>
+        <w:jc w:val="both"/>
+        <w:rPr>
+          <w:rFonts w:ascii="宋体" w:eastAsia="宋体" w:hAnsi="宋体" w:cs="Times New Roman" w:hint="eastAsia"/>
+          <w:sz w:val="24"/>
+          <w14:ligatures w14:val="none"/>
+        </w:rPr>
+      </w:pPr>
+      <w:r>
+        <w:rPr>
+          <w:rFonts w:ascii="宋体" w:eastAsia="宋体" w:hAnsi="宋体" w:cs="Times New Roman"/>
+          <w:sz w:val="24"/>
+          <w14:ligatures w14:val="none"/>
+        </w:rPr>
+        <w:t>管理员可创建和发布系统消息，支持定时发送与类型分类，</w:t>
+      </w:r>
+      <w:proofErr w:type="gramStart"/>
+      <w:r>
+        <w:rPr>
+          <w:rFonts w:ascii="宋体" w:eastAsia="宋体" w:hAnsi="宋体" w:cs="Times New Roman"/>
+          <w:sz w:val="24"/>
+          <w14:ligatures w14:val="none"/>
+        </w:rPr>
+        <w:t>用户端可接收</w:t>
+      </w:r>
+      <w:proofErr w:type="gramEnd"/>
+      <w:r>
+        <w:rPr>
+          <w:rFonts w:ascii="宋体" w:eastAsia="宋体" w:hAnsi="宋体" w:cs="Times New Roman"/>
+          <w:sz w:val="24"/>
+          <w14:ligatures w14:val="none"/>
+        </w:rPr>
+        <w:t>与查看历史消息。</w:t>
+      </w:r>
+    </w:p>
+    <w:p>
+      <w:pPr>
+        <w:spacing w:after="0" w:line="240" w:lineRule="auto"/>
+        <w:jc w:val="both"/>
+        <w:rPr>
+          <w:rFonts w:ascii="宋体" w:eastAsia="宋体" w:hAnsi="宋体" w:cs="Times New Roman" w:hint="eastAsia"/>
+          <w:sz w:val="24"/>
+          <w14:ligatures w14:val="none"/>
+        </w:rPr>
+      </w:pPr>
+      <w:r>
+        <w:rPr>
+          <w:rFonts w:ascii="宋体" w:eastAsia="宋体" w:hAnsi="宋体" w:cs="Times New Roman"/>
+          <w:b/>
+          <w:bCs/>
+          <w:sz w:val="24"/>
+          <w14:ligatures w14:val="none"/>
+        </w:rPr>
+        <w:t>执行者</w:t>
+      </w:r>
+      <w:r>
+        <w:rPr>
+          <w:rFonts w:ascii="宋体" w:eastAsia="宋体" w:hAnsi="宋体" w:cs="Times New Roman"/>
+          <w:sz w:val="24"/>
+          <w14:ligatures w14:val="none"/>
+        </w:rPr>
+        <w:t>: 管理员</w:t>
+      </w:r>
+      <w:r>
+        <w:rPr>
+          <w:rFonts w:ascii="宋体" w:eastAsia="宋体" w:hAnsi="宋体" w:cs="Times New Roman"/>
+          <w:sz w:val="24"/>
+          <w14:ligatures w14:val="none"/>
+        </w:rPr>
+        <w:br/>
+      </w:r>
+      <w:r>
+        <w:rPr>
+          <w:rFonts w:ascii="宋体" w:eastAsia="宋体" w:hAnsi="宋体" w:cs="Times New Roman"/>
+          <w:b/>
+          <w:bCs/>
+          <w:sz w:val="24"/>
+          <w14:ligatures w14:val="none"/>
+        </w:rPr>
+        <w:t>优先级</w:t>
+      </w:r>
+      <w:r>
+        <w:rPr>
+          <w:rFonts w:ascii="宋体" w:eastAsia="宋体" w:hAnsi="宋体" w:cs="Times New Roman"/>
+          <w:sz w:val="24"/>
+          <w14:ligatures w14:val="none"/>
+        </w:rPr>
+        <w:t>: 中高</w:t>
+      </w:r>
+      <w:r>
+        <w:rPr>
+          <w:rFonts w:ascii="宋体" w:eastAsia="宋体" w:hAnsi="宋体" w:cs="Times New Roman"/>
+          <w:sz w:val="24"/>
+          <w14:ligatures w14:val="none"/>
+        </w:rPr>
+        <w:br/>
+      </w:r>
+      <w:r>
+        <w:rPr>
+          <w:rFonts w:ascii="宋体" w:eastAsia="宋体" w:hAnsi="宋体" w:cs="Times New Roman"/>
+          <w:b/>
+          <w:bCs/>
+          <w:sz w:val="24"/>
+          <w14:ligatures w14:val="none"/>
+        </w:rPr>
+        <w:t>使用频度</w:t>
+      </w:r>
+      <w:r>
+        <w:rPr>
+          <w:rFonts w:ascii="宋体" w:eastAsia="宋体" w:hAnsi="宋体" w:cs="Times New Roman"/>
+          <w:sz w:val="24"/>
+          <w14:ligatures w14:val="none"/>
+        </w:rPr>
+        <w:t>: 中</w:t>
+      </w:r>
+      <w:r>
+        <w:rPr>
+          <w:rFonts w:ascii="宋体" w:eastAsia="宋体" w:hAnsi="宋体" w:cs="Times New Roman"/>
+          <w:sz w:val="24"/>
+          <w14:ligatures w14:val="none"/>
+        </w:rPr>
+        <w:br/>
+      </w:r>
+      <w:r>
+        <w:rPr>
+          <w:rFonts w:ascii="宋体" w:eastAsia="宋体" w:hAnsi="宋体" w:cs="Times New Roman"/>
+          <w:b/>
+          <w:bCs/>
+          <w:sz w:val="24"/>
+          <w14:ligatures w14:val="none"/>
+        </w:rPr>
+        <w:t>前置条件</w:t>
+      </w:r>
+      <w:r>
+        <w:rPr>
+          <w:rFonts w:ascii="宋体" w:eastAsia="宋体" w:hAnsi="宋体" w:cs="Times New Roman"/>
+          <w:sz w:val="24"/>
+          <w14:ligatures w14:val="none"/>
+        </w:rPr>
+        <w:t>: 管理员登录后台</w:t>
+      </w:r>
+      <w:r>
+        <w:rPr>
+          <w:rFonts w:ascii="宋体" w:eastAsia="宋体" w:hAnsi="宋体" w:cs="Times New Roman"/>
+          <w:sz w:val="24"/>
+          <w14:ligatures w14:val="none"/>
+        </w:rPr>
+        <w:br/>
+      </w:r>
+      <w:r>
+        <w:rPr>
+          <w:rFonts w:ascii="宋体" w:eastAsia="宋体" w:hAnsi="宋体" w:cs="Times New Roman"/>
+          <w:b/>
+          <w:bCs/>
+          <w:sz w:val="24"/>
+          <w14:ligatures w14:val="none"/>
+        </w:rPr>
+        <w:t>后置条件</w:t>
+      </w:r>
+      <w:r>
+        <w:rPr>
+          <w:rFonts w:ascii="宋体" w:eastAsia="宋体" w:hAnsi="宋体" w:cs="Times New Roman"/>
+          <w:sz w:val="24"/>
+          <w14:ligatures w14:val="none"/>
+        </w:rPr>
+        <w:t>: 消息入库并定时推送</w:t>
+      </w:r>
+      <w:r>
+        <w:rPr>
+          <w:rFonts w:ascii="宋体" w:eastAsia="宋体" w:hAnsi="宋体" w:cs="Times New Roman"/>
+          <w:sz w:val="24"/>
+          <w14:ligatures w14:val="none"/>
+        </w:rPr>
+        <w:br/>
+      </w:r>
+      <w:r>
+        <w:rPr>
+          <w:rFonts w:ascii="宋体" w:eastAsia="宋体" w:hAnsi="宋体" w:cs="Times New Roman"/>
+          <w:b/>
+          <w:bCs/>
+          <w:sz w:val="24"/>
+          <w14:ligatures w14:val="none"/>
+        </w:rPr>
+        <w:t>正常过程</w:t>
+      </w:r>
+      <w:r>
+        <w:rPr>
+          <w:rFonts w:ascii="宋体" w:eastAsia="宋体" w:hAnsi="宋体" w:cs="Times New Roman"/>
+          <w:sz w:val="24"/>
+          <w14:ligatures w14:val="none"/>
+        </w:rPr>
+        <w:t>:</w:t>
+      </w:r>
+    </w:p>
+    <w:p>
+      <w:pPr>
+        <w:spacing w:after="0" w:line="240" w:lineRule="auto"/>
+        <w:ind w:firstLine="420"/>
+        <w:jc w:val="both"/>
+        <w:rPr>
+          <w:rFonts w:ascii="宋体" w:eastAsia="宋体" w:hAnsi="宋体" w:cs="Times New Roman" w:hint="eastAsia"/>
+          <w:sz w:val="24"/>
+          <w14:ligatures w14:val="none"/>
+        </w:rPr>
+      </w:pPr>
+      <w:r>
+        <w:rPr>
+          <w:rFonts w:ascii="宋体" w:eastAsia="宋体" w:hAnsi="宋体" w:cs="Times New Roman"/>
+          <w:sz w:val="24"/>
+          <w14:ligatures w14:val="none"/>
+        </w:rPr>
+        <w:t>管理员撰写消息内容，设置接收人群与发布时间；系统将消息存入数据库，并根据定时规则触发推送；用户端接收显示。</w:t>
+      </w:r>
+      <w:r>
+        <w:rPr>
+          <w:rFonts w:ascii="宋体" w:eastAsia="宋体" w:hAnsi="宋体" w:cs="Times New Roman"/>
+          <w:sz w:val="24"/>
+          <w14:ligatures w14:val="none"/>
+        </w:rPr>
+        <w:br/>
+      </w:r>
+      <w:r>
+        <w:rPr>
+          <w:rFonts w:ascii="宋体" w:eastAsia="宋体" w:hAnsi="宋体" w:cs="Times New Roman"/>
+          <w:b/>
+          <w:bCs/>
+          <w:sz w:val="24"/>
+          <w14:ligatures w14:val="none"/>
+        </w:rPr>
+        <w:t>异常过程</w:t>
+      </w:r>
+      <w:r>
+        <w:rPr>
+          <w:rFonts w:ascii="宋体" w:eastAsia="宋体" w:hAnsi="宋体" w:cs="Times New Roman"/>
+          <w:sz w:val="24"/>
+          <w14:ligatures w14:val="none"/>
+        </w:rPr>
+        <w:t>:</w:t>
+      </w:r>
+    </w:p>
+    <w:p>
+      <w:pPr>
+        <w:spacing w:after="0" w:line="240" w:lineRule="auto"/>
+        <w:ind w:firstLine="420"/>
+        <w:jc w:val="both"/>
+        <w:rPr>
+          <w:rFonts w:ascii="宋体" w:eastAsia="宋体" w:hAnsi="宋体" w:cs="Times New Roman" w:hint="eastAsia"/>
+          <w:sz w:val="24"/>
+          <w14:ligatures w14:val="none"/>
+        </w:rPr>
+      </w:pPr>
+      <w:r>
+        <w:rPr>
+          <w:rFonts w:ascii="宋体" w:eastAsia="宋体" w:hAnsi="宋体" w:cs="Times New Roman"/>
+          <w:sz w:val="24"/>
+          <w14:ligatures w14:val="none"/>
+        </w:rPr>
+        <w:t>消息提交失败提示“消息保存失败”；推送失败应记录日志并重试。</w:t>
+      </w:r>
+      <w:r>
+        <w:rPr>
+          <w:rFonts w:ascii="宋体" w:eastAsia="宋体" w:hAnsi="宋体" w:cs="Times New Roman"/>
+          <w:sz w:val="24"/>
+          <w14:ligatures w14:val="none"/>
+        </w:rPr>
+        <w:br/>
+      </w:r>
+      <w:r>
+        <w:rPr>
+          <w:rFonts w:ascii="宋体" w:eastAsia="宋体" w:hAnsi="宋体" w:cs="Times New Roman"/>
+          <w:b/>
+          <w:bCs/>
+          <w:sz w:val="24"/>
+          <w14:ligatures w14:val="none"/>
+        </w:rPr>
+        <w:t>特殊需求</w:t>
+      </w:r>
+      <w:r>
+        <w:rPr>
+          <w:rFonts w:ascii="宋体" w:eastAsia="宋体" w:hAnsi="宋体" w:cs="Times New Roman"/>
+          <w:sz w:val="24"/>
+          <w14:ligatures w14:val="none"/>
+        </w:rPr>
+        <w:t>:</w:t>
+      </w:r>
+    </w:p>
+    <w:p>
+      <w:pPr>
+        <w:spacing w:after="0" w:line="240" w:lineRule="auto"/>
+        <w:ind w:firstLine="420"/>
+        <w:jc w:val="both"/>
+        <w:rPr>
+          <w:rFonts w:ascii="宋体" w:eastAsia="宋体" w:hAnsi="宋体" w:cs="Times New Roman" w:hint="eastAsia"/>
+          <w:sz w:val="24"/>
+          <w14:ligatures w14:val="none"/>
+        </w:rPr>
+      </w:pPr>
+      <w:r>
+        <w:rPr>
+          <w:rFonts w:ascii="宋体" w:eastAsia="宋体" w:hAnsi="宋体" w:cs="Times New Roman"/>
+          <w:sz w:val="24"/>
+          <w14:ligatures w14:val="none"/>
+        </w:rPr>
+        <w:t>消息应记录发布人和发布时间，支持富文本与链接插入。</w:t>
+      </w:r>
+    </w:p>
+    <w:p>
+      <w:pPr>
+        <w:pStyle w:val="2"/>
+        <w:spacing w:before="0" w:after="0" w:line="360" w:lineRule="auto"/>
+        <w:rPr>
+          <w:rFonts w:ascii="宋体" w:eastAsia="宋体" w:hAnsi="宋体" w:cs="Times New Roman" w:hint="eastAsia"/>
           <w:bCs/>
           <w:color w:val="auto"/>
           <w:sz w:val="28"/>
           <w:szCs w:val="28"/>
           <w14:ligatures w14:val="none"/>
         </w:rPr>
-        <w:t>健康模型管理</w:t>
-      </w:r>
-      <w:bookmarkEnd w:id="66"/>
+      </w:pPr>
+      <w:bookmarkStart w:id="69" w:name="_Toc197609832"/>
+      <w:r>
+        <w:rPr>
+          <w:rFonts w:ascii="宋体" w:eastAsia="宋体" w:hAnsi="宋体" w:cs="Times New Roman" w:hint="eastAsia"/>
+          <w:bCs/>
+          <w:color w:val="auto"/>
+          <w:sz w:val="28"/>
+          <w:szCs w:val="28"/>
+          <w14:ligatures w14:val="none"/>
+        </w:rPr>
+        <w:lastRenderedPageBreak/>
+        <w:t>2.22</w:t>
+      </w:r>
+      <w:r>
+        <w:rPr>
+          <w:rFonts w:ascii="宋体" w:eastAsia="宋体" w:hAnsi="宋体" w:cs="Times New Roman"/>
+          <w:bCs/>
+          <w:color w:val="auto"/>
+          <w:sz w:val="28"/>
+          <w:szCs w:val="28"/>
+          <w14:ligatures w14:val="none"/>
+        </w:rPr>
+        <w:t>评论管理</w:t>
+      </w:r>
+      <w:bookmarkEnd w:id="69"/>
     </w:p>
     <w:p>
       <w:pPr>
         <w:spacing w:after="0" w:line="240" w:lineRule="auto"/>
         <w:jc w:val="both"/>
         <w:rPr>
-          <w:rFonts w:ascii="宋体" w:eastAsia="宋体" w:hAnsi="宋体" w:cs="Times New Roman"/>
+          <w:rFonts w:ascii="宋体" w:eastAsia="宋体" w:hAnsi="宋体" w:cs="Times New Roman" w:hint="eastAsia"/>
           <w:sz w:val="24"/>
           <w14:ligatures w14:val="none"/>
         </w:rPr>
@@ -15598,18 +16626,18 @@
         <w:ind w:firstLine="420"/>
         <w:jc w:val="both"/>
         <w:rPr>
+          <w:rFonts w:ascii="宋体" w:eastAsia="宋体" w:hAnsi="宋体" w:cs="Times New Roman" w:hint="eastAsia"/>
+          <w:sz w:val="24"/>
+          <w14:ligatures w14:val="none"/>
+        </w:rPr>
+      </w:pPr>
+      <w:r>
+        <w:rPr>
           <w:rFonts w:ascii="宋体" w:eastAsia="宋体" w:hAnsi="宋体" w:cs="Times New Roman"/>
           <w:sz w:val="24"/>
           <w14:ligatures w14:val="none"/>
         </w:rPr>
-      </w:pPr>
-      <w:r>
-        <w:rPr>
-          <w:rFonts w:ascii="宋体" w:eastAsia="宋体" w:hAnsi="宋体" w:cs="Times New Roman"/>
-          <w:sz w:val="24"/>
-          <w14:ligatures w14:val="none"/>
-        </w:rPr>
-        <w:t>系统允许管理员配置健康数据录入模型的指标项，如血压、体温等的名称、单位和顺序。</w:t>
+        <w:t>管理员可查看、审核、删除用户评论，并对违规用户执行拉黑操作，防止不当内容传播。</w:t>
       </w:r>
     </w:p>
     <w:p>
@@ -15617,7 +16645,7 @@
         <w:spacing w:after="0" w:line="240" w:lineRule="auto"/>
         <w:jc w:val="both"/>
         <w:rPr>
-          <w:rFonts w:ascii="宋体" w:eastAsia="宋体" w:hAnsi="宋体" w:cs="Times New Roman"/>
+          <w:rFonts w:ascii="宋体" w:eastAsia="宋体" w:hAnsi="宋体" w:cs="Times New Roman" w:hint="eastAsia"/>
           <w:sz w:val="24"/>
           <w14:ligatures w14:val="none"/>
         </w:rPr>
@@ -15682,7 +16710,6 @@
           <w:sz w:val="24"/>
           <w14:ligatures w14:val="none"/>
         </w:rPr>
-        <w:lastRenderedPageBreak/>
         <w:t>使用频度</w:t>
       </w:r>
       <w:r>
@@ -15691,7 +16718,7 @@
           <w:sz w:val="24"/>
           <w14:ligatures w14:val="none"/>
         </w:rPr>
-        <w:t>: 中低，指标体系变更时使用</w:t>
+        <w:t>: 中高</w:t>
       </w:r>
       <w:r>
         <w:rPr>
@@ -15743,7 +16770,7 @@
           <w:sz w:val="24"/>
           <w14:ligatures w14:val="none"/>
         </w:rPr>
-        <w:t>: 健康模型配置项更新</w:t>
+        <w:t>: 评论审核状态变更或内容移除</w:t>
       </w:r>
       <w:r>
         <w:rPr>
@@ -15778,36 +16805,18 @@
         <w:ind w:firstLine="420"/>
         <w:jc w:val="both"/>
         <w:rPr>
+          <w:rFonts w:ascii="宋体" w:eastAsia="宋体" w:hAnsi="宋体" w:cs="Times New Roman" w:hint="eastAsia"/>
+          <w:sz w:val="24"/>
+          <w14:ligatures w14:val="none"/>
+        </w:rPr>
+      </w:pPr>
+      <w:r>
+        <w:rPr>
           <w:rFonts w:ascii="宋体" w:eastAsia="宋体" w:hAnsi="宋体" w:cs="Times New Roman"/>
           <w:sz w:val="24"/>
           <w14:ligatures w14:val="none"/>
         </w:rPr>
-      </w:pPr>
-      <w:r>
-        <w:rPr>
-          <w:rFonts w:ascii="宋体" w:eastAsia="宋体" w:hAnsi="宋体" w:cs="Times New Roman"/>
-          <w:sz w:val="24"/>
-          <w14:ligatures w14:val="none"/>
-        </w:rPr>
-        <w:t>管理员进入配置页面；增删</w:t>
-      </w:r>
-      <w:proofErr w:type="gramStart"/>
-      <w:r>
-        <w:rPr>
-          <w:rFonts w:ascii="宋体" w:eastAsia="宋体" w:hAnsi="宋体" w:cs="Times New Roman"/>
-          <w:sz w:val="24"/>
-          <w14:ligatures w14:val="none"/>
-        </w:rPr>
-        <w:t>改指标项</w:t>
-      </w:r>
-      <w:proofErr w:type="gramEnd"/>
-      <w:r>
-        <w:rPr>
-          <w:rFonts w:ascii="宋体" w:eastAsia="宋体" w:hAnsi="宋体" w:cs="Times New Roman"/>
-          <w:sz w:val="24"/>
-          <w14:ligatures w14:val="none"/>
-        </w:rPr>
-        <w:t>；保存后数据库更新模型配置表；配置项同步应用于前端录入页面。</w:t>
+        <w:t>系统加载评论列表；管理员逐条审核、删除或拉黑用户；后台记录操作并更新评论状态或用户状态。</w:t>
       </w:r>
       <w:r>
         <w:rPr>
@@ -15842,18 +16851,18 @@
         <w:ind w:firstLine="420"/>
         <w:jc w:val="both"/>
         <w:rPr>
+          <w:rFonts w:ascii="宋体" w:eastAsia="宋体" w:hAnsi="宋体" w:cs="Times New Roman" w:hint="eastAsia"/>
+          <w:sz w:val="24"/>
+          <w14:ligatures w14:val="none"/>
+        </w:rPr>
+      </w:pPr>
+      <w:r>
+        <w:rPr>
           <w:rFonts w:ascii="宋体" w:eastAsia="宋体" w:hAnsi="宋体" w:cs="Times New Roman"/>
           <w:sz w:val="24"/>
           <w14:ligatures w14:val="none"/>
         </w:rPr>
-      </w:pPr>
-      <w:r>
-        <w:rPr>
-          <w:rFonts w:ascii="宋体" w:eastAsia="宋体" w:hAnsi="宋体" w:cs="Times New Roman"/>
-          <w:sz w:val="24"/>
-          <w14:ligatures w14:val="none"/>
-        </w:rPr>
-        <w:t>配置项重复或缺失字段，系统提示校验错误。</w:t>
+        <w:t>删除评论失败提示“操作失败”；若评论数据异常缺失，应在日志中记录异常。</w:t>
       </w:r>
       <w:r>
         <w:rPr>
@@ -15888,1180 +16897,7 @@
         <w:ind w:firstLine="420"/>
         <w:jc w:val="both"/>
         <w:rPr>
-          <w:rFonts w:ascii="宋体" w:eastAsia="宋体" w:hAnsi="宋体" w:cs="Times New Roman"/>
-          <w:sz w:val="24"/>
-          <w14:ligatures w14:val="none"/>
-        </w:rPr>
-      </w:pPr>
-      <w:r>
-        <w:rPr>
-          <w:rFonts w:ascii="宋体" w:eastAsia="宋体" w:hAnsi="宋体" w:cs="Times New Roman"/>
-          <w:sz w:val="24"/>
-          <w14:ligatures w14:val="none"/>
-        </w:rPr>
-        <w:t>配置变更</w:t>
-      </w:r>
-      <w:proofErr w:type="gramStart"/>
-      <w:r>
-        <w:rPr>
-          <w:rFonts w:ascii="宋体" w:eastAsia="宋体" w:hAnsi="宋体" w:cs="Times New Roman"/>
-          <w:sz w:val="24"/>
-          <w14:ligatures w14:val="none"/>
-        </w:rPr>
-        <w:t>应影响</w:t>
-      </w:r>
-      <w:proofErr w:type="gramEnd"/>
-      <w:r>
-        <w:rPr>
-          <w:rFonts w:ascii="宋体" w:eastAsia="宋体" w:hAnsi="宋体" w:cs="Times New Roman"/>
-          <w:sz w:val="24"/>
-          <w14:ligatures w14:val="none"/>
-        </w:rPr>
-        <w:t>所有用户的录入界面，需实现热更新；支持单位字典管理。</w:t>
-      </w:r>
-    </w:p>
-    <w:p>
-      <w:pPr>
-        <w:pStyle w:val="2"/>
-        <w:spacing w:before="0" w:after="0" w:line="360" w:lineRule="auto"/>
-        <w:rPr>
           <w:rFonts w:ascii="宋体" w:eastAsia="宋体" w:hAnsi="宋体" w:cs="Times New Roman" w:hint="eastAsia"/>
-          <w:bCs/>
-          <w:color w:val="auto"/>
-          <w:sz w:val="28"/>
-          <w:szCs w:val="28"/>
-          <w14:ligatures w14:val="none"/>
-        </w:rPr>
-      </w:pPr>
-      <w:bookmarkStart w:id="67" w:name="_Toc197609830"/>
-      <w:r>
-        <w:rPr>
-          <w:rFonts w:ascii="宋体" w:eastAsia="宋体" w:hAnsi="宋体" w:cs="Times New Roman" w:hint="eastAsia"/>
-          <w:bCs/>
-          <w:color w:val="auto"/>
-          <w:sz w:val="28"/>
-          <w:szCs w:val="28"/>
-          <w14:ligatures w14:val="none"/>
-        </w:rPr>
-        <w:t>2.</w:t>
-      </w:r>
-      <w:r>
-        <w:rPr>
-          <w:rFonts w:ascii="宋体" w:eastAsia="宋体" w:hAnsi="宋体" w:cs="Times New Roman" w:hint="eastAsia"/>
-          <w:bCs/>
-          <w:color w:val="auto"/>
-          <w:sz w:val="28"/>
-          <w:szCs w:val="28"/>
-          <w14:ligatures w14:val="none"/>
-        </w:rPr>
-        <w:t>20</w:t>
-      </w:r>
-      <w:r>
-        <w:rPr>
-          <w:rFonts w:ascii="宋体" w:eastAsia="宋体" w:hAnsi="宋体" w:cs="Times New Roman"/>
-          <w:bCs/>
-          <w:color w:val="auto"/>
-          <w:sz w:val="28"/>
-          <w:szCs w:val="28"/>
-          <w14:ligatures w14:val="none"/>
-        </w:rPr>
-        <w:t>健康记录管理</w:t>
-      </w:r>
-      <w:bookmarkEnd w:id="67"/>
-    </w:p>
-    <w:p>
-      <w:pPr>
-        <w:spacing w:after="0" w:line="240" w:lineRule="auto"/>
-        <w:jc w:val="both"/>
-        <w:rPr>
-          <w:rFonts w:ascii="宋体" w:eastAsia="宋体" w:hAnsi="宋体" w:cs="Times New Roman"/>
-          <w:sz w:val="24"/>
-          <w14:ligatures w14:val="none"/>
-        </w:rPr>
-      </w:pPr>
-      <w:r>
-        <w:rPr>
-          <w:rFonts w:ascii="宋体" w:eastAsia="宋体" w:hAnsi="宋体" w:cs="Times New Roman"/>
-          <w:b/>
-          <w:bCs/>
-          <w:sz w:val="24"/>
-          <w14:ligatures w14:val="none"/>
-        </w:rPr>
-        <w:t>需求描述</w:t>
-      </w:r>
-      <w:r>
-        <w:rPr>
-          <w:rFonts w:ascii="宋体" w:eastAsia="宋体" w:hAnsi="宋体" w:cs="Times New Roman"/>
-          <w:sz w:val="24"/>
-          <w14:ligatures w14:val="none"/>
-        </w:rPr>
-        <w:t>:</w:t>
-      </w:r>
-    </w:p>
-    <w:p>
-      <w:pPr>
-        <w:spacing w:after="0" w:line="240" w:lineRule="auto"/>
-        <w:ind w:firstLine="420"/>
-        <w:jc w:val="both"/>
-        <w:rPr>
-          <w:rFonts w:ascii="宋体" w:eastAsia="宋体" w:hAnsi="宋体" w:cs="Times New Roman"/>
-          <w:sz w:val="24"/>
-          <w14:ligatures w14:val="none"/>
-        </w:rPr>
-      </w:pPr>
-      <w:r>
-        <w:rPr>
-          <w:rFonts w:ascii="宋体" w:eastAsia="宋体" w:hAnsi="宋体" w:cs="Times New Roman"/>
-          <w:sz w:val="24"/>
-          <w14:ligatures w14:val="none"/>
-        </w:rPr>
-        <w:t>管理员可查询、筛选和管理所有用户的健康数据记录，以时间范围、用户身份等为筛选条件，</w:t>
-      </w:r>
-      <w:proofErr w:type="gramStart"/>
-      <w:r>
-        <w:rPr>
-          <w:rFonts w:ascii="宋体" w:eastAsia="宋体" w:hAnsi="宋体" w:cs="Times New Roman"/>
-          <w:sz w:val="24"/>
-          <w14:ligatures w14:val="none"/>
-        </w:rPr>
-        <w:t>支持分</w:t>
-      </w:r>
-      <w:proofErr w:type="gramEnd"/>
-      <w:r>
-        <w:rPr>
-          <w:rFonts w:ascii="宋体" w:eastAsia="宋体" w:hAnsi="宋体" w:cs="Times New Roman"/>
-          <w:sz w:val="24"/>
-          <w14:ligatures w14:val="none"/>
-        </w:rPr>
-        <w:t>页和导出。</w:t>
-      </w:r>
-    </w:p>
-    <w:p>
-      <w:pPr>
-        <w:spacing w:after="0" w:line="240" w:lineRule="auto"/>
-        <w:jc w:val="both"/>
-        <w:rPr>
-          <w:rFonts w:ascii="宋体" w:eastAsia="宋体" w:hAnsi="宋体" w:cs="Times New Roman"/>
-          <w:sz w:val="24"/>
-          <w14:ligatures w14:val="none"/>
-        </w:rPr>
-      </w:pPr>
-      <w:r>
-        <w:rPr>
-          <w:rFonts w:ascii="宋体" w:eastAsia="宋体" w:hAnsi="宋体" w:cs="Times New Roman"/>
-          <w:b/>
-          <w:bCs/>
-          <w:sz w:val="24"/>
-          <w14:ligatures w14:val="none"/>
-        </w:rPr>
-        <w:t>执行者</w:t>
-      </w:r>
-      <w:r>
-        <w:rPr>
-          <w:rFonts w:ascii="宋体" w:eastAsia="宋体" w:hAnsi="宋体" w:cs="Times New Roman"/>
-          <w:sz w:val="24"/>
-          <w14:ligatures w14:val="none"/>
-        </w:rPr>
-        <w:t>: 管理员</w:t>
-      </w:r>
-      <w:r>
-        <w:rPr>
-          <w:rFonts w:ascii="宋体" w:eastAsia="宋体" w:hAnsi="宋体" w:cs="Times New Roman"/>
-          <w:sz w:val="24"/>
-          <w14:ligatures w14:val="none"/>
-        </w:rPr>
-        <w:br/>
-      </w:r>
-      <w:r>
-        <w:rPr>
-          <w:rFonts w:ascii="宋体" w:eastAsia="宋体" w:hAnsi="宋体" w:cs="Times New Roman"/>
-          <w:b/>
-          <w:bCs/>
-          <w:sz w:val="24"/>
-          <w14:ligatures w14:val="none"/>
-        </w:rPr>
-        <w:t>优先级</w:t>
-      </w:r>
-      <w:r>
-        <w:rPr>
-          <w:rFonts w:ascii="宋体" w:eastAsia="宋体" w:hAnsi="宋体" w:cs="Times New Roman"/>
-          <w:sz w:val="24"/>
-          <w14:ligatures w14:val="none"/>
-        </w:rPr>
-        <w:t>: 高</w:t>
-      </w:r>
-      <w:r>
-        <w:rPr>
-          <w:rFonts w:ascii="宋体" w:eastAsia="宋体" w:hAnsi="宋体" w:cs="Times New Roman"/>
-          <w:sz w:val="24"/>
-          <w14:ligatures w14:val="none"/>
-        </w:rPr>
-        <w:br/>
-      </w:r>
-      <w:r>
-        <w:rPr>
-          <w:rFonts w:ascii="宋体" w:eastAsia="宋体" w:hAnsi="宋体" w:cs="Times New Roman"/>
-          <w:b/>
-          <w:bCs/>
-          <w:sz w:val="24"/>
-          <w14:ligatures w14:val="none"/>
-        </w:rPr>
-        <w:t>使用频度</w:t>
-      </w:r>
-      <w:r>
-        <w:rPr>
-          <w:rFonts w:ascii="宋体" w:eastAsia="宋体" w:hAnsi="宋体" w:cs="Times New Roman"/>
-          <w:sz w:val="24"/>
-          <w14:ligatures w14:val="none"/>
-        </w:rPr>
-        <w:t>: 中</w:t>
-      </w:r>
-      <w:r>
-        <w:rPr>
-          <w:rFonts w:ascii="宋体" w:eastAsia="宋体" w:hAnsi="宋体" w:cs="Times New Roman"/>
-          <w:sz w:val="24"/>
-          <w14:ligatures w14:val="none"/>
-        </w:rPr>
-        <w:br/>
-      </w:r>
-      <w:r>
-        <w:rPr>
-          <w:rFonts w:ascii="宋体" w:eastAsia="宋体" w:hAnsi="宋体" w:cs="Times New Roman"/>
-          <w:b/>
-          <w:bCs/>
-          <w:sz w:val="24"/>
-          <w14:ligatures w14:val="none"/>
-        </w:rPr>
-        <w:t>前置条件</w:t>
-      </w:r>
-      <w:r>
-        <w:rPr>
-          <w:rFonts w:ascii="宋体" w:eastAsia="宋体" w:hAnsi="宋体" w:cs="Times New Roman"/>
-          <w:sz w:val="24"/>
-          <w14:ligatures w14:val="none"/>
-        </w:rPr>
-        <w:t>: 管理员登录后台</w:t>
-      </w:r>
-      <w:r>
-        <w:rPr>
-          <w:rFonts w:ascii="宋体" w:eastAsia="宋体" w:hAnsi="宋体" w:cs="Times New Roman"/>
-          <w:sz w:val="24"/>
-          <w14:ligatures w14:val="none"/>
-        </w:rPr>
-        <w:br/>
-      </w:r>
-      <w:r>
-        <w:rPr>
-          <w:rFonts w:ascii="宋体" w:eastAsia="宋体" w:hAnsi="宋体" w:cs="Times New Roman"/>
-          <w:b/>
-          <w:bCs/>
-          <w:sz w:val="24"/>
-          <w14:ligatures w14:val="none"/>
-        </w:rPr>
-        <w:t>后置条件</w:t>
-      </w:r>
-      <w:r>
-        <w:rPr>
-          <w:rFonts w:ascii="宋体" w:eastAsia="宋体" w:hAnsi="宋体" w:cs="Times New Roman"/>
-          <w:sz w:val="24"/>
-          <w14:ligatures w14:val="none"/>
-        </w:rPr>
-        <w:t>: 数据查询结果显示或导出文件生成</w:t>
-      </w:r>
-      <w:r>
-        <w:rPr>
-          <w:rFonts w:ascii="宋体" w:eastAsia="宋体" w:hAnsi="宋体" w:cs="Times New Roman"/>
-          <w:sz w:val="24"/>
-          <w14:ligatures w14:val="none"/>
-        </w:rPr>
-        <w:br/>
-      </w:r>
-      <w:r>
-        <w:rPr>
-          <w:rFonts w:ascii="宋体" w:eastAsia="宋体" w:hAnsi="宋体" w:cs="Times New Roman"/>
-          <w:b/>
-          <w:bCs/>
-          <w:sz w:val="24"/>
-          <w14:ligatures w14:val="none"/>
-        </w:rPr>
-        <w:t>正常过程</w:t>
-      </w:r>
-      <w:r>
-        <w:rPr>
-          <w:rFonts w:ascii="宋体" w:eastAsia="宋体" w:hAnsi="宋体" w:cs="Times New Roman"/>
-          <w:sz w:val="24"/>
-          <w14:ligatures w14:val="none"/>
-        </w:rPr>
-        <w:t>:</w:t>
-      </w:r>
-    </w:p>
-    <w:p>
-      <w:pPr>
-        <w:spacing w:after="0" w:line="240" w:lineRule="auto"/>
-        <w:ind w:firstLine="420"/>
-        <w:jc w:val="both"/>
-        <w:rPr>
-          <w:rFonts w:ascii="宋体" w:eastAsia="宋体" w:hAnsi="宋体" w:cs="Times New Roman"/>
-          <w:sz w:val="24"/>
-          <w14:ligatures w14:val="none"/>
-        </w:rPr>
-      </w:pPr>
-      <w:r>
-        <w:rPr>
-          <w:rFonts w:ascii="宋体" w:eastAsia="宋体" w:hAnsi="宋体" w:cs="Times New Roman"/>
-          <w:sz w:val="24"/>
-          <w14:ligatures w14:val="none"/>
-        </w:rPr>
-        <w:t>管理员选择筛选条件；系统调用接口分页返回记录；管理员浏览或导出数据。</w:t>
-      </w:r>
-      <w:r>
-        <w:rPr>
-          <w:rFonts w:ascii="宋体" w:eastAsia="宋体" w:hAnsi="宋体" w:cs="Times New Roman"/>
-          <w:sz w:val="24"/>
-          <w14:ligatures w14:val="none"/>
-        </w:rPr>
-        <w:br/>
-      </w:r>
-      <w:r>
-        <w:rPr>
-          <w:rFonts w:ascii="宋体" w:eastAsia="宋体" w:hAnsi="宋体" w:cs="Times New Roman"/>
-          <w:b/>
-          <w:bCs/>
-          <w:sz w:val="24"/>
-          <w14:ligatures w14:val="none"/>
-        </w:rPr>
-        <w:t>异常过程</w:t>
-      </w:r>
-      <w:r>
-        <w:rPr>
-          <w:rFonts w:ascii="宋体" w:eastAsia="宋体" w:hAnsi="宋体" w:cs="Times New Roman"/>
-          <w:sz w:val="24"/>
-          <w14:ligatures w14:val="none"/>
-        </w:rPr>
-        <w:t>:</w:t>
-      </w:r>
-    </w:p>
-    <w:p>
-      <w:pPr>
-        <w:spacing w:after="0" w:line="240" w:lineRule="auto"/>
-        <w:ind w:firstLine="420"/>
-        <w:jc w:val="both"/>
-        <w:rPr>
-          <w:rFonts w:ascii="宋体" w:eastAsia="宋体" w:hAnsi="宋体" w:cs="Times New Roman"/>
-          <w:sz w:val="24"/>
-          <w14:ligatures w14:val="none"/>
-        </w:rPr>
-      </w:pPr>
-      <w:r>
-        <w:rPr>
-          <w:rFonts w:ascii="宋体" w:eastAsia="宋体" w:hAnsi="宋体" w:cs="Times New Roman"/>
-          <w:sz w:val="24"/>
-          <w14:ligatures w14:val="none"/>
-        </w:rPr>
-        <w:t>无结果返回时提示“未查询到数据”；导出失败时提示“数据导出失败”。</w:t>
-      </w:r>
-      <w:r>
-        <w:rPr>
-          <w:rFonts w:ascii="宋体" w:eastAsia="宋体" w:hAnsi="宋体" w:cs="Times New Roman"/>
-          <w:sz w:val="24"/>
-          <w14:ligatures w14:val="none"/>
-        </w:rPr>
-        <w:br/>
-      </w:r>
-      <w:r>
-        <w:rPr>
-          <w:rFonts w:ascii="宋体" w:eastAsia="宋体" w:hAnsi="宋体" w:cs="Times New Roman"/>
-          <w:b/>
-          <w:bCs/>
-          <w:sz w:val="24"/>
-          <w14:ligatures w14:val="none"/>
-        </w:rPr>
-        <w:t>特殊需求</w:t>
-      </w:r>
-      <w:r>
-        <w:rPr>
-          <w:rFonts w:ascii="宋体" w:eastAsia="宋体" w:hAnsi="宋体" w:cs="Times New Roman"/>
-          <w:sz w:val="24"/>
-          <w14:ligatures w14:val="none"/>
-        </w:rPr>
-        <w:t>:</w:t>
-      </w:r>
-    </w:p>
-    <w:p>
-      <w:pPr>
-        <w:spacing w:after="0" w:line="240" w:lineRule="auto"/>
-        <w:ind w:firstLine="420"/>
-        <w:jc w:val="both"/>
-        <w:rPr>
-          <w:rFonts w:ascii="宋体" w:eastAsia="宋体" w:hAnsi="宋体" w:cs="Times New Roman" w:hint="eastAsia"/>
-          <w:sz w:val="24"/>
-          <w14:ligatures w14:val="none"/>
-        </w:rPr>
-      </w:pPr>
-      <w:r>
-        <w:rPr>
-          <w:rFonts w:ascii="宋体" w:eastAsia="宋体" w:hAnsi="宋体" w:cs="Times New Roman"/>
-          <w:sz w:val="24"/>
-          <w14:ligatures w14:val="none"/>
-        </w:rPr>
-        <w:t>支持导出 Excel；数据隐私字段需脱敏（如手机号）。</w:t>
-      </w:r>
-    </w:p>
-    <w:p>
-      <w:pPr>
-        <w:pStyle w:val="2"/>
-        <w:spacing w:before="0" w:after="0" w:line="360" w:lineRule="auto"/>
-        <w:rPr>
-          <w:rFonts w:ascii="宋体" w:eastAsia="宋体" w:hAnsi="宋体" w:cs="Times New Roman" w:hint="eastAsia"/>
-          <w:bCs/>
-          <w:color w:val="auto"/>
-          <w:sz w:val="28"/>
-          <w:szCs w:val="28"/>
-          <w14:ligatures w14:val="none"/>
-        </w:rPr>
-      </w:pPr>
-      <w:bookmarkStart w:id="68" w:name="_Toc197609831"/>
-      <w:r>
-        <w:rPr>
-          <w:rFonts w:ascii="宋体" w:eastAsia="宋体" w:hAnsi="宋体" w:cs="Times New Roman" w:hint="eastAsia"/>
-          <w:bCs/>
-          <w:color w:val="auto"/>
-          <w:sz w:val="28"/>
-          <w:szCs w:val="28"/>
-          <w14:ligatures w14:val="none"/>
-        </w:rPr>
-        <w:t>2.</w:t>
-      </w:r>
-      <w:r>
-        <w:rPr>
-          <w:rFonts w:ascii="宋体" w:eastAsia="宋体" w:hAnsi="宋体" w:cs="Times New Roman" w:hint="eastAsia"/>
-          <w:bCs/>
-          <w:color w:val="auto"/>
-          <w:sz w:val="28"/>
-          <w:szCs w:val="28"/>
-          <w14:ligatures w14:val="none"/>
-        </w:rPr>
-        <w:t>2</w:t>
-      </w:r>
-      <w:r>
-        <w:rPr>
-          <w:rFonts w:ascii="宋体" w:eastAsia="宋体" w:hAnsi="宋体" w:cs="Times New Roman" w:hint="eastAsia"/>
-          <w:bCs/>
-          <w:color w:val="auto"/>
-          <w:sz w:val="28"/>
-          <w:szCs w:val="28"/>
-          <w14:ligatures w14:val="none"/>
-        </w:rPr>
-        <w:t>1</w:t>
-      </w:r>
-      <w:r>
-        <w:rPr>
-          <w:rFonts w:ascii="宋体" w:eastAsia="宋体" w:hAnsi="宋体" w:cs="Times New Roman"/>
-          <w:bCs/>
-          <w:color w:val="auto"/>
-          <w:sz w:val="28"/>
-          <w:szCs w:val="28"/>
-          <w14:ligatures w14:val="none"/>
-        </w:rPr>
-        <w:t>消息管理</w:t>
-      </w:r>
-      <w:bookmarkEnd w:id="68"/>
-    </w:p>
-    <w:p>
-      <w:pPr>
-        <w:spacing w:after="0" w:line="240" w:lineRule="auto"/>
-        <w:jc w:val="both"/>
-        <w:rPr>
-          <w:rFonts w:ascii="宋体" w:eastAsia="宋体" w:hAnsi="宋体" w:cs="Times New Roman"/>
-          <w:sz w:val="24"/>
-          <w14:ligatures w14:val="none"/>
-        </w:rPr>
-      </w:pPr>
-      <w:r>
-        <w:rPr>
-          <w:rFonts w:ascii="宋体" w:eastAsia="宋体" w:hAnsi="宋体" w:cs="Times New Roman"/>
-          <w:b/>
-          <w:bCs/>
-          <w:sz w:val="24"/>
-          <w14:ligatures w14:val="none"/>
-        </w:rPr>
-        <w:t>需求描述</w:t>
-      </w:r>
-      <w:r>
-        <w:rPr>
-          <w:rFonts w:ascii="宋体" w:eastAsia="宋体" w:hAnsi="宋体" w:cs="Times New Roman"/>
-          <w:sz w:val="24"/>
-          <w14:ligatures w14:val="none"/>
-        </w:rPr>
-        <w:t>:</w:t>
-      </w:r>
-    </w:p>
-    <w:p>
-      <w:pPr>
-        <w:spacing w:after="0" w:line="240" w:lineRule="auto"/>
-        <w:ind w:firstLine="420"/>
-        <w:jc w:val="both"/>
-        <w:rPr>
-          <w:rFonts w:ascii="宋体" w:eastAsia="宋体" w:hAnsi="宋体" w:cs="Times New Roman"/>
-          <w:sz w:val="24"/>
-          <w14:ligatures w14:val="none"/>
-        </w:rPr>
-      </w:pPr>
-      <w:r>
-        <w:rPr>
-          <w:rFonts w:ascii="宋体" w:eastAsia="宋体" w:hAnsi="宋体" w:cs="Times New Roman"/>
-          <w:sz w:val="24"/>
-          <w14:ligatures w14:val="none"/>
-        </w:rPr>
-        <w:t>管理员可创建和发布系统消息，支持定时发送与类型分类，</w:t>
-      </w:r>
-      <w:proofErr w:type="gramStart"/>
-      <w:r>
-        <w:rPr>
-          <w:rFonts w:ascii="宋体" w:eastAsia="宋体" w:hAnsi="宋体" w:cs="Times New Roman"/>
-          <w:sz w:val="24"/>
-          <w14:ligatures w14:val="none"/>
-        </w:rPr>
-        <w:t>用户端可接收</w:t>
-      </w:r>
-      <w:proofErr w:type="gramEnd"/>
-      <w:r>
-        <w:rPr>
-          <w:rFonts w:ascii="宋体" w:eastAsia="宋体" w:hAnsi="宋体" w:cs="Times New Roman"/>
-          <w:sz w:val="24"/>
-          <w14:ligatures w14:val="none"/>
-        </w:rPr>
-        <w:t>与查看历史消息。</w:t>
-      </w:r>
-    </w:p>
-    <w:p>
-      <w:pPr>
-        <w:spacing w:after="0" w:line="240" w:lineRule="auto"/>
-        <w:jc w:val="both"/>
-        <w:rPr>
-          <w:rFonts w:ascii="宋体" w:eastAsia="宋体" w:hAnsi="宋体" w:cs="Times New Roman"/>
-          <w:sz w:val="24"/>
-          <w14:ligatures w14:val="none"/>
-        </w:rPr>
-      </w:pPr>
-      <w:r>
-        <w:rPr>
-          <w:rFonts w:ascii="宋体" w:eastAsia="宋体" w:hAnsi="宋体" w:cs="Times New Roman"/>
-          <w:b/>
-          <w:bCs/>
-          <w:sz w:val="24"/>
-          <w14:ligatures w14:val="none"/>
-        </w:rPr>
-        <w:t>执行者</w:t>
-      </w:r>
-      <w:r>
-        <w:rPr>
-          <w:rFonts w:ascii="宋体" w:eastAsia="宋体" w:hAnsi="宋体" w:cs="Times New Roman"/>
-          <w:sz w:val="24"/>
-          <w14:ligatures w14:val="none"/>
-        </w:rPr>
-        <w:t>: 管理员</w:t>
-      </w:r>
-      <w:r>
-        <w:rPr>
-          <w:rFonts w:ascii="宋体" w:eastAsia="宋体" w:hAnsi="宋体" w:cs="Times New Roman"/>
-          <w:sz w:val="24"/>
-          <w14:ligatures w14:val="none"/>
-        </w:rPr>
-        <w:br/>
-      </w:r>
-      <w:r>
-        <w:rPr>
-          <w:rFonts w:ascii="宋体" w:eastAsia="宋体" w:hAnsi="宋体" w:cs="Times New Roman"/>
-          <w:b/>
-          <w:bCs/>
-          <w:sz w:val="24"/>
-          <w14:ligatures w14:val="none"/>
-        </w:rPr>
-        <w:t>优先级</w:t>
-      </w:r>
-      <w:r>
-        <w:rPr>
-          <w:rFonts w:ascii="宋体" w:eastAsia="宋体" w:hAnsi="宋体" w:cs="Times New Roman"/>
-          <w:sz w:val="24"/>
-          <w14:ligatures w14:val="none"/>
-        </w:rPr>
-        <w:t>: 中高</w:t>
-      </w:r>
-      <w:r>
-        <w:rPr>
-          <w:rFonts w:ascii="宋体" w:eastAsia="宋体" w:hAnsi="宋体" w:cs="Times New Roman"/>
-          <w:sz w:val="24"/>
-          <w14:ligatures w14:val="none"/>
-        </w:rPr>
-        <w:br/>
-      </w:r>
-      <w:r>
-        <w:rPr>
-          <w:rFonts w:ascii="宋体" w:eastAsia="宋体" w:hAnsi="宋体" w:cs="Times New Roman"/>
-          <w:b/>
-          <w:bCs/>
-          <w:sz w:val="24"/>
-          <w14:ligatures w14:val="none"/>
-        </w:rPr>
-        <w:t>使用频度</w:t>
-      </w:r>
-      <w:r>
-        <w:rPr>
-          <w:rFonts w:ascii="宋体" w:eastAsia="宋体" w:hAnsi="宋体" w:cs="Times New Roman"/>
-          <w:sz w:val="24"/>
-          <w14:ligatures w14:val="none"/>
-        </w:rPr>
-        <w:t>: 中</w:t>
-      </w:r>
-      <w:r>
-        <w:rPr>
-          <w:rFonts w:ascii="宋体" w:eastAsia="宋体" w:hAnsi="宋体" w:cs="Times New Roman"/>
-          <w:sz w:val="24"/>
-          <w14:ligatures w14:val="none"/>
-        </w:rPr>
-        <w:br/>
-      </w:r>
-      <w:r>
-        <w:rPr>
-          <w:rFonts w:ascii="宋体" w:eastAsia="宋体" w:hAnsi="宋体" w:cs="Times New Roman"/>
-          <w:b/>
-          <w:bCs/>
-          <w:sz w:val="24"/>
-          <w14:ligatures w14:val="none"/>
-        </w:rPr>
-        <w:t>前置条件</w:t>
-      </w:r>
-      <w:r>
-        <w:rPr>
-          <w:rFonts w:ascii="宋体" w:eastAsia="宋体" w:hAnsi="宋体" w:cs="Times New Roman"/>
-          <w:sz w:val="24"/>
-          <w14:ligatures w14:val="none"/>
-        </w:rPr>
-        <w:t>: 管理员登录后台</w:t>
-      </w:r>
-      <w:r>
-        <w:rPr>
-          <w:rFonts w:ascii="宋体" w:eastAsia="宋体" w:hAnsi="宋体" w:cs="Times New Roman"/>
-          <w:sz w:val="24"/>
-          <w14:ligatures w14:val="none"/>
-        </w:rPr>
-        <w:br/>
-      </w:r>
-      <w:r>
-        <w:rPr>
-          <w:rFonts w:ascii="宋体" w:eastAsia="宋体" w:hAnsi="宋体" w:cs="Times New Roman"/>
-          <w:b/>
-          <w:bCs/>
-          <w:sz w:val="24"/>
-          <w14:ligatures w14:val="none"/>
-        </w:rPr>
-        <w:t>后置条件</w:t>
-      </w:r>
-      <w:r>
-        <w:rPr>
-          <w:rFonts w:ascii="宋体" w:eastAsia="宋体" w:hAnsi="宋体" w:cs="Times New Roman"/>
-          <w:sz w:val="24"/>
-          <w14:ligatures w14:val="none"/>
-        </w:rPr>
-        <w:t>: 消息入库并定时推送</w:t>
-      </w:r>
-      <w:r>
-        <w:rPr>
-          <w:rFonts w:ascii="宋体" w:eastAsia="宋体" w:hAnsi="宋体" w:cs="Times New Roman"/>
-          <w:sz w:val="24"/>
-          <w14:ligatures w14:val="none"/>
-        </w:rPr>
-        <w:br/>
-      </w:r>
-      <w:r>
-        <w:rPr>
-          <w:rFonts w:ascii="宋体" w:eastAsia="宋体" w:hAnsi="宋体" w:cs="Times New Roman"/>
-          <w:b/>
-          <w:bCs/>
-          <w:sz w:val="24"/>
-          <w14:ligatures w14:val="none"/>
-        </w:rPr>
-        <w:t>正常过程</w:t>
-      </w:r>
-      <w:r>
-        <w:rPr>
-          <w:rFonts w:ascii="宋体" w:eastAsia="宋体" w:hAnsi="宋体" w:cs="Times New Roman"/>
-          <w:sz w:val="24"/>
-          <w14:ligatures w14:val="none"/>
-        </w:rPr>
-        <w:t>:</w:t>
-      </w:r>
-    </w:p>
-    <w:p>
-      <w:pPr>
-        <w:spacing w:after="0" w:line="240" w:lineRule="auto"/>
-        <w:ind w:firstLine="420"/>
-        <w:jc w:val="both"/>
-        <w:rPr>
-          <w:rFonts w:ascii="宋体" w:eastAsia="宋体" w:hAnsi="宋体" w:cs="Times New Roman"/>
-          <w:sz w:val="24"/>
-          <w14:ligatures w14:val="none"/>
-        </w:rPr>
-      </w:pPr>
-      <w:r>
-        <w:rPr>
-          <w:rFonts w:ascii="宋体" w:eastAsia="宋体" w:hAnsi="宋体" w:cs="Times New Roman"/>
-          <w:sz w:val="24"/>
-          <w14:ligatures w14:val="none"/>
-        </w:rPr>
-        <w:t>管理员撰写消息内容，设置接收人群与发布时间；系统将消息存入数据库，并根据定时规则触发推送；用户端接收显示。</w:t>
-      </w:r>
-      <w:r>
-        <w:rPr>
-          <w:rFonts w:ascii="宋体" w:eastAsia="宋体" w:hAnsi="宋体" w:cs="Times New Roman"/>
-          <w:sz w:val="24"/>
-          <w14:ligatures w14:val="none"/>
-        </w:rPr>
-        <w:br/>
-      </w:r>
-      <w:r>
-        <w:rPr>
-          <w:rFonts w:ascii="宋体" w:eastAsia="宋体" w:hAnsi="宋体" w:cs="Times New Roman"/>
-          <w:b/>
-          <w:bCs/>
-          <w:sz w:val="24"/>
-          <w14:ligatures w14:val="none"/>
-        </w:rPr>
-        <w:t>异常过程</w:t>
-      </w:r>
-      <w:r>
-        <w:rPr>
-          <w:rFonts w:ascii="宋体" w:eastAsia="宋体" w:hAnsi="宋体" w:cs="Times New Roman"/>
-          <w:sz w:val="24"/>
-          <w14:ligatures w14:val="none"/>
-        </w:rPr>
-        <w:t>:</w:t>
-      </w:r>
-    </w:p>
-    <w:p>
-      <w:pPr>
-        <w:spacing w:after="0" w:line="240" w:lineRule="auto"/>
-        <w:ind w:firstLine="420"/>
-        <w:jc w:val="both"/>
-        <w:rPr>
-          <w:rFonts w:ascii="宋体" w:eastAsia="宋体" w:hAnsi="宋体" w:cs="Times New Roman"/>
-          <w:sz w:val="24"/>
-          <w14:ligatures w14:val="none"/>
-        </w:rPr>
-      </w:pPr>
-      <w:r>
-        <w:rPr>
-          <w:rFonts w:ascii="宋体" w:eastAsia="宋体" w:hAnsi="宋体" w:cs="Times New Roman"/>
-          <w:sz w:val="24"/>
-          <w14:ligatures w14:val="none"/>
-        </w:rPr>
-        <w:t>消息提交失败提示“消息保存失败”；推送失败应记录日志并重试。</w:t>
-      </w:r>
-      <w:r>
-        <w:rPr>
-          <w:rFonts w:ascii="宋体" w:eastAsia="宋体" w:hAnsi="宋体" w:cs="Times New Roman"/>
-          <w:sz w:val="24"/>
-          <w14:ligatures w14:val="none"/>
-        </w:rPr>
-        <w:br/>
-      </w:r>
-      <w:r>
-        <w:rPr>
-          <w:rFonts w:ascii="宋体" w:eastAsia="宋体" w:hAnsi="宋体" w:cs="Times New Roman"/>
-          <w:b/>
-          <w:bCs/>
-          <w:sz w:val="24"/>
-          <w14:ligatures w14:val="none"/>
-        </w:rPr>
-        <w:t>特殊需求</w:t>
-      </w:r>
-      <w:r>
-        <w:rPr>
-          <w:rFonts w:ascii="宋体" w:eastAsia="宋体" w:hAnsi="宋体" w:cs="Times New Roman"/>
-          <w:sz w:val="24"/>
-          <w14:ligatures w14:val="none"/>
-        </w:rPr>
-        <w:t>:</w:t>
-      </w:r>
-    </w:p>
-    <w:p>
-      <w:pPr>
-        <w:spacing w:after="0" w:line="240" w:lineRule="auto"/>
-        <w:ind w:firstLine="420"/>
-        <w:jc w:val="both"/>
-        <w:rPr>
-          <w:rFonts w:ascii="宋体" w:eastAsia="宋体" w:hAnsi="宋体" w:cs="Times New Roman" w:hint="eastAsia"/>
-          <w:sz w:val="24"/>
-          <w14:ligatures w14:val="none"/>
-        </w:rPr>
-      </w:pPr>
-      <w:r>
-        <w:rPr>
-          <w:rFonts w:ascii="宋体" w:eastAsia="宋体" w:hAnsi="宋体" w:cs="Times New Roman"/>
-          <w:sz w:val="24"/>
-          <w14:ligatures w14:val="none"/>
-        </w:rPr>
-        <w:t>消息应记录发布人和发布时间，支持富文本与链接插入。</w:t>
-      </w:r>
-    </w:p>
-    <w:p>
-      <w:pPr>
-        <w:pStyle w:val="2"/>
-        <w:spacing w:before="0" w:after="0" w:line="360" w:lineRule="auto"/>
-        <w:rPr>
-          <w:rFonts w:ascii="宋体" w:eastAsia="宋体" w:hAnsi="宋体" w:cs="Times New Roman" w:hint="eastAsia"/>
-          <w:bCs/>
-          <w:color w:val="auto"/>
-          <w:sz w:val="28"/>
-          <w:szCs w:val="28"/>
-          <w14:ligatures w14:val="none"/>
-        </w:rPr>
-      </w:pPr>
-      <w:bookmarkStart w:id="69" w:name="_Toc197609832"/>
-      <w:r>
-        <w:rPr>
-          <w:rFonts w:ascii="宋体" w:eastAsia="宋体" w:hAnsi="宋体" w:cs="Times New Roman" w:hint="eastAsia"/>
-          <w:bCs/>
-          <w:color w:val="auto"/>
-          <w:sz w:val="28"/>
-          <w:szCs w:val="28"/>
-          <w14:ligatures w14:val="none"/>
-        </w:rPr>
-        <w:lastRenderedPageBreak/>
-        <w:t>2.</w:t>
-      </w:r>
-      <w:r>
-        <w:rPr>
-          <w:rFonts w:ascii="宋体" w:eastAsia="宋体" w:hAnsi="宋体" w:cs="Times New Roman" w:hint="eastAsia"/>
-          <w:bCs/>
-          <w:color w:val="auto"/>
-          <w:sz w:val="28"/>
-          <w:szCs w:val="28"/>
-          <w14:ligatures w14:val="none"/>
-        </w:rPr>
-        <w:t>22</w:t>
-      </w:r>
-      <w:r>
-        <w:rPr>
-          <w:rFonts w:ascii="宋体" w:eastAsia="宋体" w:hAnsi="宋体" w:cs="Times New Roman"/>
-          <w:bCs/>
-          <w:color w:val="auto"/>
-          <w:sz w:val="28"/>
-          <w:szCs w:val="28"/>
-          <w14:ligatures w14:val="none"/>
-        </w:rPr>
-        <w:t>评论管理</w:t>
-      </w:r>
-      <w:bookmarkEnd w:id="69"/>
-    </w:p>
-    <w:p>
-      <w:pPr>
-        <w:spacing w:after="0" w:line="240" w:lineRule="auto"/>
-        <w:jc w:val="both"/>
-        <w:rPr>
-          <w:rFonts w:ascii="宋体" w:eastAsia="宋体" w:hAnsi="宋体" w:cs="Times New Roman"/>
-          <w:sz w:val="24"/>
-          <w14:ligatures w14:val="none"/>
-        </w:rPr>
-      </w:pPr>
-      <w:r>
-        <w:rPr>
-          <w:rFonts w:ascii="宋体" w:eastAsia="宋体" w:hAnsi="宋体" w:cs="Times New Roman"/>
-          <w:b/>
-          <w:bCs/>
-          <w:sz w:val="24"/>
-          <w14:ligatures w14:val="none"/>
-        </w:rPr>
-        <w:t>需求描述</w:t>
-      </w:r>
-      <w:r>
-        <w:rPr>
-          <w:rFonts w:ascii="宋体" w:eastAsia="宋体" w:hAnsi="宋体" w:cs="Times New Roman"/>
-          <w:sz w:val="24"/>
-          <w14:ligatures w14:val="none"/>
-        </w:rPr>
-        <w:t>:</w:t>
-      </w:r>
-    </w:p>
-    <w:p>
-      <w:pPr>
-        <w:spacing w:after="0" w:line="240" w:lineRule="auto"/>
-        <w:ind w:firstLine="420"/>
-        <w:jc w:val="both"/>
-        <w:rPr>
-          <w:rFonts w:ascii="宋体" w:eastAsia="宋体" w:hAnsi="宋体" w:cs="Times New Roman"/>
-          <w:sz w:val="24"/>
-          <w14:ligatures w14:val="none"/>
-        </w:rPr>
-      </w:pPr>
-      <w:r>
-        <w:rPr>
-          <w:rFonts w:ascii="宋体" w:eastAsia="宋体" w:hAnsi="宋体" w:cs="Times New Roman"/>
-          <w:sz w:val="24"/>
-          <w14:ligatures w14:val="none"/>
-        </w:rPr>
-        <w:t>管理员可查看、审核、删除用户评论，并对违规用户执行拉黑操作，防止不当内容传播。</w:t>
-      </w:r>
-    </w:p>
-    <w:p>
-      <w:pPr>
-        <w:spacing w:after="0" w:line="240" w:lineRule="auto"/>
-        <w:jc w:val="both"/>
-        <w:rPr>
-          <w:rFonts w:ascii="宋体" w:eastAsia="宋体" w:hAnsi="宋体" w:cs="Times New Roman"/>
-          <w:sz w:val="24"/>
-          <w14:ligatures w14:val="none"/>
-        </w:rPr>
-      </w:pPr>
-      <w:r>
-        <w:rPr>
-          <w:rFonts w:ascii="宋体" w:eastAsia="宋体" w:hAnsi="宋体" w:cs="Times New Roman"/>
-          <w:b/>
-          <w:bCs/>
-          <w:sz w:val="24"/>
-          <w14:ligatures w14:val="none"/>
-        </w:rPr>
-        <w:t>执行者</w:t>
-      </w:r>
-      <w:r>
-        <w:rPr>
-          <w:rFonts w:ascii="宋体" w:eastAsia="宋体" w:hAnsi="宋体" w:cs="Times New Roman"/>
-          <w:sz w:val="24"/>
-          <w14:ligatures w14:val="none"/>
-        </w:rPr>
-        <w:t>: 管理员</w:t>
-      </w:r>
-      <w:r>
-        <w:rPr>
-          <w:rFonts w:ascii="宋体" w:eastAsia="宋体" w:hAnsi="宋体" w:cs="Times New Roman"/>
-          <w:sz w:val="24"/>
-          <w14:ligatures w14:val="none"/>
-        </w:rPr>
-        <w:br/>
-      </w:r>
-      <w:r>
-        <w:rPr>
-          <w:rFonts w:ascii="宋体" w:eastAsia="宋体" w:hAnsi="宋体" w:cs="Times New Roman"/>
-          <w:b/>
-          <w:bCs/>
-          <w:sz w:val="24"/>
-          <w14:ligatures w14:val="none"/>
-        </w:rPr>
-        <w:t>优先级</w:t>
-      </w:r>
-      <w:r>
-        <w:rPr>
-          <w:rFonts w:ascii="宋体" w:eastAsia="宋体" w:hAnsi="宋体" w:cs="Times New Roman"/>
-          <w:sz w:val="24"/>
-          <w14:ligatures w14:val="none"/>
-        </w:rPr>
-        <w:t>: 高</w:t>
-      </w:r>
-      <w:r>
-        <w:rPr>
-          <w:rFonts w:ascii="宋体" w:eastAsia="宋体" w:hAnsi="宋体" w:cs="Times New Roman"/>
-          <w:sz w:val="24"/>
-          <w14:ligatures w14:val="none"/>
-        </w:rPr>
-        <w:br/>
-      </w:r>
-      <w:r>
-        <w:rPr>
-          <w:rFonts w:ascii="宋体" w:eastAsia="宋体" w:hAnsi="宋体" w:cs="Times New Roman"/>
-          <w:b/>
-          <w:bCs/>
-          <w:sz w:val="24"/>
-          <w14:ligatures w14:val="none"/>
-        </w:rPr>
-        <w:t>使用频度</w:t>
-      </w:r>
-      <w:r>
-        <w:rPr>
-          <w:rFonts w:ascii="宋体" w:eastAsia="宋体" w:hAnsi="宋体" w:cs="Times New Roman"/>
-          <w:sz w:val="24"/>
-          <w14:ligatures w14:val="none"/>
-        </w:rPr>
-        <w:t>: 中高</w:t>
-      </w:r>
-      <w:r>
-        <w:rPr>
-          <w:rFonts w:ascii="宋体" w:eastAsia="宋体" w:hAnsi="宋体" w:cs="Times New Roman"/>
-          <w:sz w:val="24"/>
-          <w14:ligatures w14:val="none"/>
-        </w:rPr>
-        <w:br/>
-      </w:r>
-      <w:r>
-        <w:rPr>
-          <w:rFonts w:ascii="宋体" w:eastAsia="宋体" w:hAnsi="宋体" w:cs="Times New Roman"/>
-          <w:b/>
-          <w:bCs/>
-          <w:sz w:val="24"/>
-          <w14:ligatures w14:val="none"/>
-        </w:rPr>
-        <w:t>前置条件</w:t>
-      </w:r>
-      <w:r>
-        <w:rPr>
-          <w:rFonts w:ascii="宋体" w:eastAsia="宋体" w:hAnsi="宋体" w:cs="Times New Roman"/>
-          <w:sz w:val="24"/>
-          <w14:ligatures w14:val="none"/>
-        </w:rPr>
-        <w:t>: 管理员登录后台</w:t>
-      </w:r>
-      <w:r>
-        <w:rPr>
-          <w:rFonts w:ascii="宋体" w:eastAsia="宋体" w:hAnsi="宋体" w:cs="Times New Roman"/>
-          <w:sz w:val="24"/>
-          <w14:ligatures w14:val="none"/>
-        </w:rPr>
-        <w:br/>
-      </w:r>
-      <w:r>
-        <w:rPr>
-          <w:rFonts w:ascii="宋体" w:eastAsia="宋体" w:hAnsi="宋体" w:cs="Times New Roman"/>
-          <w:b/>
-          <w:bCs/>
-          <w:sz w:val="24"/>
-          <w14:ligatures w14:val="none"/>
-        </w:rPr>
-        <w:t>后置条件</w:t>
-      </w:r>
-      <w:r>
-        <w:rPr>
-          <w:rFonts w:ascii="宋体" w:eastAsia="宋体" w:hAnsi="宋体" w:cs="Times New Roman"/>
-          <w:sz w:val="24"/>
-          <w14:ligatures w14:val="none"/>
-        </w:rPr>
-        <w:t>: 评论审核状态变更或内容移除</w:t>
-      </w:r>
-      <w:r>
-        <w:rPr>
-          <w:rFonts w:ascii="宋体" w:eastAsia="宋体" w:hAnsi="宋体" w:cs="Times New Roman"/>
-          <w:sz w:val="24"/>
-          <w14:ligatures w14:val="none"/>
-        </w:rPr>
-        <w:br/>
-      </w:r>
-      <w:r>
-        <w:rPr>
-          <w:rFonts w:ascii="宋体" w:eastAsia="宋体" w:hAnsi="宋体" w:cs="Times New Roman"/>
-          <w:b/>
-          <w:bCs/>
-          <w:sz w:val="24"/>
-          <w14:ligatures w14:val="none"/>
-        </w:rPr>
-        <w:t>正常过程</w:t>
-      </w:r>
-      <w:r>
-        <w:rPr>
-          <w:rFonts w:ascii="宋体" w:eastAsia="宋体" w:hAnsi="宋体" w:cs="Times New Roman"/>
-          <w:sz w:val="24"/>
-          <w14:ligatures w14:val="none"/>
-        </w:rPr>
-        <w:t>:</w:t>
-      </w:r>
-    </w:p>
-    <w:p>
-      <w:pPr>
-        <w:spacing w:after="0" w:line="240" w:lineRule="auto"/>
-        <w:ind w:firstLine="420"/>
-        <w:jc w:val="both"/>
-        <w:rPr>
-          <w:rFonts w:ascii="宋体" w:eastAsia="宋体" w:hAnsi="宋体" w:cs="Times New Roman"/>
-          <w:sz w:val="24"/>
-          <w14:ligatures w14:val="none"/>
-        </w:rPr>
-      </w:pPr>
-      <w:r>
-        <w:rPr>
-          <w:rFonts w:ascii="宋体" w:eastAsia="宋体" w:hAnsi="宋体" w:cs="Times New Roman"/>
-          <w:sz w:val="24"/>
-          <w14:ligatures w14:val="none"/>
-        </w:rPr>
-        <w:t>系统加载评论列表；管理员逐条审核、删除或拉黑用户；后台记录操作并更新评论状态或用户状态。</w:t>
-      </w:r>
-      <w:r>
-        <w:rPr>
-          <w:rFonts w:ascii="宋体" w:eastAsia="宋体" w:hAnsi="宋体" w:cs="Times New Roman"/>
-          <w:sz w:val="24"/>
-          <w14:ligatures w14:val="none"/>
-        </w:rPr>
-        <w:br/>
-      </w:r>
-      <w:r>
-        <w:rPr>
-          <w:rFonts w:ascii="宋体" w:eastAsia="宋体" w:hAnsi="宋体" w:cs="Times New Roman"/>
-          <w:b/>
-          <w:bCs/>
-          <w:sz w:val="24"/>
-          <w14:ligatures w14:val="none"/>
-        </w:rPr>
-        <w:t>异常过程</w:t>
-      </w:r>
-      <w:r>
-        <w:rPr>
-          <w:rFonts w:ascii="宋体" w:eastAsia="宋体" w:hAnsi="宋体" w:cs="Times New Roman"/>
-          <w:sz w:val="24"/>
-          <w14:ligatures w14:val="none"/>
-        </w:rPr>
-        <w:t>:</w:t>
-      </w:r>
-    </w:p>
-    <w:p>
-      <w:pPr>
-        <w:spacing w:after="0" w:line="240" w:lineRule="auto"/>
-        <w:ind w:firstLine="420"/>
-        <w:jc w:val="both"/>
-        <w:rPr>
-          <w:rFonts w:ascii="宋体" w:eastAsia="宋体" w:hAnsi="宋体" w:cs="Times New Roman"/>
-          <w:sz w:val="24"/>
-          <w14:ligatures w14:val="none"/>
-        </w:rPr>
-      </w:pPr>
-      <w:r>
-        <w:rPr>
-          <w:rFonts w:ascii="宋体" w:eastAsia="宋体" w:hAnsi="宋体" w:cs="Times New Roman"/>
-          <w:sz w:val="24"/>
-          <w14:ligatures w14:val="none"/>
-        </w:rPr>
-        <w:t>删除评论失败提示“操作失败”；若评论数据异常缺失，应在日志中记录异常。</w:t>
-      </w:r>
-      <w:r>
-        <w:rPr>
-          <w:rFonts w:ascii="宋体" w:eastAsia="宋体" w:hAnsi="宋体" w:cs="Times New Roman"/>
-          <w:sz w:val="24"/>
-          <w14:ligatures w14:val="none"/>
-        </w:rPr>
-        <w:br/>
-      </w:r>
-      <w:r>
-        <w:rPr>
-          <w:rFonts w:ascii="宋体" w:eastAsia="宋体" w:hAnsi="宋体" w:cs="Times New Roman"/>
-          <w:b/>
-          <w:bCs/>
-          <w:sz w:val="24"/>
-          <w14:ligatures w14:val="none"/>
-        </w:rPr>
-        <w:t>特殊需求</w:t>
-      </w:r>
-      <w:r>
-        <w:rPr>
-          <w:rFonts w:ascii="宋体" w:eastAsia="宋体" w:hAnsi="宋体" w:cs="Times New Roman"/>
-          <w:sz w:val="24"/>
-          <w14:ligatures w14:val="none"/>
-        </w:rPr>
-        <w:t>:</w:t>
-      </w:r>
-    </w:p>
-    <w:p>
-      <w:pPr>
-        <w:spacing w:after="0" w:line="240" w:lineRule="auto"/>
-        <w:ind w:firstLine="420"/>
-        <w:jc w:val="both"/>
-        <w:rPr>
-          <w:rFonts w:ascii="宋体" w:eastAsia="宋体" w:hAnsi="宋体" w:cs="Times New Roman"/>
           <w:sz w:val="24"/>
           <w14:ligatures w14:val="none"/>
         </w:rPr>
@@ -17894,7 +17730,21 @@
           <w:rFonts w:ascii="宋体" w:eastAsia="宋体" w:hAnsi="宋体"/>
           <w:sz w:val="24"/>
         </w:rPr>
-        <w:t>实时数据采集与显示延迟不得超过 2 秒</w:t>
+        <w:t>实时数据</w:t>
+      </w:r>
+      <w:r>
+        <w:rPr>
+          <w:rFonts w:ascii="宋体" w:eastAsia="宋体" w:hAnsi="宋体" w:hint="eastAsia"/>
+          <w:sz w:val="24"/>
+        </w:rPr>
+        <w:t>；录入</w:t>
+      </w:r>
+      <w:r>
+        <w:rPr>
+          <w:rFonts w:ascii="宋体" w:eastAsia="宋体" w:hAnsi="宋体"/>
+          <w:sz w:val="24"/>
+        </w:rPr>
+        <w:t>与显示延迟不得超过 2 秒</w:t>
       </w:r>
     </w:p>
     <w:p>
@@ -23530,6 +23380,7 @@
   <w:style w:type="character" w:default="1" w:styleId="a0">
     <w:name w:val="Default Paragraph Font"/>
     <w:uiPriority w:val="1"/>
+    <w:semiHidden/>
     <w:unhideWhenUsed/>
   </w:style>
   <w:style w:type="table" w:default="1" w:styleId="a1">
